--- a/Database_Distributed_Ledger_Technical_Design.docx
+++ b/Database_Distributed_Ledger_Technical_Design.docx
@@ -396,8 +396,7 @@
         <w:rPr/>
       </w:pPr>
       <w:r>
-        <w:rPr/>
-        <w:t>Signature algorithm: AES-256-CBC</w:t>
+        <w:t>Signature algorithm: Ed25519 (confirmed 2026-10-21; supersedes AES-256-CBC)</w:t>
       </w:r>
     </w:p>
     <w:p>
@@ -2041,8 +2040,7 @@
         <w:rPr/>
       </w:pPr>
       <w:r>
-        <w:rPr/>
-        <w:t>Earlier sections retain unresolved choices on cryptographic signing (AES-256-CBC is not an asymmetric signature scheme), canonical byte serialization and hash boundaries, authorization ordering, clock trust, schema changes, selective replay dependencies, and trigger/function/procedure support. Earlier predecessor-reference statements are obsolete per 16.1. Review and reconcile these before treating the specification as an executable protocol.</w:t>
+        <w:t>Earlier sections retain obsolete cryptographic wording (superseded by Section 18.22), plus unresolved choices on canonical byte serialization and hash boundaries, authorization ordering, clock trust, schema changes, selective replay dependencies, and trigger/function/procedure support. Earlier predecessor-reference statements are obsolete per 16.1. Review and reconcile these before treating the specification as an executable protocol.</w:t>
       </w:r>
     </w:p>
     <w:p>
@@ -2413,7 +2411,7 @@
     </w:p>
     <w:p>
       <w:r>
-        <w:t>When the specification is fully edited, reconcile earlier sections that still mention predecessor block links, DAG branches, atomic multi-statement SQL transaction assumptions, or unilateral revocation scenarios. Section 16.1 confirms blocks have NO predecessor reference. The newer decisions in Sections 18.15–18.18 supersede those legacy statements. Other outstanding questions (digital-signature algorithm versus AES, canonical encoding, crash-safe append, repaired-value blocks, precisely supported SQL feature set, and timing policy) remain OPEN unless explicitly resolved elsewhere.</w:t>
+        <w:t>When the specification is fully edited, reconcile earlier sections that still mention predecessor block links, DAG branches, atomic multi-statement SQL transaction assumptions, or unilateral revocation scenarios. Section 16.1 confirms blocks have NO predecessor reference. The newer decisions in Sections 18.15–18.18 supersede those legacy statements. Other outstanding questions (canonical encoding, exact signed-byte boundaries, crash-safe append, repaired-value blocks, precisely supported SQL feature set, and timing policy) remain OPEN unless explicitly resolved elsewhere.</w:t>
       </w:r>
     </w:p>
     <w:p>
@@ -2486,12 +2484,732 @@
         <w:pStyle w:val="Heading3"/>
       </w:pPr>
       <w:r>
-        <w:t>18.21.4 Block proof mechanism — intended property confirmed; algorithm remains OPEN</w:t>
-      </w:r>
-    </w:p>
-    <w:p>
-      <w:r>
-        <w:t>The required cryptographic property is public verification of each master-authored block: only the holder of an authorized master private key can construct a valid authenticator, while anyone with the corresponding public key can verify that authenticator against the exact authenticated block bytes/hash. The originator described this as decrypting an encrypted key/hash field and comparing the hash. IMPORTANT TECHNICAL DISTINCTION: AES-256-CBC is a symmetric encryption mode and cannot implement private-key authorship with public-key verification. A standardized asymmetric signature such as Ed25519 (RFC 8032) or RSA-PSS would satisfy the intended property, though verification is not necessarily literal public-key decryption. The originator has NOT approved an algorithm substitution yet. Keep signer-key encoding, SHA-512 hash placement, exact signed/canonical bytes, and algorithm versioning OPEN; do not implement an insecure invented private-key encryption or hash-only comparison.</w:t>
+        <w:t>18.21.4 Block proof mechanism — Ed25519 approved in Section 18.22</w:t>
+      </w:r>
+    </w:p>
+    <w:p>
+      <w:r>
+        <w:t>The required cryptographic property is public verification of each master-authored block: only the holder of an authorized master private key can construct a valid authenticator, while anyone with the corresponding public key can verify that authenticator against the exact authenticated block bytes/hash. The originator described this as decrypting an encrypted key/hash field and comparing the hash. IMPORTANT TECHNICAL DISTINCTION: AES-256-CBC is a symmetric encryption mode and cannot implement private-key authorship with public-key verification. The approved implementation uses Ed25519 (RFC 8032) for signature creation and verification, without treating signature verification as literal public-key decryption. Retain SHA-512 as the independent block hash. Signer-key encoding, SHA-512 hash placement, exact signed/canonical bytes, and algorithm versioning remain OPEN; do not implement an insecure invented private-key encryption or hash-only comparison.</w:t>
+      </w:r>
+    </w:p>
+    <w:p>
+      <w:pPr>
+        <w:pStyle w:val="Heading3"/>
+      </w:pPr>
+      <w:r>
+        <w:t>18.22 Cryptographic standard — CONFIRMED 2026-10-21</w:t>
+      </w:r>
+    </w:p>
+    <w:p>
+      <w:r>
+        <w:t>Version 1 MUST use Ed25519 (RFC 8032) for asymmetric digital signatures on master-authored blocks. Authorized masters retain private signing keys; public verification keys allow unrestricted independent authentication. Use SHA-512 as the separately specified block hashing algorithm. The legacy AES-256-CBC "signature algorithm" wording is superseded and MUST NOT be implemented as block authentication; AES-256-CBC is symmetric encryption and has no public verification key. Ed25519 is a signature mechanism, not payload encryption, and this ledger's contents are public. Still OPEN: canonical wire encoding, precise signed bytes, whether the separately calculated SHA-512 digest is signed or embedded, hash-field cycle avoidance, version negotiation/algorithm upgrades, public-key encoding, and signature representation. This decision does not automatically resolve those separate protocol issues.</w:t>
+      </w:r>
+    </w:p>
+    <w:p>
+      <w:pPr>
+        <w:pStyle w:val="Heading3"/>
+      </w:pPr>
+      <w:r>
+        <w:t>18.23 Authorization grant effective time — CONFIRMED 2026-10-21</w:t>
+      </w:r>
+    </w:p>
+    <w:p>
+      <w:r>
+        <w:t>Master authority is determined at the block’s position in the canonical timestamp-and-key order, not at block receipt time. A block signed by a newly granted master is unauthorized and must be rejected if its canonical position precedes the effective GRANT_MASTER authorization, even if the key is authorized by the time the block is received. Example: If Master A grants Master B authority at 10:00, a B-signed block at 09:59 is unauthorized. A previously materialized block found to be unauthorized after later receipt of relevant authority history must be removed from the derived database projection and its dependencies selectively reconciled; retained raw bytes may be kept for audit/quarantine rather than accepted as an authorized change. OPEN: exact tie-order semantics for grant and grantee blocks with identical timestamps, and safeguards against timestamp manipulation. This rule does not modify the existing two-party revocation requirement.</w:t>
+      </w:r>
+    </w:p>
+    <w:p>
+      <w:pPr>
+        <w:pStyle w:val="Heading2"/>
+      </w:pPr>
+      <w:r>
+        <w:t>18.24 SQL transactions and partial commit publication — CONFIRMED 2026-10-21</w:t>
+      </w:r>
+    </w:p>
+    <w:p>
+      <w:r>
+        <w:t>BEGIN opens an isolated, provisional SQL transaction. SQL statements in that transaction may evaluate and stage changes using the existing relational engine, but MUST NOT directly change the official materialized database or publish ledger blocks before COMMIT. ROLLBACK discards all provisional changes and emits no blocks.</w:t>
+      </w:r>
+    </w:p>
+    <w:p>
+      <w:r>
+        <w:t>At COMMIT, the master converts the resulting staged row mutations into individually authenticated, durable ledger blocks (one affected row per block). Blocks are published independently, NOT atomically as a group. If a crash or other failure occurs after 60 of 100 blocks have been durably written, those 60 blocks are permanent authoritative history; the remaining 40 may never be issued. An ordinary SQL transaction does NOT confer all-or-nothing ledger publication or application guarantees in Version 1. Ledger blocks must never be deleted or undone by SQL ROLLBACK once durably created.</w:t>
+      </w:r>
+    </w:p>
+    <w:p>
+      <w:r>
+        <w:t>Applications requiring all-or-nothing business outcomes must implement their own protocol or explicitly ensure every intended change was issued and apply compensating new ledger operations where appropriate; compensation does not erase the original blocks. A future version might offer a mode that durably publishes a group of independent blocks together, but this is NOT a Version 1 requirement.</w:t>
+      </w:r>
+    </w:p>
+    <w:p>
+      <w:r>
+        <w:t>OPEN: Exactly how SQL COMMIT reports partial publication or late failures to the client; retries/idempotency and operation identifiers; whether failed portions should be attempted after process recovery; representation of transient staged data; and precise error/timeout behavior. These matters must not be silently resolved into atomic group publishing.</w:t>
+      </w:r>
+    </w:p>
+    <w:p>
+      <w:pPr>
+        <w:pStyle w:val="Heading2"/>
+      </w:pPr>
+      <w:r>
+        <w:t>18.25 Ledger versus database responsibility for incomplete SQL commits — CONFIRMED 2026-10-21</w:t>
+      </w:r>
+    </w:p>
+    <w:p>
+      <w:r>
+        <w:t>Architectural separation: The ledger is the foundational, authoritative, immutable record of individually issued blocks. A database engine and all applications are above it. The ledger neither interprets a multi-row SQL transaction as an all-or-nothing unit nor guarantees completion of a particular database-level SQL COMMIT. A durable block remains authoritative regardless of why other intended blocks were not created.</w:t>
+      </w:r>
+    </w:p>
+    <w:p>
+      <w:r>
+        <w:t>If a database crashes after issuing 60 of 100 intended row-change blocks, the ledger authoritatively contains those 60 blocks. The database layer should report or log that the intended COMMIT was not fully completed, where such failure can be detected. The crashed process cannot throw a live error after abrupt termination; a durable commit-progress record could enable the recovered database to log/report the partial failure and identify outstanding work.</w:t>
+      </w:r>
+    </w:p>
+    <w:p>
+      <w:r>
+        <w:t>Optional database-layer resilience: Upon restart, the database MAY use its durable staged-transaction or commit-progress metadata to resume an interrupted COMMIT and issue the remaining 40 independent blocks. Such continuation must avoid duplicate creation and handle retries, but it is an implementation choice for the database layer, NOT a requirement or guarantee of the underlying ledger. Likewise, the application may detect and repair incomplete work.</w:t>
+      </w:r>
+    </w:p>
+    <w:p>
+      <w:r>
+        <w:t>OPEN for the database implementation: Precise persistence of staged changes and publish-progress bookkeeping, deduplication/operation identity, whether and when to auto-resume, how and when SQL clients see failures, and semantics of an interrupted request. These are not ledger requirements. No previously created block may be erased or reversed by an ordinary SQL ROLLBACK.</w:t>
+      </w:r>
+    </w:p>
+    <w:p>
+      <w:pPr>
+        <w:pStyle w:val="Heading2"/>
+      </w:pPr>
+      <w:r>
+        <w:t>18.26 Cascading authorization and historical re-evaluation — CONFIRMED 2026-10-21</w:t>
+      </w:r>
+    </w:p>
+    <w:p>
+      <w:r>
+        <w:t>Authorization is transitive and evaluated using the canonical ledger order. If subsequently received earlier history establishes that a master lacked valid authority at the time it granted authority to another master, the downstream grant is invalid, as are all blocks relying solely on that downstream authorization. This applies recursively through the grant chain. Previously materialized consequences must be selectively reconciled against the newly determined authorized set; signed historical bytes remain in the append-only ledger record.</w:t>
+      </w:r>
+    </w:p>
+    <w:p>
+      <w:r>
+        <w:t>Version 1 does not add a special governance or recovery mechanism for compromised authorized masters. Detailed adversarial governance scenarios are outside the public design scope.</w:t>
+      </w:r>
+    </w:p>
+    <w:p>
+      <w:pPr>
+        <w:pStyle w:val="Heading2"/>
+      </w:pPr>
+      <w:r>
+        <w:t>18.27 Signed blocks with inaccurate clocks — CONFIRMED 2026-10-21</w:t>
+      </w:r>
+    </w:p>
+    <w:p>
+      <w:r>
+        <w:t>A block is not rejected or quarantined solely because its signed timestamp appears far in the past or future compared with the receiver's clock. Its declared UTC millisecond timestamp participates in canonical sorting; eligibility continues to depend on cryptographic authenticity, authorized signer at that canonical position, and syntactic validity. The operational expectation remains that masters synchronize their clocks regularly.</w:t>
+      </w:r>
+    </w:p>
+    <w:p>
+      <w:r>
+        <w:t>OPEN: Distinguish the treatment of temporarily missing authorization history from permanently invalid/unauthorized blocks. No automatic rejection solely on timestamp deviation is allowed.</w:t>
+      </w:r>
+    </w:p>
+    <w:p>
+      <w:pPr>
+        <w:pStyle w:val="Heading2"/>
+      </w:pPr>
+      <w:r>
+        <w:t>18.28 Block-reception priority and materialization barrier — CONFIRMED 2026-10-21</w:t>
+      </w:r>
+    </w:p>
+    <w:p>
+      <w:r>
+        <w:t>When new blocks arrive, the local database pauses ordinary database activities until the received blocks have been authenticated as applicable and their effects, including any necessary reconciliation, have been reflected in the local materialized state. This is a local correctness barrier: it does not require confirmation from remote masters, completion of network-wide synchronization, or knowledge of blocks that have not yet been received. Correctness is more important than throughput or latency.</w:t>
+      </w:r>
+    </w:p>
+    <w:p>
+      <w:r>
+        <w:t>OPEN: The exact queueing policy for arrivals during processing, fairness/forward-progress protection under a nonstop incoming stream, reader concurrency, and receipt acknowledgments are implementation details. This rule does not supersede offline master availability for writes when there are no newly received blocks to process.</w:t>
+      </w:r>
+    </w:p>
+    <w:p>
+      <w:pPr>
+        <w:pStyle w:val="Heading2"/>
+      </w:pPr>
+      <w:r>
+        <w:t>18.29 Block envelope and compression-byte proposal — PROPOSED, awaiting approval 2026-10-21</w:t>
+      </w:r>
+    </w:p>
+    <w:p>
+      <w:r>
+        <w:t>Proposed outer wire format: a JSON object with version, ledger_guid, block_guid, timestamp_utc_ms, signer_public_key, payload_sha512, payload (Base64 text), and signature (Base64 text). These field names and encodings are proposals only; the protocol is not frozen.</w:t>
+      </w:r>
+    </w:p>
+    <w:p>
+      <w:r>
+        <w:t>CONFIRMED: After Base64 decoding, the first octet of the binary payload identifies its compression method. The remaining bytes are the encoded operation payload. 0x00 means no compression; 0x01 means 7-Zip-based compression using the project/library the originator identified; values 0x02–0xFF are reserved. When uncompressed, the operation is represented as UTF-8 JSON. The precise 0x01 compression stream/7z archive subformat has not yet been chosen.</w:t>
+      </w:r>
+    </w:p>
+    <w:p>
+      <w:r>
+        <w:t>PROPOSED: Canonicalize the logical operation as UTF-8 JSON using RFC 8785 (JCS), then optionally compress it. Let payload_binary = compression_octet || encoded_operation. Calculate payload_sha512 over these exact binary bytes, before Base64 encoding. Generate Ed25519 signature over the RFC 8785 canonical UTF-8 bytes of the entire outer object excluding only the signature field. Public verification reconstructs those same bytes and checks the signature; hash verification compares SHA-512 of payload_binary with payload_sha512. This avoids circular signatures and hashes. Precise digest encoding (hex vs Base64) and timestamp decimal-string representation are OPEN.</w:t>
+      </w:r>
+    </w:p>
+    <w:p>
+      <w:r>
+        <w:t>OPEN: Decide whether compression ID 0x01 means a genuine single-file .7z archive or the LZMA/LZMA2 compressed stream supplied by the 7-Zip SDK. Those are different formats, and the wire protocol must select precisely one for interoperability. Define deterministic decoding, compression options, limits on decompressed size and work, canonical data-type encoding, and whether optional compressed bytes should be preserved exactly from the received original block.</w:t>
+      </w:r>
+    </w:p>
+    <w:p>
+      <w:pPr>
+        <w:pStyle w:val="Heading2"/>
+      </w:pPr>
+      <w:r>
+        <w:t>18.30 Missing-block discovery and transport-independent synchronization — COMBINED APPROACH APPROVED 2026-10-21</w:t>
+      </w:r>
+    </w:p>
+    <w:p>
+      <w:r>
+        <w:t>CONFIRMED DESIGN CHOICE: Use a combination of complementary block discovery and anti-entropy techniques rather than depending on one transport, one peer, predecessor links, or timestamp-range checks alone. All nodes, including permissionless read-only replicas, may discover, request, verify, store, and relay blocks. An ordinary master write never waits for peer discovery or remote synchronization.</w:t>
+      </w:r>
+    </w:p>
+    <w:p>
+      <w:r>
+        <w:t>PROPOSED REAL-TIME PATH: On durable receipt of a new block, announce its ledger identifier, block GUID, and content hash to connected peers. Peers request blocks they do not possess and may fetch different missing blocks concurrently from multiple peers. Use peer exchange, bootstrap nodes, decentralized discovery, local-network discovery, relays, HTTPS, and manual file import/export as available. Relays never acquire write authority merely by transporting a block.</w:t>
+      </w:r>
+    </w:p>
+    <w:p>
+      <w:r>
+        <w:t>PROPOSED ANTI-ENTROPY PATH: Periodically and on reconnection, compare per-ledger cryptographic set summaries. Build a deterministic Merkle tree (or equivalent hierarchical digest structure) over immutable block identities and content hashes, partitioned by stable hash-prefix buckets rather than only by timestamps. Peers whose summaries differ recursively compare subranges, exchange inventories of differing block IDs/hashes, and transfer only missing blocks. Periodically check the full ledger, not just the newest time window, because late-arriving blocks can have arbitrarily old or future timestamps. Timestamp windows may supplement discovery as an optimization but cannot be the sole correctness mechanism.</w:t>
+      </w:r>
+    </w:p>
+    <w:p>
+      <w:r>
+        <w:t>PROPOSED VALIDATION: Check exact block bytes, ledger identity, block GUID, SHA-512 digest, Ed25519 signature, and the applicable authorization history independently of transport. Deduplicate retransmissions. Retain blocks whose signatures verify but whose authority/dependency status cannot yet be determined, for reevaluation as missing history arrives; do not let an untrusted peer decide validity. Any discrepancy between identical block GUIDs with different content hashes requires a defined conflict/error rule.</w:t>
+      </w:r>
+    </w:p>
+    <w:p>
+      <w:r>
+        <w:t>PROPOSED BULK PATH: Support import/export of a single block, time range, arbitrary ID set, full ledger, and incremental missing-block sets. Full archives must contain all underlying blocks needed for independent verification and database reconstruction, without requiring predecessor references or any particular master to be online.</w:t>
+      </w:r>
+    </w:p>
+    <w:p>
+      <w:r>
+        <w:t>LIMITATION: No synchronization protocol can prove or obtain a block that all reachable sources withhold or have lost. Eventual convergence assumes that previously issued blocks remain available from some eventually reachable source and that anti-entropy continues fairly.</w:t>
+      </w:r>
+    </w:p>
+    <w:p>
+      <w:r>
+        <w:t>OPEN IMPLEMENTATION CHOICES: Exact Merkle/set-summary encoding, hash-bucket fanout, gossip cadence, anti-entropy scheduling, connection limits, rate control, bootstrap defaults, resume offsets for partial downloads, conflicting block-ID handling, and version negotiation. The proposed mechanisms are implementation guidance, not newly approved protocol constants.</w:t>
+      </w:r>
+    </w:p>
+    <w:p>
+      <w:pPr>
+        <w:pStyle w:val="Heading2"/>
+      </w:pPr>
+      <w:r>
+        <w:t>18.31 Custom binary block format — confirmed direction; sizes proposed 2026-10-21</w:t>
+      </w:r>
+    </w:p>
+    <w:p>
+      <w:r>
+        <w:t>CONFIRMED: Replace the previously proposed JSON/Base64 outer envelope with a custom fixed-width binary header, raw variable-length payload, and fixed-width Ed25519 signature. The payload is not Base64 encoded. Compression uses a raw LZMA/LZMA2 stream from 7-Zip technology rather than a .7z archive container. The 0x00 uncompressed and 0x01 compressed method IDs remain in scope; exact internal payload encoding and LZMA2 stream parameters need specification. The previously confirmed hybrid four-mechanism P2P distribution/anti-entropy approach is retained unchanged.</w:t>
+      </w:r>
+    </w:p>
+    <w:p>
+      <w:r>
+        <w:t>PROPOSED version-1 binary layout, contiguous with no alignment padding (network/big-endian byte order for multibyte integers; UUIDs in RFC 9562 standard byte order):</w:t>
+      </w:r>
+    </w:p>
+    <w:tbl>
+      <w:tblPr>
+        <w:tblStyle w:val="LightShading-Accent1"/>
+        <w:tblW w:type="auto" w:w="0"/>
+        <w:tblLook w:firstColumn="1" w:firstRow="1" w:lastColumn="0" w:lastRow="0" w:noHBand="0" w:noVBand="1" w:val="04A0"/>
+      </w:tblPr>
+      <w:tblGrid>
+        <w:gridCol w:w="2160"/>
+        <w:gridCol w:w="2160"/>
+        <w:gridCol w:w="2160"/>
+        <w:gridCol w:w="2160"/>
+      </w:tblGrid>
+      <w:tr>
+        <w:tc>
+          <w:tcPr>
+            <w:tcW w:type="dxa" w:w="2160"/>
+          </w:tcPr>
+          <w:p>
+            <w:r>
+              <w:t>Field</w:t>
+            </w:r>
+          </w:p>
+        </w:tc>
+        <w:tc>
+          <w:tcPr>
+            <w:tcW w:type="dxa" w:w="2160"/>
+          </w:tcPr>
+          <w:p>
+            <w:r>
+              <w:t>Encoding</w:t>
+            </w:r>
+          </w:p>
+        </w:tc>
+        <w:tc>
+          <w:tcPr>
+            <w:tcW w:type="dxa" w:w="2160"/>
+          </w:tcPr>
+          <w:p>
+            <w:r>
+              <w:t>Bytes</w:t>
+            </w:r>
+          </w:p>
+        </w:tc>
+        <w:tc>
+          <w:tcPr>
+            <w:tcW w:type="dxa" w:w="2160"/>
+          </w:tcPr>
+          <w:p>
+            <w:r>
+              <w:t>Offsets (0-based)</w:t>
+            </w:r>
+          </w:p>
+        </w:tc>
+      </w:tr>
+      <w:tr>
+        <w:tc>
+          <w:tcPr>
+            <w:tcW w:type="dxa" w:w="2160"/>
+          </w:tcPr>
+          <w:p>
+            <w:r>
+              <w:t>version</w:t>
+            </w:r>
+          </w:p>
+        </w:tc>
+        <w:tc>
+          <w:tcPr>
+            <w:tcW w:type="dxa" w:w="2160"/>
+          </w:tcPr>
+          <w:p>
+            <w:r>
+              <w:t>uint16</w:t>
+            </w:r>
+          </w:p>
+        </w:tc>
+        <w:tc>
+          <w:tcPr>
+            <w:tcW w:type="dxa" w:w="2160"/>
+          </w:tcPr>
+          <w:p>
+            <w:r>
+              <w:t>2</w:t>
+            </w:r>
+          </w:p>
+        </w:tc>
+        <w:tc>
+          <w:tcPr>
+            <w:tcW w:type="dxa" w:w="2160"/>
+          </w:tcPr>
+          <w:p>
+            <w:r>
+              <w:t>0–1</w:t>
+            </w:r>
+          </w:p>
+        </w:tc>
+      </w:tr>
+      <w:tr>
+        <w:tc>
+          <w:tcPr>
+            <w:tcW w:type="dxa" w:w="2160"/>
+          </w:tcPr>
+          <w:p>
+            <w:r>
+              <w:t>ledger_guid</w:t>
+            </w:r>
+          </w:p>
+        </w:tc>
+        <w:tc>
+          <w:tcPr>
+            <w:tcW w:type="dxa" w:w="2160"/>
+          </w:tcPr>
+          <w:p>
+            <w:r>
+              <w:t>UUID bytes</w:t>
+            </w:r>
+          </w:p>
+        </w:tc>
+        <w:tc>
+          <w:tcPr>
+            <w:tcW w:type="dxa" w:w="2160"/>
+          </w:tcPr>
+          <w:p>
+            <w:r>
+              <w:t>16</w:t>
+            </w:r>
+          </w:p>
+        </w:tc>
+        <w:tc>
+          <w:tcPr>
+            <w:tcW w:type="dxa" w:w="2160"/>
+          </w:tcPr>
+          <w:p>
+            <w:r>
+              <w:t>2–17</w:t>
+            </w:r>
+          </w:p>
+        </w:tc>
+      </w:tr>
+      <w:tr>
+        <w:tc>
+          <w:tcPr>
+            <w:tcW w:type="dxa" w:w="2160"/>
+          </w:tcPr>
+          <w:p>
+            <w:r>
+              <w:t>block_guid</w:t>
+            </w:r>
+          </w:p>
+        </w:tc>
+        <w:tc>
+          <w:tcPr>
+            <w:tcW w:type="dxa" w:w="2160"/>
+          </w:tcPr>
+          <w:p>
+            <w:r>
+              <w:t>UUID bytes</w:t>
+            </w:r>
+          </w:p>
+        </w:tc>
+        <w:tc>
+          <w:tcPr>
+            <w:tcW w:type="dxa" w:w="2160"/>
+          </w:tcPr>
+          <w:p>
+            <w:r>
+              <w:t>16</w:t>
+            </w:r>
+          </w:p>
+        </w:tc>
+        <w:tc>
+          <w:tcPr>
+            <w:tcW w:type="dxa" w:w="2160"/>
+          </w:tcPr>
+          <w:p>
+            <w:r>
+              <w:t>18–33</w:t>
+            </w:r>
+          </w:p>
+        </w:tc>
+      </w:tr>
+      <w:tr>
+        <w:tc>
+          <w:tcPr>
+            <w:tcW w:type="dxa" w:w="2160"/>
+          </w:tcPr>
+          <w:p>
+            <w:r>
+              <w:t>timestamp_utc_ms</w:t>
+            </w:r>
+          </w:p>
+        </w:tc>
+        <w:tc>
+          <w:tcPr>
+            <w:tcW w:type="dxa" w:w="2160"/>
+          </w:tcPr>
+          <w:p>
+            <w:r>
+              <w:t>int64 Unix epoch milliseconds UTC</w:t>
+            </w:r>
+          </w:p>
+        </w:tc>
+        <w:tc>
+          <w:tcPr>
+            <w:tcW w:type="dxa" w:w="2160"/>
+          </w:tcPr>
+          <w:p>
+            <w:r>
+              <w:t>8</w:t>
+            </w:r>
+          </w:p>
+        </w:tc>
+        <w:tc>
+          <w:tcPr>
+            <w:tcW w:type="dxa" w:w="2160"/>
+          </w:tcPr>
+          <w:p>
+            <w:r>
+              <w:t>34–41</w:t>
+            </w:r>
+          </w:p>
+        </w:tc>
+      </w:tr>
+      <w:tr>
+        <w:tc>
+          <w:tcPr>
+            <w:tcW w:type="dxa" w:w="2160"/>
+          </w:tcPr>
+          <w:p>
+            <w:r>
+              <w:t>signer_public_key</w:t>
+            </w:r>
+          </w:p>
+        </w:tc>
+        <w:tc>
+          <w:tcPr>
+            <w:tcW w:type="dxa" w:w="2160"/>
+          </w:tcPr>
+          <w:p>
+            <w:r>
+              <w:t>Ed25519 public key</w:t>
+            </w:r>
+          </w:p>
+        </w:tc>
+        <w:tc>
+          <w:tcPr>
+            <w:tcW w:type="dxa" w:w="2160"/>
+          </w:tcPr>
+          <w:p>
+            <w:r>
+              <w:t>32</w:t>
+            </w:r>
+          </w:p>
+        </w:tc>
+        <w:tc>
+          <w:tcPr>
+            <w:tcW w:type="dxa" w:w="2160"/>
+          </w:tcPr>
+          <w:p>
+            <w:r>
+              <w:t>42–73</w:t>
+            </w:r>
+          </w:p>
+        </w:tc>
+      </w:tr>
+      <w:tr>
+        <w:tc>
+          <w:tcPr>
+            <w:tcW w:type="dxa" w:w="2160"/>
+          </w:tcPr>
+          <w:p>
+            <w:r>
+              <w:t>payload_sha512</w:t>
+            </w:r>
+          </w:p>
+        </w:tc>
+        <w:tc>
+          <w:tcPr>
+            <w:tcW w:type="dxa" w:w="2160"/>
+          </w:tcPr>
+          <w:p>
+            <w:r>
+              <w:t>SHA-512 digest</w:t>
+            </w:r>
+          </w:p>
+        </w:tc>
+        <w:tc>
+          <w:tcPr>
+            <w:tcW w:type="dxa" w:w="2160"/>
+          </w:tcPr>
+          <w:p>
+            <w:r>
+              <w:t>64</w:t>
+            </w:r>
+          </w:p>
+        </w:tc>
+        <w:tc>
+          <w:tcPr>
+            <w:tcW w:type="dxa" w:w="2160"/>
+          </w:tcPr>
+          <w:p>
+            <w:r>
+              <w:t>74–137</w:t>
+            </w:r>
+          </w:p>
+        </w:tc>
+      </w:tr>
+      <w:tr>
+        <w:tc>
+          <w:tcPr>
+            <w:tcW w:type="dxa" w:w="2160"/>
+          </w:tcPr>
+          <w:p>
+            <w:r>
+              <w:t>payload_size</w:t>
+            </w:r>
+          </w:p>
+        </w:tc>
+        <w:tc>
+          <w:tcPr>
+            <w:tcW w:type="dxa" w:w="2160"/>
+          </w:tcPr>
+          <w:p>
+            <w:r>
+              <w:t>uint64 byte count</w:t>
+            </w:r>
+          </w:p>
+        </w:tc>
+        <w:tc>
+          <w:tcPr>
+            <w:tcW w:type="dxa" w:w="2160"/>
+          </w:tcPr>
+          <w:p>
+            <w:r>
+              <w:t>8</w:t>
+            </w:r>
+          </w:p>
+        </w:tc>
+        <w:tc>
+          <w:tcPr>
+            <w:tcW w:type="dxa" w:w="2160"/>
+          </w:tcPr>
+          <w:p>
+            <w:r>
+              <w:t>138–145</w:t>
+            </w:r>
+          </w:p>
+        </w:tc>
+      </w:tr>
+      <w:tr>
+        <w:tc>
+          <w:tcPr>
+            <w:tcW w:type="dxa" w:w="2160"/>
+          </w:tcPr>
+          <w:p>
+            <w:r>
+              <w:t>payload_compression_type</w:t>
+            </w:r>
+          </w:p>
+        </w:tc>
+        <w:tc>
+          <w:tcPr>
+            <w:tcW w:type="dxa" w:w="2160"/>
+          </w:tcPr>
+          <w:p>
+            <w:r>
+              <w:t>uint8 (0x00 or 0x01)</w:t>
+            </w:r>
+          </w:p>
+        </w:tc>
+        <w:tc>
+          <w:tcPr>
+            <w:tcW w:type="dxa" w:w="2160"/>
+          </w:tcPr>
+          <w:p>
+            <w:r>
+              <w:t>1</w:t>
+            </w:r>
+          </w:p>
+        </w:tc>
+        <w:tc>
+          <w:tcPr>
+            <w:tcW w:type="dxa" w:w="2160"/>
+          </w:tcPr>
+          <w:p>
+            <w:r>
+              <w:t>146</w:t>
+            </w:r>
+          </w:p>
+        </w:tc>
+      </w:tr>
+      <w:tr>
+        <w:tc>
+          <w:tcPr>
+            <w:tcW w:type="dxa" w:w="2160"/>
+          </w:tcPr>
+          <w:p>
+            <w:r>
+              <w:t>payload</w:t>
+            </w:r>
+          </w:p>
+        </w:tc>
+        <w:tc>
+          <w:tcPr>
+            <w:tcW w:type="dxa" w:w="2160"/>
+          </w:tcPr>
+          <w:p>
+            <w:r>
+              <w:t>raw bytes</w:t>
+            </w:r>
+          </w:p>
+        </w:tc>
+        <w:tc>
+          <w:tcPr>
+            <w:tcW w:type="dxa" w:w="2160"/>
+          </w:tcPr>
+          <w:p>
+            <w:r>
+              <w:t>N</w:t>
+            </w:r>
+          </w:p>
+        </w:tc>
+        <w:tc>
+          <w:tcPr>
+            <w:tcW w:type="dxa" w:w="2160"/>
+          </w:tcPr>
+          <w:p>
+            <w:r>
+              <w:t>147 through 146+N</w:t>
+            </w:r>
+          </w:p>
+        </w:tc>
+      </w:tr>
+      <w:tr>
+        <w:tc>
+          <w:tcPr>
+            <w:tcW w:type="dxa" w:w="2160"/>
+          </w:tcPr>
+          <w:p>
+            <w:r>
+              <w:t>signature</w:t>
+            </w:r>
+          </w:p>
+        </w:tc>
+        <w:tc>
+          <w:tcPr>
+            <w:tcW w:type="dxa" w:w="2160"/>
+          </w:tcPr>
+          <w:p>
+            <w:r>
+              <w:t>Ed25519 signature</w:t>
+            </w:r>
+          </w:p>
+        </w:tc>
+        <w:tc>
+          <w:tcPr>
+            <w:tcW w:type="dxa" w:w="2160"/>
+          </w:tcPr>
+          <w:p>
+            <w:r>
+              <w:t>64</w:t>
+            </w:r>
+          </w:p>
+        </w:tc>
+        <w:tc>
+          <w:tcPr>
+            <w:tcW w:type="dxa" w:w="2160"/>
+          </w:tcPr>
+          <w:p>
+            <w:r>
+              <w:t>147+N through 210+N</w:t>
+            </w:r>
+          </w:p>
+        </w:tc>
+      </w:tr>
+    </w:tbl>
+    <w:p>
+      <w:r>
+        <w:t>Fixed prefix (through compression type): 147 bytes. Signature: 64 bytes. Total size of a block: 211 + N bytes, where N is payload_size. Changing version to uint32 would increase this to 213 + N bytes. Using uint64 payload_size avoids a 4-GiB payload-length limit.</w:t>
+      </w:r>
+    </w:p>
+    <w:p>
+      <w:r>
+        <w:t>PROPOSED hashing/signing rules: payload_sha512 = SHA-512(payload raw wire bytes); Ed25519 signs every byte from version through the final payload byte, excluding only the trailing signature. This binds the header, ledger ID, author, timestamp, compression selector, payload length, payload hash, and exact raw payload bytes without cyclic hashes. A block hash for discovery may independently be SHA-512 of the entire serialized block; its precise use is still OPEN.</w:t>
+      </w:r>
+    </w:p>
+    <w:p>
+      <w:r>
+        <w:t>PROPOSED compressed stream encoding: 0x00 means raw payload without compression; 0x01 means a raw LZMA2 stream and not a 7z archive. Raw LZMA2 decoding requires an agreed dictionary/decoder-property setting. One option is that the first byte within the variable payload carries the LZMA2 dictionary property, followed by the LZMA2 stream. That inner byte is counted in payload_size and hashed/signed. Alternatively the protocol may fix the dictionary property for version 1. The precise rule and decompression limits remain OPEN.</w:t>
+      </w:r>
+    </w:p>
+    <w:p>
+      <w:r>
+        <w:t>IMPORTANT: A binary envelope does not yet specify the canonical payload event schema, integer/string/blob encoding, or limits on uncompressed row size. These remain OPEN. The revised format supersedes older JSON, Base64, and compression-first-byte-in-payload envelope proposals; it does not change the independent one-row-per-block rule.</w:t>
       </w:r>
     </w:p>
     <w:sectPr>

--- a/Database_Distributed_Ledger_Technical_Design.docx
+++ b/Database_Distributed_Ledger_Technical_Design.docx
@@ -2,7 +2,7 @@
 <file path=word/document.xml><?xml version="1.0" encoding="utf-8"?>
 <w:document xmlns:w="http://schemas.openxmlformats.org/wordprocessingml/2006/main" xmlns:m="http://schemas.openxmlformats.org/officeDocument/2006/math" xmlns:r="http://schemas.openxmlformats.org/officeDocument/2006/relationships" xmlns:o="urn:schemas-microsoft-com:office:office" xmlns:v="urn:schemas-microsoft-com:vml" xmlns:w10="urn:schemas-microsoft-com:office:word" xmlns:a="http://schemas.openxmlformats.org/drawingml/2006/main" xmlns:pic="http://schemas.openxmlformats.org/drawingml/2006/picture" xmlns:wp="http://schemas.openxmlformats.org/drawingml/2006/wordprocessingDrawing">
   <w:body>
-    <w:bookmarkStart w:id="45" w:name="Xbb05019372d1b8cb7d0ccb17a5033b87ab63b02"/>
+    <w:bookmarkStart w:id="48" w:name="Xbb05019372d1b8cb7d0ccb17a5033b87ab63b02"/>
     <w:p>
       <w:pPr>
         <w:pStyle w:val="Heading1"/>
@@ -16,7 +16,72 @@
         <w:pStyle w:val="FirstParagraph"/>
       </w:pPr>
       <w:r>
-        <w:t>Revision: 2026-10-21 — authorization clarification, proposed deterministic schema and wire protocol rules</w:t>
+        <w:rPr>
+          <w:b/>
+          <w:bCs/>
+        </w:rPr>
+        <w:t xml:space="preserve">Copyright © 2026 Anthony C. Olsen. Licensed under the</w:t>
+      </w:r>
+      <w:r>
+        <w:rPr>
+          <w:b/>
+          <w:bCs/>
+        </w:rPr>
+        <w:t xml:space="preserve"> </w:t>
+      </w:r>
+      <w:hyperlink r:id="rId20">
+        <w:r>
+          <w:rPr>
+            <w:rStyle w:val="Hyperlink"/>
+            <w:b/>
+            <w:bCs/>
+          </w:rPr>
+          <w:t xml:space="preserve">MIT License</w:t>
+        </w:r>
+      </w:hyperlink>
+      <w:r>
+        <w:rPr>
+          <w:b/>
+          <w:bCs/>
+        </w:rPr>
+        <w:t xml:space="preserve">.</w:t>
+      </w:r>
+      <w:r>
+        <w:br/>
+      </w:r>
+      <w:r>
+        <w:rPr>
+          <w:b/>
+          <w:bCs/>
+        </w:rPr>
+        <w:t xml:space="preserve">Public repository:</w:t>
+      </w:r>
+      <w:r>
+        <w:t xml:space="preserve"> </w:t>
+      </w:r>
+      <w:hyperlink r:id="rId21">
+        <w:r>
+          <w:rPr>
+            <w:rStyle w:val="Hyperlink"/>
+          </w:rPr>
+          <w:t xml:space="preserve">https://github.com/AnthonyCOlsen/DatabaseDistributedLedger</w:t>
+        </w:r>
+      </w:hyperlink>
+      <w:r>
+        <w:br/>
+      </w:r>
+      <w:r>
+        <w:rPr>
+          <w:b/>
+          <w:bCs/>
+        </w:rPr>
+        <w:t xml:space="preserve">Revision:</w:t>
+      </w:r>
+      <w:r>
+        <w:t xml:space="preserve"> </w:t>
+      </w:r>
+      <w:r>
+        <w:t xml:space="preserve">2026-10-22 — reconciled draft v3, incorporating owner approvals of design questions 1–8 and the no-age-discard projection rule; read visibility and remaining interoperability details OPEN (DRAFT)</w:t>
       </w:r>
     </w:p>
     <w:p>
@@ -66,7 +131,23 @@
         <w:t xml:space="preserve"> </w:t>
       </w:r>
       <w:r>
-        <w:t xml:space="preserve">denotes matters needing resolution before a fully interoperable implementation. The document is not a released engine or completed protocol.</w:t>
+        <w:t xml:space="preserve">denotes matters needing resolution before a fully interoperable implementation.</w:t>
+      </w:r>
+      <w:r>
+        <w:t xml:space="preserve"> </w:t>
+      </w:r>
+      <w:r>
+        <w:rPr>
+          <w:b/>
+          <w:bCs/>
+        </w:rPr>
+        <w:t xml:space="preserve">PROPOSED</w:t>
+      </w:r>
+      <w:r>
+        <w:t xml:space="preserve"> </w:t>
+      </w:r>
+      <w:r>
+        <w:t xml:space="preserve">denotes a candidate choice that has not been approved. This 2026-10-22 revision is a working draft pending review; it is not a released engine or frozen interoperable protocol.</w:t>
       </w:r>
     </w:p>
     <w:bookmarkStart w:id="22" w:name="X74277868ac377af919ace8592280a2c11345856"/>
@@ -115,7 +196,7 @@
         <w:t xml:space="preserve"> </w:t>
       </w:r>
       <w:r>
-        <w:t xml:space="preserve">database can initially adopt an existing ledger; it derives schema and data solely by consuming ledger events. Existing database SQL interfaces and SELECT/query facilities may be retained, but there must be no ordinary direct SQL-to-official-storage mutation path.</w:t>
+        <w:t xml:space="preserve">database can initially adopt an existing ledger; it derives schema and data solely by consuming ledger events. Existing database SQL interfaces and SELECT/query facilities may be retained or compatibly extended, but there must be no supported direct SQL-to-official-storage mutation path: ordinary INSERT/UPDATE/DELETE or other supported user-managed data/schema changes submitted through any normal client connection must first produce authenticated ledger events; official storage changes only by ingesting ledger events. The implementation may use different internal components, but bypassing this invariant through an alternative SQL client, administrator-accessible supported interface, or unwrapped server endpoint is nonconforming.</w:t>
       </w:r>
     </w:p>
     <w:p>
@@ -311,13 +392,13 @@
           <w:b/>
           <w:bCs/>
         </w:rPr>
-        <w:t xml:space="preserve">Grant:</w:t>
-      </w:r>
-      <w:r>
-        <w:t xml:space="preserve"> </w:t>
-      </w:r>
-      <w:r>
-        <w:t xml:space="preserve">any currently authorized master may issue a</w:t>
+        <w:t xml:space="preserve">Grant — CONFIRMED:</w:t>
+      </w:r>
+      <w:r>
+        <w:t xml:space="preserve"> </w:t>
+      </w:r>
+      <w:r>
+        <w:t xml:space="preserve">Any currently authorized master may issue a</w:t>
       </w:r>
       <w:r>
         <w:t xml:space="preserve"> </w:t>
@@ -332,7 +413,23 @@
         <w:t xml:space="preserve"> </w:t>
       </w:r>
       <w:r>
-        <w:t xml:space="preserve">event identifying a new public key. The grantee's authority is effective only at or after the grant's canonical position, not retroactively. A block timestamped before its grant remains unauthorized even if received after the grant.</w:t>
+        <w:t xml:space="preserve">event identifying a public key. A valid grant sets that key's authorization state to</w:t>
+      </w:r>
+      <w:r>
+        <w:t xml:space="preserve"> </w:t>
+      </w:r>
+      <w:r>
+        <w:rPr>
+          <w:b/>
+          <w:bCs/>
+        </w:rPr>
+        <w:t xml:space="preserve">authorized</w:t>
+      </w:r>
+      <w:r>
+        <w:t xml:space="preserve"> </w:t>
+      </w:r>
+      <w:r>
+        <w:t xml:space="preserve">at the grant's canonical position. Grants do not stack into separately surviving permissions: a redundant grant to an already authorized key is permitted but does not protect it from a subsequent valid revocation. A later valid grant can re-authorize a previously revoked key; no grant retroactively validates earlier blocks.</w:t>
       </w:r>
     </w:p>
     <w:p>
@@ -340,7 +437,61 @@
         <w:pStyle w:val="BodyText"/>
       </w:pPr>
       <w:r>
-        <w:t>Revocation: REVOKE_MASTER requires approval by the revoked master and any other currently authorized master. CONFIRMED: One party signs the ordinary outer block; the other party’s Ed25519 signature is contained inside the event payload. The effective canonical revocation point controls authorization: previously valid blocks remain historically valid; later blocks from a revoked authority cease to be authorized, even if previously applied. Reprojection removes unauthorized effects while retaining historical bytes. Invalidating an authorization link also invalidates authority and dependent effects derived exclusively from that link. The intended policy is that at least one authorized master must remain; the precise machine-checkable constraint is OPEN. The older idea of signing only the fixed ASCII phrase I AGREE is NOT YET APPROVED for an interoperable revocation format: because that phrase is reusable, the second signature should bind to the specific proposed revocation. See Section 6.</w:t>
+        <w:rPr>
+          <w:b/>
+          <w:bCs/>
+        </w:rPr>
+        <w:t xml:space="preserve">Revocation — CONFIRMED:</w:t>
+      </w:r>
+      <w:r>
+        <w:t xml:space="preserve"> </w:t>
+      </w:r>
+      <w:r>
+        <w:t xml:space="preserve">A</w:t>
+      </w:r>
+      <w:r>
+        <w:t xml:space="preserve"> </w:t>
+      </w:r>
+      <w:r>
+        <w:rPr>
+          <w:rStyle w:val="VerbatimChar"/>
+        </w:rPr>
+        <w:t xml:space="preserve">REVOKE_MASTER</w:t>
+      </w:r>
+      <w:r>
+        <w:t xml:space="preserve"> </w:t>
+      </w:r>
+      <w:r>
+        <w:t xml:space="preserve">event must be approved by</w:t>
+      </w:r>
+      <w:r>
+        <w:t xml:space="preserve"> </w:t>
+      </w:r>
+      <w:r>
+        <w:rPr>
+          <w:b/>
+          <w:bCs/>
+        </w:rPr>
+        <w:t xml:space="preserve">the master being revoked and one other distinct currently authorized master</w:t>
+      </w:r>
+      <w:r>
+        <w:t xml:space="preserve">, in either order. One provides the ordinary Ed25519 outer block signature and the other provides a countersignature inside the payload. The target's original grantor has no special role. At the event's canonical position, a valid revocation sets the</w:t>
+      </w:r>
+      <w:r>
+        <w:t xml:space="preserve"> </w:t>
+      </w:r>
+      <w:r>
+        <w:rPr>
+          <w:b/>
+          <w:bCs/>
+        </w:rPr>
+        <w:t xml:space="preserve">target public key</w:t>
+      </w:r>
+      <w:r>
+        <w:t xml:space="preserve"> </w:t>
+      </w:r>
+      <w:r>
+        <w:t xml:space="preserve">to unauthorized as a whole, not merely one grant instance. Subsequent blocks signed by that key remain in retained history but have no materialized effect unless a later valid grant restores authorization prospectively. The two-distinct-authorized-signers condition prevents revoking the sole remaining authorized master. A lost final private key is an operational catastrophe, not an exception to this rule.</w:t>
       </w:r>
     </w:p>
     <w:p>
@@ -348,17 +499,104 @@
         <w:pStyle w:val="BodyText"/>
       </w:pPr>
       <w:r>
-        <w:t>OPEN: Cascade revalidation when an earlier grant becomes invalid, exact signed revocation intent and encoding, canonical ties, and last-master safety checks.</w:t>
+        <w:rPr>
+          <w:b/>
+          <w:bCs/>
+        </w:rPr>
+        <w:t xml:space="preserve">Canonical authorization replay — CONFIRMED:</w:t>
+      </w:r>
+      <w:r>
+        <w:t xml:space="preserve"> </w:t>
+      </w:r>
+      <w:r>
+        <w:t xml:space="preserve">Process grants, revocations, and other events in the total block order defined in Section 4, irrespective of receipt order. A block is applicable only when its signer is authorized at that canonical position. Late-arriving earlier history can invalidate or revalidate dependent grants and projected effects; re-evaluate those consequences without erasing retained block bytes. A previously accepted block is not guaranteed permanently applicable when missing earlier history later arrives. No separate independent grant-lineage model or grant-block-specific revocation is used.</w:t>
+      </w:r>
+    </w:p>
+    <w:p>
+      <w:pPr>
+        <w:pStyle w:val="BodyText"/>
+      </w:pPr>
+      <w:r>
+        <w:rPr>
+          <w:b/>
+          <w:bCs/>
+        </w:rPr>
+        <w:t xml:space="preserve">CONFIRMED:</w:t>
+      </w:r>
+      <w:r>
+        <w:t xml:space="preserve"> </w:t>
+      </w:r>
+      <w:r>
+        <w:t xml:space="preserve">The</w:t>
+      </w:r>
+      <w:r>
+        <w:t xml:space="preserve"> </w:t>
+      </w:r>
+      <w:r>
+        <w:rPr>
+          <w:rStyle w:val="VerbatimChar"/>
+        </w:rPr>
+        <w:t xml:space="preserve">REVOKE_MASTER</w:t>
+      </w:r>
+      <w:r>
+        <w:t xml:space="preserve"> </w:t>
+      </w:r>
+      <w:r>
+        <w:t xml:space="preserve">payload field order is fixed in Section 6.3.</w:t>
+      </w:r>
+      <w:r>
+        <w:t xml:space="preserve"> </w:t>
+      </w:r>
+      <w:r>
+        <w:rPr>
+          <w:b/>
+          <w:bCs/>
+        </w:rPr>
+        <w:t xml:space="preserve">OPEN:</w:t>
+      </w:r>
+      <w:r>
+        <w:t xml:space="preserve"> </w:t>
+      </w:r>
+      <w:r>
+        <w:t xml:space="preserve">Detailed classification/diagnostics for malformed authorization bodies, dependent unknown authority history, duplicate block GUIDs with differing bytes, and adversarial identity cases. The older proposal to sign only the reusable fixed phrase</w:t>
+      </w:r>
+      <w:r>
+        <w:t xml:space="preserve"> </w:t>
+      </w:r>
+      <w:r>
+        <w:rPr>
+          <w:rStyle w:val="VerbatimChar"/>
+        </w:rPr>
+        <w:t xml:space="preserve">I AGREE</w:t>
+      </w:r>
+      <w:r>
+        <w:t xml:space="preserve"> </w:t>
+      </w:r>
+      <w:r>
+        <w:t xml:space="preserve">is</w:t>
+      </w:r>
+      <w:r>
+        <w:t xml:space="preserve"> </w:t>
+      </w:r>
+      <w:r>
+        <w:rPr>
+          <w:b/>
+          <w:bCs/>
+        </w:rPr>
+        <w:t xml:space="preserve">not approved</w:t>
+      </w:r>
+      <w:r>
+        <w:t xml:space="preserve">. There is no additional Version 1 key-compromise recovery mechanism beyond these ordinary signature/authority rules.</w:t>
       </w:r>
     </w:p>
     <w:bookmarkEnd w:id="23"/>
-    <w:bookmarkStart w:id="24" w:name="Xcfcbc56058bd7b6dcd55c0d394cb604dd3a1fef"/>
+    <w:bookmarkStart w:id="24" w:name="X7f588d83be0d2bbc195be23c9f4a1f16a498a1c"/>
     <w:p>
       <w:pPr>
         <w:pStyle w:val="Heading2"/>
       </w:pPr>
       <w:r>
-        <w:t xml:space="preserve">3. Genesis and database initialization — CONFIRMED intent, OPEN trust details</w:t>
+        <w:t xml:space="preserve">3. Genesis and database initialization — CONFIRMED identity and version; OPEN administrative interface</w:t>
       </w:r>
     </w:p>
     <w:p>
@@ -505,7 +743,45 @@
         <w:pStyle w:val="BodyText"/>
       </w:pPr>
       <w:r>
-        <w:t>CONFIRMED trust safeguard: When joining, pin both ledger_guid and the SHA-512 fingerprint of its unique genesis block, rather than trusting any self-signed block that claims the same GUID. If conflicting genesis blocks claim an identical ledger GUID, do not silently choose one. A ledger GUID identifies the intended chain, but alone does not cryptographically prove that a particular genesis is the user's intended one.</w:t>
+        <w:rPr>
+          <w:b/>
+          <w:bCs/>
+        </w:rPr>
+        <w:t xml:space="preserve">CONFIRMED trust safeguard:</w:t>
+      </w:r>
+      <w:r>
+        <w:t xml:space="preserve"> </w:t>
+      </w:r>
+      <w:r>
+        <w:t xml:space="preserve">When joining, pin both</w:t>
+      </w:r>
+      <w:r>
+        <w:t xml:space="preserve"> </w:t>
+      </w:r>
+      <w:r>
+        <w:rPr>
+          <w:rStyle w:val="VerbatimChar"/>
+        </w:rPr>
+        <w:t xml:space="preserve">ledger_guid</w:t>
+      </w:r>
+      <w:r>
+        <w:t xml:space="preserve"> </w:t>
+      </w:r>
+      <w:r>
+        <w:t xml:space="preserve">and the</w:t>
+      </w:r>
+      <w:r>
+        <w:t xml:space="preserve"> </w:t>
+      </w:r>
+      <w:r>
+        <w:rPr>
+          <w:b/>
+          <w:bCs/>
+        </w:rPr>
+        <w:t xml:space="preserve">SHA-512 fingerprint of its unique genesis block</w:t>
+      </w:r>
+      <w:r>
+        <w:t xml:space="preserve">, rather than trusting any self-signed block that claims the same GUID. If conflicting genesis blocks claim an identical ledger GUID, do not silently choose one. A ledger GUID identifies the intended chain, but alone does not cryptographically prove that a particular genesis is the user's intended one.</w:t>
       </w:r>
     </w:p>
     <w:p>
@@ -513,7 +789,100 @@
         <w:pStyle w:val="BodyText"/>
       </w:pPr>
       <w:r>
-        <w:t>OPEN: User interface for selecting a ledger, treatment of conflicting same-GUID genesis records, and protocol-version semantics of the empty-payload genesis. Ledger GUID plus genesis SHA-512 fingerprint pinning is confirmed.</w:t>
+        <w:rPr>
+          <w:b/>
+          <w:bCs/>
+        </w:rPr>
+        <w:t xml:space="preserve">CONFIRMED Version 1:</w:t>
+      </w:r>
+      <w:r>
+        <w:t xml:space="preserve"> </w:t>
+      </w:r>
+      <w:r>
+        <w:t xml:space="preserve">The block header</w:t>
+      </w:r>
+      <w:r>
+        <w:t xml:space="preserve"> </w:t>
+      </w:r>
+      <w:r>
+        <w:rPr>
+          <w:rStyle w:val="VerbatimChar"/>
+        </w:rPr>
+        <w:t xml:space="preserve">version</w:t>
+      </w:r>
+      <w:r>
+        <w:t xml:space="preserve"> </w:t>
+      </w:r>
+      <w:r>
+        <w:t xml:space="preserve">is the big-endian unsigned 16-bit value</w:t>
+      </w:r>
+      <w:r>
+        <w:t xml:space="preserve"> </w:t>
+      </w:r>
+      <w:r>
+        <w:rPr>
+          <w:rStyle w:val="VerbatimChar"/>
+        </w:rPr>
+        <w:t xml:space="preserve">1</w:t>
+      </w:r>
+      <w:r>
+        <w:t xml:space="preserve"> </w:t>
+      </w:r>
+      <w:r>
+        <w:t xml:space="preserve">(</w:t>
+      </w:r>
+      <w:r>
+        <w:rPr>
+          <w:rStyle w:val="VerbatimChar"/>
+        </w:rPr>
+        <w:t xml:space="preserve">0x0001</w:t>
+      </w:r>
+      <w:r>
+        <w:t xml:space="preserve">), including for genesis. Genesis uses the exact standard 211-byte envelope with empty payload and its normal self-signature. Its fingerprint is</w:t>
+      </w:r>
+      <w:r>
+        <w:t xml:space="preserve"> </w:t>
+      </w:r>
+      <w:r>
+        <w:rPr>
+          <w:rStyle w:val="VerbatimChar"/>
+        </w:rPr>
+        <w:t xml:space="preserve">SHA-512</w:t>
+      </w:r>
+      <w:r>
+        <w:t xml:space="preserve"> </w:t>
+      </w:r>
+      <w:r>
+        <w:t xml:space="preserve">of the</w:t>
+      </w:r>
+      <w:r>
+        <w:t xml:space="preserve"> </w:t>
+      </w:r>
+      <w:r>
+        <w:rPr>
+          <w:b/>
+          <w:bCs/>
+        </w:rPr>
+        <w:t xml:space="preserve">entire serialized 211-byte genesis block</w:t>
+      </w:r>
+      <w:r>
+        <w:t xml:space="preserve">, including the outer signature. Only one pinned genesis is accepted for a ledger identity. An incoming genesis candidate with the same ledger GUID but a different full-block fingerprint is rejected as belonging to the wrong ledger, not silently merged. An unknown later protocol version may be safely retained as an opaque, unapplied record, but must not change the Version 1 projection.</w:t>
+      </w:r>
+      <w:r>
+        <w:t xml:space="preserve"> </w:t>
+      </w:r>
+      <w:r>
+        <w:rPr>
+          <w:b/>
+          <w:bCs/>
+        </w:rPr>
+        <w:t xml:space="preserve">OPEN:</w:t>
+      </w:r>
+      <w:r>
+        <w:t xml:space="preserve"> </w:t>
+      </w:r>
+      <w:r>
+        <w:t xml:space="preserve">The concrete user-facing command/parameter schema for selecting and pinning a ledger, diagnostic codes for mismatch, and exact forward-compatibility semantics. These interfaces belong in the separate management API specification.</w:t>
       </w:r>
     </w:p>
     <w:bookmarkEnd w:id="24"/>
@@ -608,13 +977,29 @@
           <w:b/>
           <w:bCs/>
         </w:rPr>
+        <w:t xml:space="preserve">CONFIRMED tie behavior:</w:t>
+      </w:r>
+      <w:r>
+        <w:t xml:space="preserve"> </w:t>
+      </w:r>
+      <w:r>
+        <w:t xml:space="preserve">Equal-millisecond timestamps, including authority operations, are resolved by raw signer public key, then raw block GUID as specified above; they are not ordered by arrival or by block GUID before signer public key.</w:t>
+      </w:r>
+      <w:r>
+        <w:t xml:space="preserve"> </w:t>
+      </w:r>
+      <w:r>
+        <w:rPr>
+          <w:b/>
+          <w:bCs/>
+        </w:rPr>
         <w:t xml:space="preserve">OPEN:</w:t>
       </w:r>
       <w:r>
         <w:t xml:space="preserve"> </w:t>
       </w:r>
       <w:r>
-        <w:t xml:space="preserve">Leap-second representation and operational time-sync procedures; timestamp ties involving authority operations require the precise canonical authority semantics above. No clock-skew quarantine is required.</w:t>
+        <w:t xml:space="preserve">Leap-second representation and operational time-sync procedures. No clock-skew quarantine is required.</w:t>
       </w:r>
     </w:p>
     <w:bookmarkEnd w:id="25"/>
@@ -1426,7 +1811,7 @@
           <w:b/>
           <w:bCs/>
         </w:rPr>
-        <w:t xml:space="preserve">Compression type:</w:t>
+        <w:t xml:space="preserve">Compression type — CONFIRMED:</w:t>
       </w:r>
       <w:r>
         <w:t xml:space="preserve"> </w:t>
@@ -1441,7 +1826,7 @@
         <w:t xml:space="preserve"> </w:t>
       </w:r>
       <w:r>
-        <w:t xml:space="preserve">= uncompressed raw payload;</w:t>
+        <w:t xml:space="preserve">= uncompressed raw event payload;</w:t>
       </w:r>
       <w:r>
         <w:t xml:space="preserve"> </w:t>
@@ -1456,7 +1841,23 @@
         <w:t xml:space="preserve"> </w:t>
       </w:r>
       <w:r>
-        <w:t xml:space="preserve">= raw LZMA2 compressed stream, not a</w:t>
+        <w:t xml:space="preserve">=</w:t>
+      </w:r>
+      <w:r>
+        <w:t xml:space="preserve"> </w:t>
+      </w:r>
+      <w:r>
+        <w:rPr>
+          <w:b/>
+          <w:bCs/>
+        </w:rPr>
+        <w:t xml:space="preserve">raw LZMA2</w:t>
+      </w:r>
+      <w:r>
+        <w:t xml:space="preserve"> </w:t>
+      </w:r>
+      <w:r>
+        <w:t xml:space="preserve">compressed event payload, not a</w:t>
       </w:r>
       <w:r>
         <w:t xml:space="preserve"> </w:t>
@@ -1471,7 +1872,7 @@
         <w:t xml:space="preserve"> </w:t>
       </w:r>
       <w:r>
-        <w:t xml:space="preserve">archive. For</w:t>
+        <w:t xml:space="preserve">archive or Base64. For</w:t>
       </w:r>
       <w:r>
         <w:t xml:space="preserve"> </w:t>
@@ -1493,13 +1894,40 @@
           <w:b/>
           <w:bCs/>
         </w:rPr>
-        <w:t xml:space="preserve">inside the variable payload</w:t>
-      </w:r>
-      <w:r>
-        <w:t xml:space="preserve"> </w:t>
-      </w:r>
-      <w:r>
-        <w:t xml:space="preserve">carries the LZMA2 dictionary decoder property, followed by the raw LZMA2 data stream, and is counted in</w:t>
+        <w:t xml:space="preserve">inside</w:t>
+      </w:r>
+      <w:r>
+        <w:rPr>
+          <w:b/>
+          <w:bCs/>
+        </w:rPr>
+        <w:t xml:space="preserve"> </w:t>
+      </w:r>
+      <w:r>
+        <w:rPr>
+          <w:rStyle w:val="VerbatimChar"/>
+          <w:b/>
+          <w:bCs/>
+        </w:rPr>
+        <w:t xml:space="preserve">payload</w:t>
+      </w:r>
+      <w:r>
+        <w:t xml:space="preserve"> </w:t>
+      </w:r>
+      <w:r>
+        <w:t xml:space="preserve">is the LZMA2 decoder-property byte</w:t>
+      </w:r>
+      <w:r>
+        <w:t xml:space="preserve"> </w:t>
+      </w:r>
+      <w:r>
+        <w:rPr>
+          <w:rStyle w:val="VerbatimChar"/>
+        </w:rPr>
+        <w:t xml:space="preserve">p</w:t>
+      </w:r>
+      <w:r>
+        <w:t xml:space="preserve">, followed by the raw compressed stream; the property byte is included in</w:t>
       </w:r>
       <w:r>
         <w:t xml:space="preserve"> </w:t>
@@ -1511,7 +1939,31 @@
         <w:t xml:space="preserve">payload_size</w:t>
       </w:r>
       <w:r>
-        <w:t xml:space="preserve">. Compression IDs 2–255 are reserved for future specifications. Compression is optional, particularly for very small payloads.</w:t>
+        <w:t xml:space="preserve"> </w:t>
+      </w:r>
+      <w:r>
+        <w:t xml:space="preserve">and in the transmitted-payload SHA-512. Version 1 encoding uses</w:t>
+      </w:r>
+      <w:r>
+        <w:t xml:space="preserve"> </w:t>
+      </w:r>
+      <w:r>
+        <w:rPr>
+          <w:rStyle w:val="VerbatimChar"/>
+          <w:b/>
+          <w:bCs/>
+        </w:rPr>
+        <w:t xml:space="preserve">p=20</w:t>
+      </w:r>
+      <w:r>
+        <w:rPr>
+          <w:b/>
+          <w:bCs/>
+        </w:rPr>
+        <w:t xml:space="preserve">, a 4 MiB dictionary</w:t>
+      </w:r>
+      <w:r>
+        <w:t xml:space="preserve">. Other dictionary properties are reserved for future protocol versions. Decoding must require the LZMA2 end-of-stream marker and reject trailing garbage. The signature and SHA-512 digest are checked over transmitted bytes before decompression. Other compression type IDs are reserved. Compression is optional for small events.</w:t>
       </w:r>
     </w:p>
     <w:p>
@@ -1523,39 +1975,55 @@
           <w:b/>
           <w:bCs/>
         </w:rPr>
+        <w:t xml:space="preserve">CONFIRMED safety/resource policy:</w:t>
+      </w:r>
+      <w:r>
+        <w:t xml:space="preserve"> </w:t>
+      </w:r>
+      <w:r>
+        <w:t xml:space="preserve">Implementations must provide</w:t>
+      </w:r>
+      <w:r>
+        <w:t xml:space="preserve"> </w:t>
+      </w:r>
+      <w:r>
+        <w:rPr>
+          <w:b/>
+          <w:bCs/>
+        </w:rPr>
+        <w:t xml:space="preserve">configurable</w:t>
+      </w:r>
+      <w:r>
+        <w:t xml:space="preserve"> </w:t>
+      </w:r>
+      <w:r>
+        <w:t xml:space="preserve">input-size, decoded-size, CPU/time, memory, and decompression limits. No arbitrary small universal maximum is imposed merely because the outer payload length is 64-bit. Apply bounded incremental processing or reject safely before exhausting resources. Malformed blocks, failed hash/signature checks, unknown event kinds, unknown future versions, and unverifiable authority must never mutate official materialization. An implementation may retain such bytes for diagnostics or later dependency recovery with clear status; this does not authorize their application.</w:t>
+      </w:r>
+      <w:r>
+        <w:t xml:space="preserve"> </w:t>
+      </w:r>
+      <w:r>
+        <w:rPr>
+          <w:b/>
+          <w:bCs/>
+        </w:rPr>
         <w:t xml:space="preserve">OPEN:</w:t>
       </w:r>
       <w:r>
         <w:t xml:space="preserve"> </w:t>
       </w:r>
       <w:r>
-        <w:t xml:space="preserve">Exact raw LZMA2 framing and property validation, uncompressed-size and expansion safety limits, unknown versions/compression handling, and the independent identity/hash used for peer inventory. The raw payload's</w:t>
-      </w:r>
-      <w:r>
-        <w:t xml:space="preserve"> </w:t>
-      </w:r>
-      <w:r>
-        <w:rPr>
-          <w:b/>
-          <w:bCs/>
-        </w:rPr>
-        <w:t xml:space="preserve">event body format</w:t>
-      </w:r>
-      <w:r>
-        <w:t xml:space="preserve"> </w:t>
-      </w:r>
-      <w:r>
-        <w:t xml:space="preserve">is still to be specified; the fixed-width outer format alone does not define interoperable event encoding.</w:t>
+        <w:t xml:space="preserve">Precise configuration fields and minimum interoperable bounds, block inventory identity/hash, and diagnostic/status codes for these cases.</w:t>
       </w:r>
     </w:p>
     <w:bookmarkEnd w:id="26"/>
-    <w:bookmarkStart w:id="36" w:name="X33ede7cf7d74380d14a1407cb190e00d6e4e976"/>
+    <w:bookmarkStart w:id="36" w:name="X03c0fd4667e57f99a0e09143a5944249aa1ca5d"/>
     <w:p>
       <w:pPr>
         <w:pStyle w:val="Heading2"/>
       </w:pPr>
       <w:r>
-        <w:t xml:space="preserve">6. Binary event payloads — CONFIRMED semantics, OPEN exact encoding</w:t>
+        <w:t xml:space="preserve">6. Binary event payloads — CONFIRMED base semantics and column format; remaining events OPEN</w:t>
       </w:r>
     </w:p>
     <w:p>
@@ -1807,13 +2275,13 @@
         <w:t xml:space="preserve">. The ledger must reconstruct both schema and data. The originator prefers one smallest practical atomic change per block; row changes must be one-row atomic.</w:t>
       </w:r>
     </w:p>
-    <w:bookmarkStart w:id="27" w:name="Xca9bcbd964d04bb71da839d49a42913edd67400"/>
+    <w:bookmarkStart w:id="27" w:name="X91072bf535816e98123c3a9688e14b5bfa260e8"/>
     <w:p>
       <w:pPr>
         <w:pStyle w:val="Heading3"/>
       </w:pPr>
       <w:r>
-        <w:t xml:space="preserve">6.1 Compact payload grammar — approved shape; remaining details OPEN</w:t>
+        <w:t xml:space="preserve">6.1 Compact payload grammar — CONFIRMED Version 1 base fields; remaining events OPEN</w:t>
       </w:r>
     </w:p>
     <w:p>
@@ -1914,7 +2382,7 @@
               <w:jc w:val="left"/>
             </w:pPr>
             <w:r>
-              <w:t xml:space="preserve">Proposed event</w:t>
+              <w:t xml:space="preserve">Version 1 event</w:t>
             </w:r>
           </w:p>
         </w:tc>
@@ -2175,7 +2643,349 @@
               <w:t xml:space="preserve">table_guid[16]</w:t>
             </w:r>
             <w:r>
-              <w:t xml:space="preserve">, name,</w:t>
+              <w:t xml:space="preserve">, length-prefixed table name,</w:t>
+            </w:r>
+            <w:r>
+              <w:t xml:space="preserve"> </w:t>
+            </w:r>
+            <w:r>
+              <w:rPr>
+                <w:rStyle w:val="VerbatimChar"/>
+              </w:rPr>
+              <w:t xml:space="preserve">column_count[varuint]</w:t>
+            </w:r>
+            <w:r>
+              <w:t xml:space="preserve">, then full column definitions (Section 6.2.2) in declared order</w:t>
+            </w:r>
+          </w:p>
+        </w:tc>
+      </w:tr>
+      <w:tr>
+        <w:tc>
+          <w:tcPr/>
+          <w:p>
+            <w:pPr>
+              <w:pStyle w:val="Compact"/>
+              <w:jc w:val="left"/>
+            </w:pPr>
+            <w:r>
+              <w:rPr>
+                <w:rStyle w:val="VerbatimChar"/>
+              </w:rPr>
+              <w:t xml:space="preserve">0x11</w:t>
+            </w:r>
+          </w:p>
+        </w:tc>
+        <w:tc>
+          <w:tcPr/>
+          <w:p>
+            <w:pPr>
+              <w:pStyle w:val="Compact"/>
+              <w:jc w:val="left"/>
+            </w:pPr>
+            <w:r>
+              <w:rPr>
+                <w:rStyle w:val="VerbatimChar"/>
+              </w:rPr>
+              <w:t xml:space="preserve">DROP_TABLE</w:t>
+            </w:r>
+          </w:p>
+        </w:tc>
+        <w:tc>
+          <w:tcPr/>
+          <w:p>
+            <w:pPr>
+              <w:pStyle w:val="Compact"/>
+              <w:jc w:val="left"/>
+            </w:pPr>
+            <w:r>
+              <w:rPr>
+                <w:rStyle w:val="VerbatimChar"/>
+              </w:rPr>
+              <w:t xml:space="preserve">table_guid[16]</w:t>
+            </w:r>
+          </w:p>
+        </w:tc>
+      </w:tr>
+      <w:tr>
+        <w:tc>
+          <w:tcPr/>
+          <w:p>
+            <w:pPr>
+              <w:pStyle w:val="Compact"/>
+              <w:jc w:val="left"/>
+            </w:pPr>
+            <w:r>
+              <w:rPr>
+                <w:rStyle w:val="VerbatimChar"/>
+              </w:rPr>
+              <w:t xml:space="preserve">0x12</w:t>
+            </w:r>
+          </w:p>
+        </w:tc>
+        <w:tc>
+          <w:tcPr/>
+          <w:p>
+            <w:pPr>
+              <w:pStyle w:val="Compact"/>
+              <w:jc w:val="left"/>
+            </w:pPr>
+            <w:r>
+              <w:rPr>
+                <w:rStyle w:val="VerbatimChar"/>
+              </w:rPr>
+              <w:t xml:space="preserve">RENAME_TABLE</w:t>
+            </w:r>
+          </w:p>
+        </w:tc>
+        <w:tc>
+          <w:tcPr/>
+          <w:p>
+            <w:pPr>
+              <w:pStyle w:val="Compact"/>
+              <w:jc w:val="left"/>
+            </w:pPr>
+            <w:r>
+              <w:rPr>
+                <w:rStyle w:val="VerbatimChar"/>
+              </w:rPr>
+              <w:t xml:space="preserve">table_guid[16]</w:t>
+            </w:r>
+            <w:r>
+              <w:t xml:space="preserve">, new name</w:t>
+            </w:r>
+          </w:p>
+        </w:tc>
+      </w:tr>
+      <w:tr>
+        <w:tc>
+          <w:tcPr/>
+          <w:p>
+            <w:pPr>
+              <w:pStyle w:val="Compact"/>
+              <w:jc w:val="left"/>
+            </w:pPr>
+            <w:r>
+              <w:rPr>
+                <w:rStyle w:val="VerbatimChar"/>
+              </w:rPr>
+              <w:t xml:space="preserve">0x13</w:t>
+            </w:r>
+          </w:p>
+        </w:tc>
+        <w:tc>
+          <w:tcPr/>
+          <w:p>
+            <w:pPr>
+              <w:pStyle w:val="Compact"/>
+              <w:jc w:val="left"/>
+            </w:pPr>
+            <w:r>
+              <w:rPr>
+                <w:rStyle w:val="VerbatimChar"/>
+              </w:rPr>
+              <w:t xml:space="preserve">ADD_COLUMN</w:t>
+            </w:r>
+          </w:p>
+        </w:tc>
+        <w:tc>
+          <w:tcPr/>
+          <w:p>
+            <w:pPr>
+              <w:pStyle w:val="Compact"/>
+              <w:jc w:val="left"/>
+            </w:pPr>
+            <w:r>
+              <w:rPr>
+                <w:rStyle w:val="VerbatimChar"/>
+              </w:rPr>
+              <w:t xml:space="preserve">table_guid[16]</w:t>
+            </w:r>
+            <w:r>
+              <w:t xml:space="preserve">, complete column definition (including</w:t>
+            </w:r>
+            <w:r>
+              <w:t xml:space="preserve"> </w:t>
+            </w:r>
+            <w:r>
+              <w:rPr>
+                <w:rStyle w:val="VerbatimChar"/>
+              </w:rPr>
+              <w:t xml:space="preserve">column_guid</w:t>
+            </w:r>
+            <w:r>
+              <w:t xml:space="preserve">) from Section 6.2.2</w:t>
+            </w:r>
+          </w:p>
+        </w:tc>
+      </w:tr>
+      <w:tr>
+        <w:tc>
+          <w:tcPr/>
+          <w:p>
+            <w:pPr>
+              <w:pStyle w:val="Compact"/>
+              <w:jc w:val="left"/>
+            </w:pPr>
+            <w:r>
+              <w:rPr>
+                <w:rStyle w:val="VerbatimChar"/>
+              </w:rPr>
+              <w:t xml:space="preserve">0x14</w:t>
+            </w:r>
+          </w:p>
+        </w:tc>
+        <w:tc>
+          <w:tcPr/>
+          <w:p>
+            <w:pPr>
+              <w:pStyle w:val="Compact"/>
+              <w:jc w:val="left"/>
+            </w:pPr>
+            <w:r>
+              <w:rPr>
+                <w:rStyle w:val="VerbatimChar"/>
+              </w:rPr>
+              <w:t xml:space="preserve">DROP_COLUMN</w:t>
+            </w:r>
+          </w:p>
+        </w:tc>
+        <w:tc>
+          <w:tcPr/>
+          <w:p>
+            <w:pPr>
+              <w:pStyle w:val="Compact"/>
+              <w:jc w:val="left"/>
+            </w:pPr>
+            <w:r>
+              <w:rPr>
+                <w:rStyle w:val="VerbatimChar"/>
+              </w:rPr>
+              <w:t xml:space="preserve">table_guid[16]</w:t>
+            </w:r>
+            <w:r>
+              <w:t xml:space="preserve">,</w:t>
+            </w:r>
+            <w:r>
+              <w:t xml:space="preserve"> </w:t>
+            </w:r>
+            <w:r>
+              <w:rPr>
+                <w:rStyle w:val="VerbatimChar"/>
+              </w:rPr>
+              <w:t xml:space="preserve">column_guid[16]</w:t>
+            </w:r>
+          </w:p>
+        </w:tc>
+      </w:tr>
+      <w:tr>
+        <w:tc>
+          <w:tcPr/>
+          <w:p>
+            <w:pPr>
+              <w:pStyle w:val="Compact"/>
+              <w:jc w:val="left"/>
+            </w:pPr>
+            <w:r>
+              <w:rPr>
+                <w:rStyle w:val="VerbatimChar"/>
+              </w:rPr>
+              <w:t xml:space="preserve">0x15</w:t>
+            </w:r>
+          </w:p>
+        </w:tc>
+        <w:tc>
+          <w:tcPr/>
+          <w:p>
+            <w:pPr>
+              <w:pStyle w:val="Compact"/>
+              <w:jc w:val="left"/>
+            </w:pPr>
+            <w:r>
+              <w:rPr>
+                <w:rStyle w:val="VerbatimChar"/>
+              </w:rPr>
+              <w:t xml:space="preserve">RENAME_COLUMN</w:t>
+            </w:r>
+          </w:p>
+        </w:tc>
+        <w:tc>
+          <w:tcPr/>
+          <w:p>
+            <w:pPr>
+              <w:pStyle w:val="Compact"/>
+              <w:jc w:val="left"/>
+            </w:pPr>
+            <w:r>
+              <w:rPr>
+                <w:rStyle w:val="VerbatimChar"/>
+              </w:rPr>
+              <w:t xml:space="preserve">table_guid[16]</w:t>
+            </w:r>
+            <w:r>
+              <w:t xml:space="preserve">,</w:t>
+            </w:r>
+            <w:r>
+              <w:t xml:space="preserve"> </w:t>
+            </w:r>
+            <w:r>
+              <w:rPr>
+                <w:rStyle w:val="VerbatimChar"/>
+              </w:rPr>
+              <w:t xml:space="preserve">column_guid[16]</w:t>
+            </w:r>
+            <w:r>
+              <w:t xml:space="preserve">, new name</w:t>
+            </w:r>
+          </w:p>
+        </w:tc>
+      </w:tr>
+      <w:tr>
+        <w:tc>
+          <w:tcPr/>
+          <w:p>
+            <w:pPr>
+              <w:pStyle w:val="Compact"/>
+              <w:jc w:val="left"/>
+            </w:pPr>
+            <w:r>
+              <w:rPr>
+                <w:rStyle w:val="VerbatimChar"/>
+              </w:rPr>
+              <w:t xml:space="preserve">0x16</w:t>
+            </w:r>
+          </w:p>
+        </w:tc>
+        <w:tc>
+          <w:tcPr/>
+          <w:p>
+            <w:pPr>
+              <w:pStyle w:val="Compact"/>
+              <w:jc w:val="left"/>
+            </w:pPr>
+            <w:r>
+              <w:rPr>
+                <w:rStyle w:val="VerbatimChar"/>
+              </w:rPr>
+              <w:t xml:space="preserve">ALTER_COLUMN</w:t>
+            </w:r>
+          </w:p>
+        </w:tc>
+        <w:tc>
+          <w:tcPr/>
+          <w:p>
+            <w:pPr>
+              <w:pStyle w:val="Compact"/>
+              <w:jc w:val="left"/>
+            </w:pPr>
+            <w:r>
+              <w:rPr>
+                <w:rStyle w:val="VerbatimChar"/>
+              </w:rPr>
+              <w:t xml:space="preserve">table_guid[16]</w:t>
+            </w:r>
+            <w:r>
+              <w:t xml:space="preserve">, complete</w:t>
             </w:r>
             <w:r>
               <w:t xml:space="preserve"> </w:t>
@@ -2185,352 +2995,25 @@
                 <w:b/>
                 <w:bCs/>
               </w:rPr>
-              <w:t xml:space="preserve">the complete initial column list</w:t>
-            </w:r>
-            <w:r>
-              <w:t xml:space="preserve">, each with its immutable GUID and full definition (exact attribute encoding OPEN)</w:t>
-            </w:r>
-          </w:p>
-        </w:tc>
-      </w:tr>
-      <w:tr>
-        <w:tc>
-          <w:tcPr/>
-          <w:p>
-            <w:pPr>
-              <w:pStyle w:val="Compact"/>
-              <w:jc w:val="left"/>
-            </w:pPr>
+              <w:t xml:space="preserve">resulting</w:t>
+            </w:r>
+            <w:r>
+              <w:t xml:space="preserve"> </w:t>
+            </w:r>
+            <w:r>
+              <w:t xml:space="preserve">column definition (including unchanged</w:t>
+            </w:r>
+            <w:r>
+              <w:t xml:space="preserve"> </w:t>
+            </w:r>
             <w:r>
               <w:rPr>
                 <w:rStyle w:val="VerbatimChar"/>
               </w:rPr>
-              <w:t xml:space="preserve">0x11</w:t>
-            </w:r>
-          </w:p>
-        </w:tc>
-        <w:tc>
-          <w:tcPr/>
-          <w:p>
-            <w:pPr>
-              <w:pStyle w:val="Compact"/>
-              <w:jc w:val="left"/>
-            </w:pPr>
-            <w:r>
-              <w:rPr>
-                <w:rStyle w:val="VerbatimChar"/>
-              </w:rPr>
-              <w:t xml:space="preserve">DROP_TABLE</w:t>
-            </w:r>
-          </w:p>
-        </w:tc>
-        <w:tc>
-          <w:tcPr/>
-          <w:p>
-            <w:pPr>
-              <w:pStyle w:val="Compact"/>
-              <w:jc w:val="left"/>
-            </w:pPr>
-            <w:r>
-              <w:rPr>
-                <w:rStyle w:val="VerbatimChar"/>
-              </w:rPr>
-              <w:t xml:space="preserve">table_guid[16]</w:t>
-            </w:r>
-          </w:p>
-        </w:tc>
-      </w:tr>
-      <w:tr>
-        <w:tc>
-          <w:tcPr/>
-          <w:p>
-            <w:pPr>
-              <w:pStyle w:val="Compact"/>
-              <w:jc w:val="left"/>
-            </w:pPr>
-            <w:r>
-              <w:rPr>
-                <w:rStyle w:val="VerbatimChar"/>
-              </w:rPr>
-              <w:t xml:space="preserve">0x12</w:t>
-            </w:r>
-          </w:p>
-        </w:tc>
-        <w:tc>
-          <w:tcPr/>
-          <w:p>
-            <w:pPr>
-              <w:pStyle w:val="Compact"/>
-              <w:jc w:val="left"/>
-            </w:pPr>
-            <w:r>
-              <w:rPr>
-                <w:rStyle w:val="VerbatimChar"/>
-              </w:rPr>
-              <w:t xml:space="preserve">RENAME_TABLE</w:t>
-            </w:r>
-          </w:p>
-        </w:tc>
-        <w:tc>
-          <w:tcPr/>
-          <w:p>
-            <w:pPr>
-              <w:pStyle w:val="Compact"/>
-              <w:jc w:val="left"/>
-            </w:pPr>
-            <w:r>
-              <w:rPr>
-                <w:rStyle w:val="VerbatimChar"/>
-              </w:rPr>
-              <w:t xml:space="preserve">table_guid[16]</w:t>
-            </w:r>
-            <w:r>
-              <w:t xml:space="preserve">, new name</w:t>
-            </w:r>
-          </w:p>
-        </w:tc>
-      </w:tr>
-      <w:tr>
-        <w:tc>
-          <w:tcPr/>
-          <w:p>
-            <w:pPr>
-              <w:pStyle w:val="Compact"/>
-              <w:jc w:val="left"/>
-            </w:pPr>
-            <w:r>
-              <w:rPr>
-                <w:rStyle w:val="VerbatimChar"/>
-              </w:rPr>
-              <w:t xml:space="preserve">0x13</w:t>
-            </w:r>
-          </w:p>
-        </w:tc>
-        <w:tc>
-          <w:tcPr/>
-          <w:p>
-            <w:pPr>
-              <w:pStyle w:val="Compact"/>
-              <w:jc w:val="left"/>
-            </w:pPr>
-            <w:r>
-              <w:rPr>
-                <w:rStyle w:val="VerbatimChar"/>
-              </w:rPr>
-              <w:t xml:space="preserve">ADD_COLUMN</w:t>
-            </w:r>
-          </w:p>
-        </w:tc>
-        <w:tc>
-          <w:tcPr/>
-          <w:p>
-            <w:pPr>
-              <w:pStyle w:val="Compact"/>
-              <w:jc w:val="left"/>
-            </w:pPr>
-            <w:r>
-              <w:rPr>
-                <w:rStyle w:val="VerbatimChar"/>
-              </w:rPr>
-              <w:t xml:space="preserve">table_guid[16]</w:t>
-            </w:r>
-            <w:r>
-              <w:t xml:space="preserve">,</w:t>
-            </w:r>
-            <w:r>
-              <w:t xml:space="preserve"> </w:t>
-            </w:r>
-            <w:r>
-              <w:rPr>
-                <w:rStyle w:val="VerbatimChar"/>
-              </w:rPr>
-              <w:t xml:space="preserve">column_guid[16]</w:t>
-            </w:r>
-            <w:r>
-              <w:t xml:space="preserve">, name and type/metadata definition</w:t>
-            </w:r>
-          </w:p>
-        </w:tc>
-      </w:tr>
-      <w:tr>
-        <w:tc>
-          <w:tcPr/>
-          <w:p>
-            <w:pPr>
-              <w:pStyle w:val="Compact"/>
-              <w:jc w:val="left"/>
-            </w:pPr>
-            <w:r>
-              <w:rPr>
-                <w:rStyle w:val="VerbatimChar"/>
-              </w:rPr>
-              <w:t xml:space="preserve">0x14</w:t>
-            </w:r>
-          </w:p>
-        </w:tc>
-        <w:tc>
-          <w:tcPr/>
-          <w:p>
-            <w:pPr>
-              <w:pStyle w:val="Compact"/>
-              <w:jc w:val="left"/>
-            </w:pPr>
-            <w:r>
-              <w:rPr>
-                <w:rStyle w:val="VerbatimChar"/>
-              </w:rPr>
-              <w:t xml:space="preserve">DROP_COLUMN</w:t>
-            </w:r>
-          </w:p>
-        </w:tc>
-        <w:tc>
-          <w:tcPr/>
-          <w:p>
-            <w:pPr>
-              <w:pStyle w:val="Compact"/>
-              <w:jc w:val="left"/>
-            </w:pPr>
-            <w:r>
-              <w:rPr>
-                <w:rStyle w:val="VerbatimChar"/>
-              </w:rPr>
-              <w:t xml:space="preserve">table_guid[16]</w:t>
-            </w:r>
-            <w:r>
-              <w:t xml:space="preserve">,</w:t>
-            </w:r>
-            <w:r>
-              <w:t xml:space="preserve"> </w:t>
-            </w:r>
-            <w:r>
-              <w:rPr>
-                <w:rStyle w:val="VerbatimChar"/>
-              </w:rPr>
-              <w:t xml:space="preserve">column_guid[16]</w:t>
-            </w:r>
-          </w:p>
-        </w:tc>
-      </w:tr>
-      <w:tr>
-        <w:tc>
-          <w:tcPr/>
-          <w:p>
-            <w:pPr>
-              <w:pStyle w:val="Compact"/>
-              <w:jc w:val="left"/>
-            </w:pPr>
-            <w:r>
-              <w:rPr>
-                <w:rStyle w:val="VerbatimChar"/>
-              </w:rPr>
-              <w:t xml:space="preserve">0x15</w:t>
-            </w:r>
-          </w:p>
-        </w:tc>
-        <w:tc>
-          <w:tcPr/>
-          <w:p>
-            <w:pPr>
-              <w:pStyle w:val="Compact"/>
-              <w:jc w:val="left"/>
-            </w:pPr>
-            <w:r>
-              <w:rPr>
-                <w:rStyle w:val="VerbatimChar"/>
-              </w:rPr>
-              <w:t xml:space="preserve">RENAME_COLUMN</w:t>
-            </w:r>
-          </w:p>
-        </w:tc>
-        <w:tc>
-          <w:tcPr/>
-          <w:p>
-            <w:pPr>
-              <w:pStyle w:val="Compact"/>
-              <w:jc w:val="left"/>
-            </w:pPr>
-            <w:r>
-              <w:rPr>
-                <w:rStyle w:val="VerbatimChar"/>
-              </w:rPr>
-              <w:t xml:space="preserve">table_guid[16]</w:t>
-            </w:r>
-            <w:r>
-              <w:t xml:space="preserve">,</w:t>
-            </w:r>
-            <w:r>
-              <w:t xml:space="preserve"> </w:t>
-            </w:r>
-            <w:r>
-              <w:rPr>
-                <w:rStyle w:val="VerbatimChar"/>
-              </w:rPr>
-              <w:t xml:space="preserve">column_guid[16]</w:t>
-            </w:r>
-            <w:r>
-              <w:t xml:space="preserve">, new name</w:t>
-            </w:r>
-          </w:p>
-        </w:tc>
-      </w:tr>
-      <w:tr>
-        <w:tc>
-          <w:tcPr/>
-          <w:p>
-            <w:pPr>
-              <w:pStyle w:val="Compact"/>
-              <w:jc w:val="left"/>
-            </w:pPr>
-            <w:r>
-              <w:rPr>
-                <w:rStyle w:val="VerbatimChar"/>
-              </w:rPr>
-              <w:t xml:space="preserve">0x16</w:t>
-            </w:r>
-          </w:p>
-        </w:tc>
-        <w:tc>
-          <w:tcPr/>
-          <w:p>
-            <w:pPr>
-              <w:pStyle w:val="Compact"/>
-              <w:jc w:val="left"/>
-            </w:pPr>
-            <w:r>
-              <w:rPr>
-                <w:rStyle w:val="VerbatimChar"/>
-              </w:rPr>
-              <w:t xml:space="preserve">ALTER_COLUMN</w:t>
-            </w:r>
-          </w:p>
-        </w:tc>
-        <w:tc>
-          <w:tcPr/>
-          <w:p>
-            <w:pPr>
-              <w:pStyle w:val="Compact"/>
-              <w:jc w:val="left"/>
-            </w:pPr>
-            <w:r>
-              <w:rPr>
-                <w:rStyle w:val="VerbatimChar"/>
-              </w:rPr>
-              <w:t xml:space="preserve">table_guid[16]</w:t>
-            </w:r>
-            <w:r>
-              <w:t xml:space="preserve">,</w:t>
-            </w:r>
-            <w:r>
-              <w:t xml:space="preserve"> </w:t>
-            </w:r>
-            <w:r>
-              <w:rPr>
-                <w:rStyle w:val="VerbatimChar"/>
-              </w:rPr>
-              <w:t xml:space="preserve">column_guid[16]</w:t>
-            </w:r>
-            <w:r>
-              <w:t xml:space="preserve">, changed schema attributes</w:t>
+              <w:t xml:space="preserve">column_guid</w:t>
+            </w:r>
+            <w:r>
+              <w:t xml:space="preserve">) from Section 6.2.2</w:t>
             </w:r>
           </w:p>
         </w:tc>
@@ -2580,10 +3063,7 @@
               <w:t xml:space="preserve">grantee_public_key[32]</w:t>
             </w:r>
             <w:r>
-              <w:t xml:space="preserve"> </w:t>
-            </w:r>
-            <w:r>
-              <w:t xml:space="preserve">(grant-lineage identifier, if needed, OPEN)</w:t>
+              <w:t xml:space="preserve">; authorization is a per-key state, not separate grant instances</w:t>
             </w:r>
           </w:p>
         </w:tc>
@@ -2627,7 +3107,7 @@
               <w:jc w:val="left"/>
             </w:pPr>
             <w:r>
-              <w:t xml:space="preserve">revoked key, second signer public key, second signature bound to this revocation</w:t>
+              <w:t xml:space="preserve">`revoked_public_key[32]</w:t>
             </w:r>
           </w:p>
         </w:tc>
@@ -2697,13 +3177,13 @@
       </w:r>
     </w:p>
     <w:bookmarkEnd w:id="27"/>
-    <w:bookmarkStart w:id="33" w:name="Xfe8f7ba6354d2441e220899d50c566bd53a1794"/>
+    <w:bookmarkStart w:id="33" w:name="X9b46d4aa57da23ae8dbe8003c2d25a3ec078632"/>
     <w:p>
       <w:pPr>
         <w:pStyle w:val="Heading3"/>
       </w:pPr>
       <w:r>
-        <w:t>6.2 Binary value types and NULL semantics — CONFIRMED Version 1 encoding</w:t>
+        <w:t xml:space="preserve">6.2 Binary value types and NULL semantics — CONFIRMED Version 1 encoding</w:t>
       </w:r>
     </w:p>
     <w:p>
@@ -2711,7 +3191,57 @@
         <w:pStyle w:val="FirstParagraph"/>
       </w:pPr>
       <w:r>
-        <w:t>CONFIRMED: Version 1 supports all nine value types below. The outer block uses raw binary; values appear within the uncompressed typed event body (before any optional LZMA2 compression). All row changes use table, row and column GUIDs as identity. The Version 1 encoding of DECIMAL, DATETIME and column nullability flags below is CONFIRMED by the originator (2026-10-21).</w:t>
+        <w:rPr>
+          <w:b/>
+          <w:bCs/>
+        </w:rPr>
+        <w:t xml:space="preserve">CONFIRMED:</w:t>
+      </w:r>
+      <w:r>
+        <w:t xml:space="preserve"> </w:t>
+      </w:r>
+      <w:r>
+        <w:t xml:space="preserve">Version 1 supports all nine value types below. The outer block uses raw binary; values appear within the uncompressed typed event body (before any optional LZMA2 compression). All row changes use table, row and column GUIDs as identity. The Version 1 encodings of</w:t>
+      </w:r>
+      <w:r>
+        <w:t xml:space="preserve"> </w:t>
+      </w:r>
+      <w:r>
+        <w:rPr>
+          <w:rStyle w:val="VerbatimChar"/>
+        </w:rPr>
+        <w:t xml:space="preserve">DECIMAL</w:t>
+      </w:r>
+      <w:r>
+        <w:t xml:space="preserve">,</w:t>
+      </w:r>
+      <w:r>
+        <w:t xml:space="preserve"> </w:t>
+      </w:r>
+      <w:r>
+        <w:rPr>
+          <w:rStyle w:val="VerbatimChar"/>
+        </w:rPr>
+        <w:t xml:space="preserve">DATETIME</w:t>
+      </w:r>
+      <w:r>
+        <w:t xml:space="preserve">, and column nullability flags below are</w:t>
+      </w:r>
+      <w:r>
+        <w:t xml:space="preserve"> </w:t>
+      </w:r>
+      <w:r>
+        <w:rPr>
+          <w:b/>
+          <w:bCs/>
+        </w:rPr>
+        <w:t xml:space="preserve">CONFIRMED</w:t>
+      </w:r>
+      <w:r>
+        <w:t xml:space="preserve"> </w:t>
+      </w:r>
+      <w:r>
+        <w:t xml:space="preserve">by the originator (2026-10-21).</w:t>
       </w:r>
     </w:p>
     <w:tbl>
@@ -2757,8 +3287,12 @@
         <w:tc>
           <w:tcPr/>
           <w:p>
-            <w:r>
-              <w:t>Approved value bytes following tag</w:t>
+            <w:pPr>
+              <w:pStyle w:val="Compact"/>
+              <w:jc w:val="left"/>
+            </w:pPr>
+            <w:r>
+              <w:t xml:space="preserve">Approved value bytes following tag</w:t>
             </w:r>
           </w:p>
         </w:tc>
@@ -3660,13 +4194,13 @@
       </w:r>
     </w:p>
     <w:bookmarkEnd w:id="28"/>
-    <w:bookmarkStart w:id="29" w:name="Xe4340520c6183268fc714eb5ddd5b81e836d841"/>
+    <w:bookmarkStart w:id="29" w:name="X16ebc27e9dfcfdb54e3850d12310b47dcd22a6a"/>
     <w:p>
       <w:pPr>
         <w:pStyle w:val="Heading4"/>
       </w:pPr>
       <w:r>
-        <w:t>6.2.2 Column nullability metadata — approved compact flag encoding</w:t>
+        <w:t xml:space="preserve">6.2.2 Column definition grammar — CONFIRMED Version 1</w:t>
       </w:r>
     </w:p>
     <w:p>
@@ -3674,7 +4208,17 @@
         <w:pStyle w:val="FirstParagraph"/>
       </w:pPr>
       <w:r>
-        <w:t>CONFIRMED: A column definition must preserve its declared nullable or NOT NULL characteristic, independently from the actual NULL state of individual row values. CONFIRMED: Each column definition within CREATE_TABLE and relevant ADD_COLUMN/ALTER_COLUMN events has at minimum column_guid[16], a length-prefixed UTF-8 name, declared_type_tag[1], and column_flags[1]; additional type parameters follow when required. In column_flags, bit 0 is 1 for nullable and 0 for NOT NULL. The remaining bits are reserved until other attributes are defined. NULL (0x00) is a value type tag, not a column declaration type. Exact complete column-schema field grammar and literal/default-expression support remain OPEN.</w:t>
+        <w:rPr>
+          <w:b/>
+          <w:bCs/>
+        </w:rPr>
+        <w:t xml:space="preserve">CONFIRMED by the originator on 2026-10-22:</w:t>
+      </w:r>
+      <w:r>
+        <w:t xml:space="preserve"> </w:t>
+      </w:r>
+      <w:r>
+        <w:t xml:space="preserve">Each complete Version 1 column definition uses the following ordered binary fields, with no separators or padding:</w:t>
       </w:r>
     </w:p>
     <w:p>
@@ -3683,981 +4227,12 @@
       </w:pPr>
       <w:r>
         <w:rPr>
-          <w:b/>
-          <w:bCs/>
-        </w:rPr>
-        <w:t xml:space="preserve">CONFIRMED existing policy:</w:t>
-      </w:r>
-      <w:r>
-        <w:t xml:space="preserve"> </w:t>
-      </w:r>
-      <w:r>
-        <w:t xml:space="preserve">Version 1 does not reject an otherwise authorized ledger row block merely because its values conflict with application-level NOT NULL metadata. A master detecting a prohibited NULL or an incompatible conversion publishes a</w:t>
-      </w:r>
-      <w:r>
-        <w:t xml:space="preserve"> </w:t>
-      </w:r>
-      <w:r>
-        <w:rPr>
-          <w:b/>
-          <w:bCs/>
-        </w:rPr>
-        <w:t xml:space="preserve">separate corrective signed UPDATE_ROW block first</w:t>
-      </w:r>
-      <w:r>
-        <w:t xml:space="preserve"> </w:t>
-      </w:r>
-      <w:r>
-        <w:t xml:space="preserve">(using the established type-specific default when necessary); all databases, including the originating master, consume that block normally. Read-only replicas cannot author corrective blocks. There is no direct unlogged materialized-database edit and no automatic echo of ordinary replay. Duplicate corrections from independent masters remain permissible. Until a correction block is present, any unresolved NULL remains a recorded/visible inconsistency or pending projection condition rather than an invented historical block. Exact intermediate SELECT behavior and handling of declared SQL defaults remain OPEN.</w:t>
-      </w:r>
-    </w:p>
-    <w:bookmarkEnd w:id="29"/>
-    <w:bookmarkStart w:id="30" w:name="X6493216a6105c7665c667cedea85b9dee04ad4d"/>
-    <w:p>
-      <w:pPr>
-        <w:pStyle w:val="Heading4"/>
-      </w:pPr>
-      <w:r>
-        <w:t>6.2.3 Canonical DECIMAL — approved binary encoding</w:t>
-      </w:r>
-    </w:p>
-    <w:p>
-      <w:pPr>
-        <w:pStyle w:val="FirstParagraph"/>
-      </w:pPr>
-      <w:r>
-        <w:t xml:space="preserve">A decimal represents the exact number</w:t>
-      </w:r>
-      <w:r>
-        <w:t xml:space="preserve"> </w:t>
-      </w:r>
-      <w:r>
-        <w:rPr>
-          <w:rStyle w:val="VerbatimChar"/>
-        </w:rPr>
-        <w:t xml:space="preserve">coefficient × 10^(−scale)</w:t>
-      </w:r>
-      <w:r>
-        <w:t xml:space="preserve">, with signed arbitrary-precision integer</w:t>
-      </w:r>
-      <w:r>
-        <w:t xml:space="preserve"> </w:t>
-      </w:r>
-      <w:r>
-        <w:rPr>
-          <w:b/>
-          <w:bCs/>
-        </w:rPr>
-        <w:t xml:space="preserve">coefficient</w:t>
-      </w:r>
-      <w:r>
-        <w:t xml:space="preserve"> </w:t>
-      </w:r>
-      <w:r>
-        <w:t xml:space="preserve">and signed integer</w:t>
-      </w:r>
-      <w:r>
-        <w:t xml:space="preserve"> </w:t>
-      </w:r>
-      <w:r>
-        <w:rPr>
-          <w:b/>
-          <w:bCs/>
-        </w:rPr>
-        <w:t xml:space="preserve">scale</w:t>
-      </w:r>
-      <w:r>
-        <w:t xml:space="preserve">, stored in that order as</w:t>
-      </w:r>
-      <w:r>
-        <w:t xml:space="preserve"> </w:t>
-      </w:r>
-      <w:r>
-        <w:rPr>
-          <w:rStyle w:val="VerbatimChar"/>
-        </w:rPr>
-        <w:t xml:space="preserve">signed_scale[ZigZag-ULEB128] || signed_coefficient[ZigZag-ULEB128]</w:t>
-      </w:r>
-      <w:r>
-        <w:t xml:space="preserve">. For each signed integer</w:t>
-      </w:r>
-      <w:r>
-        <w:t xml:space="preserve"> </w:t>
-      </w:r>
-      <w:r>
-        <w:rPr>
-          <w:rStyle w:val="VerbatimChar"/>
-        </w:rPr>
-        <w:t xml:space="preserve">n</w:t>
-      </w:r>
-      <w:r>
-        <w:t xml:space="preserve">, ZigZag maps nonnegative</w:t>
-      </w:r>
-      <w:r>
-        <w:t xml:space="preserve"> </w:t>
-      </w:r>
-      <w:r>
-        <w:rPr>
-          <w:rStyle w:val="VerbatimChar"/>
-        </w:rPr>
-        <w:t xml:space="preserve">n</w:t>
-      </w:r>
-      <w:r>
-        <w:t xml:space="preserve"> </w:t>
-      </w:r>
-      <w:r>
-        <w:t xml:space="preserve">to</w:t>
-      </w:r>
-      <w:r>
-        <w:t xml:space="preserve"> </w:t>
-      </w:r>
-      <w:r>
-        <w:rPr>
-          <w:rStyle w:val="VerbatimChar"/>
-        </w:rPr>
-        <w:t xml:space="preserve">2n</w:t>
-      </w:r>
-      <w:r>
-        <w:t xml:space="preserve">, negative</w:t>
-      </w:r>
-      <w:r>
-        <w:t xml:space="preserve"> </w:t>
-      </w:r>
-      <w:r>
-        <w:rPr>
-          <w:rStyle w:val="VerbatimChar"/>
-        </w:rPr>
-        <w:t xml:space="preserve">n</w:t>
-      </w:r>
-      <w:r>
-        <w:t xml:space="preserve"> </w:t>
-      </w:r>
-      <w:r>
-        <w:t xml:space="preserve">to</w:t>
-      </w:r>
-      <w:r>
-        <w:t xml:space="preserve"> </w:t>
-      </w:r>
-      <w:r>
-        <w:rPr>
-          <w:rStyle w:val="VerbatimChar"/>
-        </w:rPr>
-        <w:t xml:space="preserve">−2n−1</w:t>
-      </w:r>
-      <w:r>
-        <w:t xml:space="preserve">, and the result uses minimal, little-endian-base-128 ULEB128 bytes. No floating-point conversion occurs.</w:t>
-      </w:r>
-    </w:p>
-    <w:p>
-      <w:pPr>
-        <w:pStyle w:val="BodyText"/>
-      </w:pPr>
-      <w:r>
-        <w:t xml:space="preserve">Canonicalize numeric values: if coefficient is zero, encode</w:t>
-      </w:r>
-      <w:r>
-        <w:t xml:space="preserve"> </w:t>
-      </w:r>
-      <w:r>
-        <w:rPr>
-          <w:rStyle w:val="VerbatimChar"/>
-        </w:rPr>
-        <w:t xml:space="preserve">(scale=0, coefficient=0)</w:t>
-      </w:r>
-      <w:r>
-        <w:t xml:space="preserve">; otherwise divide out all factors of 10 from the coefficient and decrement scale accordingly. Thus</w:t>
-      </w:r>
-      <w:r>
-        <w:t xml:space="preserve"> </w:t>
-      </w:r>
-      <w:r>
-        <w:rPr>
-          <w:rStyle w:val="VerbatimChar"/>
-        </w:rPr>
-        <w:t xml:space="preserve">12.3400</w:t>
-      </w:r>
-      <w:r>
-        <w:t xml:space="preserve"> </w:t>
-      </w:r>
-      <w:r>
-        <w:t xml:space="preserve">is</w:t>
-      </w:r>
-      <w:r>
-        <w:t xml:space="preserve"> </w:t>
-      </w:r>
-      <w:r>
-        <w:rPr>
-          <w:rStyle w:val="VerbatimChar"/>
-        </w:rPr>
-        <w:t xml:space="preserve">(scale=2, coefficient=1234)</w:t>
-      </w:r>
-      <w:r>
-        <w:t xml:space="preserve">, while</w:t>
-      </w:r>
-      <w:r>
-        <w:t xml:space="preserve"> </w:t>
-      </w:r>
-      <w:r>
-        <w:rPr>
-          <w:rStyle w:val="VerbatimChar"/>
-        </w:rPr>
-        <w:t xml:space="preserve">1000</w:t>
-      </w:r>
-      <w:r>
-        <w:t xml:space="preserve"> </w:t>
-      </w:r>
-      <w:r>
-        <w:t xml:space="preserve">can be</w:t>
-      </w:r>
-      <w:r>
-        <w:t xml:space="preserve"> </w:t>
-      </w:r>
-      <w:r>
-        <w:rPr>
-          <w:rStyle w:val="VerbatimChar"/>
-        </w:rPr>
-        <w:t xml:space="preserve">(scale=−3, coefficient=1)</w:t>
-      </w:r>
-      <w:r>
-        <w:t xml:space="preserve">. Declared column precision/scale, if any, are separate</w:t>
-      </w:r>
-      <w:r>
-        <w:t xml:space="preserve"> </w:t>
-      </w:r>
-      <w:r>
-        <w:rPr>
-          <w:b/>
-          <w:bCs/>
-        </w:rPr>
-        <w:t xml:space="preserve">schema attributes</w:t>
-      </w:r>
-      <w:r>
-        <w:t xml:space="preserve">, not inferred from the canonical value. This preserves exact numeric meaning, but not redundant textual trailing zeros; SQL formatting can use declared schema scale. Decoder integer-size, decimal precision and scale resource limits and rounding on column-type conversions are OPEN.</w:t>
-      </w:r>
-    </w:p>
-    <w:bookmarkEnd w:id="30"/>
-    <w:bookmarkStart w:id="31" w:name="Xe13044f0ad229a9bb4883b77c0d9bf758bbf069"/>
-    <w:p>
-      <w:pPr>
-        <w:pStyle w:val="Heading4"/>
-      </w:pPr>
-      <w:r>
-        <w:t>6.2.4 Canonical DATETIME — approved binary encoding</w:t>
-      </w:r>
-    </w:p>
-    <w:p>
-      <w:pPr>
-        <w:pStyle w:val="FirstParagraph"/>
-      </w:pPr>
-      <w:r>
-        <w:t xml:space="preserve">Encode a DATETIME</w:t>
-      </w:r>
-      <w:r>
-        <w:t xml:space="preserve"> </w:t>
-      </w:r>
-      <w:r>
-        <w:rPr>
-          <w:b/>
-          <w:bCs/>
-        </w:rPr>
-        <w:t xml:space="preserve">instant</w:t>
-      </w:r>
-      <w:r>
-        <w:t xml:space="preserve"> </w:t>
-      </w:r>
-      <w:r>
-        <w:t xml:space="preserve">as an 8-byte, signed, big-endian count of</w:t>
-      </w:r>
-      <w:r>
-        <w:t xml:space="preserve"> </w:t>
-      </w:r>
-      <w:r>
-        <w:rPr>
-          <w:b/>
-          <w:bCs/>
-        </w:rPr>
-        <w:t xml:space="preserve">milliseconds since 1970-01-01T00:00:00.000Z</w:t>
-      </w:r>
-      <w:r>
-        <w:t xml:space="preserve"> </w:t>
-      </w:r>
-      <w:r>
-        <w:t xml:space="preserve">(UTC). Dates before the epoch use negative values. Time-zone-aware input values are normalized to UTC by the originating master</w:t>
-      </w:r>
-      <w:r>
-        <w:t xml:space="preserve"> </w:t>
-      </w:r>
-      <w:r>
-        <w:rPr>
-          <w:b/>
-          <w:bCs/>
-        </w:rPr>
-        <w:t xml:space="preserve">before</w:t>
-      </w:r>
-      <w:r>
-        <w:t xml:space="preserve"> </w:t>
-      </w:r>
-      <w:r>
-        <w:t xml:space="preserve">emitting the block; other nodes never reinterpret that instant using their local time zones. This preserves precision to milliseconds but does not retain the originally written time-zone offset. If an application requires original offset or local wall-time representation, it can store additional fields (or TEXT). The interpretation of timezone-naive SQL inputs, leap-second normalization, and behavior for submillisecond inputs remain OPEN; one proposed default is to interpret timezone-naive inputs as UTC and reject fractional milliseconds that cannot be represented exactly unless an explicit rounding policy is defined.</w:t>
-      </w:r>
-    </w:p>
-    <w:bookmarkEnd w:id="31"/>
-    <w:bookmarkStart w:id="32" w:name="X931de49b45307417e12982139789245e20a8b38"/>
-    <w:p>
-      <w:pPr>
-        <w:pStyle w:val="Heading4"/>
-      </w:pPr>
-      <w:r>
-        <w:t xml:space="preserve">6.2.5 Other remaining type details — OPEN</w:t>
-      </w:r>
-    </w:p>
-    <w:p>
-      <w:pPr>
-        <w:pStyle w:val="FirstParagraph"/>
-      </w:pPr>
-      <w:r>
-        <w:t>FLOAT non-finite values (NaN/infinity), negative zero, normalization of Unicode, typed constant SQL defaults, column declaration metadata, deterministic datatype conversion, and resource bounds remain to be specified. The specified base value encodings are approved; as-yet-unspecified edge-case normalizations remain OPEN.</w:t>
-      </w:r>
-    </w:p>
-    <w:bookmarkEnd w:id="32"/>
-    <w:bookmarkEnd w:id="33"/>
-    <w:bookmarkStart w:id="34" w:name="X6871d5c8c894c0a3939417faf6304680aa2f79b"/>
-    <w:p>
-      <w:pPr>
-        <w:pStyle w:val="Heading3"/>
-      </w:pPr>
-      <w:r>
-        <w:t xml:space="preserve">6.3 Second signature on revocation — approved structure; remaining details OPEN</w:t>
-      </w:r>
-    </w:p>
-    <w:p>
-      <w:pPr>
-        <w:pStyle w:val="FirstParagraph"/>
-      </w:pPr>
-      <w:r>
-        <w:t>The outer REVOKE_MASTER block is signed by one authorized master; the event payload contains the other consenting master's 32-byte Ed25519 public key and 64-byte signature, plus the target key being revoked. The two signers must be the target key and one distinct currently authorized master, in either order; the target's original grantor has no special role. PROPOSED: The second signer authenticates a canonical, domain-separated intent containing a stable protocol tag (DDL-REVOKE-v1), ledger_guid, block_guid, effective timestamp_utc_ms, outer signer key, target key, and countersigner key. It signs this intent first, then the outer signature covers the entire block including the countersignature. There is no grant-block reference in this revocation mechanism: revocation affects the target key's authorization state as a whole.</w:t>
-      </w:r>
-    </w:p>
-    <w:p>
-      <w:pPr>
-        <w:pStyle w:val="BodyText"/>
-      </w:pPr>
-      <w:r>
-        <w:t>CONFIRMED: A revocation is valid only when its outer signer and countersigner are different and both currently authorized, with the target master providing one of these signatures. This prevents the sole remaining master from revoking itself. OPEN: Exact countersignature encoding and canonical signed bytes; behavior under incomplete authorization histories must follow canonical replay.</w:t>
-      </w:r>
-    </w:p>
-    <w:bookmarkEnd w:id="34"/>
-    <w:bookmarkStart w:id="35" w:name="X3f8308b67e26b77ccc396552129e5152fa90ff9"/>
-    <w:p>
-      <w:pPr>
-        <w:pStyle w:val="Heading3"/>
-      </w:pPr>
-      <w:r>
-        <w:t xml:space="preserve">6.4 Remaining event-protocol decisions</w:t>
-      </w:r>
-    </w:p>
-    <w:p>
-      <w:pPr>
-        <w:pStyle w:val="FirstParagraph"/>
-      </w:pPr>
-      <w:r>
-        <w:t>OPEN: Finalize the complete schema attribute grammar (including approved nullability flags), canonical floating-point representations, SQL-affinity and collation semantics, schema metadata packing, oversized strings/BLOB restrictions, unknown future event handling, and row or schema dependencies. A CREATE_TABLE event MUST contain its complete initial table schema (all initial column GUIDs and definitions) in one block; later alterations are separate events. The exact schema-attribute wire grammar remains OPEN.</w:t>
-      </w:r>
-    </w:p>
-    <w:bookmarkEnd w:id="35"/>
-    <w:bookmarkEnd w:id="36"/>
-    <w:bookmarkStart w:id="37" w:name="Xacedf5c2a1dc44c4429f1fe73a075149e38ed59"/>
-    <w:p>
-      <w:pPr>
-        <w:pStyle w:val="Heading2"/>
-      </w:pPr>
-      <w:r>
-        <w:t xml:space="preserve">7. Deterministic reconciliation and conflict semantics — CONFIRMED</w:t>
-      </w:r>
-    </w:p>
-    <w:p>
-      <w:pPr>
-        <w:pStyle w:val="FirstParagraph"/>
-      </w:pPr>
-      <w:r>
-        <w:t xml:space="preserve">A node retains all authenticated blocks it has received; it validates the signer</w:t>
-      </w:r>
-      <w:r>
-        <w:t xml:space="preserve"> </w:t>
-      </w:r>
-      <w:r>
-        <w:rPr>
-          <w:b/>
-          <w:bCs/>
-        </w:rPr>
-        <w:t xml:space="preserve">against canonical authorization history</w:t>
-      </w:r>
-      <w:r>
-        <w:t xml:space="preserve">, then derives the current schema and rows from applicable events in canonical order.</w:t>
-      </w:r>
-      <w:r>
-        <w:t xml:space="preserve"> </w:t>
-      </w:r>
-      <w:r>
-        <w:rPr>
-          <w:b/>
-          <w:bCs/>
-        </w:rPr>
-        <w:t xml:space="preserve">Later modifications win over earlier modifications to the same affected field</w:t>
-      </w:r>
-      <w:r>
-        <w:t xml:space="preserve"> </w:t>
-      </w:r>
-      <w:r>
-        <w:t xml:space="preserve">unless a deletion applies;</w:t>
-      </w:r>
-      <w:r>
-        <w:t xml:space="preserve"> </w:t>
-      </w:r>
-      <w:r>
-        <w:rPr>
-          <w:b/>
-          <w:bCs/>
-        </w:rPr>
-        <w:t xml:space="preserve">deletions always win for the same immutable entity GUID</w:t>
-      </w:r>
-      <w:r>
-        <w:t xml:space="preserve">, including after earlier or later updates. The same rule applies to rows, columns, and tables. A deleted row/table/column cannot be recreated with the same GUID.</w:t>
-      </w:r>
-    </w:p>
-    <w:p>
-      <w:pPr>
-        <w:pStyle w:val="BodyText"/>
-      </w:pPr>
-      <w:r>
-        <w:t xml:space="preserve">A delayed update to a GUID for which its earlier INSERT has not yet arrived is retained and logged as temporarily inapplicable; it has no visible effect until the missing earlier INSERT is received and the entity can be reprojected. Operations that cannot yet be interpreted because schema blocks are missing are similarly logged and reconsidered after recovery of dependencies. When a late earlier block arrives, the node</w:t>
-      </w:r>
-      <w:r>
-        <w:t xml:space="preserve"> </w:t>
-      </w:r>
-      <w:r>
-        <w:rPr>
-          <w:b/>
-          <w:bCs/>
-        </w:rPr>
-        <w:t xml:space="preserve">selectively recomputes only affected rows, schema, and dependent state where safe</w:t>
-      </w:r>
-      <w:r>
-        <w:t xml:space="preserve">, using conservative broader rebuild only when necessary. Unrelated rows need not be rolled back. Immutable event history itself never rolls back; only the derived materialized database state can be corrected. A raw block may remain retained even where later validation makes it unauthorized/inapplicable; it must not affect the projection.</w:t>
-      </w:r>
-    </w:p>
-    <w:p>
-      <w:pPr>
-        <w:pStyle w:val="BodyText"/>
-      </w:pPr>
-      <w:r>
-        <w:rPr>
-          <w:b/>
-          <w:bCs/>
-        </w:rPr>
-        <w:t xml:space="preserve">No secondary events from normal replay:</w:t>
-      </w:r>
-      <w:r>
-        <w:t xml:space="preserve"> </w:t>
-      </w:r>
-      <w:r>
-        <w:t xml:space="preserve">An ordinary block's application does not publish another block. Replay is not a user edit; ordinary blocks never echo into the ledger. Rare automatic corrections are separately initiated by an authorized master by publishing a</w:t>
-      </w:r>
-      <w:r>
-        <w:t xml:space="preserve"> </w:t>
-      </w:r>
-      <w:r>
-        <w:rPr>
-          <w:b/>
-          <w:bCs/>
-        </w:rPr>
-        <w:t xml:space="preserve">new authenticated correction block first</w:t>
-      </w:r>
-      <w:r>
-        <w:t xml:space="preserve"> </w:t>
-      </w:r>
-      <w:r>
-        <w:t xml:space="preserve">and then having the database consume it. The ledger does not distinguish human-driven and automatic signed changes.</w:t>
-      </w:r>
-    </w:p>
-    <w:bookmarkEnd w:id="37"/>
-    <w:bookmarkStart w:id="38" w:name="X4be94066ad70d7929383cead133faa36fa4a09b"/>
-    <w:p>
-      <w:pPr>
-        <w:pStyle w:val="Heading2"/>
-      </w:pPr>
-      <w:r>
-        <w:t xml:space="preserve">8. Schema identity, name collisions, and conversion — CONFIRMED</w:t>
-      </w:r>
-    </w:p>
-    <w:p>
-      <w:pPr>
-        <w:pStyle w:val="FirstParagraph"/>
-      </w:pPr>
-      <w:r>
-        <w:t xml:space="preserve">Every table and every column has an immutable GUID.</w:t>
-      </w:r>
-      <w:r>
-        <w:t xml:space="preserve"> </w:t>
-      </w:r>
-      <w:r>
-        <w:rPr>
-          <w:rStyle w:val="VerbatimChar"/>
-        </w:rPr>
-        <w:t xml:space="preserve">RENAME_TABLE</w:t>
-      </w:r>
-      <w:r>
-        <w:t xml:space="preserve"> </w:t>
-      </w:r>
-      <w:r>
-        <w:t xml:space="preserve">and</w:t>
-      </w:r>
-      <w:r>
-        <w:t xml:space="preserve"> </w:t>
-      </w:r>
-      <w:r>
-        <w:rPr>
-          <w:rStyle w:val="VerbatimChar"/>
-        </w:rPr>
-        <w:t xml:space="preserve">RENAME_COLUMN</w:t>
-      </w:r>
-      <w:r>
-        <w:t xml:space="preserve"> </w:t>
-      </w:r>
-      <w:r>
-        <w:t xml:space="preserve">preserve GUID; concurrent rename events targeting a GUID settle by</w:t>
-      </w:r>
-      <w:r>
-        <w:t xml:space="preserve"> </w:t>
-      </w:r>
-      <w:r>
-        <w:rPr>
-          <w:b/>
-          <w:bCs/>
-        </w:rPr>
-        <w:t xml:space="preserve">latest canonical event wins</w:t>
-      </w:r>
-      <w:r>
-        <w:t xml:space="preserve">, unless the entity is deleted. A dropped column supersedes updates targeting it. A newly added table or column with the same name as an old/deleted one always receives a new GUID.</w:t>
-      </w:r>
-    </w:p>
-    <w:p>
-      <w:pPr>
-        <w:pStyle w:val="BodyText"/>
-      </w:pPr>
-      <w:r>
-        <w:t>If two masters create different GUIDs under the same SQL-visible table name or under the same column name within one table, both entities survive and must receive distinct SQL-visible names. The default generated name for a conflicting column is [original-name]-[column-GUID-without-dashes]; table collisions follow the same GUID-suffix principle. An authorized master that discovers a collision may emit a signed corrective rename block, which is ingested normally. If multiple masters independently emit equivalent or competing corrective blocks, all valid correction blocks are retained and processed by canonical order; the latest name change wins, except for deletion. Duplicate correction blocks do not themselves undermine ledger validity or mandate rejecting an otherwise valid event.</w:t>
-      </w:r>
-    </w:p>
-    <w:p>
-      <w:pPr>
-        <w:pStyle w:val="BodyText"/>
-      </w:pPr>
-      <w:r>
-        <w:t xml:space="preserve">When a column data type changes, convert existing values where possible. On incompatible conversion, log an error. If NULL is permitted, use</w:t>
-      </w:r>
-      <w:r>
-        <w:t xml:space="preserve"> </w:t>
-      </w:r>
-      <w:r>
-        <w:rPr>
-          <w:rStyle w:val="VerbatimChar"/>
-        </w:rPr>
-        <w:t xml:space="preserve">NULL</w:t>
-      </w:r>
-      <w:r>
-        <w:t xml:space="preserve">. If NULL is not permitted, use a suitable datatype default (</w:t>
-      </w:r>
-      <w:r>
-        <w:rPr>
-          <w:rStyle w:val="VerbatimChar"/>
-        </w:rPr>
-        <w:t xml:space="preserve">0</w:t>
-      </w:r>
-      <w:r>
-        <w:t xml:space="preserve"> </w:t>
-      </w:r>
-      <w:r>
-        <w:t xml:space="preserve">for a numeric type, empty string for text, minimum supported date/time for date types, etc.). On encountering an incompatibility that calls for an automatic replacement, a master creates a</w:t>
-      </w:r>
-      <w:r>
-        <w:t xml:space="preserve"> </w:t>
-      </w:r>
-      <w:r>
-        <w:rPr>
-          <w:b/>
-          <w:bCs/>
-        </w:rPr>
-        <w:t xml:space="preserve">new row-value-update block</w:t>
-      </w:r>
-      <w:r>
-        <w:t xml:space="preserve">, rather than silently modifying official state. Automated changes may themselves be followed by later canonical changes; arbitrary circular replay/republishing is not allowed.</w:t>
-      </w:r>
-    </w:p>
-    <w:p>
-      <w:pPr>
-        <w:pStyle w:val="BodyText"/>
-      </w:pPr>
-      <w:r>
-        <w:rPr>
-          <w:b/>
-          <w:bCs/>
-        </w:rPr>
-        <w:t xml:space="preserve">OPEN:</w:t>
-      </w:r>
-      <w:r>
-        <w:t xml:space="preserve"> </w:t>
-      </w:r>
-      <w:r>
-        <w:t xml:space="preserve">Precise SQL-visible name collision resolution in the presence of independent repair blocks, including avoiding persistent collisions after latest-wins renames; complete type-specific default matrix; intermediate visibility and timing of nonnullable corrective blocks; exact column-declaration grammar; deterministic conversion/rounding for all types. Duplicate correction blocks alone do not guarantee that transient name conflicts can never recur—implementation must ensure eventual naming convergence without rejecting valid events.</w:t>
-      </w:r>
-    </w:p>
-    <w:bookmarkEnd w:id="38"/>
-    <w:bookmarkStart w:id="39" w:name="Xbc19671765c2b411e7816c09547f69e2ead8dbc"/>
-    <w:p>
-      <w:pPr>
-        <w:pStyle w:val="Heading2"/>
-      </w:pPr>
-      <w:r>
-        <w:t xml:space="preserve">9. SQL semantics, constraints, and transactions — CONFIRMED</w:t>
-      </w:r>
-    </w:p>
-    <w:p>
-      <w:pPr>
-        <w:pStyle w:val="FirstParagraph"/>
-      </w:pPr>
-      <w:r>
-        <w:t xml:space="preserve">Version 1</w:t>
-      </w:r>
-      <w:r>
-        <w:t xml:space="preserve"> </w:t>
-      </w:r>
-      <w:r>
-        <w:rPr>
-          <w:b/>
-          <w:bCs/>
-        </w:rPr>
-        <w:t xml:space="preserve">does not enforce ordinary relational application constraints</w:t>
-      </w:r>
-      <w:r>
-        <w:t xml:space="preserve"> </w:t>
-      </w:r>
-      <w:r>
-        <w:t xml:space="preserve">such as primary-key uniqueness or foreign-key referential integrity when deriving authoritative changes. Two rows with different row GUIDs may contain identical business primary keys. Ledger deletions are not vetoed by referencing rows or application locks. Internal storage integrity and synchronization cannot be disabled merely to bypass these application-level rules. Triggers, stored procedures, user-defined functions with effects, and comparable implicit database execution facilities are</w:t>
-      </w:r>
-      <w:r>
-        <w:t xml:space="preserve"> </w:t>
-      </w:r>
-      <w:r>
-        <w:rPr>
-          <w:b/>
-          <w:bCs/>
-        </w:rPr>
-        <w:t xml:space="preserve">not supported in Version 1</w:t>
-      </w:r>
-      <w:r>
-        <w:t xml:space="preserve">; specific SQLite or other engine internals needed for correctness are a separate implementation concern. Indexes and SELECT/query support may be used for efficient materialization and reads.</w:t>
-      </w:r>
-    </w:p>
-    <w:p>
-      <w:pPr>
-        <w:pStyle w:val="BodyText"/>
-      </w:pPr>
-      <w:r>
-        <w:t xml:space="preserve">SQL clients can use provisional transactions.</w:t>
-      </w:r>
-      <w:r>
-        <w:t xml:space="preserve"> </w:t>
-      </w:r>
-      <w:r>
-        <w:rPr>
-          <w:rStyle w:val="VerbatimChar"/>
-        </w:rPr>
-        <w:t xml:space="preserve">BEGIN</w:t>
-      </w:r>
-      <w:r>
-        <w:t xml:space="preserve"> </w:t>
-      </w:r>
-      <w:r>
-        <w:t xml:space="preserve">starts uncommitted isolated changes;</w:t>
-      </w:r>
-      <w:r>
-        <w:t xml:space="preserve"> </w:t>
-      </w:r>
-      <w:r>
-        <w:rPr>
-          <w:rStyle w:val="VerbatimChar"/>
-        </w:rPr>
-        <w:t xml:space="preserve">ROLLBACK</w:t>
-      </w:r>
-      <w:r>
-        <w:t xml:space="preserve"> </w:t>
-      </w:r>
-      <w:r>
-        <w:t xml:space="preserve">before ledger publication discards those staged changes without emitting blocks.</w:t>
-      </w:r>
-      <w:r>
-        <w:t xml:space="preserve"> </w:t>
-      </w:r>
-      <w:r>
-        <w:rPr>
-          <w:rStyle w:val="VerbatimChar"/>
-        </w:rPr>
-        <w:t xml:space="preserve">COMMIT</w:t>
-      </w:r>
-      <w:r>
-        <w:t xml:space="preserve"> </w:t>
-      </w:r>
-      <w:r>
-        <w:t xml:space="preserve">begins publication of separately authenticated blocks reflecting final staged row changes; publication is</w:t>
-      </w:r>
-      <w:r>
-        <w:t xml:space="preserve"> </w:t>
-      </w:r>
-      <w:r>
-        <w:rPr>
-          <w:b/>
-          <w:bCs/>
-        </w:rPr>
-        <w:t xml:space="preserve">not group-atomic</w:t>
-      </w:r>
-      <w:r>
-        <w:t xml:space="preserve">. If a crash leaves only 60 of 100 intended blocks durably published, those 60 are permanent ledger history; remaining blocks may never exist. The materialized official database is updated only by ledger ingestion, not by the provisional transaction directly. A database MAY detect incomplete commit publication, log or report an error, and optionally attempt resumable publication, but automatic continuation is NOT a fundamental ledger requirement. Applications must handle missing/partial outcomes and any stronger business atomicity at a higher layer; compensating operations create new blocks and do not erase history.</w:t>
-      </w:r>
-    </w:p>
-    <w:p>
-      <w:pPr>
-        <w:pStyle w:val="BodyText"/>
-      </w:pPr>
-      <w:r>
-        <w:t xml:space="preserve">Ordinary offline master writes do not wait for cross-master acknowledgment. A higher-assurance application may implement independent locks/reservations and require all masters' confirmation, recognizing that such applications can block during partitions and still need a true protocol to prevent simultaneous conflicting reservations.</w:t>
-      </w:r>
-    </w:p>
-    <w:p>
-      <w:pPr>
-        <w:pStyle w:val="BodyText"/>
-      </w:pPr>
-      <w:r>
-        <w:rPr>
-          <w:b/>
-          <w:bCs/>
-        </w:rPr>
-        <w:t xml:space="preserve">OPEN:</w:t>
-      </w:r>
-      <w:r>
-        <w:t xml:space="preserve"> </w:t>
-      </w:r>
-      <w:r>
-        <w:t xml:space="preserve">Exact transient transaction staging architecture, how</w:t>
-      </w:r>
-      <w:r>
-        <w:t xml:space="preserve"> </w:t>
-      </w:r>
-      <w:r>
-        <w:rPr>
-          <w:rStyle w:val="VerbatimChar"/>
-        </w:rPr>
-        <w:t xml:space="preserve">COMMIT</w:t>
-      </w:r>
-      <w:r>
-        <w:t xml:space="preserve"> </w:t>
-      </w:r>
-      <w:r>
-        <w:t xml:space="preserve">signals partial failures, whether progress persists for optional retry, disabled-feature scope, which relational metadata may remain representable without enforcement, and other engine-specific type-affinity behavior. Explicit NULL-versus-omission semantics are now specified in Section 6.2. The initial system makes no promise that ordinary SQL semantics imply global transaction finality.</w:t>
-      </w:r>
-    </w:p>
-    <w:bookmarkEnd w:id="39"/>
-    <w:bookmarkStart w:id="40" w:name="Xaadf1278ba7d3276f0b666fa70f07cfaceb4425"/>
-    <w:p>
-      <w:pPr>
-        <w:pStyle w:val="Heading2"/>
-      </w:pPr>
-      <w:r>
-        <w:t xml:space="preserve">10. Materialization priority, durability, and recovery — CONFIRMED</w:t>
-      </w:r>
-    </w:p>
-    <w:p>
-      <w:pPr>
-        <w:pStyle w:val="FirstParagraph"/>
-      </w:pPr>
-      <w:r>
-        <w:t xml:space="preserve">A received valid block must enter persistent ledger storage before altering the official database. Master-originated blocks follow the same rule. Once received blocks are available, the database</w:t>
-      </w:r>
-      <w:r>
-        <w:t xml:space="preserve"> </w:t>
-      </w:r>
-      <w:r>
-        <w:rPr>
-          <w:b/>
-          <w:bCs/>
-        </w:rPr>
-        <w:t xml:space="preserve">pauses ordinary activity to process the blocks it already knows</w:t>
-      </w:r>
-      <w:r>
-        <w:t xml:space="preserve"> </w:t>
-      </w:r>
-      <w:r>
-        <w:t xml:space="preserve">and keep its local projection caught up; local precedence over throughput is intentional. This never implies certainty that no missing blocks exist on the wider network. A master can operate while other masters are offline, apart from local synchronization needed to apply known blocks.</w:t>
-      </w:r>
-    </w:p>
-    <w:p>
-      <w:pPr>
-        <w:pStyle w:val="BodyText"/>
-      </w:pPr>
-      <w:r>
-        <w:t xml:space="preserve">Recoverable checkpoints, an application ledger cursor, and idempotent replay must ensure a crash between block durability and materialization can be recovered without permanently omitting or double-applying effects. Master/replica outage, out-of-order delivery, partitions, and late authority changes may all require selective re-projection. The ledger itself is immutable; the projection is replaceable. Acknowledgment of successful ledger append implies local durable storage; a block lost with all copies is unrecoverable.</w:t>
-      </w:r>
-    </w:p>
-    <w:p>
-      <w:pPr>
-        <w:pStyle w:val="BodyText"/>
-      </w:pPr>
-      <w:r>
-        <w:rPr>
-          <w:b/>
-          <w:bCs/>
-        </w:rPr>
-        <w:t xml:space="preserve">OPEN:</w:t>
-      </w:r>
-      <w:r>
-        <w:t xml:space="preserve"> </w:t>
-      </w:r>
-      <w:r>
-        <w:t xml:space="preserve">Exact crash-safe commit/cursor protocol, staging and snapshot checkpoint formats, projection invalidation/indexes, selective dependency tracking, and observable queuing behavior while the materialization barrier runs.</w:t>
-      </w:r>
-    </w:p>
-    <w:bookmarkEnd w:id="40"/>
-    <w:bookmarkStart w:id="41" w:name="Xa28bbadbdaf6fedef77bb05478cc7e8d0280d9a"/>
-    <w:p>
-      <w:pPr>
-        <w:pStyle w:val="Heading2"/>
-      </w:pPr>
-      <w:r>
-        <w:t xml:space="preserve">11. Peer-to-peer propagation and offline exchange — CONFIRMED</w:t>
-      </w:r>
-    </w:p>
-    <w:p>
-      <w:pPr>
-        <w:pStyle w:val="FirstParagraph"/>
-      </w:pPr>
-      <w:r>
-        <w:t xml:space="preserve">Every node may receive, verify, store, serve, relay, and export an intact block, regardless of whether it may originate blocks. Block validity is transport-independent. Permit direct peer connections (TCP/QUIC or suitable supported protocols), decentralized peer discovery with configurable bootstraps, BitTorrent-inspired DHT, peer exchange, LAN service discovery, NAT traversal and relaying, HTTP(S), multipeer downloads, and real-time announcements. Nodes normally advertise new validated blocks to peers with resource/bandwidth controls.</w:t>
-      </w:r>
-      <w:r>
-        <w:t xml:space="preserve"> </w:t>
-      </w:r>
-      <w:r>
-        <w:rPr>
-          <w:b/>
-          <w:bCs/>
-        </w:rPr>
-        <w:t xml:space="preserve">No peer discovery or master quorum is necessary for an ordinary local write</w:t>
+          <w:rStyle w:val="VerbatimChar"/>
+        </w:rPr>
+        <w:t xml:space="preserve">column_guid[16] || name_length[varuint] || name_utf8 || declared_type_tag[1] || column_flags[1] || type_parameters || default_presence[1] || optional_typed_default</w:t>
       </w:r>
       <w:r>
         <w:t xml:space="preserve">.</w:t>
-      </w:r>
-    </w:p>
-    <w:p>
-      <w:pPr>
-        <w:pStyle w:val="BodyText"/>
-      </w:pPr>
-      <w:r>
-        <w:t xml:space="preserve">Combine rapid announcements with periodic cryptographic</w:t>
-      </w:r>
-      <w:r>
-        <w:t xml:space="preserve"> </w:t>
-      </w:r>
-      <w:r>
-        <w:rPr>
-          <w:b/>
-          <w:bCs/>
-        </w:rPr>
-        <w:t xml:space="preserve">inventory reconciliation</w:t>
-      </w:r>
-      <w:r>
-        <w:t xml:space="preserve">, including Merkle-style summaries or equivalent, and comparisons by block ID/hash that do not depend exclusively on timestamps. Export and import must include individual blocks, timestamp ranges, a full ledger, and incremental missing-block batches; large whole-ledger archives can be imported as offline batch jobs, from arbitrary media. The ledger does not require a database to exist; a returning master can catch up through a read-only replica.</w:t>
-      </w:r>
-    </w:p>
-    <w:p>
-      <w:pPr>
-        <w:pStyle w:val="BodyText"/>
-      </w:pPr>
-      <w:r>
-        <w:rPr>
-          <w:b/>
-          <w:bCs/>
-        </w:rPr>
-        <w:t xml:space="preserve">OPEN:</w:t>
-      </w:r>
-      <w:r>
-        <w:t xml:space="preserve"> </w:t>
-      </w:r>
-      <w:r>
-        <w:t xml:space="preserve">Exact peer/wire protocol, DHT namespace and anti-Sybil limitations, Merkle inventory construction over non-predecessor blocks, block identity for deduplication, bootstrap/anti-entropy schedule, archive format, chunking/backpressure, peer authentication (separate from block authentication), transport encryption, and resource limits.</w:t>
-      </w:r>
-    </w:p>
-    <w:bookmarkEnd w:id="41"/>
-    <w:bookmarkStart w:id="42" w:name="Xb6ba8f2fdc9c7d5d4a273a506f666456e6a07f8"/>
-    <w:p>
-      <w:pPr>
-        <w:pStyle w:val="BodyText"/>
-      </w:pPr>
-      <w:r>
-        <w:t>Flood resistance and validation — CONFIRMED: Every receiving node validates framing, ledger ID, cryptographic hash, Ed25519 signature, and canonical authorization before allowing an incoming block to affect materialized data. Untrusted network flooding must be bounded by safe resource controls; do not reject properly authorized blocks merely for clock skew. Blocks missing earlier authorization evidence remain unapplied until the necessary history is known.</w:t>
-      </w:r>
-    </w:p>
-    <w:p>
-      <w:pPr>
-        <w:pStyle w:val="Heading2"/>
-      </w:pPr>
-      <w:r>
-        <w:t xml:space="preserve">12. Intended guarantees and deliberate non-guarantees</w:t>
-      </w:r>
-    </w:p>
-    <w:p>
-      <w:pPr>
-        <w:pStyle w:val="FirstParagraph"/>
-      </w:pPr>
-      <w:r>
-        <w:rPr>
-          <w:b/>
-          <w:bCs/>
-        </w:rPr>
-        <w:t xml:space="preserve">Intended:</w:t>
-      </w:r>
-      <w:r>
-        <w:t xml:space="preserve"> </w:t>
-      </w:r>
-      <w:r>
-        <w:t xml:space="preserve">Public cryptographic origin/integrity verification, signed historical authorization, deterministic canonical replay on the same accepted history, append-before-apply, one-row-per-block updates, delete-wins identity semantics, eventual convergence for participants that ultimately receive equivalent relevant events, permissionless block redistribution, complete reconstruction from validated genesis and all ledger history, independent progress during network partitions, and crash recovery for durably accepted events.</w:t>
-      </w:r>
-    </w:p>
-    <w:p>
-      <w:pPr>
-        <w:pStyle w:val="BodyText"/>
-      </w:pPr>
-      <w:r>
-        <w:rPr>
-          <w:b/>
-          <w:bCs/>
-        </w:rPr>
-        <w:t xml:space="preserve">Not promised:</w:t>
-      </w:r>
-      <w:r>
-        <w:t xml:space="preserve"> </w:t>
-      </w:r>
-      <w:r>
-        <w:t xml:space="preserve">Simultaneous SELECT visibility, knowledge of an objectively complete history at an arbitrary instant, automatic rollback of published blocks, all-or-nothing execution of multi-block SQL transactions, preservation of foreign-key/unique constraints, instant failover without surviving block copies, globally irreversible application business outcomes, and successful application-level strong locking when required masters are unreachable.</w:t>
-      </w:r>
-    </w:p>
-    <w:bookmarkEnd w:id="42"/>
-    <w:bookmarkStart w:id="43" w:name="X70f39e7addeedc7a767060c20b6acb9573ef8bb"/>
-    <w:p>
-      <w:pPr>
-        <w:pStyle w:val="Heading2"/>
-      </w:pPr>
-      <w:r>
-        <w:t xml:space="preserve">13. Acceptance scenarios (conceptual, not hidden verification details)</w:t>
       </w:r>
     </w:p>
     <w:p>
@@ -4669,7 +4244,31 @@
         </w:numPr>
       </w:pPr>
       <w:r>
-        <w:t xml:space="preserve">A new ledger initializes a genesis signer; an empty replica adopts the ledger and derives an identical state when fed the same history.</w:t>
+        <w:rPr>
+          <w:rStyle w:val="VerbatimChar"/>
+        </w:rPr>
+        <w:t xml:space="preserve">column_guid</w:t>
+      </w:r>
+      <w:r>
+        <w:t xml:space="preserve"> </w:t>
+      </w:r>
+      <w:r>
+        <w:t xml:space="preserve">is the immutable 16-byte identity;</w:t>
+      </w:r>
+      <w:r>
+        <w:t xml:space="preserve"> </w:t>
+      </w:r>
+      <w:r>
+        <w:rPr>
+          <w:rStyle w:val="VerbatimChar"/>
+        </w:rPr>
+        <w:t xml:space="preserve">name_length</w:t>
+      </w:r>
+      <w:r>
+        <w:t xml:space="preserve"> </w:t>
+      </w:r>
+      <w:r>
+        <w:t xml:space="preserve">is minimal ULEB128 counting UTF-8 bytes.</w:t>
       </w:r>
     </w:p>
     <w:p>
@@ -4681,7 +4280,70 @@
         </w:numPr>
       </w:pPr>
       <w:r>
-        <w:t xml:space="preserve">A grants B; B grants C; a late invalidation of B's grant invalidates C's dependent authority and relevant projected effects.</w:t>
+        <w:rPr>
+          <w:rStyle w:val="VerbatimChar"/>
+        </w:rPr>
+        <w:t xml:space="preserve">declared_type_tag</w:t>
+      </w:r>
+      <w:r>
+        <w:t xml:space="preserve"> </w:t>
+      </w:r>
+      <w:r>
+        <w:t xml:space="preserve">is one of the non-NULL value type tags</w:t>
+      </w:r>
+      <w:r>
+        <w:t xml:space="preserve"> </w:t>
+      </w:r>
+      <w:r>
+        <w:rPr>
+          <w:rStyle w:val="VerbatimChar"/>
+        </w:rPr>
+        <w:t xml:space="preserve">0x01</w:t>
+      </w:r>
+      <w:r>
+        <w:t xml:space="preserve"> </w:t>
+      </w:r>
+      <w:r>
+        <w:t xml:space="preserve">through</w:t>
+      </w:r>
+      <w:r>
+        <w:t xml:space="preserve"> </w:t>
+      </w:r>
+      <w:r>
+        <w:rPr>
+          <w:rStyle w:val="VerbatimChar"/>
+        </w:rPr>
+        <w:t xml:space="preserve">0x08</w:t>
+      </w:r>
+      <w:r>
+        <w:t xml:space="preserve"> </w:t>
+      </w:r>
+      <w:r>
+        <w:t xml:space="preserve">(INTEGER, FLOAT, TEXT, BLOB, DECIMAL, DATETIME, BOOLEAN, GUID).</w:t>
+      </w:r>
+      <w:r>
+        <w:t xml:space="preserve"> </w:t>
+      </w:r>
+      <w:r>
+        <w:rPr>
+          <w:rStyle w:val="VerbatimChar"/>
+        </w:rPr>
+        <w:t xml:space="preserve">NULL</w:t>
+      </w:r>
+      <w:r>
+        <w:t xml:space="preserve"> </w:t>
+      </w:r>
+      <w:r>
+        <w:t xml:space="preserve">(</w:t>
+      </w:r>
+      <w:r>
+        <w:rPr>
+          <w:rStyle w:val="VerbatimChar"/>
+        </w:rPr>
+        <w:t xml:space="preserve">0x00</w:t>
+      </w:r>
+      <w:r>
+        <w:t xml:space="preserve">) is a value marker, not a declared column type.</w:t>
       </w:r>
     </w:p>
     <w:p>
@@ -4693,7 +4355,46 @@
         </w:numPr>
       </w:pPr>
       <w:r>
-        <w:t xml:space="preserve">A signer key has no authority at a block position before its own grant; a later revocation invalidates subsequent blocks, not prior ones.</w:t>
+        <w:rPr>
+          <w:rStyle w:val="VerbatimChar"/>
+        </w:rPr>
+        <w:t xml:space="preserve">column_flags</w:t>
+      </w:r>
+      <w:r>
+        <w:t xml:space="preserve"> </w:t>
+      </w:r>
+      <w:r>
+        <w:t xml:space="preserve">bit 0 equals</w:t>
+      </w:r>
+      <w:r>
+        <w:t xml:space="preserve"> </w:t>
+      </w:r>
+      <w:r>
+        <w:rPr>
+          <w:rStyle w:val="VerbatimChar"/>
+        </w:rPr>
+        <w:t xml:space="preserve">1</w:t>
+      </w:r>
+      <w:r>
+        <w:t xml:space="preserve"> </w:t>
+      </w:r>
+      <w:r>
+        <w:t xml:space="preserve">for nullable,</w:t>
+      </w:r>
+      <w:r>
+        <w:t xml:space="preserve"> </w:t>
+      </w:r>
+      <w:r>
+        <w:rPr>
+          <w:rStyle w:val="VerbatimChar"/>
+        </w:rPr>
+        <w:t xml:space="preserve">0</w:t>
+      </w:r>
+      <w:r>
+        <w:t xml:space="preserve"> </w:t>
+      </w:r>
+      <w:r>
+        <w:t xml:space="preserve">for NOT NULL. Other bits are reserved and MUST be zero for Version 1.</w:t>
       </w:r>
     </w:p>
     <w:p>
@@ -4705,7 +4406,58 @@
         </w:numPr>
       </w:pPr>
       <w:r>
-        <w:t xml:space="preserve">A and B publish independently while disconnected; a replica relays blocks to a disconnected master when peer links permit.</w:t>
+        <w:t xml:space="preserve">For DECIMAL (</w:t>
+      </w:r>
+      <w:r>
+        <w:rPr>
+          <w:rStyle w:val="VerbatimChar"/>
+        </w:rPr>
+        <w:t xml:space="preserve">0x05</w:t>
+      </w:r>
+      <w:r>
+        <w:t xml:space="preserve">),</w:t>
+      </w:r>
+      <w:r>
+        <w:t xml:space="preserve"> </w:t>
+      </w:r>
+      <w:r>
+        <w:rPr>
+          <w:rStyle w:val="VerbatimChar"/>
+        </w:rPr>
+        <w:t xml:space="preserve">type_parameters</w:t>
+      </w:r>
+      <w:r>
+        <w:t xml:space="preserve"> </w:t>
+      </w:r>
+      <w:r>
+        <w:t xml:space="preserve">are</w:t>
+      </w:r>
+      <w:r>
+        <w:t xml:space="preserve"> </w:t>
+      </w:r>
+      <w:r>
+        <w:rPr>
+          <w:rStyle w:val="VerbatimChar"/>
+        </w:rPr>
+        <w:t xml:space="preserve">precision[varuint] || scale[ZigZag-ULEB128]</w:t>
+      </w:r>
+      <w:r>
+        <w:t xml:space="preserve">, with</w:t>
+      </w:r>
+      <w:r>
+        <w:t xml:space="preserve"> </w:t>
+      </w:r>
+      <w:r>
+        <w:rPr>
+          <w:rStyle w:val="VerbatimChar"/>
+        </w:rPr>
+        <w:t xml:space="preserve">precision=0</w:t>
+      </w:r>
+      <w:r>
+        <w:t xml:space="preserve"> </w:t>
+      </w:r>
+      <w:r>
+        <w:t xml:space="preserve">meaning unrestricted. Other eight-type-list parameters are absent for the Version 1 base declarations, unless an explicitly revised wire version later defines them.</w:t>
       </w:r>
     </w:p>
     <w:p>
@@ -4717,7 +4469,88 @@
         </w:numPr>
       </w:pPr>
       <w:r>
-        <w:t xml:space="preserve">A block arrives late with an earlier timestamp and changes only its affected row's state/dependencies rather than needlessly rebuilding unrelated rows.</w:t>
+        <w:rPr>
+          <w:rStyle w:val="VerbatimChar"/>
+        </w:rPr>
+        <w:t xml:space="preserve">default_presence</w:t>
+      </w:r>
+      <w:r>
+        <w:t xml:space="preserve"> </w:t>
+      </w:r>
+      <w:r>
+        <w:t xml:space="preserve">is the single byte</w:t>
+      </w:r>
+      <w:r>
+        <w:t xml:space="preserve"> </w:t>
+      </w:r>
+      <w:r>
+        <w:rPr>
+          <w:rStyle w:val="VerbatimChar"/>
+        </w:rPr>
+        <w:t xml:space="preserve">0x00</w:t>
+      </w:r>
+      <w:r>
+        <w:t xml:space="preserve"> </w:t>
+      </w:r>
+      <w:r>
+        <w:t xml:space="preserve">for no declared default or</w:t>
+      </w:r>
+      <w:r>
+        <w:t xml:space="preserve"> </w:t>
+      </w:r>
+      <w:r>
+        <w:rPr>
+          <w:rStyle w:val="VerbatimChar"/>
+        </w:rPr>
+        <w:t xml:space="preserve">0x01</w:t>
+      </w:r>
+      <w:r>
+        <w:t xml:space="preserve"> </w:t>
+      </w:r>
+      <w:r>
+        <w:t xml:space="preserve">for a typed constant default (including an explicitly typed NULL); with</w:t>
+      </w:r>
+      <w:r>
+        <w:t xml:space="preserve"> </w:t>
+      </w:r>
+      <w:r>
+        <w:rPr>
+          <w:rStyle w:val="VerbatimChar"/>
+        </w:rPr>
+        <w:t xml:space="preserve">0x01</w:t>
+      </w:r>
+      <w:r>
+        <w:t xml:space="preserve">,</w:t>
+      </w:r>
+      <w:r>
+        <w:t xml:space="preserve"> </w:t>
+      </w:r>
+      <w:r>
+        <w:rPr>
+          <w:rStyle w:val="VerbatimChar"/>
+        </w:rPr>
+        <w:t xml:space="preserve">optional_typed_default</w:t>
+      </w:r>
+      <w:r>
+        <w:t xml:space="preserve"> </w:t>
+      </w:r>
+      <w:r>
+        <w:t xml:space="preserve">is</w:t>
+      </w:r>
+      <w:r>
+        <w:t xml:space="preserve"> </w:t>
+      </w:r>
+      <w:r>
+        <w:rPr>
+          <w:rStyle w:val="VerbatimChar"/>
+        </w:rPr>
+        <w:t xml:space="preserve">value_type[1] || value_bytes</w:t>
+      </w:r>
+      <w:r>
+        <w:t xml:space="preserve"> </w:t>
+      </w:r>
+      <w:r>
+        <w:t xml:space="preserve">using Section 6.2 values. Unknown presence/flag bytes are malformed for Version 1.</w:t>
       </w:r>
     </w:p>
     <w:p>
@@ -4729,7 +4562,2113 @@
         </w:numPr>
       </w:pPr>
       <w:r>
-        <w:t xml:space="preserve">Partial-column updates on the same row preserve separately modified columns; deletion of the row, table, or column GUID wins over modifications.</w:t>
+        <w:rPr>
+          <w:rStyle w:val="VerbatimChar"/>
+        </w:rPr>
+        <w:t xml:space="preserve">CREATE_TABLE</w:t>
+      </w:r>
+      <w:r>
+        <w:t xml:space="preserve"> </w:t>
+      </w:r>
+      <w:r>
+        <w:t xml:space="preserve">contains</w:t>
+      </w:r>
+      <w:r>
+        <w:t xml:space="preserve"> </w:t>
+      </w:r>
+      <w:r>
+        <w:rPr>
+          <w:rStyle w:val="VerbatimChar"/>
+        </w:rPr>
+        <w:t xml:space="preserve">column_count[varuint]</w:t>
+      </w:r>
+      <w:r>
+        <w:t xml:space="preserve"> </w:t>
+      </w:r>
+      <w:r>
+        <w:t xml:space="preserve">then all complete column definitions</w:t>
+      </w:r>
+      <w:r>
+        <w:t xml:space="preserve"> </w:t>
+      </w:r>
+      <w:r>
+        <w:rPr>
+          <w:b/>
+          <w:bCs/>
+        </w:rPr>
+        <w:t xml:space="preserve">in declared order</w:t>
+      </w:r>
+      <w:r>
+        <w:t xml:space="preserve">.</w:t>
+      </w:r>
+      <w:r>
+        <w:t xml:space="preserve"> </w:t>
+      </w:r>
+      <w:r>
+        <w:rPr>
+          <w:rStyle w:val="VerbatimChar"/>
+        </w:rPr>
+        <w:t xml:space="preserve">ADD_COLUMN</w:t>
+      </w:r>
+      <w:r>
+        <w:t xml:space="preserve"> </w:t>
+      </w:r>
+      <w:r>
+        <w:t xml:space="preserve">transmits one full definition.</w:t>
+      </w:r>
+      <w:r>
+        <w:t xml:space="preserve"> </w:t>
+      </w:r>
+      <w:r>
+        <w:rPr>
+          <w:rStyle w:val="VerbatimChar"/>
+        </w:rPr>
+        <w:t xml:space="preserve">ALTER_COLUMN</w:t>
+      </w:r>
+      <w:r>
+        <w:t xml:space="preserve"> </w:t>
+      </w:r>
+      <w:r>
+        <w:t xml:space="preserve">transmits the complete resulting definition with the existing column GUID; it does not use ambiguous partial attribute masks. Existing row event column-value entries remain ordered by raw column GUID.</w:t>
+      </w:r>
+    </w:p>
+    <w:p>
+      <w:pPr>
+        <w:pStyle w:val="FirstParagraph"/>
+      </w:pPr>
+      <w:r>
+        <w:rPr>
+          <w:b/>
+          <w:bCs/>
+        </w:rPr>
+        <w:t xml:space="preserve">OPEN refinements:</w:t>
+      </w:r>
+      <w:r>
+        <w:t xml:space="preserve"> </w:t>
+      </w:r>
+      <w:r>
+        <w:t xml:space="preserve">Exactly which SQL default expressions are representable as typed constants versus unsupported; the effect of a declared default on an omitted inserted column (the base INSERT omission rule remains Section 6.2.1); detailed SQL datatype conversions/declared precision enforcement; collation/type-affinity metadata beyond the eight supported non-NULL type categories; and malformed/default-type mismatch diagnostics. Do not silently encode unapproved computed defaults.</w:t>
+      </w:r>
+    </w:p>
+    <w:p>
+      <w:pPr>
+        <w:pStyle w:val="BodyText"/>
+      </w:pPr>
+      <w:r>
+        <w:rPr>
+          <w:b/>
+          <w:bCs/>
+        </w:rPr>
+        <w:t xml:space="preserve">CONFIRMED existing policy:</w:t>
+      </w:r>
+      <w:r>
+        <w:t xml:space="preserve"> </w:t>
+      </w:r>
+      <w:r>
+        <w:t xml:space="preserve">Version 1 does not reject an otherwise authorized ledger row block merely because its values conflict with application-level NOT NULL metadata. A master detecting a prohibited NULL or an incompatible conversion publishes a</w:t>
+      </w:r>
+      <w:r>
+        <w:t xml:space="preserve"> </w:t>
+      </w:r>
+      <w:r>
+        <w:rPr>
+          <w:b/>
+          <w:bCs/>
+        </w:rPr>
+        <w:t xml:space="preserve">separate corrective signed UPDATE_ROW block first</w:t>
+      </w:r>
+      <w:r>
+        <w:t xml:space="preserve"> </w:t>
+      </w:r>
+      <w:r>
+        <w:t xml:space="preserve">(using the established type-specific default when necessary); all databases, including the originating master, consume that block normally. Read-only replicas cannot author corrective blocks. There is no direct unlogged materialized-database edit and no automatic echo of ordinary replay. Duplicate corrections from independent masters remain permissible. Until a correction block is present, any unresolved NULL remains a recorded/visible inconsistency or pending projection condition rather than an invented historical block. Exact intermediate SELECT behavior and handling of declared SQL defaults remain OPEN.</w:t>
+      </w:r>
+    </w:p>
+    <w:bookmarkEnd w:id="29"/>
+    <w:bookmarkStart w:id="30" w:name="X5cbeace51b32de395534b025c72820b7d89db65"/>
+    <w:p>
+      <w:pPr>
+        <w:pStyle w:val="Heading4"/>
+      </w:pPr>
+      <w:r>
+        <w:t xml:space="preserve">6.2.3 Canonical DECIMAL — approved binary encoding</w:t>
+      </w:r>
+    </w:p>
+    <w:p>
+      <w:pPr>
+        <w:pStyle w:val="FirstParagraph"/>
+      </w:pPr>
+      <w:r>
+        <w:t xml:space="preserve">A decimal represents the exact number</w:t>
+      </w:r>
+      <w:r>
+        <w:t xml:space="preserve"> </w:t>
+      </w:r>
+      <w:r>
+        <w:rPr>
+          <w:rStyle w:val="VerbatimChar"/>
+        </w:rPr>
+        <w:t xml:space="preserve">coefficient × 10^(−scale)</w:t>
+      </w:r>
+      <w:r>
+        <w:t xml:space="preserve">, with signed arbitrary-precision integer</w:t>
+      </w:r>
+      <w:r>
+        <w:t xml:space="preserve"> </w:t>
+      </w:r>
+      <w:r>
+        <w:rPr>
+          <w:b/>
+          <w:bCs/>
+        </w:rPr>
+        <w:t xml:space="preserve">coefficient</w:t>
+      </w:r>
+      <w:r>
+        <w:t xml:space="preserve"> </w:t>
+      </w:r>
+      <w:r>
+        <w:t xml:space="preserve">and signed integer</w:t>
+      </w:r>
+      <w:r>
+        <w:t xml:space="preserve"> </w:t>
+      </w:r>
+      <w:r>
+        <w:rPr>
+          <w:b/>
+          <w:bCs/>
+        </w:rPr>
+        <w:t xml:space="preserve">scale</w:t>
+      </w:r>
+      <w:r>
+        <w:t xml:space="preserve">, stored in that order as</w:t>
+      </w:r>
+      <w:r>
+        <w:t xml:space="preserve"> </w:t>
+      </w:r>
+      <w:r>
+        <w:rPr>
+          <w:rStyle w:val="VerbatimChar"/>
+        </w:rPr>
+        <w:t xml:space="preserve">signed_scale[ZigZag-ULEB128] || signed_coefficient[ZigZag-ULEB128]</w:t>
+      </w:r>
+      <w:r>
+        <w:t xml:space="preserve">. For each signed integer</w:t>
+      </w:r>
+      <w:r>
+        <w:t xml:space="preserve"> </w:t>
+      </w:r>
+      <w:r>
+        <w:rPr>
+          <w:rStyle w:val="VerbatimChar"/>
+        </w:rPr>
+        <w:t xml:space="preserve">n</w:t>
+      </w:r>
+      <w:r>
+        <w:t xml:space="preserve">, ZigZag maps nonnegative</w:t>
+      </w:r>
+      <w:r>
+        <w:t xml:space="preserve"> </w:t>
+      </w:r>
+      <w:r>
+        <w:rPr>
+          <w:rStyle w:val="VerbatimChar"/>
+        </w:rPr>
+        <w:t xml:space="preserve">n</w:t>
+      </w:r>
+      <w:r>
+        <w:t xml:space="preserve"> </w:t>
+      </w:r>
+      <w:r>
+        <w:t xml:space="preserve">to</w:t>
+      </w:r>
+      <w:r>
+        <w:t xml:space="preserve"> </w:t>
+      </w:r>
+      <w:r>
+        <w:rPr>
+          <w:rStyle w:val="VerbatimChar"/>
+        </w:rPr>
+        <w:t xml:space="preserve">2n</w:t>
+      </w:r>
+      <w:r>
+        <w:t xml:space="preserve">, negative</w:t>
+      </w:r>
+      <w:r>
+        <w:t xml:space="preserve"> </w:t>
+      </w:r>
+      <w:r>
+        <w:rPr>
+          <w:rStyle w:val="VerbatimChar"/>
+        </w:rPr>
+        <w:t xml:space="preserve">n</w:t>
+      </w:r>
+      <w:r>
+        <w:t xml:space="preserve"> </w:t>
+      </w:r>
+      <w:r>
+        <w:t xml:space="preserve">to</w:t>
+      </w:r>
+      <w:r>
+        <w:t xml:space="preserve"> </w:t>
+      </w:r>
+      <w:r>
+        <w:rPr>
+          <w:rStyle w:val="VerbatimChar"/>
+        </w:rPr>
+        <w:t xml:space="preserve">−2n−1</w:t>
+      </w:r>
+      <w:r>
+        <w:t xml:space="preserve">, and the result uses minimal, little-endian-base-128 ULEB128 bytes. No floating-point conversion occurs.</w:t>
+      </w:r>
+    </w:p>
+    <w:p>
+      <w:pPr>
+        <w:pStyle w:val="BodyText"/>
+      </w:pPr>
+      <w:r>
+        <w:t xml:space="preserve">Canonicalize numeric values: if coefficient is zero, encode</w:t>
+      </w:r>
+      <w:r>
+        <w:t xml:space="preserve"> </w:t>
+      </w:r>
+      <w:r>
+        <w:rPr>
+          <w:rStyle w:val="VerbatimChar"/>
+        </w:rPr>
+        <w:t xml:space="preserve">(scale=0, coefficient=0)</w:t>
+      </w:r>
+      <w:r>
+        <w:t xml:space="preserve">; otherwise divide out all factors of 10 from the coefficient and decrement scale accordingly. Thus</w:t>
+      </w:r>
+      <w:r>
+        <w:t xml:space="preserve"> </w:t>
+      </w:r>
+      <w:r>
+        <w:rPr>
+          <w:rStyle w:val="VerbatimChar"/>
+        </w:rPr>
+        <w:t xml:space="preserve">12.3400</w:t>
+      </w:r>
+      <w:r>
+        <w:t xml:space="preserve"> </w:t>
+      </w:r>
+      <w:r>
+        <w:t xml:space="preserve">is</w:t>
+      </w:r>
+      <w:r>
+        <w:t xml:space="preserve"> </w:t>
+      </w:r>
+      <w:r>
+        <w:rPr>
+          <w:rStyle w:val="VerbatimChar"/>
+        </w:rPr>
+        <w:t xml:space="preserve">(scale=2, coefficient=1234)</w:t>
+      </w:r>
+      <w:r>
+        <w:t xml:space="preserve">, while</w:t>
+      </w:r>
+      <w:r>
+        <w:t xml:space="preserve"> </w:t>
+      </w:r>
+      <w:r>
+        <w:rPr>
+          <w:rStyle w:val="VerbatimChar"/>
+        </w:rPr>
+        <w:t xml:space="preserve">1000</w:t>
+      </w:r>
+      <w:r>
+        <w:t xml:space="preserve"> </w:t>
+      </w:r>
+      <w:r>
+        <w:t xml:space="preserve">can be</w:t>
+      </w:r>
+      <w:r>
+        <w:t xml:space="preserve"> </w:t>
+      </w:r>
+      <w:r>
+        <w:rPr>
+          <w:rStyle w:val="VerbatimChar"/>
+        </w:rPr>
+        <w:t xml:space="preserve">(scale=−3, coefficient=1)</w:t>
+      </w:r>
+      <w:r>
+        <w:t xml:space="preserve">. Declared column precision/scale, if any, are separate</w:t>
+      </w:r>
+      <w:r>
+        <w:t xml:space="preserve"> </w:t>
+      </w:r>
+      <w:r>
+        <w:rPr>
+          <w:b/>
+          <w:bCs/>
+        </w:rPr>
+        <w:t xml:space="preserve">schema attributes</w:t>
+      </w:r>
+      <w:r>
+        <w:t xml:space="preserve">, not inferred from the canonical value. This preserves exact numeric meaning, but not redundant textual trailing zeros; SQL formatting can use declared schema scale. Decoder integer-size, decimal precision and scale resource limits and rounding on column-type conversions are OPEN.</w:t>
+      </w:r>
+    </w:p>
+    <w:bookmarkEnd w:id="30"/>
+    <w:bookmarkStart w:id="31" w:name="X42b1b5f3401d4d6bc94f2a7403820a1bc7ea5ad"/>
+    <w:p>
+      <w:pPr>
+        <w:pStyle w:val="Heading4"/>
+      </w:pPr>
+      <w:r>
+        <w:t xml:space="preserve">6.2.4 Canonical DATETIME — approved binary encoding</w:t>
+      </w:r>
+    </w:p>
+    <w:p>
+      <w:pPr>
+        <w:pStyle w:val="FirstParagraph"/>
+      </w:pPr>
+      <w:r>
+        <w:t xml:space="preserve">Encode a DATETIME</w:t>
+      </w:r>
+      <w:r>
+        <w:t xml:space="preserve"> </w:t>
+      </w:r>
+      <w:r>
+        <w:rPr>
+          <w:b/>
+          <w:bCs/>
+        </w:rPr>
+        <w:t xml:space="preserve">instant</w:t>
+      </w:r>
+      <w:r>
+        <w:t xml:space="preserve"> </w:t>
+      </w:r>
+      <w:r>
+        <w:t xml:space="preserve">as an 8-byte, signed, big-endian count of</w:t>
+      </w:r>
+      <w:r>
+        <w:t xml:space="preserve"> </w:t>
+      </w:r>
+      <w:r>
+        <w:rPr>
+          <w:b/>
+          <w:bCs/>
+        </w:rPr>
+        <w:t xml:space="preserve">milliseconds since 1970-01-01T00:00:00.000Z</w:t>
+      </w:r>
+      <w:r>
+        <w:t xml:space="preserve"> </w:t>
+      </w:r>
+      <w:r>
+        <w:t xml:space="preserve">(UTC). Dates before the epoch use negative values. Time-zone-aware input values are normalized to UTC by the originating master</w:t>
+      </w:r>
+      <w:r>
+        <w:t xml:space="preserve"> </w:t>
+      </w:r>
+      <w:r>
+        <w:rPr>
+          <w:b/>
+          <w:bCs/>
+        </w:rPr>
+        <w:t xml:space="preserve">before</w:t>
+      </w:r>
+      <w:r>
+        <w:t xml:space="preserve"> </w:t>
+      </w:r>
+      <w:r>
+        <w:t xml:space="preserve">emitting the block; other nodes never reinterpret that instant using their local time zones. This preserves precision to milliseconds but does not retain the originally written time-zone offset. If an application requires original offset or local wall-time representation, it can store additional fields (or TEXT).</w:t>
+      </w:r>
+      <w:r>
+        <w:t xml:space="preserve"> </w:t>
+      </w:r>
+      <w:r>
+        <w:rPr>
+          <w:b/>
+          <w:bCs/>
+        </w:rPr>
+        <w:t xml:space="preserve">CONFIRMED 2026-10-22:</w:t>
+      </w:r>
+      <w:r>
+        <w:t xml:space="preserve"> </w:t>
+      </w:r>
+      <w:r>
+        <w:t xml:space="preserve">Interpret timezone-naive SQL DATETIME inputs as UTC and reject inputs with unrepresentable submillisecond precision rather than silently rounding.</w:t>
+      </w:r>
+      <w:r>
+        <w:t xml:space="preserve"> </w:t>
+      </w:r>
+      <w:r>
+        <w:rPr>
+          <w:b/>
+          <w:bCs/>
+        </w:rPr>
+        <w:t xml:space="preserve">OPEN:</w:t>
+      </w:r>
+      <w:r>
+        <w:t xml:space="preserve"> </w:t>
+      </w:r>
+      <w:r>
+        <w:t xml:space="preserve">Exact leap-second input policy, SQL timezone-type mapping and error codes.</w:t>
+      </w:r>
+    </w:p>
+    <w:bookmarkEnd w:id="31"/>
+    <w:bookmarkStart w:id="32" w:name="X32514c58b8d9a5c8c4bf316e481971213ca09df"/>
+    <w:p>
+      <w:pPr>
+        <w:pStyle w:val="Heading4"/>
+      </w:pPr>
+      <w:r>
+        <w:t xml:space="preserve">6.2.5 Type edge-case policy — CONFIRMED principles; remaining conversion matrix OPEN</w:t>
+      </w:r>
+    </w:p>
+    <w:p>
+      <w:pPr>
+        <w:pStyle w:val="FirstParagraph"/>
+      </w:pPr>
+      <w:r>
+        <w:rPr>
+          <w:b/>
+          <w:bCs/>
+        </w:rPr>
+        <w:t xml:space="preserve">CONFIRMED 2026-10-22:</w:t>
+      </w:r>
+      <w:r>
+        <w:t xml:space="preserve"> </w:t>
+      </w:r>
+      <w:r>
+        <w:t xml:space="preserve">Reject</w:t>
+      </w:r>
+      <w:r>
+        <w:t xml:space="preserve"> </w:t>
+      </w:r>
+      <w:r>
+        <w:rPr>
+          <w:rStyle w:val="VerbatimChar"/>
+        </w:rPr>
+        <w:t xml:space="preserve">NaN</w:t>
+      </w:r>
+      <w:r>
+        <w:t xml:space="preserve">, positive infinity and negative infinity in FLOAT input; normalize IEEE-754 negative zero (</w:t>
+      </w:r>
+      <w:r>
+        <w:rPr>
+          <w:rStyle w:val="VerbatimChar"/>
+        </w:rPr>
+        <w:t xml:space="preserve">-0.0</w:t>
+      </w:r>
+      <w:r>
+        <w:t xml:space="preserve">) to positive zero (</w:t>
+      </w:r>
+      <w:r>
+        <w:rPr>
+          <w:rStyle w:val="VerbatimChar"/>
+        </w:rPr>
+        <w:t xml:space="preserve">+0.0</w:t>
+      </w:r>
+      <w:r>
+        <w:t xml:space="preserve">) in the canonical FLOAT encoding. Preserve valid UTF-8 text exactly; do</w:t>
+      </w:r>
+      <w:r>
+        <w:t xml:space="preserve"> </w:t>
+      </w:r>
+      <w:r>
+        <w:rPr>
+          <w:b/>
+          <w:bCs/>
+        </w:rPr>
+        <w:t xml:space="preserve">not</w:t>
+      </w:r>
+      <w:r>
+        <w:t xml:space="preserve"> </w:t>
+      </w:r>
+      <w:r>
+        <w:t xml:space="preserve">perform implicit Unicode normalization (NFC/NFD/etc.). Do not silently apply lossy type conversions; reject a conversion unless it is explicitly requested under a supported and documented conversion rule. DECIMAL remains exact with no implicit FLOAT intermediary, and DATETIME follows Section 6.2.4.</w:t>
+      </w:r>
+      <w:r>
+        <w:t xml:space="preserve"> </w:t>
+      </w:r>
+      <w:r>
+        <w:rPr>
+          <w:b/>
+          <w:bCs/>
+        </w:rPr>
+        <w:t xml:space="preserve">OPEN:</w:t>
+      </w:r>
+      <w:r>
+        <w:t xml:space="preserve"> </w:t>
+      </w:r>
+      <w:r>
+        <w:t xml:space="preserve">Full allowed SQL conversion matrix, precision/scale range checking and errors, handling imported noncanonical FLOAT bytes, leap seconds, supported typed SQL defaults, and locale/collation behavior.</w:t>
+      </w:r>
+    </w:p>
+    <w:bookmarkEnd w:id="32"/>
+    <w:bookmarkEnd w:id="33"/>
+    <w:bookmarkStart w:id="34" w:name="X8fa976e2d1bd2e1b53456a8d93f65115ebeb825"/>
+    <w:p>
+      <w:pPr>
+        <w:pStyle w:val="Heading3"/>
+      </w:pPr>
+      <w:r>
+        <w:t xml:space="preserve">6.3 Second signature on revocation — CONFIRMED Version 1 signed intent and payload</w:t>
+      </w:r>
+    </w:p>
+    <w:p>
+      <w:pPr>
+        <w:pStyle w:val="FirstParagraph"/>
+      </w:pPr>
+      <w:r>
+        <w:t xml:space="preserve">The outer</w:t>
+      </w:r>
+      <w:r>
+        <w:t xml:space="preserve"> </w:t>
+      </w:r>
+      <w:r>
+        <w:rPr>
+          <w:rStyle w:val="VerbatimChar"/>
+        </w:rPr>
+        <w:t xml:space="preserve">REVOKE_MASTER</w:t>
+      </w:r>
+      <w:r>
+        <w:t xml:space="preserve"> </w:t>
+      </w:r>
+      <w:r>
+        <w:t xml:space="preserve">block is signed by one currently authorized master. Its payload contains the</w:t>
+      </w:r>
+      <w:r>
+        <w:t xml:space="preserve"> </w:t>
+      </w:r>
+      <w:r>
+        <w:rPr>
+          <w:b/>
+          <w:bCs/>
+        </w:rPr>
+        <w:t xml:space="preserve">revoked target's 32-byte Ed25519 public key</w:t>
+      </w:r>
+      <w:r>
+        <w:t xml:space="preserve">, the</w:t>
+      </w:r>
+      <w:r>
+        <w:t xml:space="preserve"> </w:t>
+      </w:r>
+      <w:r>
+        <w:rPr>
+          <w:b/>
+          <w:bCs/>
+        </w:rPr>
+        <w:t xml:space="preserve">other consenting master's 32-byte Ed25519 public key</w:t>
+      </w:r>
+      <w:r>
+        <w:t xml:space="preserve">, and that countersigner's</w:t>
+      </w:r>
+      <w:r>
+        <w:t xml:space="preserve"> </w:t>
+      </w:r>
+      <w:r>
+        <w:rPr>
+          <w:b/>
+          <w:bCs/>
+        </w:rPr>
+        <w:t xml:space="preserve">64-byte Ed25519 signature</w:t>
+      </w:r>
+      <w:r>
+        <w:t xml:space="preserve">. The two signers must be distinct and currently authorized at the event's canonical position.</w:t>
+      </w:r>
+      <w:r>
+        <w:t xml:space="preserve"> </w:t>
+      </w:r>
+      <w:r>
+        <w:rPr>
+          <w:b/>
+          <w:bCs/>
+        </w:rPr>
+        <w:t xml:space="preserve">The target must be one of the two signers</w:t>
+      </w:r>
+      <w:r>
+        <w:t xml:space="preserve">, in either role. The target's original grantor has no special role. Revocation affects the target's authorization state as a whole, not an individual grant. There is no grant-block reference.</w:t>
+      </w:r>
+    </w:p>
+    <w:p>
+      <w:pPr>
+        <w:pStyle w:val="BodyText"/>
+      </w:pPr>
+      <w:r>
+        <w:rPr>
+          <w:b/>
+          <w:bCs/>
+        </w:rPr>
+        <w:t xml:space="preserve">CONFIRMED by the originator on 2026-10-22:</w:t>
+      </w:r>
+      <w:r>
+        <w:t xml:space="preserve"> </w:t>
+      </w:r>
+      <w:r>
+        <w:t xml:space="preserve">The countersigner signs the following exact</w:t>
+      </w:r>
+      <w:r>
+        <w:t xml:space="preserve"> </w:t>
+      </w:r>
+      <w:r>
+        <w:rPr>
+          <w:b/>
+          <w:bCs/>
+        </w:rPr>
+        <w:t xml:space="preserve">149-byte</w:t>
+      </w:r>
+      <w:r>
+        <w:t xml:space="preserve"> </w:t>
+      </w:r>
+      <w:r>
+        <w:t xml:space="preserve">message, formed by concatenating the fields without separators, length prefixes, or padding:</w:t>
+      </w:r>
+    </w:p>
+    <w:tbl>
+      <w:tblPr>
+        <w:tblStyle w:val="Table"/>
+        <w:tblW w:type="auto" w:w="0"/>
+        <w:jc w:val="left"/>
+        <w:tblLook w:firstRow="1" w:lastRow="0" w:firstColumn="0" w:lastColumn="0" w:noHBand="0" w:noVBand="0" w:val="0020"/>
+      </w:tblPr>
+      <w:tblGrid>
+        <w:gridCol w:w="3960"/>
+        <w:gridCol w:w="3960"/>
+      </w:tblGrid>
+      <w:tr>
+        <w:trPr>
+          <w:tblHeader w:val="on"/>
+        </w:trPr>
+        <w:tc>
+          <w:tcPr/>
+          <w:p>
+            <w:pPr>
+              <w:pStyle w:val="Compact"/>
+              <w:jc w:val="left"/>
+            </w:pPr>
+            <w:r>
+              <w:t xml:space="preserve">Signed field</w:t>
+            </w:r>
+          </w:p>
+        </w:tc>
+        <w:tc>
+          <w:tcPr/>
+          <w:p>
+            <w:pPr>
+              <w:pStyle w:val="Compact"/>
+              <w:jc w:val="left"/>
+            </w:pPr>
+            <w:r>
+              <w:t xml:space="preserve">Length and encoding</w:t>
+            </w:r>
+          </w:p>
+        </w:tc>
+      </w:tr>
+      <w:tr>
+        <w:tc>
+          <w:tcPr/>
+          <w:p>
+            <w:pPr>
+              <w:pStyle w:val="Compact"/>
+              <w:jc w:val="left"/>
+            </w:pPr>
+            <w:r>
+              <w:t xml:space="preserve">ASCII literal</w:t>
+            </w:r>
+            <w:r>
+              <w:t xml:space="preserve"> </w:t>
+            </w:r>
+            <w:r>
+              <w:rPr>
+                <w:rStyle w:val="VerbatimChar"/>
+              </w:rPr>
+              <w:t xml:space="preserve">DDL-REVOKE-v1</w:t>
+            </w:r>
+          </w:p>
+        </w:tc>
+        <w:tc>
+          <w:tcPr/>
+          <w:p>
+            <w:pPr>
+              <w:pStyle w:val="Compact"/>
+              <w:jc w:val="left"/>
+            </w:pPr>
+            <w:r>
+              <w:t xml:space="preserve">13 bytes, exactly those case-sensitive ASCII characters, without a trailing NUL</w:t>
+            </w:r>
+          </w:p>
+        </w:tc>
+      </w:tr>
+      <w:tr>
+        <w:tc>
+          <w:tcPr/>
+          <w:p>
+            <w:pPr>
+              <w:pStyle w:val="Compact"/>
+              <w:jc w:val="left"/>
+            </w:pPr>
+            <w:r>
+              <w:rPr>
+                <w:rStyle w:val="VerbatimChar"/>
+              </w:rPr>
+              <w:t xml:space="preserve">ledger_guid</w:t>
+            </w:r>
+          </w:p>
+        </w:tc>
+        <w:tc>
+          <w:tcPr/>
+          <w:p>
+            <w:pPr>
+              <w:pStyle w:val="Compact"/>
+              <w:jc w:val="left"/>
+            </w:pPr>
+            <w:r>
+              <w:t xml:space="preserve">16 raw bytes in canonical RFC 9562 UUID wire order</w:t>
+            </w:r>
+          </w:p>
+        </w:tc>
+      </w:tr>
+      <w:tr>
+        <w:tc>
+          <w:tcPr/>
+          <w:p>
+            <w:pPr>
+              <w:pStyle w:val="Compact"/>
+              <w:jc w:val="left"/>
+            </w:pPr>
+            <w:r>
+              <w:rPr>
+                <w:rStyle w:val="VerbatimChar"/>
+              </w:rPr>
+              <w:t xml:space="preserve">block_guid</w:t>
+            </w:r>
+          </w:p>
+        </w:tc>
+        <w:tc>
+          <w:tcPr/>
+          <w:p>
+            <w:pPr>
+              <w:pStyle w:val="Compact"/>
+              <w:jc w:val="left"/>
+            </w:pPr>
+            <w:r>
+              <w:t xml:space="preserve">16 raw bytes in canonical RFC 9562 UUID wire order</w:t>
+            </w:r>
+          </w:p>
+        </w:tc>
+      </w:tr>
+      <w:tr>
+        <w:tc>
+          <w:tcPr/>
+          <w:p>
+            <w:pPr>
+              <w:pStyle w:val="Compact"/>
+              <w:jc w:val="left"/>
+            </w:pPr>
+            <w:r>
+              <w:rPr>
+                <w:rStyle w:val="VerbatimChar"/>
+              </w:rPr>
+              <w:t xml:space="preserve">timestamp_utc_ms</w:t>
+            </w:r>
+          </w:p>
+        </w:tc>
+        <w:tc>
+          <w:tcPr/>
+          <w:p>
+            <w:pPr>
+              <w:pStyle w:val="Compact"/>
+              <w:jc w:val="left"/>
+            </w:pPr>
+            <w:r>
+              <w:t xml:space="preserve">8 bytes signed two's-complement integer, big-endian</w:t>
+            </w:r>
+          </w:p>
+        </w:tc>
+      </w:tr>
+      <w:tr>
+        <w:tc>
+          <w:tcPr/>
+          <w:p>
+            <w:pPr>
+              <w:pStyle w:val="Compact"/>
+              <w:jc w:val="left"/>
+            </w:pPr>
+            <w:r>
+              <w:rPr>
+                <w:rStyle w:val="VerbatimChar"/>
+              </w:rPr>
+              <w:t xml:space="preserve">outer_signer_public_key</w:t>
+            </w:r>
+          </w:p>
+        </w:tc>
+        <w:tc>
+          <w:tcPr/>
+          <w:p>
+            <w:pPr>
+              <w:pStyle w:val="Compact"/>
+              <w:jc w:val="left"/>
+            </w:pPr>
+            <w:r>
+              <w:t xml:space="preserve">32 raw Ed25519 public-key bytes</w:t>
+            </w:r>
+          </w:p>
+        </w:tc>
+      </w:tr>
+      <w:tr>
+        <w:tc>
+          <w:tcPr/>
+          <w:p>
+            <w:pPr>
+              <w:pStyle w:val="Compact"/>
+              <w:jc w:val="left"/>
+            </w:pPr>
+            <w:r>
+              <w:rPr>
+                <w:rStyle w:val="VerbatimChar"/>
+              </w:rPr>
+              <w:t xml:space="preserve">revoked_public_key</w:t>
+            </w:r>
+          </w:p>
+        </w:tc>
+        <w:tc>
+          <w:tcPr/>
+          <w:p>
+            <w:pPr>
+              <w:pStyle w:val="Compact"/>
+              <w:jc w:val="left"/>
+            </w:pPr>
+            <w:r>
+              <w:t xml:space="preserve">32 raw Ed25519 public-key bytes</w:t>
+            </w:r>
+          </w:p>
+        </w:tc>
+      </w:tr>
+      <w:tr>
+        <w:tc>
+          <w:tcPr/>
+          <w:p>
+            <w:pPr>
+              <w:pStyle w:val="Compact"/>
+              <w:jc w:val="left"/>
+            </w:pPr>
+            <w:r>
+              <w:rPr>
+                <w:rStyle w:val="VerbatimChar"/>
+              </w:rPr>
+              <w:t xml:space="preserve">countersigner_public_key</w:t>
+            </w:r>
+          </w:p>
+        </w:tc>
+        <w:tc>
+          <w:tcPr/>
+          <w:p>
+            <w:pPr>
+              <w:pStyle w:val="Compact"/>
+              <w:jc w:val="left"/>
+            </w:pPr>
+            <w:r>
+              <w:t xml:space="preserve">32 raw Ed25519 public-key bytes</w:t>
+            </w:r>
+          </w:p>
+        </w:tc>
+      </w:tr>
+    </w:tbl>
+    <w:p>
+      <w:pPr>
+        <w:pStyle w:val="BodyText"/>
+      </w:pPr>
+      <w:r>
+        <w:t xml:space="preserve">The countersigner's signature is the 64-byte Ed25519 signature over these</w:t>
+      </w:r>
+      <w:r>
+        <w:t xml:space="preserve"> </w:t>
+      </w:r>
+      <w:r>
+        <w:rPr>
+          <w:b/>
+          <w:bCs/>
+        </w:rPr>
+        <w:t xml:space="preserve">exact 149 bytes</w:t>
+      </w:r>
+      <w:r>
+        <w:t xml:space="preserve">. It is computed first. The outer signer then signs the ordinary complete serialized block (from</w:t>
+      </w:r>
+      <w:r>
+        <w:t xml:space="preserve"> </w:t>
+      </w:r>
+      <w:r>
+        <w:rPr>
+          <w:rStyle w:val="VerbatimChar"/>
+        </w:rPr>
+        <w:t xml:space="preserve">version</w:t>
+      </w:r>
+      <w:r>
+        <w:t xml:space="preserve"> </w:t>
+      </w:r>
+      <w:r>
+        <w:t xml:space="preserve">through the transmitted payload), thereby authenticating the payload including the countersigner's public key and signature. A verifier independently verifies both signatures and the authorization state of both distinct participants in canonical order. A revocation whose target is not one of the two signers is invalid. This rule prevents the sole remaining authorized master from revoking itself. Late earlier authorization history requires re-evaluation rather than permanent rejection by receipt order.</w:t>
+      </w:r>
+    </w:p>
+    <w:p>
+      <w:pPr>
+        <w:pStyle w:val="BodyText"/>
+      </w:pPr>
+      <w:r>
+        <w:rPr>
+          <w:b/>
+          <w:bCs/>
+        </w:rPr>
+        <w:t xml:space="preserve">CONFIRMED by the originator on 2026-10-22:</w:t>
+      </w:r>
+      <w:r>
+        <w:t xml:space="preserve"> </w:t>
+      </w:r>
+      <w:r>
+        <w:t xml:space="preserve">The</w:t>
+      </w:r>
+      <w:r>
+        <w:t xml:space="preserve"> </w:t>
+      </w:r>
+      <w:r>
+        <w:rPr>
+          <w:rStyle w:val="VerbatimChar"/>
+        </w:rPr>
+        <w:t xml:space="preserve">REVOKE_MASTER</w:t>
+      </w:r>
+      <w:r>
+        <w:t xml:space="preserve"> </w:t>
+      </w:r>
+      <w:r>
+        <w:t xml:space="preserve">uncompressed event body is exactly</w:t>
+      </w:r>
+      <w:r>
+        <w:t xml:space="preserve"> </w:t>
+      </w:r>
+      <w:r>
+        <w:rPr>
+          <w:rStyle w:val="VerbatimChar"/>
+        </w:rPr>
+        <w:t xml:space="preserve">event_kind 0x21 || revoked_public_key[32] || countersigner_public_key[32] || countersignature[64]</w:t>
+      </w:r>
+      <w:r>
+        <w:t xml:space="preserve">. The complete uncompressed body is therefore</w:t>
+      </w:r>
+      <w:r>
+        <w:t xml:space="preserve"> </w:t>
+      </w:r>
+      <w:r>
+        <w:rPr>
+          <w:b/>
+          <w:bCs/>
+        </w:rPr>
+        <w:t xml:space="preserve">129 bytes</w:t>
+      </w:r>
+      <w:r>
+        <w:t xml:space="preserve">. The field order is fixed; the 149-byte signed-intent message above is unchanged. A compressed version, if used, compresses the entire 129-byte body using the ordinary outer compression convention.</w:t>
+      </w:r>
+    </w:p>
+    <w:bookmarkEnd w:id="34"/>
+    <w:bookmarkStart w:id="35" w:name="X3f8308b67e26b77ccc396552129e5152fa90ff9"/>
+    <w:p>
+      <w:pPr>
+        <w:pStyle w:val="Heading3"/>
+      </w:pPr>
+      <w:r>
+        <w:t xml:space="preserve">6.4 Remaining event-protocol decisions</w:t>
+      </w:r>
+    </w:p>
+    <w:p>
+      <w:pPr>
+        <w:pStyle w:val="FirstParagraph"/>
+      </w:pPr>
+      <w:r>
+        <w:rPr>
+          <w:b/>
+          <w:bCs/>
+        </w:rPr>
+        <w:t xml:space="preserve">CONFIRMED:</w:t>
+      </w:r>
+      <w:r>
+        <w:t xml:space="preserve"> </w:t>
+      </w:r>
+      <w:r>
+        <w:t xml:space="preserve">Complete Version 1 base column-attribute grammar is in Section 6.2.2; FLOAT, DATETIME and text policies are in Sections 6.2.4–6.2.5. A</w:t>
+      </w:r>
+      <w:r>
+        <w:t xml:space="preserve"> </w:t>
+      </w:r>
+      <w:r>
+        <w:rPr>
+          <w:rStyle w:val="VerbatimChar"/>
+        </w:rPr>
+        <w:t xml:space="preserve">CREATE_TABLE</w:t>
+      </w:r>
+      <w:r>
+        <w:t xml:space="preserve"> </w:t>
+      </w:r>
+      <w:r>
+        <w:t xml:space="preserve">event contains its complete initial table schema in one block; later alterations are separate events.</w:t>
+      </w:r>
+      <w:r>
+        <w:t xml:space="preserve"> </w:t>
+      </w:r>
+      <w:r>
+        <w:rPr>
+          <w:b/>
+          <w:bCs/>
+        </w:rPr>
+        <w:t xml:space="preserve">OPEN:</w:t>
+      </w:r>
+      <w:r>
+        <w:t xml:space="preserve"> </w:t>
+      </w:r>
+      <w:r>
+        <w:t xml:space="preserve">The larger SQL schema-feature contract (indexes, collations, constraints as metadata, type-specific conversions/default expressions), exact handling of hostile but correctly signed malformed event bodies, dependencies for unrecognized schema events, and interoperable error/status categories. Configurable resource limits are mandatory (Section 5), but their concrete configuration interface is not frozen.</w:t>
+      </w:r>
+    </w:p>
+    <w:bookmarkEnd w:id="35"/>
+    <w:bookmarkEnd w:id="36"/>
+    <w:bookmarkStart w:id="37" w:name="Xacedf5c2a1dc44c4429f1fe73a075149e38ed59"/>
+    <w:p>
+      <w:pPr>
+        <w:pStyle w:val="Heading2"/>
+      </w:pPr>
+      <w:r>
+        <w:t xml:space="preserve">7. Deterministic reconciliation and conflict semantics — CONFIRMED</w:t>
+      </w:r>
+    </w:p>
+    <w:p>
+      <w:pPr>
+        <w:pStyle w:val="FirstParagraph"/>
+      </w:pPr>
+      <w:r>
+        <w:t xml:space="preserve">A node retains all authenticated blocks it has received; it validates the signer</w:t>
+      </w:r>
+      <w:r>
+        <w:t xml:space="preserve"> </w:t>
+      </w:r>
+      <w:r>
+        <w:rPr>
+          <w:b/>
+          <w:bCs/>
+        </w:rPr>
+        <w:t xml:space="preserve">against canonical authorization history</w:t>
+      </w:r>
+      <w:r>
+        <w:t xml:space="preserve">, then derives the current schema and rows from applicable events in canonical order.</w:t>
+      </w:r>
+      <w:r>
+        <w:t xml:space="preserve"> </w:t>
+      </w:r>
+      <w:r>
+        <w:rPr>
+          <w:b/>
+          <w:bCs/>
+        </w:rPr>
+        <w:t xml:space="preserve">Later modifications win over earlier modifications to the same affected field</w:t>
+      </w:r>
+      <w:r>
+        <w:t xml:space="preserve"> </w:t>
+      </w:r>
+      <w:r>
+        <w:t xml:space="preserve">unless a deletion applies;</w:t>
+      </w:r>
+      <w:r>
+        <w:t xml:space="preserve"> </w:t>
+      </w:r>
+      <w:r>
+        <w:rPr>
+          <w:b/>
+          <w:bCs/>
+        </w:rPr>
+        <w:t xml:space="preserve">deletions always win for the same immutable entity GUID</w:t>
+      </w:r>
+      <w:r>
+        <w:t xml:space="preserve">, including after earlier or later updates. The same rule applies to rows, columns, and tables. A deleted row/table/column cannot be recreated with the same GUID.</w:t>
+      </w:r>
+    </w:p>
+    <w:p>
+      <w:pPr>
+        <w:pStyle w:val="BodyText"/>
+      </w:pPr>
+      <w:r>
+        <w:t xml:space="preserve">A delayed update to a GUID for which its earlier INSERT has not yet arrived is retained and logged as temporarily inapplicable; it has no visible effect until the missing earlier INSERT is received and the entity can be reprojected. Operations that cannot yet be interpreted because schema blocks are missing are similarly logged and reconsidered after recovery of dependencies.</w:t>
+      </w:r>
+      <w:r>
+        <w:t xml:space="preserve"> </w:t>
+      </w:r>
+      <w:r>
+        <w:rPr>
+          <w:b/>
+          <w:bCs/>
+        </w:rPr>
+        <w:t xml:space="preserve">A valid block is never ignored or permanently excluded solely because it arrives late or has an earlier timestamp.</w:t>
+      </w:r>
+      <w:r>
+        <w:t xml:space="preserve"> </w:t>
+      </w:r>
+      <w:r>
+        <w:t xml:space="preserve">When an earlier block changes the canonical interpretation of materialized history, the node</w:t>
+      </w:r>
+      <w:r>
+        <w:t xml:space="preserve"> </w:t>
+      </w:r>
+      <w:r>
+        <w:rPr>
+          <w:b/>
+          <w:bCs/>
+        </w:rPr>
+        <w:t xml:space="preserve">must correct the official projection</w:t>
+      </w:r>
+      <w:r>
+        <w:t xml:space="preserve">: it may roll back/recompute affected rows, schema and dependencies, or rebuild its materialized database</w:t>
+      </w:r>
+      <w:r>
+        <w:t xml:space="preserve"> </w:t>
+      </w:r>
+      <w:r>
+        <w:rPr>
+          <w:b/>
+          <w:bCs/>
+        </w:rPr>
+        <w:t xml:space="preserve">from genesis and the retained relevant full ledger history</w:t>
+      </w:r>
+      <w:r>
+        <w:t xml:space="preserve">. Rebuilding from scratch is conforming, even if slower. Any partial/recovery representation must not pretend the late valid block never existed. A block with missing authority/schema dependencies can remain pending until its prerequisites are known; that is not permission to discard it because of age. Unrelated rows need not be rolled back when selective replay is proven safe. Immutable event history itself never rolls back; only the derived materialized database state can be corrected. A raw block may remain retained even where later validation makes it unauthorized/inapplicable; it must not affect the projection.</w:t>
+      </w:r>
+    </w:p>
+    <w:p>
+      <w:pPr>
+        <w:pStyle w:val="BodyText"/>
+      </w:pPr>
+      <w:r>
+        <w:rPr>
+          <w:b/>
+          <w:bCs/>
+        </w:rPr>
+        <w:t xml:space="preserve">No secondary events from normal replay:</w:t>
+      </w:r>
+      <w:r>
+        <w:t xml:space="preserve"> </w:t>
+      </w:r>
+      <w:r>
+        <w:t xml:space="preserve">An ordinary block's application does not publish another block. Replay is not a user edit; ordinary blocks never echo into the ledger. Rare automatic corrections are separately initiated by an authorized master by publishing a</w:t>
+      </w:r>
+      <w:r>
+        <w:t xml:space="preserve"> </w:t>
+      </w:r>
+      <w:r>
+        <w:rPr>
+          <w:b/>
+          <w:bCs/>
+        </w:rPr>
+        <w:t xml:space="preserve">new authenticated correction block first</w:t>
+      </w:r>
+      <w:r>
+        <w:t xml:space="preserve"> </w:t>
+      </w:r>
+      <w:r>
+        <w:t xml:space="preserve">and then having the database consume it. The ledger does not distinguish human-driven and automatic signed changes.</w:t>
+      </w:r>
+    </w:p>
+    <w:bookmarkEnd w:id="37"/>
+    <w:bookmarkStart w:id="38" w:name="X4be94066ad70d7929383cead133faa36fa4a09b"/>
+    <w:p>
+      <w:pPr>
+        <w:pStyle w:val="Heading2"/>
+      </w:pPr>
+      <w:r>
+        <w:t xml:space="preserve">8. Schema identity, name collisions, and conversion — CONFIRMED</w:t>
+      </w:r>
+    </w:p>
+    <w:p>
+      <w:pPr>
+        <w:pStyle w:val="FirstParagraph"/>
+      </w:pPr>
+      <w:r>
+        <w:t xml:space="preserve">Every table and every column has an immutable GUID.</w:t>
+      </w:r>
+      <w:r>
+        <w:t xml:space="preserve"> </w:t>
+      </w:r>
+      <w:r>
+        <w:rPr>
+          <w:rStyle w:val="VerbatimChar"/>
+        </w:rPr>
+        <w:t xml:space="preserve">RENAME_TABLE</w:t>
+      </w:r>
+      <w:r>
+        <w:t xml:space="preserve"> </w:t>
+      </w:r>
+      <w:r>
+        <w:t xml:space="preserve">and</w:t>
+      </w:r>
+      <w:r>
+        <w:t xml:space="preserve"> </w:t>
+      </w:r>
+      <w:r>
+        <w:rPr>
+          <w:rStyle w:val="VerbatimChar"/>
+        </w:rPr>
+        <w:t xml:space="preserve">RENAME_COLUMN</w:t>
+      </w:r>
+      <w:r>
+        <w:t xml:space="preserve"> </w:t>
+      </w:r>
+      <w:r>
+        <w:t xml:space="preserve">preserve GUID; concurrent rename events targeting a GUID settle by</w:t>
+      </w:r>
+      <w:r>
+        <w:t xml:space="preserve"> </w:t>
+      </w:r>
+      <w:r>
+        <w:rPr>
+          <w:b/>
+          <w:bCs/>
+        </w:rPr>
+        <w:t xml:space="preserve">latest canonical event wins</w:t>
+      </w:r>
+      <w:r>
+        <w:t xml:space="preserve">, unless the entity is deleted. A dropped column supersedes updates targeting it. A newly added table or column with the same name as an old/deleted one always receives a new GUID.</w:t>
+      </w:r>
+    </w:p>
+    <w:p>
+      <w:pPr>
+        <w:pStyle w:val="BodyText"/>
+      </w:pPr>
+      <w:r>
+        <w:t xml:space="preserve">If two masters create distinct GUIDs under the same SQL-visible table name or the same column name within one table,</w:t>
+      </w:r>
+      <w:r>
+        <w:t xml:space="preserve"> </w:t>
+      </w:r>
+      <w:r>
+        <w:rPr>
+          <w:b/>
+          <w:bCs/>
+        </w:rPr>
+        <w:t xml:space="preserve">both entities survive</w:t>
+      </w:r>
+      <w:r>
+        <w:t xml:space="preserve">.</w:t>
+      </w:r>
+      <w:r>
+        <w:t xml:space="preserve"> </w:t>
+      </w:r>
+      <w:r>
+        <w:rPr>
+          <w:b/>
+          <w:bCs/>
+        </w:rPr>
+        <w:t xml:space="preserve">CONFIRMED priority:</w:t>
+      </w:r>
+      <w:r>
+        <w:t xml:space="preserve"> </w:t>
+      </w:r>
+      <w:r>
+        <w:t xml:space="preserve">The entity introduced</w:t>
+      </w:r>
+      <w:r>
+        <w:t xml:space="preserve"> </w:t>
+      </w:r>
+      <w:r>
+        <w:rPr>
+          <w:b/>
+          <w:bCs/>
+        </w:rPr>
+        <w:t xml:space="preserve">first in canonical creation-block order</w:t>
+      </w:r>
+      <w:r>
+        <w:t xml:space="preserve"> </w:t>
+      </w:r>
+      <w:r>
+        <w:t xml:space="preserve">retains the original name; later-created conflicting entities are renamed to</w:t>
+      </w:r>
+      <w:r>
+        <w:t xml:space="preserve"> </w:t>
+      </w:r>
+      <w:r>
+        <w:rPr>
+          <w:rStyle w:val="VerbatimChar"/>
+        </w:rPr>
+        <w:t xml:space="preserve">original-name-entityGUIDwithoutdashes</w:t>
+      </w:r>
+      <w:r>
+        <w:t xml:space="preserve"> </w:t>
+      </w:r>
+      <w:r>
+        <w:t xml:space="preserve">by</w:t>
+      </w:r>
+      <w:r>
+        <w:t xml:space="preserve"> </w:t>
+      </w:r>
+      <w:r>
+        <w:rPr>
+          <w:b/>
+          <w:bCs/>
+        </w:rPr>
+        <w:t xml:space="preserve">new signed corrective RENAME blocks authored by an authorized master</w:t>
+      </w:r>
+      <w:r>
+        <w:t xml:space="preserve">. GUID numerical order and network arrival order do not determine which entity keeps the name. The authorized master publishes a correction block before its own database applies that correction; a read-only replica cannot originate corrections. Until a corrective block arrives, a replica retains both GUID-distinct entities, possibly with ambiguous SQL-visible names. All valid independent repairs remain in ledger history; latest valid explicit rename events still win canonically unless deletion applies.</w:t>
+      </w:r>
+    </w:p>
+    <w:p>
+      <w:pPr>
+        <w:pStyle w:val="BodyText"/>
+      </w:pPr>
+      <w:r>
+        <w:t xml:space="preserve">When a column data type changes, convert existing values where possible. On incompatible conversion, log an error. If NULL is permitted, use</w:t>
+      </w:r>
+      <w:r>
+        <w:t xml:space="preserve"> </w:t>
+      </w:r>
+      <w:r>
+        <w:rPr>
+          <w:rStyle w:val="VerbatimChar"/>
+        </w:rPr>
+        <w:t xml:space="preserve">NULL</w:t>
+      </w:r>
+      <w:r>
+        <w:t xml:space="preserve">. If NULL is not permitted, use a suitable datatype default (</w:t>
+      </w:r>
+      <w:r>
+        <w:rPr>
+          <w:rStyle w:val="VerbatimChar"/>
+        </w:rPr>
+        <w:t xml:space="preserve">0</w:t>
+      </w:r>
+      <w:r>
+        <w:t xml:space="preserve"> </w:t>
+      </w:r>
+      <w:r>
+        <w:t xml:space="preserve">for a numeric type, empty string for text, minimum supported date/time for date types, etc.). On encountering an incompatibility that calls for an automatic replacement, a master creates a</w:t>
+      </w:r>
+      <w:r>
+        <w:t xml:space="preserve"> </w:t>
+      </w:r>
+      <w:r>
+        <w:rPr>
+          <w:b/>
+          <w:bCs/>
+        </w:rPr>
+        <w:t xml:space="preserve">new row-value-update block</w:t>
+      </w:r>
+      <w:r>
+        <w:t xml:space="preserve">, rather than silently modifying official state. Automated changes may themselves be followed by later canonical changes; arbitrary circular replay/republishing is not allowed.</w:t>
+      </w:r>
+    </w:p>
+    <w:p>
+      <w:pPr>
+        <w:pStyle w:val="BodyText"/>
+      </w:pPr>
+      <w:r>
+        <w:rPr>
+          <w:b/>
+          <w:bCs/>
+        </w:rPr>
+        <w:t xml:space="preserve">CONFIRMED 2026-10-22:</w:t>
+      </w:r>
+      <w:r>
+        <w:t xml:space="preserve"> </w:t>
+      </w:r>
+      <w:r>
+        <w:t xml:space="preserve">Distinct GUID entities with conflicting names must survive and an authorized master must publish deterministic GUID-suffixed renames as authenticated corrective blocks. Until correction, SQL name resolution must not silently bind an ambiguous name to an arbitrary entity or discard either entity; the visible state and any ambiguity/error must be deterministic for a given applied history. The same append-before-apply correction principle applies to invalid NULL/type values: an authorized master emits a separate signed corrective row block rather than unlogged storage mutation.</w:t>
+      </w:r>
+      <w:r>
+        <w:t xml:space="preserve"> </w:t>
+      </w:r>
+      <w:r>
+        <w:rPr>
+          <w:b/>
+          <w:bCs/>
+        </w:rPr>
+        <w:t xml:space="preserve">OPEN:</w:t>
+      </w:r>
+      <w:r>
+        <w:t xml:space="preserve"> </w:t>
+      </w:r>
+      <w:r>
+        <w:t xml:space="preserve">Full deterministic fallback-value table, concurrent automatic repairs that might collide again, interaction with later user renames, exactly when corrections are emitted, and transient read behavior while reconciliation is underway. A read-only replica never fabricates a corrective signed block.</w:t>
+      </w:r>
+    </w:p>
+    <w:bookmarkEnd w:id="38"/>
+    <w:bookmarkStart w:id="39" w:name="Xbc19671765c2b411e7816c09547f69e2ead8dbc"/>
+    <w:p>
+      <w:pPr>
+        <w:pStyle w:val="Heading2"/>
+      </w:pPr>
+      <w:r>
+        <w:t xml:space="preserve">9. SQL semantics, constraints, and transactions — CONFIRMED</w:t>
+      </w:r>
+    </w:p>
+    <w:p>
+      <w:pPr>
+        <w:pStyle w:val="FirstParagraph"/>
+      </w:pPr>
+      <w:r>
+        <w:t xml:space="preserve">Version 1</w:t>
+      </w:r>
+      <w:r>
+        <w:t xml:space="preserve"> </w:t>
+      </w:r>
+      <w:r>
+        <w:rPr>
+          <w:b/>
+          <w:bCs/>
+        </w:rPr>
+        <w:t xml:space="preserve">does not enforce ordinary relational application constraints</w:t>
+      </w:r>
+      <w:r>
+        <w:t xml:space="preserve"> </w:t>
+      </w:r>
+      <w:r>
+        <w:t xml:space="preserve">such as primary-key uniqueness or foreign-key referential integrity when deriving authoritative changes. Two rows with different row GUIDs may contain identical business primary keys. Ledger deletions are not vetoed by referencing rows or application locks. Internal storage integrity and synchronization cannot be disabled merely to bypass these application-level rules. User-defined triggers, stored procedures, user-defined functions with effects, and comparable user-defined implicit write facilities are</w:t>
+      </w:r>
+      <w:r>
+        <w:t xml:space="preserve"> </w:t>
+      </w:r>
+      <w:r>
+        <w:rPr>
+          <w:b/>
+          <w:bCs/>
+        </w:rPr>
+        <w:t xml:space="preserve">not supported in Version 1</w:t>
+      </w:r>
+      <w:r>
+        <w:t xml:space="preserve">. This excludes their use as alternate mutation paths; it does</w:t>
+      </w:r>
+      <w:r>
+        <w:t xml:space="preserve"> </w:t>
+      </w:r>
+      <w:r>
+        <w:rPr>
+          <w:b/>
+          <w:bCs/>
+        </w:rPr>
+        <w:t xml:space="preserve">not</w:t>
+      </w:r>
+      <w:r>
+        <w:t xml:space="preserve"> </w:t>
+      </w:r>
+      <w:r>
+        <w:t xml:space="preserve">require removing SQL built-ins or internal database functions necessary for parsing, expression evaluation, data conversion, indexing, recovery, or supported SELECT/DML. The base Version 1 supported and excluded SQL subset is confirmed below; detailed per-command corner cases remain</w:t>
+      </w:r>
+      <w:r>
+        <w:t xml:space="preserve"> </w:t>
+      </w:r>
+      <w:r>
+        <w:rPr>
+          <w:b/>
+          <w:bCs/>
+        </w:rPr>
+        <w:t xml:space="preserve">OPEN</w:t>
+      </w:r>
+      <w:r>
+        <w:t xml:space="preserve">. Indexes and SELECT/query support may be used for efficient materialization and reads.</w:t>
+      </w:r>
+    </w:p>
+    <w:p>
+      <w:pPr>
+        <w:pStyle w:val="BodyText"/>
+      </w:pPr>
+      <w:r>
+        <w:rPr>
+          <w:b/>
+          <w:bCs/>
+        </w:rPr>
+        <w:t xml:space="preserve">CONFIRMED 2026-10-22 SQL scope:</w:t>
+      </w:r>
+      <w:r>
+        <w:t xml:space="preserve"> </w:t>
+      </w:r>
+      <w:r>
+        <w:t xml:space="preserve">Version 1 supports ordinary</w:t>
+      </w:r>
+      <w:r>
+        <w:t xml:space="preserve"> </w:t>
+      </w:r>
+      <w:r>
+        <w:rPr>
+          <w:rStyle w:val="VerbatimChar"/>
+        </w:rPr>
+        <w:t xml:space="preserve">SELECT</w:t>
+      </w:r>
+      <w:r>
+        <w:t xml:space="preserve">,</w:t>
+      </w:r>
+      <w:r>
+        <w:t xml:space="preserve"> </w:t>
+      </w:r>
+      <w:r>
+        <w:rPr>
+          <w:rStyle w:val="VerbatimChar"/>
+        </w:rPr>
+        <w:t xml:space="preserve">CREATE TABLE</w:t>
+      </w:r>
+      <w:r>
+        <w:t xml:space="preserve">,</w:t>
+      </w:r>
+      <w:r>
+        <w:t xml:space="preserve"> </w:t>
+      </w:r>
+      <w:r>
+        <w:rPr>
+          <w:rStyle w:val="VerbatimChar"/>
+        </w:rPr>
+        <w:t xml:space="preserve">ALTER TABLE</w:t>
+      </w:r>
+      <w:r>
+        <w:t xml:space="preserve">,</w:t>
+      </w:r>
+      <w:r>
+        <w:t xml:space="preserve"> </w:t>
+      </w:r>
+      <w:r>
+        <w:rPr>
+          <w:rStyle w:val="VerbatimChar"/>
+        </w:rPr>
+        <w:t xml:space="preserve">DROP TABLE</w:t>
+      </w:r>
+      <w:r>
+        <w:t xml:space="preserve">,</w:t>
+      </w:r>
+      <w:r>
+        <w:t xml:space="preserve"> </w:t>
+      </w:r>
+      <w:r>
+        <w:rPr>
+          <w:rStyle w:val="VerbatimChar"/>
+        </w:rPr>
+        <w:t xml:space="preserve">INSERT</w:t>
+      </w:r>
+      <w:r>
+        <w:t xml:space="preserve">,</w:t>
+      </w:r>
+      <w:r>
+        <w:t xml:space="preserve"> </w:t>
+      </w:r>
+      <w:r>
+        <w:rPr>
+          <w:rStyle w:val="VerbatimChar"/>
+        </w:rPr>
+        <w:t xml:space="preserve">UPDATE</w:t>
+      </w:r>
+      <w:r>
+        <w:t xml:space="preserve">, and</w:t>
+      </w:r>
+      <w:r>
+        <w:t xml:space="preserve"> </w:t>
+      </w:r>
+      <w:r>
+        <w:rPr>
+          <w:rStyle w:val="VerbatimChar"/>
+        </w:rPr>
+        <w:t xml:space="preserve">DELETE</w:t>
+      </w:r>
+      <w:r>
+        <w:t xml:space="preserve">, with</w:t>
+      </w:r>
+      <w:r>
+        <w:t xml:space="preserve"> </w:t>
+      </w:r>
+      <w:r>
+        <w:rPr>
+          <w:rStyle w:val="VerbatimChar"/>
+        </w:rPr>
+        <w:t xml:space="preserve">BEGIN</w:t>
+      </w:r>
+      <w:r>
+        <w:t xml:space="preserve">,</w:t>
+      </w:r>
+      <w:r>
+        <w:t xml:space="preserve"> </w:t>
+      </w:r>
+      <w:r>
+        <w:rPr>
+          <w:rStyle w:val="VerbatimChar"/>
+        </w:rPr>
+        <w:t xml:space="preserve">COMMIT</w:t>
+      </w:r>
+      <w:r>
+        <w:t xml:space="preserve">,</w:t>
+      </w:r>
+      <w:r>
+        <w:t xml:space="preserve"> </w:t>
+      </w:r>
+      <w:r>
+        <w:rPr>
+          <w:rStyle w:val="VerbatimChar"/>
+        </w:rPr>
+        <w:t xml:space="preserve">ROLLBACK</w:t>
+      </w:r>
+      <w:r>
+        <w:t xml:space="preserve">, and savepoints for provisional local staging. Unsupported user-defined triggers, stored procedures, user-defined functions</w:t>
+      </w:r>
+      <w:r>
+        <w:t xml:space="preserve"> </w:t>
+      </w:r>
+      <w:r>
+        <w:rPr>
+          <w:b/>
+          <w:bCs/>
+        </w:rPr>
+        <w:t xml:space="preserve">with side effects</w:t>
+      </w:r>
+      <w:r>
+        <w:t xml:space="preserve">, and other unapproved mutation paths must be rejected or made unavailable rather than allowed to bypass ledger-authoritative changes. PostgreSQL internal built-ins necessary for supported SQL remain available. This is a baseline feature subset, not a promise to preserve unsupported SQL extensions or direct writes.</w:t>
+      </w:r>
+      <w:r>
+        <w:t xml:space="preserve"> </w:t>
+      </w:r>
+      <w:r>
+        <w:rPr>
+          <w:b/>
+          <w:bCs/>
+        </w:rPr>
+        <w:t xml:space="preserve">OPEN:</w:t>
+      </w:r>
+      <w:r>
+        <w:t xml:space="preserve"> </w:t>
+      </w:r>
+      <w:r>
+        <w:t xml:space="preserve">The detailed supported expressions, joins, RETURNING/COPY/MERGE/CTE behavior, permissions/admin DDL, indices and types beyond those explicitly listed.</w:t>
+      </w:r>
+    </w:p>
+    <w:p>
+      <w:pPr>
+        <w:pStyle w:val="BodyText"/>
+      </w:pPr>
+      <w:r>
+        <w:t xml:space="preserve">SQL clients can use provisional transactions.</w:t>
+      </w:r>
+      <w:r>
+        <w:t xml:space="preserve"> </w:t>
+      </w:r>
+      <w:r>
+        <w:rPr>
+          <w:rStyle w:val="VerbatimChar"/>
+        </w:rPr>
+        <w:t xml:space="preserve">BEGIN</w:t>
+      </w:r>
+      <w:r>
+        <w:t xml:space="preserve"> </w:t>
+      </w:r>
+      <w:r>
+        <w:t xml:space="preserve">starts uncommitted isolated changes;</w:t>
+      </w:r>
+      <w:r>
+        <w:t xml:space="preserve"> </w:t>
+      </w:r>
+      <w:r>
+        <w:rPr>
+          <w:rStyle w:val="VerbatimChar"/>
+        </w:rPr>
+        <w:t xml:space="preserve">ROLLBACK</w:t>
+      </w:r>
+      <w:r>
+        <w:t xml:space="preserve"> </w:t>
+      </w:r>
+      <w:r>
+        <w:t xml:space="preserve">before ledger publication discards those staged changes without emitting blocks.</w:t>
+      </w:r>
+      <w:r>
+        <w:t xml:space="preserve"> </w:t>
+      </w:r>
+      <w:r>
+        <w:rPr>
+          <w:rStyle w:val="VerbatimChar"/>
+        </w:rPr>
+        <w:t xml:space="preserve">COMMIT</w:t>
+      </w:r>
+      <w:r>
+        <w:t xml:space="preserve"> </w:t>
+      </w:r>
+      <w:r>
+        <w:t xml:space="preserve">begins publication of separately authenticated blocks reflecting final staged row changes; publication is</w:t>
+      </w:r>
+      <w:r>
+        <w:t xml:space="preserve"> </w:t>
+      </w:r>
+      <w:r>
+        <w:rPr>
+          <w:b/>
+          <w:bCs/>
+        </w:rPr>
+        <w:t xml:space="preserve">not group-atomic</w:t>
+      </w:r>
+      <w:r>
+        <w:t xml:space="preserve">. If a crash leaves only 60 of 100 intended blocks durably published, those 60 are permanent ledger history; remaining blocks may never exist. The materialized official database is updated only by ledger ingestion, not by the provisional transaction directly.</w:t>
+      </w:r>
+      <w:r>
+        <w:t xml:space="preserve"> </w:t>
+      </w:r>
+      <w:r>
+        <w:rPr>
+          <w:b/>
+          <w:bCs/>
+        </w:rPr>
+        <w:t xml:space="preserve">CONFIRMED 2026-10-22:</w:t>
+      </w:r>
+      <w:r>
+        <w:t xml:space="preserve"> </w:t>
+      </w:r>
+      <w:r>
+        <w:t xml:space="preserve">If the origin can determine that a COMMIT stopped after publishing only some intended blocks, it must communicate failure or explicit partial completion accurately, never claim atomic rollback of already durable blocks. Network disconnects may leave the client uncertain; they do not annul independently durable blocks. Resumable publication is optional, not a fundamental ledger requirement. Applications must handle missing/partial outcomes and any stronger business atomicity at a higher layer; compensating operations create new blocks and do not erase history.</w:t>
+      </w:r>
+    </w:p>
+    <w:p>
+      <w:pPr>
+        <w:pStyle w:val="BodyText"/>
+      </w:pPr>
+      <w:r>
+        <w:t xml:space="preserve">Ordinary offline master writes do not wait for cross-master acknowledgment. A higher-assurance application may implement independent locks/reservations and require all masters' confirmation, recognizing that such applications can block during partitions and still need a true protocol to prevent simultaneous conflicting reservations.</w:t>
+      </w:r>
+    </w:p>
+    <w:p>
+      <w:pPr>
+        <w:pStyle w:val="BodyText"/>
+      </w:pPr>
+      <w:r>
+        <w:rPr>
+          <w:b/>
+          <w:bCs/>
+        </w:rPr>
+        <w:t xml:space="preserve">OPEN:</w:t>
+      </w:r>
+      <w:r>
+        <w:t xml:space="preserve"> </w:t>
+      </w:r>
+      <w:r>
+        <w:t xml:space="preserve">Precise SQLSTATE/message or progress response for partial</w:t>
+      </w:r>
+      <w:r>
+        <w:t xml:space="preserve"> </w:t>
+      </w:r>
+      <w:r>
+        <w:rPr>
+          <w:rStyle w:val="VerbatimChar"/>
+        </w:rPr>
+        <w:t xml:space="preserve">COMMIT</w:t>
+      </w:r>
+      <w:r>
+        <w:t xml:space="preserve">, ambiguous lost-response cases, retry identity and deduplication across network interruptions, optional staged-progress retention, row-count/RETURNING behavior, zero-change UPDATE emission, per-command unsupported-feature matrix, non-enforced metadata representation, and engine-specific type-affinity behavior. Explicit NULL-versus-omission semantics are now specified in Section 6.2. The initial system makes no promise that ordinary SQL semantics imply global transaction finality.</w:t>
+      </w:r>
+    </w:p>
+    <w:bookmarkEnd w:id="39"/>
+    <w:bookmarkStart w:id="40" w:name="Xaadf1278ba7d3276f0b666fa70f07cfaceb4425"/>
+    <w:p>
+      <w:pPr>
+        <w:pStyle w:val="Heading2"/>
+      </w:pPr>
+      <w:r>
+        <w:t xml:space="preserve">10. Materialization priority, durability, and recovery — CONFIRMED</w:t>
+      </w:r>
+    </w:p>
+    <w:p>
+      <w:pPr>
+        <w:pStyle w:val="FirstParagraph"/>
+      </w:pPr>
+      <w:r>
+        <w:t xml:space="preserve">A received valid block must enter persistent ledger storage before altering the official database. Master-originated blocks follow the same rule. Once received blocks are available, the database</w:t>
+      </w:r>
+      <w:r>
+        <w:t xml:space="preserve"> </w:t>
+      </w:r>
+      <w:r>
+        <w:rPr>
+          <w:b/>
+          <w:bCs/>
+        </w:rPr>
+        <w:t xml:space="preserve">pauses ordinary activity to process the blocks it already knows</w:t>
+      </w:r>
+      <w:r>
+        <w:t xml:space="preserve"> </w:t>
+      </w:r>
+      <w:r>
+        <w:t xml:space="preserve">and keep its local projection caught up; local precedence over throughput is intentional. This never implies certainty that no missing blocks exist on the wider network. A master can operate while other masters are offline, apart from local synchronization needed to apply known blocks.</w:t>
+      </w:r>
+    </w:p>
+    <w:p>
+      <w:pPr>
+        <w:pStyle w:val="BodyText"/>
+      </w:pPr>
+      <w:r>
+        <w:t xml:space="preserve">Crash-safe progress tracking and idempotent replay or reconstruction must ensure a crash between block durability and materialization can be recovered without permanently omitting or double-applying effects.</w:t>
+      </w:r>
+      <w:r>
+        <w:t xml:space="preserve"> </w:t>
+      </w:r>
+      <w:r>
+        <w:rPr>
+          <w:b/>
+          <w:bCs/>
+        </w:rPr>
+        <w:t xml:space="preserve">CONFIRMED 2026-10-22:</w:t>
+      </w:r>
+      <w:r>
+        <w:t xml:space="preserve"> </w:t>
+      </w:r>
+      <w:r>
+        <w:t xml:space="preserve">Late valid historical blocks and later-revealed earlier authority history must cause the projection to be corrected through safe rollback/replay of affected materialization</w:t>
+      </w:r>
+      <w:r>
+        <w:t xml:space="preserve"> </w:t>
+      </w:r>
+      <w:r>
+        <w:rPr>
+          <w:b/>
+          <w:bCs/>
+        </w:rPr>
+        <w:t xml:space="preserve">or a complete rebuild from authenticated ledger history</w:t>
+      </w:r>
+      <w:r>
+        <w:t xml:space="preserve">; no timestamp-age cutoff may permanently suppress those corrections. Master/replica outage, out-of-order delivery, partitions, and late authority changes may all require selective re-projection. The ledger itself is immutable; the projection is replaceable. Acknowledgment of successful ledger append implies local durable storage; a block lost with all copies is unrecoverable.</w:t>
+      </w:r>
+    </w:p>
+    <w:p>
+      <w:pPr>
+        <w:pStyle w:val="BodyText"/>
+      </w:pPr>
+      <w:r>
+        <w:rPr>
+          <w:b/>
+          <w:bCs/>
+        </w:rPr>
+        <w:t xml:space="preserve">OPEN (Question 9 was not approved):</w:t>
+      </w:r>
+      <w:r>
+        <w:t xml:space="preserve"> </w:t>
+      </w:r>
+      <w:r>
+        <w:t xml:space="preserve">Whether ordinary SELECT during catch-up/reprojection sees (a) the most recent fully consistent older projection, (b) blocks until an atomic new projection is ready, or (c) another explicitly defined consistent/stale read state; also precise crash-safe cursor/checkpoint formats and applied-progress observability. The ordinary-read policy during in-progress rebuild has not yet been approved; the correctness requirement is that the final reconstructed projection reflect canonical ledger history. Internal rollback/replay versus full rebuild is an implementation choice,</w:t>
+      </w:r>
+      <w:r>
+        <w:t xml:space="preserve"> </w:t>
+      </w:r>
+      <w:r>
+        <w:rPr>
+          <w:b/>
+          <w:bCs/>
+        </w:rPr>
+        <w:t xml:space="preserve">not</w:t>
+      </w:r>
+      <w:r>
+        <w:t xml:space="preserve"> </w:t>
+      </w:r>
+      <w:r>
+        <w:t xml:space="preserve">an unresolved permission to ignore older blocks.</w:t>
+      </w:r>
+    </w:p>
+    <w:bookmarkEnd w:id="40"/>
+    <w:bookmarkStart w:id="41" w:name="X5fc73dea48a044d831dacd2d7b6a982972dacfc"/>
+    <w:p>
+      <w:pPr>
+        <w:pStyle w:val="Heading2"/>
+      </w:pPr>
+      <w:r>
+        <w:t xml:space="preserve">11. Peer-to-peer propagation and offline exchange — CONFIRMED behavior; management API extension required</w:t>
+      </w:r>
+    </w:p>
+    <w:p>
+      <w:pPr>
+        <w:pStyle w:val="FirstParagraph"/>
+      </w:pPr>
+      <w:r>
+        <w:t xml:space="preserve">Every node may receive, verify, store, serve, relay, and export an intact block, regardless of whether it may originate blocks. Block validity is transport-independent. Permit direct peer connections (TCP/QUIC or suitable supported protocols), decentralized peer discovery with configurable bootstraps, BitTorrent-inspired DHT, peer exchange, LAN service discovery, NAT traversal and relaying, HTTP(S), multipeer downloads, and real-time announcements. Nodes normally advertise new validated blocks to peers with resource/bandwidth controls.</w:t>
+      </w:r>
+      <w:r>
+        <w:t xml:space="preserve"> </w:t>
+      </w:r>
+      <w:r>
+        <w:rPr>
+          <w:b/>
+          <w:bCs/>
+        </w:rPr>
+        <w:t xml:space="preserve">No peer discovery or master quorum is necessary for an ordinary local write</w:t>
+      </w:r>
+      <w:r>
+        <w:t xml:space="preserve">.</w:t>
+      </w:r>
+    </w:p>
+    <w:p>
+      <w:pPr>
+        <w:pStyle w:val="BodyText"/>
+      </w:pPr>
+      <w:r>
+        <w:t xml:space="preserve">Combine rapid announcements with periodic cryptographic</w:t>
+      </w:r>
+      <w:r>
+        <w:t xml:space="preserve"> </w:t>
+      </w:r>
+      <w:r>
+        <w:rPr>
+          <w:b/>
+          <w:bCs/>
+        </w:rPr>
+        <w:t xml:space="preserve">inventory reconciliation</w:t>
+      </w:r>
+      <w:r>
+        <w:t xml:space="preserve">, including Merkle-style summaries or equivalent, and comparisons by block ID/hash that do not depend exclusively on timestamps. Export and import must include individual blocks, timestamp ranges, a full ledger, and incremental missing-block batches; large whole-ledger archives can be imported as offline batch jobs, from arbitrary media. The ledger does not require a database to exist; a returning master can catch up through a read-only replica.</w:t>
+      </w:r>
+    </w:p>
+    <w:p>
+      <w:pPr>
+        <w:pStyle w:val="BodyText"/>
+      </w:pPr>
+      <w:r>
+        <w:rPr>
+          <w:b/>
+          <w:bCs/>
+        </w:rPr>
+        <w:t xml:space="preserve">CONFIRMED 2026-10-22:</w:t>
+      </w:r>
+      <w:r>
+        <w:t xml:space="preserve"> </w:t>
+      </w:r>
+      <w:r>
+        <w:t xml:space="preserve">Preserve compatible existing database SQL/client communications and extend them with a minimal</w:t>
+      </w:r>
+      <w:r>
+        <w:t xml:space="preserve"> </w:t>
+      </w:r>
+      <w:r>
+        <w:rPr>
+          <w:b/>
+          <w:bCs/>
+        </w:rPr>
+        <w:t xml:space="preserve">documented management interface</w:t>
+      </w:r>
+      <w:r>
+        <w:t xml:space="preserve"> </w:t>
+      </w:r>
+      <w:r>
+        <w:t xml:space="preserve">for new-ledger initialization, joining/pinning a ledger, signed raw-block publication/import, retrieval/export of individual blocks and batches, peer configuration/connectivity, and inspection of synchronization/applied status. The implementation may use SQL administration functions, a CLI, or an additional API for these operations; the</w:t>
+      </w:r>
+      <w:r>
+        <w:t xml:space="preserve"> </w:t>
+      </w:r>
+      <w:r>
+        <w:rPr>
+          <w:b/>
+          <w:bCs/>
+        </w:rPr>
+        <w:t xml:space="preserve">externally callable choices, object/message schemas, errors, and launch/configuration contract must be frozen before independent interoperability tests</w:t>
+      </w:r>
+      <w:r>
+        <w:t xml:space="preserve">. Detailed peer discovery, gossip, retries, transport library/protocol and transport scheduling are implementation freedoms, provided configurable peers can demonstrably exchange all relevant blocks under offline/local-network testing.</w:t>
+      </w:r>
+      <w:r>
+        <w:t xml:space="preserve"> </w:t>
+      </w:r>
+      <w:r>
+        <w:rPr>
+          <w:b/>
+          <w:bCs/>
+        </w:rPr>
+        <w:t xml:space="preserve">OPEN:</w:t>
+      </w:r>
+      <w:r>
+        <w:t xml:space="preserve"> </w:t>
+      </w:r>
+      <w:r>
+        <w:t xml:space="preserve">Exact management API command and response schema, bulk-file framing, inventory/dedup identity, bootstrap/DHT namespace, transport security and anti-Sybil policy; implementation-configurable budgets apply under Section 5.</w:t>
+      </w:r>
+    </w:p>
+    <w:p>
+      <w:pPr>
+        <w:pStyle w:val="BodyText"/>
+      </w:pPr>
+      <w:r>
+        <w:rPr>
+          <w:b/>
+          <w:bCs/>
+        </w:rPr>
+        <w:t xml:space="preserve">Flood resistance / inbound validation — CONFIRMED requirement:</w:t>
+      </w:r>
+      <w:r>
+        <w:t xml:space="preserve"> </w:t>
+      </w:r>
+      <w:r>
+        <w:t xml:space="preserve">Every node must inspect every received block for framing, protocol version, well-formedness, hash/signature integrity, ledger identity, and signer authorization before it has any database effect. A hostile actor may flood arbitrary invalid blocks. Reject invalid inputs safely and limit untrusted resource consumption (including decoding, disk, CPU, memory and networking) without treating plausible timestamps alone as grounds for rejecting otherwise valid authorized blocks. An out-of-order block whose missing authorization evidence has not arrived must not be materialized before its authority is established. Exact inventory, caching and DoS budgets remain implementation choices.</w:t>
+      </w:r>
+    </w:p>
+    <w:bookmarkEnd w:id="41"/>
+    <w:bookmarkStart w:id="42" w:name="Xb6ba8f2fdc9c7d5d4a273a506f666456e6a07f8"/>
+    <w:p>
+      <w:pPr>
+        <w:pStyle w:val="Heading2"/>
+      </w:pPr>
+      <w:r>
+        <w:t xml:space="preserve">12. Intended guarantees and deliberate non-guarantees</w:t>
+      </w:r>
+    </w:p>
+    <w:p>
+      <w:pPr>
+        <w:pStyle w:val="FirstParagraph"/>
+      </w:pPr>
+      <w:r>
+        <w:rPr>
+          <w:b/>
+          <w:bCs/>
+        </w:rPr>
+        <w:t xml:space="preserve">Intended:</w:t>
+      </w:r>
+      <w:r>
+        <w:t xml:space="preserve"> </w:t>
+      </w:r>
+      <w:r>
+        <w:t xml:space="preserve">Public cryptographic origin/integrity verification, signed historical authorization, deterministic canonical replay on the same accepted history, append-before-apply, one-row-per-block updates, delete-wins identity semantics, eventual convergence for participants that ultimately receive equivalent relevant events, permissionless block redistribution, complete reconstruction from validated genesis and all ledger history, independent progress during network partitions, and crash recovery for durably accepted events.</w:t>
+      </w:r>
+    </w:p>
+    <w:p>
+      <w:pPr>
+        <w:pStyle w:val="BodyText"/>
+      </w:pPr>
+      <w:r>
+        <w:rPr>
+          <w:b/>
+          <w:bCs/>
+        </w:rPr>
+        <w:t xml:space="preserve">Not promised:</w:t>
+      </w:r>
+      <w:r>
+        <w:t xml:space="preserve"> </w:t>
+      </w:r>
+      <w:r>
+        <w:t xml:space="preserve">Simultaneous SELECT visibility, knowledge of an objectively complete history at an arbitrary instant, automatic rollback of</w:t>
+      </w:r>
+      <w:r>
+        <w:t xml:space="preserve"> </w:t>
+      </w:r>
+      <w:r>
+        <w:rPr>
+          <w:b/>
+          <w:bCs/>
+        </w:rPr>
+        <w:t xml:space="preserve">ledger blocks</w:t>
+      </w:r>
+      <w:r>
+        <w:t xml:space="preserve">, all-or-nothing execution of multi-block SQL transactions, preservation of foreign-key/unique constraints, instant failover without surviving block copies, globally irreversible application business outcomes, and successful application-level strong locking when required masters are unreachable.</w:t>
+      </w:r>
+      <w:r>
+        <w:t xml:space="preserve"> </w:t>
+      </w:r>
+      <w:r>
+        <w:rPr>
+          <w:b/>
+          <w:bCs/>
+        </w:rPr>
+        <w:t xml:space="preserve">Required despite these non-guarantees:</w:t>
+      </w:r>
+      <w:r>
+        <w:t xml:space="preserve"> </w:t>
+      </w:r>
+      <w:r>
+        <w:t xml:space="preserve">correcting/rebuilding the derived database projection when an earlier valid block changes canonical materialization; retaining history and never suppressing an applicable block simply because it arrived late.</w:t>
+      </w:r>
+    </w:p>
+    <w:bookmarkEnd w:id="42"/>
+    <w:bookmarkStart w:id="43" w:name="X70f39e7addeedc7a767060c20b6acb9573ef8bb"/>
+    <w:p>
+      <w:pPr>
+        <w:pStyle w:val="Heading2"/>
+      </w:pPr>
+      <w:r>
+        <w:t xml:space="preserve">13. Acceptance scenarios (conceptual, not hidden verification details)</w:t>
       </w:r>
     </w:p>
     <w:p>
@@ -4737,11 +6676,11 @@
         <w:pStyle w:val="Compact"/>
         <w:numPr>
           <w:ilvl w:val="0"/>
-          <w:numId w:val="1004"/>
+          <w:numId w:val="1005"/>
         </w:numPr>
       </w:pPr>
       <w:r>
-        <w:t xml:space="preserve">Same-name columns/tables with distinct GUIDs both survive; corrective naming blocks are produced by an authorized master, not by direct projection writes.</w:t>
+        <w:t xml:space="preserve">A new ledger initializes a genesis signer; an empty replica adopts the ledger and derives an identical state when fed the same history.</w:t>
       </w:r>
     </w:p>
     <w:p>
@@ -4749,11 +6688,11 @@
         <w:pStyle w:val="Compact"/>
         <w:numPr>
           <w:ilvl w:val="0"/>
-          <w:numId w:val="1004"/>
+          <w:numId w:val="1005"/>
         </w:numPr>
       </w:pPr>
       <w:r>
-        <w:t xml:space="preserve">Duplicate primary-key values across distinct row GUIDs survive in Version 1.</w:t>
+        <w:t xml:space="preserve">A grants B; B grants C; a late invalidation of B's grant invalidates C's dependent authority and relevant projected effects.</w:t>
       </w:r>
     </w:p>
     <w:p>
@@ -4761,44 +6700,11 @@
         <w:pStyle w:val="Compact"/>
         <w:numPr>
           <w:ilvl w:val="0"/>
-          <w:numId w:val="1004"/>
+          <w:numId w:val="1005"/>
         </w:numPr>
       </w:pPr>
       <w:r>
-        <w:rPr>
-          <w:rStyle w:val="VerbatimChar"/>
-        </w:rPr>
-        <w:t xml:space="preserve">BEGIN</w:t>
-      </w:r>
-      <w:r>
-        <w:t xml:space="preserve">+</w:t>
-      </w:r>
-      <w:r>
-        <w:rPr>
-          <w:rStyle w:val="VerbatimChar"/>
-        </w:rPr>
-        <w:t xml:space="preserve">ROLLBACK</w:t>
-      </w:r>
-      <w:r>
-        <w:t xml:space="preserve"> </w:t>
-      </w:r>
-      <w:r>
-        <w:t xml:space="preserve">emits no blocks; partial failure during</w:t>
-      </w:r>
-      <w:r>
-        <w:t xml:space="preserve"> </w:t>
-      </w:r>
-      <w:r>
-        <w:rPr>
-          <w:rStyle w:val="VerbatimChar"/>
-        </w:rPr>
-        <w:t xml:space="preserve">COMMIT</w:t>
-      </w:r>
-      <w:r>
-        <w:t xml:space="preserve"> </w:t>
-      </w:r>
-      <w:r>
-        <w:t xml:space="preserve">can preserve only a published prefix of independently durable row blocks.</w:t>
+        <w:t xml:space="preserve">A signer key has no authority at a block position before its own grant; a later revocation invalidates subsequent blocks, not prior ones.</w:t>
       </w:r>
     </w:p>
     <w:p>
@@ -4806,11 +6712,11 @@
         <w:pStyle w:val="Compact"/>
         <w:numPr>
           <w:ilvl w:val="0"/>
-          <w:numId w:val="1004"/>
+          <w:numId w:val="1005"/>
         </w:numPr>
       </w:pPr>
       <w:r>
-        <w:t xml:space="preserve">Crashes between ledger persistence and projection recover idempotently; replicas converge once their accepted block sets and authority histories agree.</w:t>
+        <w:t xml:space="preserve">A and B publish independently while disconnected; a replica relays blocks to a disconnected master when peer links permit.</w:t>
       </w:r>
     </w:p>
     <w:p>
@@ -4818,21 +6724,148 @@
         <w:pStyle w:val="Compact"/>
         <w:numPr>
           <w:ilvl w:val="0"/>
-          <w:numId w:val="1004"/>
+          <w:numId w:val="1005"/>
         </w:numPr>
       </w:pPr>
       <w:r>
+        <w:t xml:space="preserve">A block arrives late with an earlier timestamp; the node corrects affected materialization by selective rollback/replay</w:t>
+      </w:r>
+      <w:r>
+        <w:t xml:space="preserve"> </w:t>
+      </w:r>
+      <w:r>
+        <w:rPr>
+          <w:b/>
+          <w:bCs/>
+        </w:rPr>
+        <w:t xml:space="preserve">or complete rebuild from the validated ledger</w:t>
+      </w:r>
+      <w:r>
+        <w:t xml:space="preserve">, without treating the block as too old to apply.</w:t>
+      </w:r>
+    </w:p>
+    <w:p>
+      <w:pPr>
+        <w:pStyle w:val="Compact"/>
+        <w:numPr>
+          <w:ilvl w:val="0"/>
+          <w:numId w:val="1005"/>
+        </w:numPr>
+      </w:pPr>
+      <w:r>
+        <w:t xml:space="preserve">Partial-column updates on the same row preserve separately modified columns; deletion of the row, table, or column GUID wins over modifications.</w:t>
+      </w:r>
+    </w:p>
+    <w:p>
+      <w:pPr>
+        <w:pStyle w:val="Compact"/>
+        <w:numPr>
+          <w:ilvl w:val="0"/>
+          <w:numId w:val="1005"/>
+        </w:numPr>
+      </w:pPr>
+      <w:r>
+        <w:t xml:space="preserve">Same-name columns/tables with distinct GUIDs both survive; corrective naming blocks are produced by an authorized master, not by direct projection writes.</w:t>
+      </w:r>
+    </w:p>
+    <w:p>
+      <w:pPr>
+        <w:pStyle w:val="Compact"/>
+        <w:numPr>
+          <w:ilvl w:val="0"/>
+          <w:numId w:val="1005"/>
+        </w:numPr>
+      </w:pPr>
+      <w:r>
+        <w:t xml:space="preserve">Duplicate primary-key values across distinct row GUIDs survive in Version 1.</w:t>
+      </w:r>
+    </w:p>
+    <w:p>
+      <w:pPr>
+        <w:pStyle w:val="Compact"/>
+        <w:numPr>
+          <w:ilvl w:val="0"/>
+          <w:numId w:val="1005"/>
+        </w:numPr>
+      </w:pPr>
+      <w:r>
+        <w:rPr>
+          <w:rStyle w:val="VerbatimChar"/>
+        </w:rPr>
+        <w:t xml:space="preserve">BEGIN</w:t>
+      </w:r>
+      <w:r>
+        <w:t xml:space="preserve">+</w:t>
+      </w:r>
+      <w:r>
+        <w:rPr>
+          <w:rStyle w:val="VerbatimChar"/>
+        </w:rPr>
+        <w:t xml:space="preserve">ROLLBACK</w:t>
+      </w:r>
+      <w:r>
+        <w:t xml:space="preserve"> </w:t>
+      </w:r>
+      <w:r>
+        <w:t xml:space="preserve">emits no blocks; partial failure during</w:t>
+      </w:r>
+      <w:r>
+        <w:t xml:space="preserve"> </w:t>
+      </w:r>
+      <w:r>
+        <w:rPr>
+          <w:rStyle w:val="VerbatimChar"/>
+        </w:rPr>
+        <w:t xml:space="preserve">COMMIT</w:t>
+      </w:r>
+      <w:r>
+        <w:t xml:space="preserve"> </w:t>
+      </w:r>
+      <w:r>
+        <w:t xml:space="preserve">can preserve only a published prefix of independently durable row blocks.</w:t>
+      </w:r>
+    </w:p>
+    <w:p>
+      <w:pPr>
+        <w:pStyle w:val="Compact"/>
+        <w:numPr>
+          <w:ilvl w:val="0"/>
+          <w:numId w:val="1005"/>
+        </w:numPr>
+      </w:pPr>
+      <w:r>
+        <w:t xml:space="preserve">Crashes between ledger persistence and projection recover idempotently; replicas converge once their accepted block sets and authority histories agree.</w:t>
+      </w:r>
+    </w:p>
+    <w:p>
+      <w:pPr>
+        <w:pStyle w:val="Compact"/>
+        <w:numPr>
+          <w:ilvl w:val="0"/>
+          <w:numId w:val="1005"/>
+        </w:numPr>
+      </w:pPr>
+      <w:r>
         <w:t xml:space="preserve">Unsupported or temporarily uninterpretable blocks produce diagnostics, remain available for dependency recovery, and never silently mutate official storage through a bypass.</w:t>
       </w:r>
     </w:p>
     <w:bookmarkEnd w:id="43"/>
-    <w:bookmarkStart w:id="44" w:name="Xe3acde2f864cc6a21129cad681f4c75ebb19173"/>
+    <w:bookmarkStart w:id="47" w:name="X5767ee75ce8fab4386ee1310b84f856a18c4a41"/>
     <w:p>
       <w:pPr>
         <w:pStyle w:val="Heading2"/>
       </w:pPr>
       <w:r>
-        <w:t xml:space="preserve">14. Open design decisions to settle before a frozen interoperable instruction</w:t>
+        <w:t xml:space="preserve">14. Owner approvals and remaining design issues — 2026-10-22</w:t>
+      </w:r>
+    </w:p>
+    <w:bookmarkStart w:id="44" w:name="X455cf4e38ecbe109f3cab02e8ddf8b859181cab"/>
+    <w:p>
+      <w:pPr>
+        <w:pStyle w:val="Heading3"/>
+      </w:pPr>
+      <w:r>
+        <w:t xml:space="preserve">14.1 Confirmed in this revision</w:t>
       </w:r>
     </w:p>
     <w:p>
@@ -4840,7 +6873,23 @@
         <w:pStyle w:val="FirstParagraph"/>
       </w:pPr>
       <w:r>
-        <w:t>Protocol-critical: (a) finalize complete column/table schema attribute grammar and type-conversion edge cases; (b) genesis uniqueness/trust/identity, genesis fingerprint or other binding and protocol-version semantics; (c) grant/revoke two-signature intent binding, multi-grant lineage, and nonzero-authorized-master enforcement; (d) LZMA2 decoder-property framing and resource limits; (e) name-repair convergence rules beyond simply accepting duplicate corrections; (f) deterministic type conversion/default matrix; (g) application-level unsupported SQL/DDL boundaries and transaction-stage behavior; (h) raw block identity and missing-block inventory protocol; (i) materialization persistence and re-projection rules for authorization invalidations; (j) handling maliciously malformed but correctly signed operation bodies under syntactic validation; (k) failure/response policy for partial COMMIT publication.</w:t>
+        <w:t xml:space="preserve">The owner approved design questions</w:t>
+      </w:r>
+      <w:r>
+        <w:t xml:space="preserve"> </w:t>
+      </w:r>
+      <w:r>
+        <w:rPr>
+          <w:b/>
+          <w:bCs/>
+        </w:rPr>
+        <w:t xml:space="preserve">1–8</w:t>
+      </w:r>
+      <w:r>
+        <w:t xml:space="preserve"> </w:t>
+      </w:r>
+      <w:r>
+        <w:t xml:space="preserve">on 2026-10-22: the complete base column-definition field order and declared-type parameters; revocation payload field order; Version 1 genesis/header identity policy; conservative FLOAT/TEXT/DATETIME/explicit-conversion edge rules; deterministic signed name/value repair principles; the ordinary supported SQL subset and honest partial-COMMIT outcomes; configurable resource and decoding limits; and the requirement for a minimal documented ledger-management API. These choices are incorporated in their primary sections above. The previously approved exact 149-byte revocation countersigned-intent message remains unchanged.</w:t>
       </w:r>
     </w:p>
     <w:p>
@@ -4848,17 +6897,274 @@
         <w:pStyle w:val="BodyText"/>
       </w:pPr>
       <w:r>
-        <w:rPr>
-          <w:b/>
-          <w:bCs/>
-        </w:rPr>
-        <w:t xml:space="preserve">Engineering freedoms where requirements remain satisfied:</w:t>
-      </w:r>
-      <w:r>
-        <w:t xml:space="preserve"> </w:t>
-      </w:r>
-      <w:r>
-        <w:t xml:space="preserve">Exact internal thread architecture, indexes/storage layout, transport libraries, peer scheduling, fault-injection architecture for private testing, whether to optimize re-projection or conservatively rebuild affected tables where correctness demands, logging APIs, and choice of an open-source database engine with a compatible license.</w:t>
+        <w:t xml:space="preserve">For question</w:t>
+      </w:r>
+      <w:r>
+        <w:t xml:space="preserve"> </w:t>
+      </w:r>
+      <w:r>
+        <w:rPr>
+          <w:b/>
+          <w:bCs/>
+        </w:rPr>
+        <w:t xml:space="preserve">9</w:t>
+      </w:r>
+      <w:r>
+        <w:t xml:space="preserve">, the owner confirmed that</w:t>
+      </w:r>
+      <w:r>
+        <w:t xml:space="preserve"> </w:t>
+      </w:r>
+      <w:r>
+        <w:rPr>
+          <w:b/>
+          <w:bCs/>
+        </w:rPr>
+        <w:t xml:space="preserve">every valid late-arriving block must be considered in the canonical projection</w:t>
+      </w:r>
+      <w:r>
+        <w:t xml:space="preserve">, even if this requires selective rollback/replay or a complete rebuild from the full relevant ledger. The owner</w:t>
+      </w:r>
+      <w:r>
+        <w:t xml:space="preserve"> </w:t>
+      </w:r>
+      <w:r>
+        <w:rPr>
+          <w:b/>
+          <w:bCs/>
+        </w:rPr>
+        <w:t xml:space="preserve">did not approve</w:t>
+      </w:r>
+      <w:r>
+        <w:t xml:space="preserve"> </w:t>
+      </w:r>
+      <w:r>
+        <w:t xml:space="preserve">the proposed ordinary-SELECT visibility policy during reconciliation; this remains open.</w:t>
+      </w:r>
+    </w:p>
+    <w:bookmarkEnd w:id="44"/>
+    <w:bookmarkStart w:id="45" w:name="X872557f81473fd00845c1138d0384a491b6d5ab"/>
+    <w:p>
+      <w:pPr>
+        <w:pStyle w:val="Heading3"/>
+      </w:pPr>
+      <w:r>
+        <w:t xml:space="preserve">14.2 Protocol/interoperability details that still need exact specification</w:t>
+      </w:r>
+    </w:p>
+    <w:p>
+      <w:pPr>
+        <w:pStyle w:val="Compact"/>
+        <w:numPr>
+          <w:ilvl w:val="0"/>
+          <w:numId w:val="1006"/>
+        </w:numPr>
+      </w:pPr>
+      <w:r>
+        <w:rPr>
+          <w:b/>
+          <w:bCs/>
+        </w:rPr>
+        <w:t xml:space="preserve">SQL default/conversion semantics:</w:t>
+      </w:r>
+      <w:r>
+        <w:t xml:space="preserve"> </w:t>
+      </w:r>
+      <w:r>
+        <w:t xml:space="preserve">Which literal defaults are supported; insertion with omitted columns and defaults; full declared DECIMAL precision/scale enforcement and allowed conversions; nonnullable fallback values; timezone leap seconds; imported noncanonical float encoding; deterministic SQL error outcomes.</w:t>
+      </w:r>
+    </w:p>
+    <w:p>
+      <w:pPr>
+        <w:pStyle w:val="Compact"/>
+        <w:numPr>
+          <w:ilvl w:val="0"/>
+          <w:numId w:val="1006"/>
+        </w:numPr>
+      </w:pPr>
+      <w:r>
+        <w:rPr>
+          <w:b/>
+          <w:bCs/>
+        </w:rPr>
+        <w:t xml:space="preserve">DDL and SQL command boundaries:</w:t>
+      </w:r>
+      <w:r>
+        <w:t xml:space="preserve"> </w:t>
+      </w:r>
+      <w:r>
+        <w:t xml:space="preserve">Comprehensive allowed/disallowed syntax/features, table indexes/collations/constraints-as-metadata, schema renames and collision-repair corner cases,</w:t>
+      </w:r>
+      <w:r>
+        <w:t xml:space="preserve"> </w:t>
+      </w:r>
+      <w:r>
+        <w:rPr>
+          <w:rStyle w:val="VerbatimChar"/>
+        </w:rPr>
+        <w:t xml:space="preserve">COPY</w:t>
+      </w:r>
+      <w:r>
+        <w:t xml:space="preserve">/</w:t>
+      </w:r>
+      <w:r>
+        <w:rPr>
+          <w:rStyle w:val="VerbatimChar"/>
+        </w:rPr>
+        <w:t xml:space="preserve">MERGE</w:t>
+      </w:r>
+      <w:r>
+        <w:t xml:space="preserve">/</w:t>
+      </w:r>
+      <w:r>
+        <w:rPr>
+          <w:rStyle w:val="VerbatimChar"/>
+        </w:rPr>
+        <w:t xml:space="preserve">RETURNING</w:t>
+      </w:r>
+      <w:r>
+        <w:t xml:space="preserve">/writable CTEs and built-in volatile expressions; exact partial-COMMIT SQLSTATE or response representation.</w:t>
+      </w:r>
+    </w:p>
+    <w:p>
+      <w:pPr>
+        <w:pStyle w:val="Compact"/>
+        <w:numPr>
+          <w:ilvl w:val="0"/>
+          <w:numId w:val="1006"/>
+        </w:numPr>
+      </w:pPr>
+      <w:r>
+        <w:rPr>
+          <w:b/>
+          <w:bCs/>
+        </w:rPr>
+        <w:t xml:space="preserve">Genesis, malicious inputs, and forward compatibility:</w:t>
+      </w:r>
+      <w:r>
+        <w:t xml:space="preserve"> </w:t>
+      </w:r>
+      <w:r>
+        <w:t xml:space="preserve">Handling multiple competing self-signed genesis candidates, genesis-join API, unknown future versions/events, duplicate GUID with conflicting bytes, missing authority evidence, malformed but signed body classification, and error/status categories. Core Version 1 fingerprint and signed envelope are already confirmed.</w:t>
+      </w:r>
+    </w:p>
+    <w:p>
+      <w:pPr>
+        <w:pStyle w:val="Compact"/>
+        <w:numPr>
+          <w:ilvl w:val="0"/>
+          <w:numId w:val="1006"/>
+        </w:numPr>
+      </w:pPr>
+      <w:r>
+        <w:rPr>
+          <w:b/>
+          <w:bCs/>
+        </w:rPr>
+        <w:t xml:space="preserve">Management API and block-exchange interoperability:</w:t>
+      </w:r>
+      <w:r>
+        <w:t xml:space="preserve"> </w:t>
+      </w:r>
+      <w:r>
+        <w:t xml:space="preserve">Precise operation names/arguments/outputs, raw-block and batch file framing, node startup/join configuration, import/export and synchronization-status semantics, deterministic verification setup. Peer-discovery/transport algorithms themselves remain engineering freedoms.</w:t>
+      </w:r>
+    </w:p>
+    <w:p>
+      <w:pPr>
+        <w:pStyle w:val="Compact"/>
+        <w:numPr>
+          <w:ilvl w:val="0"/>
+          <w:numId w:val="1006"/>
+        </w:numPr>
+      </w:pPr>
+      <w:r>
+        <w:rPr>
+          <w:b/>
+          <w:bCs/>
+        </w:rPr>
+        <w:t xml:space="preserve">Resource limit configuration:</w:t>
+      </w:r>
+      <w:r>
+        <w:t xml:space="preserve"> </w:t>
+      </w:r>
+      <w:r>
+        <w:t xml:space="preserve">Specific externally documented knobs and required behavior on exceeding size, decompress, CPU/memory/time budgets. The requirement for configurable limits is already approved; no hidden fixed threshold is implied.</w:t>
+      </w:r>
+    </w:p>
+    <w:p>
+      <w:pPr>
+        <w:pStyle w:val="Compact"/>
+        <w:numPr>
+          <w:ilvl w:val="0"/>
+          <w:numId w:val="1006"/>
+        </w:numPr>
+      </w:pPr>
+      <w:r>
+        <w:rPr>
+          <w:b/>
+          <w:bCs/>
+        </w:rPr>
+        <w:t xml:space="preserve">Read behavior during re-projection — Question 9:</w:t>
+      </w:r>
+      <w:r>
+        <w:t xml:space="preserve"> </w:t>
+      </w:r>
+      <w:r>
+        <w:t xml:space="preserve">Define whether ordinary SELECT blocks during reconstruction or reads an independently consistent previous snapshot, and when each state becomes visible; define observable applied versus durable retained-block status. All valid earlier blocks must ultimately be materialized according to full canonical history. No permanently ignored age cutoff is permitted.</w:t>
+      </w:r>
+    </w:p>
+    <w:p>
+      <w:pPr>
+        <w:pStyle w:val="Compact"/>
+        <w:numPr>
+          <w:ilvl w:val="0"/>
+          <w:numId w:val="1006"/>
+        </w:numPr>
+      </w:pPr>
+      <w:r>
+        <w:rPr>
+          <w:b/>
+          <w:bCs/>
+        </w:rPr>
+        <w:t xml:space="preserve">Automatic repair liveness:</w:t>
+      </w:r>
+      <w:r>
+        <w:t xml:space="preserve"> </w:t>
+      </w:r>
+      <w:r>
+        <w:t xml:space="preserve">Deterministic resolution of repeated/conflicting name repairs and errors that require corrective value blocks; repair timing and safeguards against unlimited repair cycles. Corrections themselves must be signed ledger events authored by authorized masters.</w:t>
+      </w:r>
+    </w:p>
+    <w:bookmarkEnd w:id="45"/>
+    <w:bookmarkStart w:id="46" w:name="Xc8d17aa09a6e80d0634062bd099c85f6898228f"/>
+    <w:p>
+      <w:pPr>
+        <w:pStyle w:val="Heading3"/>
+      </w:pPr>
+      <w:r>
+        <w:t xml:space="preserve">14.3 Implementation freedom and change control</w:t>
+      </w:r>
+    </w:p>
+    <w:p>
+      <w:pPr>
+        <w:pStyle w:val="FirstParagraph"/>
+      </w:pPr>
+      <w:r>
+        <w:t xml:space="preserve">This specification defines externally required ledger behavior. Implementers may choose internal memory/WAL/index layout, SQL interception mechanism, rollback or from-scratch projection rebuild, crash recovery strategy, peer transport/discovery, and administrative-interface implementation</w:t>
+      </w:r>
+      <w:r>
+        <w:t xml:space="preserve"> </w:t>
+      </w:r>
+      <w:r>
+        <w:rPr>
+          <w:b/>
+          <w:bCs/>
+        </w:rPr>
+        <w:t xml:space="preserve">within the separately frozen callable contract</w:t>
+      </w:r>
+      <w:r>
+        <w:t xml:space="preserve">. An implementation cannot satisfy the requirements merely by providing an optional wrapper that leaves a supported direct SQL-to-storage mutation bypass. No particular PostgreSQL internal routine or code change is prescribed in this database-engine-independent design.</w:t>
       </w:r>
     </w:p>
     <w:p>
@@ -4870,235 +7176,18 @@
           <w:b/>
           <w:bCs/>
         </w:rPr>
-        <w:t xml:space="preserve">Change-control principle:</w:t>
-      </w:r>
-      <w:r>
-        <w:t xml:space="preserve"> </w:t>
-      </w:r>
-      <w:r>
-        <w:t xml:space="preserve">Later choices must be incorporated by editing this unified specification, not by appending contradictory overriding sections. Do not treat suggested implementation choices as approved requirements until explicitly decided.</w:t>
-      </w:r>
-    </w:p>
-    <w:bookmarkEnd w:id="44"/>
-    <w:bookmarkEnd w:id="45"/>
-    <w:p>
-      <w:pPr>
-        <w:pStyle w:val="BodyText"/>
-      </w:pPr>
-      <w:r>
-        <w:t>Decision register — 2026-10-21: DECIMAL coefficient/scale ZigZag-ULEB128, DATETIME UTC epoch-millisecond int64, nullability bit flags, and explicit NULL-versus-omitted-column behavior are approved. Remaining OPEN matters include timezone-naive inputs, decimal rounding limits, SQL defaults, complete DDL grammar, grant/revocation lineage, and peer reconciliation details. These are not silently decided by the approvals.</w:t>
-      </w:r>
-    </w:p>
-    <w:p>
-      <w:pPr>
-        <w:pStyle w:val="Heading1"/>
-      </w:pPr>
-      <w:r>
-        <w:t>15. Additional confirmed authority rules and protocol recommendations — 2026-10-21</w:t>
-      </w:r>
-    </w:p>
-    <w:p>
-      <w:pPr>
-        <w:pStyle w:val="Heading2"/>
-      </w:pPr>
-      <w:r>
-        <w:t>15.1 Confirmed by the originator</w:t>
-      </w:r>
-    </w:p>
-    <w:p>
-      <w:pPr>
-        <w:pStyle w:val="BodyText"/>
-      </w:pPr>
-      <w:r>
-        <w:t>• Any currently authorized master may grant signing authority to another public key. Keys may become authorized, revoked, and authorized again at distinct positions in canonical order.</w:t>
-      </w:r>
-    </w:p>
-    <w:p>
-      <w:pPr>
-        <w:pStyle w:val="BodyText"/>
-      </w:pPr>
-      <w:r>
-        <w:t>• Authorization is evaluated from the canonical sequence, not delivery order. A signer is valid only while it has an active authorization at the block's canonical position. If a missing earlier block invalidates a grant, dependent authorization and affected database projections are re-evaluated.</w:t>
-      </w:r>
-    </w:p>
-    <w:p>
-      <w:pPr>
-        <w:pStyle w:val="BodyText"/>
-      </w:pPr>
-      <w:r>
-        <w:t>• A joining database must pin **both ledger GUID and the SHA-512 fingerprint of the intended genesis block**.</w:t>
-      </w:r>
-    </w:p>
-    <w:p>
-      <w:pPr>
-        <w:pStyle w:val="BodyText"/>
-      </w:pPr>
-      <w:r>
-        <w:t>• Revocation needs the signatures of the target master and any other distinct currently authorized master; one signs the whole block and the other signs the specific revocation intent included in the payload. The design must not permit removal of the final authorized master; a lost last private key is an operational catastrophe that may require migrating to an entirely new ledger.</w:t>
-      </w:r>
-    </w:p>
-    <w:p>
-      <w:pPr>
-        <w:pStyle w:val="Heading2"/>
-      </w:pPr>
-      <w:r>
-        <w:t>15.2 Proposed deterministic schema rules — NOT YET APPROVED</w:t>
-      </w:r>
-    </w:p>
-    <w:p>
-      <w:pPr>
-        <w:pStyle w:val="BodyText"/>
-        <w:spacing w:after="80"/>
-      </w:pPr>
-      <w:r>
-        <w:t>Column definition wire grammar. Proposed full definition:</w:t>
-      </w:r>
-    </w:p>
-    <w:p>
-      <w:pPr>
-        <w:pStyle w:val="BodyText"/>
-        <w:spacing w:after="80"/>
-      </w:pPr>
-      <w:r>
-        <w:t>column_guid[16] || name_length[varuint] || name_utf8 || declared_type_tag[1] || column_flags[1] || type_parameters || default_presence[1] || optional_typed_default.</w:t>
-      </w:r>
-    </w:p>
-    <w:p>
-      <w:pPr>
-        <w:pStyle w:val="BodyText"/>
-        <w:spacing w:after="80"/>
-      </w:pPr>
-      <w:r>
-        <w:t>column_flags bit 0 retains the confirmed convention (1 nullable, 0 NOT NULL); other flag bits remain reserved. default_presence=0 means no explicit SQL default; default_presence=1 means a typed constant value follows, including the permitted typed NULL sentinel. No dynamic default expressions or triggers are evaluated by ledger replicas. For DECIMAL declarations, include precision[varuint] (0 = unrestricted) and signed scale[ZigZag varint]; DATETIME is always UTC epoch milliseconds. A table-creation event includes column_count[varuint] plus column definitions in declared SQL column order, with distinct immutable GUIDs. Row INSERT/UPDATE changed-value lists remain sorted by column GUID. ALTER_COLUMN is proposed to carry the column's complete resulting definition, so missing field masks cannot produce divergent schemas. These are proposed initial wire choices, not approved semantics.</w:t>
-      </w:r>
-    </w:p>
-    <w:p>
-      <w:pPr>
-        <w:pStyle w:val="BodyText"/>
-        <w:spacing w:after="80"/>
-      </w:pPr>
-      <w:r>
-        <w:t>Default handling. Keep explicit SQL DEFAULT literals separate from fallback replacements for prohibited NULL/incompatible conversions. An originating master that evaluates a non-NULL default on an INSERT includes that resulting concrete value in its INSERT_ROW event; replicas should not re-evaluate dynamic SQL expressions. For exceptional corrective events, propose the following fallback values: INTEGER 0, FLOAT +0.0, DECIMAL exact 0, TEXT empty UTF-8, BLOB zero bytes, DATETIME 0001-01-01T00:00:00.000Z, BOOLEAN false, GUID all-zero 16-byte value. NULL is a value marker, not a declared column type. Automatic corrections must be new signed ledger blocks, never private direct writes to materialized storage.</w:t>
-      </w:r>
-    </w:p>
-    <w:p>
-      <w:pPr>
-        <w:pStyle w:val="BodyText"/>
-        <w:spacing w:after="80"/>
-      </w:pPr>
-      <w:r>
-        <w:t>Conversion determinism. Propose strict, culture-invariant parsing and explicit rules for overflow, rounding, IEEE-754 NaN/infinities, Unicode normalization and naive datetime inputs. Preserve lossless conversions when possible. If a declared column type changes and conversion is impossible, use NULL when nullable or the fixed fallback when nonnullable and log the error; where correction events are required, an authorized master must publish them before they are applied. Whether lossy numeric conversions should be permitted and exactly which ones remains OPEN.</w:t>
-      </w:r>
-    </w:p>
-    <w:p>
-      <w:pPr>
-        <w:pStyle w:val="BodyText"/>
-        <w:spacing w:after="80"/>
-      </w:pPr>
-      <w:r>
-        <w:t>Collision repairs — CONFIRMED. The entity whose CREATE_TABLE or ADD_COLUMN introduction block comes first in canonical block order retains the original SQL-visible name. Later-created entities with different GUIDs keep their identity and receive suffix names of the form original-name-entityGUIDwithoutdashes via master-authored signed rename blocks. The numeric order of entity GUIDs does NOT decide the winner. Every original or duplicate correction block remains in the ledger. A read-only replica cannot sign repairs and may retain temporarily ambiguous/duplicate logical names until master-issued repair arrives. It must preserve both GUID-distinguished entities rather than discard either. Latest-wins rename and delete-wins rules remain in force. OPEN: exact temporary SQL-visible representation. Also clarify whether “chronologically and then by GUID” supersedes the earlier timestamp→signer-key→block-GUID tie order.</w:t>
-      </w:r>
-    </w:p>
-    <w:p>
-      <w:pPr>
-        <w:pStyle w:val="Heading2"/>
-      </w:pPr>
-      <w:r>
-        <w:t>15.3 Authorization replay and two-party revocation — intent confirmed; wire details OPEN</w:t>
-      </w:r>
-    </w:p>
-    <w:p>
-      <w:pPr>
-        <w:pStyle w:val="BodyText"/>
-        <w:spacing w:after="80"/>
-      </w:pPr>
-      <w:r>
-        <w:t>CONFIRMED authority intent: Replay authorized GRANT_MASTER and two-party REVOKE_MASTER blocks in canonical order to determine whether a signing key is active at each block position. A key can be granted, revoked, and re-granted; missing earlier history can invalidate later events and dependent grants. The previous proposal that independent grant paths remain authorized when one grant is revoked is NOT approved. OPEN: when multiple masters grant the same already-authorized key, decide which grantor must countersign revocation, and whether repeated grants are no-ops or change authority.</w:t>
-      </w:r>
-    </w:p>
-    <w:p>
-      <w:pPr>
-        <w:pStyle w:val="BodyText"/>
-        <w:spacing w:after="80"/>
-      </w:pPr>
-      <w:r>
-        <w:t>PROPOSED second-signature encoding: The REVOKE_MASTER payload identifies the revoked key and a second consenting master signing key and embeds a 64-byte Ed25519 countersignature binding the intended ledger GUID, block GUID, timestamp, and exact revocation. The ordinary 64-byte outer signature binds the entire block including this approval. Detailed grant targeting and signer requirements await the overlapping-grants decision.</w:t>
-      </w:r>
-    </w:p>
-    <w:p>
-      <w:pPr>
-        <w:pStyle w:val="Heading2"/>
-      </w:pPr>
-      <w:r>
-        <w:t>15.4 LZMA2 decoder parameters — CONFIRMED base settings; safety limits OPEN</w:t>
-      </w:r>
-    </w:p>
-    <w:p>
-      <w:pPr>
-        <w:pStyle w:val="BodyText"/>
-        <w:spacing w:after="80"/>
-      </w:pPr>
-      <w:r>
-        <w:t>The existing outer payload_compression_type field remains 0x00 uncompressed or 0x01 compressed. With 0x01, the first byte inside payload is the raw LZMA2 dictionary-property byte p, followed by the LZMA2 raw compressed stream (no .7z archive and no Base64). The LZMA specification defines 0 &lt;= p &lt;= 40 and dictionary size 0xFFFFFFFF for p=40, otherwise ((2 | (p &amp; 1)) &lt;&lt; ((p / 2) + 11)) bytes with integer division. To avoid unbounded decoder-memory use, CONFIRMED Version 1 encoding with property p=20 (4 MiB dictionary) while reserving other values for future specification. Require an LZMA2 end-of-stream marker and reject trailing garbage in a compressed event. Decode through streaming buffers with configurable decompressed-byte and CPU/memory quotas; avoid silently imposing a small universal row-size limit that would contradict the intended ability to represent large single-row operations. Verification of the Ed25519 signature and SHA-512 payload digest occurs on raw transmitted bytes before decompression; malformed compressed data are retained as authenticated bytes but cannot be materialized.</w:t>
-      </w:r>
-    </w:p>
-    <w:p>
-      <w:pPr>
-        <w:pStyle w:val="BodyText"/>
-        <w:spacing w:after="80"/>
-      </w:pPr>
-      <w:r>
-        <w:t>References: LZMA SDK / LZMA Specification, https://www.7-zip.org/sdk.html ; RFC 8032 Ed25519, https://www.rfc-editor.org/rfc/rfc8032 ; SQLite datatype conventions, https://www.sqlite.org/datatype3.html .</w:t>
-      </w:r>
-    </w:p>
-    <w:p>
-      <w:pPr>
-        <w:pStyle w:val="BodyText"/>
-        <w:spacing w:after="80"/>
-      </w:pPr>
-      <w:r>
-        <w:t>Status: Canonical creation-order collision priority, replay-based authorization, all-node inbound validation, and LZMA2 method 0x01 using the 4 MiB dictionary property are CONFIRMED. Authorization cascade corner cases, temporary SQL-visible duplicate handling, and decoder resource limits remain OPEN.</w:t>
-      </w:r>
-    </w:p>
-    <w:p>
-      <w:r>
-        <w:rPr>
-          <w:b/>
-          <w:sz w:val="28"/>
-        </w:rPr>
-        <w:t>16. Revocation signers and repeated grants — CONFIRMED 2026-10-21</w:t>
-      </w:r>
-    </w:p>
-    <w:p>
-      <w:r>
-        <w:t>Ordering remains timestamp UTC milliseconds, then signer public key, then block GUID.</w:t>
-      </w:r>
-    </w:p>
-    <w:p>
-      <w:r>
-        <w:t>Any currently authorized master can grant another key. A valid grant activates its target at that canonical position, even if the key is already active. Multiple grants do not form independently revocable authority layers.</w:t>
-      </w:r>
-    </w:p>
-    <w:p>
-      <w:r>
-        <w:t>Revoking master C requires signatures from C and one other distinct master currently authorized at that canonical position. The original grantor need not sign. Either party can sign the outer block; the other signs the revocation intent within the payload. This cannot be done by C alone.</w:t>
-      </w:r>
-    </w:p>
-    <w:p>
-      <w:r>
-        <w:t>A valid revocation turns off C’s authority from its canonical position until a subsequent valid grant. Retained signed blocks are evaluated for authorization according to chronological position; late-arriving changes can require projection reconciliation and cascading grant re-evaluation.</w:t>
-      </w:r>
-    </w:p>
-    <w:p>
-      <w:r>
-        <w:t>Under the two-distinct-authorized-keys requirement, the last surviving master cannot be revoked by itself. Loss of its private key may still make operation impossible and necessitate a newly created ledger.</w:t>
-      </w:r>
-    </w:p>
-    <w:p>
-      <w:r>
-        <w:t>OPEN: Define exact countersignature framing and domain separation, and how to evaluate cascading invalidation with incomplete histories; these do not reopen the grantor-identity requirement.</w:t>
-      </w:r>
-    </w:p>
+        <w:t xml:space="preserve">Change control:</w:t>
+      </w:r>
+      <w:r>
+        <w:t xml:space="preserve"> </w:t>
+      </w:r>
+      <w:r>
+        <w:t xml:space="preserve">Incorporate future owner approvals into their primary sections, removing contradicted OPEN statements rather than appending overriding requirements. Do not equate approval of a principle with approval of an otherwise unspecified byte grammar or hidden-verifier convention.</w:t>
+      </w:r>
+    </w:p>
+    <w:bookmarkEnd w:id="46"/>
+    <w:bookmarkEnd w:id="47"/>
+    <w:bookmarkEnd w:id="48"/>
     <w:sectPr/>
   </w:body>
 </w:document>
@@ -5379,6 +7468,39 @@
     <w:abstractNumId w:val="991"/>
   </w:num>
   <w:num w:numId="1004">
+    <w:abstractNumId w:val="991"/>
+  </w:num>
+  <w:num w:numId="1005">
+    <w:abstractNumId w:val="99411"/>
+    <w:lvlOverride w:ilvl="0">
+      <w:startOverride w:val="1"/>
+    </w:lvlOverride>
+    <w:lvlOverride w:ilvl="1">
+      <w:startOverride w:val="1"/>
+    </w:lvlOverride>
+    <w:lvlOverride w:ilvl="2">
+      <w:startOverride w:val="1"/>
+    </w:lvlOverride>
+    <w:lvlOverride w:ilvl="3">
+      <w:startOverride w:val="1"/>
+    </w:lvlOverride>
+    <w:lvlOverride w:ilvl="4">
+      <w:startOverride w:val="1"/>
+    </w:lvlOverride>
+    <w:lvlOverride w:ilvl="5">
+      <w:startOverride w:val="1"/>
+    </w:lvlOverride>
+    <w:lvlOverride w:ilvl="6">
+      <w:startOverride w:val="1"/>
+    </w:lvlOverride>
+    <w:lvlOverride w:ilvl="7">
+      <w:startOverride w:val="1"/>
+    </w:lvlOverride>
+    <w:lvlOverride w:ilvl="8">
+      <w:startOverride w:val="1"/>
+    </w:lvlOverride>
+  </w:num>
+  <w:num w:numId="1006">
     <w:abstractNumId w:val="99411"/>
     <w:lvlOverride w:ilvl="0">
       <w:startOverride w:val="1"/>
@@ -5908,7 +8030,7 @@
       <w:color w:themeColor="accent1" w:themeShade="BF" w:val="365F91"/>
     </w:rPr>
   </w:style>
-  <w:style w:type="paragraph" w:customStyle="1" w:styleId="SourceCode">
+  <w:style w:customStyle="1" w:styleId="SourceCode" w:type="paragraph">
     <w:name w:val="Source Code"/>
     <w:basedOn w:val="Normal"/>
     <w:link w:val="VerbatimChar"/>
@@ -5916,7 +8038,7 @@
       <w:wordWrap w:val="off"/>
     </w:pPr>
   </w:style>
-  <w:style w:type="character" w:customStyle="1" w:styleId="KeywordTok">
+  <w:style w:customStyle="1" w:styleId="KeywordTok" w:type="character">
     <w:name w:val="KeywordTok"/>
     <w:basedOn w:val="VerbatimChar"/>
     <w:rPr>
@@ -5924,77 +8046,77 @@
       <w:color w:val="007020"/>
     </w:rPr>
   </w:style>
-  <w:style w:type="character" w:customStyle="1" w:styleId="DataTypeTok">
+  <w:style w:customStyle="1" w:styleId="DataTypeTok" w:type="character">
     <w:name w:val="DataTypeTok"/>
     <w:basedOn w:val="VerbatimChar"/>
     <w:rPr>
       <w:color w:val="902000"/>
     </w:rPr>
   </w:style>
-  <w:style w:type="character" w:customStyle="1" w:styleId="DecValTok">
+  <w:style w:customStyle="1" w:styleId="DecValTok" w:type="character">
     <w:name w:val="DecValTok"/>
     <w:basedOn w:val="VerbatimChar"/>
     <w:rPr>
       <w:color w:val="40a070"/>
     </w:rPr>
   </w:style>
-  <w:style w:type="character" w:customStyle="1" w:styleId="BaseNTok">
+  <w:style w:customStyle="1" w:styleId="BaseNTok" w:type="character">
     <w:name w:val="BaseNTok"/>
     <w:basedOn w:val="VerbatimChar"/>
     <w:rPr>
       <w:color w:val="40a070"/>
     </w:rPr>
   </w:style>
-  <w:style w:type="character" w:customStyle="1" w:styleId="FloatTok">
+  <w:style w:customStyle="1" w:styleId="FloatTok" w:type="character">
     <w:name w:val="FloatTok"/>
     <w:basedOn w:val="VerbatimChar"/>
     <w:rPr>
       <w:color w:val="40a070"/>
     </w:rPr>
   </w:style>
-  <w:style w:type="character" w:customStyle="1" w:styleId="ConstantTok">
+  <w:style w:customStyle="1" w:styleId="ConstantTok" w:type="character">
     <w:name w:val="ConstantTok"/>
     <w:basedOn w:val="VerbatimChar"/>
     <w:rPr>
       <w:color w:val="880000"/>
     </w:rPr>
   </w:style>
-  <w:style w:type="character" w:customStyle="1" w:styleId="CharTok">
+  <w:style w:customStyle="1" w:styleId="CharTok" w:type="character">
     <w:name w:val="CharTok"/>
     <w:basedOn w:val="VerbatimChar"/>
     <w:rPr>
       <w:color w:val="4070a0"/>
     </w:rPr>
   </w:style>
-  <w:style w:type="character" w:customStyle="1" w:styleId="SpecialCharTok">
+  <w:style w:customStyle="1" w:styleId="SpecialCharTok" w:type="character">
     <w:name w:val="SpecialCharTok"/>
     <w:basedOn w:val="VerbatimChar"/>
     <w:rPr>
       <w:color w:val="4070a0"/>
     </w:rPr>
   </w:style>
-  <w:style w:type="character" w:customStyle="1" w:styleId="StringTok">
+  <w:style w:customStyle="1" w:styleId="StringTok" w:type="character">
     <w:name w:val="StringTok"/>
     <w:basedOn w:val="VerbatimChar"/>
     <w:rPr>
       <w:color w:val="4070a0"/>
     </w:rPr>
   </w:style>
-  <w:style w:type="character" w:customStyle="1" w:styleId="VerbatimStringTok">
+  <w:style w:customStyle="1" w:styleId="VerbatimStringTok" w:type="character">
     <w:name w:val="VerbatimStringTok"/>
     <w:basedOn w:val="VerbatimChar"/>
     <w:rPr>
       <w:color w:val="4070a0"/>
     </w:rPr>
   </w:style>
-  <w:style w:type="character" w:customStyle="1" w:styleId="SpecialStringTok">
+  <w:style w:customStyle="1" w:styleId="SpecialStringTok" w:type="character">
     <w:name w:val="SpecialStringTok"/>
     <w:basedOn w:val="VerbatimChar"/>
     <w:rPr>
       <w:color w:val="bb6688"/>
     </w:rPr>
   </w:style>
-  <w:style w:type="character" w:customStyle="1" w:styleId="ImportTok">
+  <w:style w:customStyle="1" w:styleId="ImportTok" w:type="character">
     <w:name w:val="ImportTok"/>
     <w:basedOn w:val="VerbatimChar"/>
     <w:rPr>
@@ -6002,7 +8124,7 @@
       <w:color w:val="008000"/>
     </w:rPr>
   </w:style>
-  <w:style w:type="character" w:customStyle="1" w:styleId="CommentTok">
+  <w:style w:customStyle="1" w:styleId="CommentTok" w:type="character">
     <w:name w:val="CommentTok"/>
     <w:basedOn w:val="VerbatimChar"/>
     <w:rPr>
@@ -6010,7 +8132,7 @@
       <w:color w:val="60a0b0"/>
     </w:rPr>
   </w:style>
-  <w:style w:type="character" w:customStyle="1" w:styleId="DocumentationTok">
+  <w:style w:customStyle="1" w:styleId="DocumentationTok" w:type="character">
     <w:name w:val="DocumentationTok"/>
     <w:basedOn w:val="VerbatimChar"/>
     <w:rPr>
@@ -6018,7 +8140,7 @@
       <w:color w:val="ba2121"/>
     </w:rPr>
   </w:style>
-  <w:style w:type="character" w:customStyle="1" w:styleId="AnnotationTok">
+  <w:style w:customStyle="1" w:styleId="AnnotationTok" w:type="character">
     <w:name w:val="AnnotationTok"/>
     <w:basedOn w:val="VerbatimChar"/>
     <w:rPr>
@@ -6027,7 +8149,7 @@
       <w:color w:val="60a0b0"/>
     </w:rPr>
   </w:style>
-  <w:style w:type="character" w:customStyle="1" w:styleId="CommentVarTok">
+  <w:style w:customStyle="1" w:styleId="CommentVarTok" w:type="character">
     <w:name w:val="CommentVarTok"/>
     <w:basedOn w:val="VerbatimChar"/>
     <w:rPr>
@@ -6036,28 +8158,28 @@
       <w:color w:val="60a0b0"/>
     </w:rPr>
   </w:style>
-  <w:style w:type="character" w:customStyle="1" w:styleId="OtherTok">
+  <w:style w:customStyle="1" w:styleId="OtherTok" w:type="character">
     <w:name w:val="OtherTok"/>
     <w:basedOn w:val="VerbatimChar"/>
     <w:rPr>
       <w:color w:val="007020"/>
     </w:rPr>
   </w:style>
-  <w:style w:type="character" w:customStyle="1" w:styleId="FunctionTok">
+  <w:style w:customStyle="1" w:styleId="FunctionTok" w:type="character">
     <w:name w:val="FunctionTok"/>
     <w:basedOn w:val="VerbatimChar"/>
     <w:rPr>
       <w:color w:val="06287e"/>
     </w:rPr>
   </w:style>
-  <w:style w:type="character" w:customStyle="1" w:styleId="VariableTok">
+  <w:style w:customStyle="1" w:styleId="VariableTok" w:type="character">
     <w:name w:val="VariableTok"/>
     <w:basedOn w:val="VerbatimChar"/>
     <w:rPr>
       <w:color w:val="19177c"/>
     </w:rPr>
   </w:style>
-  <w:style w:type="character" w:customStyle="1" w:styleId="ControlFlowTok">
+  <w:style w:customStyle="1" w:styleId="ControlFlowTok" w:type="character">
     <w:name w:val="ControlFlowTok"/>
     <w:basedOn w:val="VerbatimChar"/>
     <w:rPr>
@@ -6065,45 +8187,45 @@
       <w:color w:val="007020"/>
     </w:rPr>
   </w:style>
-  <w:style w:type="character" w:customStyle="1" w:styleId="OperatorTok">
+  <w:style w:customStyle="1" w:styleId="OperatorTok" w:type="character">
     <w:name w:val="OperatorTok"/>
     <w:basedOn w:val="VerbatimChar"/>
     <w:rPr>
       <w:color w:val="666666"/>
     </w:rPr>
   </w:style>
-  <w:style w:type="character" w:customStyle="1" w:styleId="BuiltInTok">
+  <w:style w:customStyle="1" w:styleId="BuiltInTok" w:type="character">
     <w:name w:val="BuiltInTok"/>
     <w:basedOn w:val="VerbatimChar"/>
     <w:rPr>
       <w:color w:val="008000"/>
     </w:rPr>
   </w:style>
-  <w:style w:type="character" w:customStyle="1" w:styleId="ExtensionTok">
+  <w:style w:customStyle="1" w:styleId="ExtensionTok" w:type="character">
     <w:name w:val="ExtensionTok"/>
     <w:basedOn w:val="VerbatimChar"/>
     <w:rPr/>
   </w:style>
-  <w:style w:type="character" w:customStyle="1" w:styleId="PreprocessorTok">
+  <w:style w:customStyle="1" w:styleId="PreprocessorTok" w:type="character">
     <w:name w:val="PreprocessorTok"/>
     <w:basedOn w:val="VerbatimChar"/>
     <w:rPr>
       <w:color w:val="bc7a00"/>
     </w:rPr>
   </w:style>
-  <w:style w:type="character" w:customStyle="1" w:styleId="AttributeTok">
+  <w:style w:customStyle="1" w:styleId="AttributeTok" w:type="character">
     <w:name w:val="AttributeTok"/>
     <w:basedOn w:val="VerbatimChar"/>
     <w:rPr>
       <w:color w:val="7d9029"/>
     </w:rPr>
   </w:style>
-  <w:style w:type="character" w:customStyle="1" w:styleId="RegionMarkerTok">
+  <w:style w:customStyle="1" w:styleId="RegionMarkerTok" w:type="character">
     <w:name w:val="RegionMarkerTok"/>
     <w:basedOn w:val="VerbatimChar"/>
     <w:rPr/>
   </w:style>
-  <w:style w:type="character" w:customStyle="1" w:styleId="InformationTok">
+  <w:style w:customStyle="1" w:styleId="InformationTok" w:type="character">
     <w:name w:val="InformationTok"/>
     <w:basedOn w:val="VerbatimChar"/>
     <w:rPr>
@@ -6112,7 +8234,7 @@
       <w:color w:val="60a0b0"/>
     </w:rPr>
   </w:style>
-  <w:style w:type="character" w:customStyle="1" w:styleId="WarningTok">
+  <w:style w:customStyle="1" w:styleId="WarningTok" w:type="character">
     <w:name w:val="WarningTok"/>
     <w:basedOn w:val="VerbatimChar"/>
     <w:rPr>
@@ -6121,7 +8243,7 @@
       <w:color w:val="60a0b0"/>
     </w:rPr>
   </w:style>
-  <w:style w:type="character" w:customStyle="1" w:styleId="AlertTok">
+  <w:style w:customStyle="1" w:styleId="AlertTok" w:type="character">
     <w:name w:val="AlertTok"/>
     <w:basedOn w:val="VerbatimChar"/>
     <w:rPr>
@@ -6129,7 +8251,7 @@
       <w:color w:val="ff0000"/>
     </w:rPr>
   </w:style>
-  <w:style w:type="character" w:customStyle="1" w:styleId="ErrorTok">
+  <w:style w:customStyle="1" w:styleId="ErrorTok" w:type="character">
     <w:name w:val="ErrorTok"/>
     <w:basedOn w:val="VerbatimChar"/>
     <w:rPr>
@@ -6137,7 +8259,7 @@
       <w:color w:val="ff0000"/>
     </w:rPr>
   </w:style>
-  <w:style w:type="character" w:customStyle="1" w:styleId="NormalTok">
+  <w:style w:customStyle="1" w:styleId="NormalTok" w:type="character">
     <w:name w:val="NormalTok"/>
     <w:basedOn w:val="VerbatimChar"/>
     <w:rPr/>

--- a/Database_Distributed_Ledger_Technical_Design.docx
+++ b/Database_Distributed_Ledger_Technical_Design.docx
@@ -2,7 +2,7 @@
 <file path=word/document.xml><?xml version="1.0" encoding="utf-8"?>
 <w:document xmlns:w="http://schemas.openxmlformats.org/wordprocessingml/2006/main" xmlns:m="http://schemas.openxmlformats.org/officeDocument/2006/math" xmlns:r="http://schemas.openxmlformats.org/officeDocument/2006/relationships" xmlns:o="urn:schemas-microsoft-com:office:office" xmlns:v="urn:schemas-microsoft-com:vml" xmlns:w10="urn:schemas-microsoft-com:office:word" xmlns:a="http://schemas.openxmlformats.org/drawingml/2006/main" xmlns:pic="http://schemas.openxmlformats.org/drawingml/2006/picture" xmlns:wp="http://schemas.openxmlformats.org/drawingml/2006/wordprocessingDrawing">
   <w:body>
-    <w:bookmarkStart w:id="48" w:name="Xbb05019372d1b8cb7d0ccb17a5033b87ab63b02"/>
+    <w:bookmarkStart w:id="47" w:name="Xa4ad04c60cf36959613dcd5a256c7cdebfe2ced"/>
     <w:p>
       <w:pPr>
         <w:pStyle w:val="Heading1"/>
@@ -59,14 +59,9 @@
       <w:r>
         <w:t xml:space="preserve"> </w:t>
       </w:r>
-      <w:hyperlink r:id="rId21">
-        <w:r>
-          <w:rPr>
-            <w:rStyle w:val="Hyperlink"/>
-          </w:rPr>
-          <w:t xml:space="preserve">https://github.com/AnthonyCOlsen/DatabaseDistributedLedger</w:t>
-        </w:r>
-      </w:hyperlink>
+      <w:r>
+        <w:t xml:space="preserve">https://github.com/AnthonyCOlsen/DatabaseDistributedLedger</w:t>
+      </w:r>
       <w:r>
         <w:br/>
       </w:r>
@@ -81,7 +76,7 @@
         <w:t xml:space="preserve"> </w:t>
       </w:r>
       <w:r>
-        <w:t xml:space="preserve">2026-10-22 — reconciled draft v3, incorporating owner approvals of design questions 1–8 and the no-age-discard projection rule; read visibility and remaining interoperability details OPEN (DRAFT)</w:t>
+        <w:t xml:space="preserve">2026-10-22 — reconciled draft v6; incorporates approved batch framing, partial-commit and provisional RETURNING results, operational status/safety and crash-test requirements. Remaining exact APIs and SQL type corners are draft-level (DRAFT)</w:t>
       </w:r>
     </w:p>
     <w:p>
@@ -150,7 +145,7 @@
         <w:t xml:space="preserve">denotes a candidate choice that has not been approved. This 2026-10-22 revision is a working draft pending review; it is not a released engine or frozen interoperable protocol.</w:t>
       </w:r>
     </w:p>
-    <w:bookmarkStart w:id="22" w:name="X74277868ac377af919ace8592280a2c11345856"/>
+    <w:bookmarkStart w:id="21" w:name="purpose-and-layer-boundaries-confirmed"/>
     <w:p>
       <w:pPr>
         <w:pStyle w:val="Heading2"/>
@@ -220,7 +215,7 @@
         <w:t xml:space="preserve"> </w:t>
       </w:r>
       <w:r>
-        <w:t xml:space="preserve">to the ledger before they are ever applied to official materialized storage. The same ledger consumer then applies locally produced blocks as it does remotely received blocks. A successful write acknowledgment can precede local SELECT visibility; client developers must accommodate stale reads. The database and application layers may implement stronger transactional protocols, but the underlying ledger neither promises global synchronous agreement nor interprets a client's business transaction as an atomic group.</w:t>
+        <w:t xml:space="preserve">to the ledger before they are ever applied to official materialized storage. The same ledger consumer then applies locally produced blocks as it does remotely received blocks. A successful write acknowledgment can precede local SELECT visibility; client developers must accommodate stale reads. The database and application layers may implement stronger transactional protocols, but the underlying ledger neither promises global synchronous agreement nor interprets a client’s business transaction as an atomic group.</w:t>
       </w:r>
     </w:p>
     <w:p>
@@ -238,11 +233,23 @@
         <w:t xml:space="preserve"> </w:t>
       </w:r>
       <w:r>
-        <w:t xml:space="preserve">“Blockchain” is a descriptive term for the authenticated historical collection and must not be interpreted as a hash-linked chain. There is no fork-choice election or dropping otherwise valid blocks to choose a preferred branch. A single logical order is calculated over the accepted blocks presently known to a participant.</w:t>
-      </w:r>
-    </w:p>
-    <w:bookmarkEnd w:id="22"/>
-    <w:bookmarkStart w:id="23" w:name="Xb2528dae7a10eeffc445ea00684ae244f8db500"/>
+        <w:t xml:space="preserve">“</w:t>
+      </w:r>
+      <w:r>
+        <w:t xml:space="preserve">Blockchain</w:t>
+      </w:r>
+      <w:r>
+        <w:t xml:space="preserve">”</w:t>
+      </w:r>
+      <w:r>
+        <w:t xml:space="preserve"> </w:t>
+      </w:r>
+      <w:r>
+        <w:t xml:space="preserve">is a descriptive term for the authenticated historical collection and must not be interpreted as a hash-linked chain. There is no fork-choice election or dropping otherwise valid blocks to choose a preferred branch. A single logical order is calculated over the accepted blocks presently known to a participant.</w:t>
+      </w:r>
+    </w:p>
+    <w:bookmarkEnd w:id="21"/>
+    <w:bookmarkStart w:id="22" w:name="X2e774f1018ddb22f79d6c0114db65cc022a5ec4"/>
     <w:p>
       <w:pPr>
         <w:pStyle w:val="Heading2"/>
@@ -413,7 +420,7 @@
         <w:t xml:space="preserve"> </w:t>
       </w:r>
       <w:r>
-        <w:t xml:space="preserve">event identifying a public key. A valid grant sets that key's authorization state to</w:t>
+        <w:t xml:space="preserve">event identifying a public key. A valid grant sets that key’s authorization state to</w:t>
       </w:r>
       <w:r>
         <w:t xml:space="preserve"> </w:t>
@@ -429,7 +436,7 @@
         <w:t xml:space="preserve"> </w:t>
       </w:r>
       <w:r>
-        <w:t xml:space="preserve">at the grant's canonical position. Grants do not stack into separately surviving permissions: a redundant grant to an already authorized key is permitted but does not protect it from a subsequent valid revocation. A later valid grant can re-authorize a previously revoked key; no grant retroactively validates earlier blocks.</w:t>
+        <w:t xml:space="preserve">at the grant’s canonical position. Grants do not stack into separately surviving permissions: a redundant grant to an already authorized key is permitted but does not protect it from a subsequent valid revocation. A later valid grant can re-authorize a previously revoked key; no grant retroactively validates earlier blocks.</w:t>
       </w:r>
     </w:p>
     <w:p>
@@ -475,7 +482,7 @@
         <w:t xml:space="preserve">the master being revoked and one other distinct currently authorized master</w:t>
       </w:r>
       <w:r>
-        <w:t xml:space="preserve">, in either order. One provides the ordinary Ed25519 outer block signature and the other provides a countersignature inside the payload. The target's original grantor has no special role. At the event's canonical position, a valid revocation sets the</w:t>
+        <w:t xml:space="preserve">, in either order. One provides the ordinary Ed25519 outer block signature and the other provides a countersignature inside the payload. The target’s original grantor has no special role. At the event’s canonical position, a valid revocation sets the</w:t>
       </w:r>
       <w:r>
         <w:t xml:space="preserve"> </w:t>
@@ -542,23 +549,133 @@
         <w:t xml:space="preserve"> </w:t>
       </w:r>
       <w:r>
-        <w:t xml:space="preserve">payload field order is fixed in Section 6.3.</w:t>
-      </w:r>
-      <w:r>
-        <w:t xml:space="preserve"> </w:t>
-      </w:r>
-      <w:r>
-        <w:rPr>
-          <w:b/>
-          <w:bCs/>
-        </w:rPr>
-        <w:t xml:space="preserve">OPEN:</w:t>
-      </w:r>
-      <w:r>
-        <w:t xml:space="preserve"> </w:t>
-      </w:r>
-      <w:r>
-        <w:t xml:space="preserve">Detailed classification/diagnostics for malformed authorization bodies, dependent unknown authority history, duplicate block GUIDs with differing bytes, and adversarial identity cases. The older proposal to sign only the reusable fixed phrase</w:t>
+        <w:t xml:space="preserve">payload field order is fixed in Section 6.3. A block identity is the pair (</w:t>
+      </w:r>
+      <w:r>
+        <w:rPr>
+          <w:rStyle w:val="VerbatimChar"/>
+        </w:rPr>
+        <w:t xml:space="preserve">ledger_guid</w:t>
+      </w:r>
+      <w:r>
+        <w:t xml:space="preserve">,</w:t>
+      </w:r>
+      <w:r>
+        <w:t xml:space="preserve"> </w:t>
+      </w:r>
+      <w:r>
+        <w:rPr>
+          <w:rStyle w:val="VerbatimChar"/>
+        </w:rPr>
+        <w:t xml:space="preserve">block_guid</w:t>
+      </w:r>
+      <w:r>
+        <w:t xml:space="preserve">). Repeated identical serialized blocks are idempotent duplicates, not new events. If different serialized bytes claim the same block identity,</w:t>
+      </w:r>
+      <w:r>
+        <w:t xml:space="preserve"> </w:t>
+      </w:r>
+      <w:r>
+        <w:rPr>
+          <w:b/>
+          <w:bCs/>
+        </w:rPr>
+        <w:t xml:space="preserve">neither variant may be chosen by first-arrival order or applied while that identity is disputed</w:t>
+      </w:r>
+      <w:r>
+        <w:t xml:space="preserve">; quarantine conflicting variants for explicit diagnosis. If one variant was already projected before the conflict became known, the official projection must be reconciled to remove effects that are no longer unambiguously applicable; immutable received bytes are retained. Use a full-block SHA-512 digest to detect byte-level differences. Blocks awaiting missing earlier authorization evidence must be retained as</w:t>
+      </w:r>
+      <w:r>
+        <w:t xml:space="preserve"> </w:t>
+      </w:r>
+      <w:r>
+        <w:rPr>
+          <w:b/>
+          <w:bCs/>
+        </w:rPr>
+        <w:t xml:space="preserve">pending</w:t>
+      </w:r>
+      <w:r>
+        <w:t xml:space="preserve">, without materialized effects, and reconsidered/requested again when relevant evidence becomes available.</w:t>
+      </w:r>
+      <w:r>
+        <w:t xml:space="preserve"> </w:t>
+      </w:r>
+      <w:r>
+        <w:rPr>
+          <w:b/>
+          <w:bCs/>
+        </w:rPr>
+        <w:t xml:space="preserve">CONFIRMED Version 1 disposition:</w:t>
+      </w:r>
+      <w:r>
+        <w:t xml:space="preserve"> </w:t>
+      </w:r>
+      <w:r>
+        <w:t xml:space="preserve">Retain and quarantine both conflicting authenticated variants; neither may be selected by arrival order or arbitrarily overridden. If either was previously projected, reconcile its affected effects out of the unambiguous official projection. A later separately approved, authenticated protocol extension would be necessary to establish a different winner rule. Expose stable statuses</w:t>
+      </w:r>
+      <w:r>
+        <w:t xml:space="preserve"> </w:t>
+      </w:r>
+      <w:r>
+        <w:rPr>
+          <w:rStyle w:val="VerbatimChar"/>
+        </w:rPr>
+        <w:t xml:space="preserve">applied</w:t>
+      </w:r>
+      <w:r>
+        <w:t xml:space="preserve">,</w:t>
+      </w:r>
+      <w:r>
+        <w:t xml:space="preserve"> </w:t>
+      </w:r>
+      <w:r>
+        <w:rPr>
+          <w:rStyle w:val="VerbatimChar"/>
+        </w:rPr>
+        <w:t xml:space="preserve">pending</w:t>
+      </w:r>
+      <w:r>
+        <w:t xml:space="preserve">,</w:t>
+      </w:r>
+      <w:r>
+        <w:t xml:space="preserve"> </w:t>
+      </w:r>
+      <w:r>
+        <w:rPr>
+          <w:rStyle w:val="VerbatimChar"/>
+        </w:rPr>
+        <w:t xml:space="preserve">quarantined</w:t>
+      </w:r>
+      <w:r>
+        <w:t xml:space="preserve">,</w:t>
+      </w:r>
+      <w:r>
+        <w:t xml:space="preserve"> </w:t>
+      </w:r>
+      <w:r>
+        <w:rPr>
+          <w:rStyle w:val="VerbatimChar"/>
+        </w:rPr>
+        <w:t xml:space="preserve">opaque</w:t>
+      </w:r>
+      <w:r>
+        <w:t xml:space="preserve">, and</w:t>
+      </w:r>
+      <w:r>
+        <w:t xml:space="preserve"> </w:t>
+      </w:r>
+      <w:r>
+        <w:rPr>
+          <w:rStyle w:val="VerbatimChar"/>
+        </w:rPr>
+        <w:t xml:space="preserve">rejected</w:t>
+      </w:r>
+      <w:r>
+        <w:t xml:space="preserve"> </w:t>
+      </w:r>
+      <w:r>
+        <w:t xml:space="preserve">with machine-readable reason identifiers; exact CLI/JSON field shapes are defined separately. The older proposal to sign only the reusable fixed phrase</w:t>
       </w:r>
       <w:r>
         <w:t xml:space="preserve"> </w:t>
@@ -589,8 +706,8 @@
         <w:t xml:space="preserve">. There is no additional Version 1 key-compromise recovery mechanism beyond these ordinary signature/authority rules.</w:t>
       </w:r>
     </w:p>
-    <w:bookmarkEnd w:id="23"/>
-    <w:bookmarkStart w:id="24" w:name="X7f588d83be0d2bbc195be23c9f4a1f16a498a1c"/>
+    <w:bookmarkEnd w:id="22"/>
+    <w:bookmarkStart w:id="23" w:name="Xac57d23a3a9e09812abaf334609de179980890c"/>
     <w:p>
       <w:pPr>
         <w:pStyle w:val="Heading2"/>
@@ -781,7 +898,7 @@
         <w:t xml:space="preserve">SHA-512 fingerprint of its unique genesis block</w:t>
       </w:r>
       <w:r>
-        <w:t xml:space="preserve">, rather than trusting any self-signed block that claims the same GUID. If conflicting genesis blocks claim an identical ledger GUID, do not silently choose one. A ledger GUID identifies the intended chain, but alone does not cryptographically prove that a particular genesis is the user's intended one.</w:t>
+        <w:t xml:space="preserve">, rather than trusting any self-signed block that claims the same GUID. If conflicting genesis blocks claim an identical ledger GUID, do not silently choose one. A ledger GUID identifies the intended chain, but alone does not cryptographically prove that a particular genesis is the user’s intended one.</w:t>
       </w:r>
     </w:p>
     <w:p>
@@ -876,134 +993,194 @@
           <w:b/>
           <w:bCs/>
         </w:rPr>
-        <w:t xml:space="preserve">OPEN:</w:t>
-      </w:r>
-      <w:r>
-        <w:t xml:space="preserve"> </w:t>
-      </w:r>
-      <w:r>
-        <w:t xml:space="preserve">The concrete user-facing command/parameter schema for selecting and pinning a ledger, diagnostic codes for mismatch, and exact forward-compatibility semantics. These interfaces belong in the separate management API specification.</w:t>
+        <w:t xml:space="preserve">CONFIRMED:</w:t>
+      </w:r>
+      <w:r>
+        <w:t xml:space="preserve"> </w:t>
+      </w:r>
+      <w:r>
+        <w:t xml:space="preserve">The management interface provides</w:t>
+      </w:r>
+      <w:r>
+        <w:t xml:space="preserve"> </w:t>
+      </w:r>
+      <w:r>
+        <w:rPr>
+          <w:rStyle w:val="VerbatimChar"/>
+        </w:rPr>
+        <w:t xml:space="preserve">ledgerctl init</w:t>
+      </w:r>
+      <w:r>
+        <w:t xml:space="preserve"> </w:t>
+      </w:r>
+      <w:r>
+        <w:t xml:space="preserve">and</w:t>
+      </w:r>
+      <w:r>
+        <w:t xml:space="preserve"> </w:t>
+      </w:r>
+      <w:r>
+        <w:rPr>
+          <w:rStyle w:val="VerbatimChar"/>
+        </w:rPr>
+        <w:t xml:space="preserve">ledgerctl join</w:t>
+      </w:r>
+      <w:r>
+        <w:t xml:space="preserve"> </w:t>
+      </w:r>
+      <w:r>
+        <w:t xml:space="preserve">with required ledger GUID and pinned full-genesis fingerprint when joining; expose structured identity-mismatch diagnostics. Safe storage of unknown future-version records as</w:t>
+      </w:r>
+      <w:r>
+        <w:t xml:space="preserve"> </w:t>
+      </w:r>
+      <w:r>
+        <w:rPr>
+          <w:rStyle w:val="VerbatimChar"/>
+        </w:rPr>
+        <w:t xml:space="preserve">opaque</w:t>
+      </w:r>
+      <w:r>
+        <w:t xml:space="preserve"> </w:t>
+      </w:r>
+      <w:r>
+        <w:t xml:space="preserve">never gives them Version 1 materialized effects. Exact operational flags and JSON schemas belong in the separate management API specification.</w:t>
+      </w:r>
+    </w:p>
+    <w:bookmarkEnd w:id="23"/>
+    <w:bookmarkStart w:id="24" w:name="X0b5a45f0809892545469ad3741a9b76847e29a7"/>
+    <w:p>
+      <w:pPr>
+        <w:pStyle w:val="Heading2"/>
+      </w:pPr>
+      <w:r>
+        <w:t xml:space="preserve">4. Canonical chronological order and clocks — CONFIRMED</w:t>
+      </w:r>
+    </w:p>
+    <w:p>
+      <w:pPr>
+        <w:pStyle w:val="FirstParagraph"/>
+      </w:pPr>
+      <w:r>
+        <w:t xml:space="preserve">Accepted blocks are ordered by the tuple</w:t>
+      </w:r>
+      <w:r>
+        <w:t xml:space="preserve"> </w:t>
+      </w:r>
+      <w:r>
+        <w:rPr>
+          <w:rStyle w:val="VerbatimChar"/>
+        </w:rPr>
+        <w:t xml:space="preserve">(timestamp_utc_ms, signer_public_key, block_guid)</w:t>
+      </w:r>
+      <w:r>
+        <w:t xml:space="preserve"> </w:t>
+      </w:r>
+      <w:r>
+        <w:t xml:space="preserve">ascending. Timestamps are signed 64-bit integers representing</w:t>
+      </w:r>
+      <w:r>
+        <w:t xml:space="preserve"> </w:t>
+      </w:r>
+      <w:r>
+        <w:rPr>
+          <w:b/>
+          <w:bCs/>
+        </w:rPr>
+        <w:t xml:space="preserve">milliseconds since 1970-01-01T00:00:00Z</w:t>
+      </w:r>
+      <w:r>
+        <w:t xml:space="preserve">. Compare public keys using their</w:t>
+      </w:r>
+      <w:r>
+        <w:t xml:space="preserve"> </w:t>
+      </w:r>
+      <w:r>
+        <w:rPr>
+          <w:b/>
+          <w:bCs/>
+        </w:rPr>
+        <w:t xml:space="preserve">raw 32-byte Ed25519 encoding</w:t>
+      </w:r>
+      <w:r>
+        <w:t xml:space="preserve"> </w:t>
+      </w:r>
+      <w:r>
+        <w:t xml:space="preserve">as unsigned lexicographic bytes, not textual Base64. Compare block GUIDs using their canonical 16-byte binary representation. Masters should synchronize clocks frequently against an agreed trustworthy UTC reference, preferably atomic-clock-backed. A signer should not intentionally issue more than one block in a millisecond; if needed, advance to the next millisecond. The block GUID serves as a tertiary tie-break if collisions occur anyway.</w:t>
+      </w:r>
+    </w:p>
+    <w:p>
+      <w:pPr>
+        <w:pStyle w:val="BodyText"/>
+      </w:pPr>
+      <w:r>
+        <w:t xml:space="preserve">No block is rejected solely for its timestamp appearing far in the future or past. A block with an incorrect clock is processed according to its declared signed timestamp,</w:t>
+      </w:r>
+      <w:r>
+        <w:t xml:space="preserve"> </w:t>
+      </w:r>
+      <w:r>
+        <w:rPr>
+          <w:b/>
+          <w:bCs/>
+        </w:rPr>
+        <w:t xml:space="preserve">subject to authorization at that canonical position</w:t>
+      </w:r>
+      <w:r>
+        <w:t xml:space="preserve">. Arrival order never defines canonical order. There is no general guarantee that a participant knows all earlier blocks; late earlier blocks may revise derived state.</w:t>
+      </w:r>
+    </w:p>
+    <w:p>
+      <w:pPr>
+        <w:pStyle w:val="BodyText"/>
+      </w:pPr>
+      <w:r>
+        <w:rPr>
+          <w:b/>
+          <w:bCs/>
+        </w:rPr>
+        <w:t xml:space="preserve">CONFIRMED tie behavior:</w:t>
+      </w:r>
+      <w:r>
+        <w:t xml:space="preserve"> </w:t>
+      </w:r>
+      <w:r>
+        <w:t xml:space="preserve">Equal-millisecond timestamps, including authority operations, are resolved by raw signer public key, then raw block GUID as specified above; they are not ordered by arrival or by block GUID before signer public key.</w:t>
+      </w:r>
+      <w:r>
+        <w:t xml:space="preserve"> </w:t>
+      </w:r>
+      <w:r>
+        <w:rPr>
+          <w:b/>
+          <w:bCs/>
+        </w:rPr>
+        <w:t xml:space="preserve">CONFIRMED 2026-10-22:</w:t>
+      </w:r>
+      <w:r>
+        <w:t xml:space="preserve"> </w:t>
+      </w:r>
+      <w:r>
+        <w:t xml:space="preserve">SQL leap-second literal inputs with seconds field</w:t>
+      </w:r>
+      <w:r>
+        <w:t xml:space="preserve"> </w:t>
+      </w:r>
+      <w:r>
+        <w:rPr>
+          <w:rStyle w:val="VerbatimChar"/>
+        </w:rPr>
+        <w:t xml:space="preserve">:60</w:t>
+      </w:r>
+      <w:r>
+        <w:t xml:space="preserve"> </w:t>
+      </w:r>
+      <w:r>
+        <w:t xml:space="preserve">are rejected, not normalized by local clock rules. Operational time synchronization methods remain implementation choices. No clock-skew quarantine is required.</w:t>
       </w:r>
     </w:p>
     <w:bookmarkEnd w:id="24"/>
-    <w:bookmarkStart w:id="25" w:name="X74376f3944aae5eece85a77ea6ce099ef2755ce"/>
-    <w:p>
-      <w:pPr>
-        <w:pStyle w:val="Heading2"/>
-      </w:pPr>
-      <w:r>
-        <w:t xml:space="preserve">4. Canonical chronological order and clocks — CONFIRMED</w:t>
-      </w:r>
-    </w:p>
-    <w:p>
-      <w:pPr>
-        <w:pStyle w:val="FirstParagraph"/>
-      </w:pPr>
-      <w:r>
-        <w:t xml:space="preserve">Accepted blocks are ordered by the tuple</w:t>
-      </w:r>
-      <w:r>
-        <w:t xml:space="preserve"> </w:t>
-      </w:r>
-      <w:r>
-        <w:rPr>
-          <w:rStyle w:val="VerbatimChar"/>
-        </w:rPr>
-        <w:t xml:space="preserve">(timestamp_utc_ms, signer_public_key, block_guid)</w:t>
-      </w:r>
-      <w:r>
-        <w:t xml:space="preserve"> </w:t>
-      </w:r>
-      <w:r>
-        <w:t xml:space="preserve">ascending. Timestamps are signed 64-bit integers representing</w:t>
-      </w:r>
-      <w:r>
-        <w:t xml:space="preserve"> </w:t>
-      </w:r>
-      <w:r>
-        <w:rPr>
-          <w:b/>
-          <w:bCs/>
-        </w:rPr>
-        <w:t xml:space="preserve">milliseconds since 1970-01-01T00:00:00Z</w:t>
-      </w:r>
-      <w:r>
-        <w:t xml:space="preserve">. Compare public keys using their</w:t>
-      </w:r>
-      <w:r>
-        <w:t xml:space="preserve"> </w:t>
-      </w:r>
-      <w:r>
-        <w:rPr>
-          <w:b/>
-          <w:bCs/>
-        </w:rPr>
-        <w:t xml:space="preserve">raw 32-byte Ed25519 encoding</w:t>
-      </w:r>
-      <w:r>
-        <w:t xml:space="preserve"> </w:t>
-      </w:r>
-      <w:r>
-        <w:t xml:space="preserve">as unsigned lexicographic bytes, not textual Base64. Compare block GUIDs using their canonical 16-byte binary representation. Masters should synchronize clocks frequently against an agreed trustworthy UTC reference, preferably atomic-clock-backed. A signer should not intentionally issue more than one block in a millisecond; if needed, advance to the next millisecond. The block GUID serves as a tertiary tie-break if collisions occur anyway.</w:t>
-      </w:r>
-    </w:p>
-    <w:p>
-      <w:pPr>
-        <w:pStyle w:val="BodyText"/>
-      </w:pPr>
-      <w:r>
-        <w:t xml:space="preserve">No block is rejected solely for its timestamp appearing far in the future or past. A block with an incorrect clock is processed according to its declared signed timestamp,</w:t>
-      </w:r>
-      <w:r>
-        <w:t xml:space="preserve"> </w:t>
-      </w:r>
-      <w:r>
-        <w:rPr>
-          <w:b/>
-          <w:bCs/>
-        </w:rPr>
-        <w:t xml:space="preserve">subject to authorization at that canonical position</w:t>
-      </w:r>
-      <w:r>
-        <w:t xml:space="preserve">. Arrival order never defines canonical order. There is no general guarantee that a participant knows all earlier blocks; late earlier blocks may revise derived state.</w:t>
-      </w:r>
-    </w:p>
-    <w:p>
-      <w:pPr>
-        <w:pStyle w:val="BodyText"/>
-      </w:pPr>
-      <w:r>
-        <w:rPr>
-          <w:b/>
-          <w:bCs/>
-        </w:rPr>
-        <w:t xml:space="preserve">CONFIRMED tie behavior:</w:t>
-      </w:r>
-      <w:r>
-        <w:t xml:space="preserve"> </w:t>
-      </w:r>
-      <w:r>
-        <w:t xml:space="preserve">Equal-millisecond timestamps, including authority operations, are resolved by raw signer public key, then raw block GUID as specified above; they are not ordered by arrival or by block GUID before signer public key.</w:t>
-      </w:r>
-      <w:r>
-        <w:t xml:space="preserve"> </w:t>
-      </w:r>
-      <w:r>
-        <w:rPr>
-          <w:b/>
-          <w:bCs/>
-        </w:rPr>
-        <w:t xml:space="preserve">OPEN:</w:t>
-      </w:r>
-      <w:r>
-        <w:t xml:space="preserve"> </w:t>
-      </w:r>
-      <w:r>
-        <w:t xml:space="preserve">Leap-second representation and operational time-sync procedures. No clock-skew quarantine is required.</w:t>
-      </w:r>
-    </w:p>
-    <w:bookmarkEnd w:id="25"/>
-    <w:bookmarkStart w:id="26" w:name="X094d0ee262a7c1530fa186729a861d5e0f42d2e"/>
+    <w:bookmarkStart w:id="25" w:name="Xb8c1fca82020bb69b668ad81fbd395d379d4a52"/>
     <w:p>
       <w:pPr>
         <w:pStyle w:val="Heading2"/>
@@ -1786,7 +1963,7 @@
         <w:t xml:space="preserve">payload</w:t>
       </w:r>
       <w:r>
-        <w:t xml:space="preserve">, excluding the trailing 64-byte signature. The verified signature authenticates header, timestamp, signer's public key, compression method, payload length, hash, and payload. Ed25519 is a signature scheme,</w:t>
+        <w:t xml:space="preserve">, excluding the trailing 64-byte signature. The verified signature authenticates header, timestamp, signer’s public key, compression method, payload length, hash, and payload. Ed25519 is a signature scheme,</w:t>
       </w:r>
       <w:r>
         <w:t xml:space="preserve"> </w:t>
@@ -2007,17 +2184,33 @@
           <w:b/>
           <w:bCs/>
         </w:rPr>
-        <w:t xml:space="preserve">OPEN:</w:t>
-      </w:r>
-      <w:r>
-        <w:t xml:space="preserve"> </w:t>
-      </w:r>
-      <w:r>
-        <w:t xml:space="preserve">Precise configuration fields and minimum interoperable bounds, block inventory identity/hash, and diagnostic/status codes for these cases.</w:t>
-      </w:r>
-    </w:p>
-    <w:bookmarkEnd w:id="26"/>
-    <w:bookmarkStart w:id="36" w:name="X03c0fd4667e57f99a0e09143a5944249aa1ca5d"/>
+        <w:t xml:space="preserve">CONFIRMED 2026-10-22:</w:t>
+      </w:r>
+      <w:r>
+        <w:t xml:space="preserve"> </w:t>
+      </w:r>
+      <w:r>
+        <w:t xml:space="preserve">Oversized, malformed, incorrectly authenticated, unknown-version or unsupported event bodies never change official storage. An unknown future-version block may be retained safely as opaque, unapplied data with status; missing required authorization or schema evidence is pending rather than a permanent rejection. Resource-limit violations produce bounded, structured errors, not uncontrolled memory growth. The implementation must expose configurable maximum raw-block bytes, maximum decompressed-event bytes, and in-flight import-memory limits, plus practical processing/time/CPU limits.</w:t>
+      </w:r>
+      <w:r>
+        <w:t xml:space="preserve"> </w:t>
+      </w:r>
+      <w:r>
+        <w:rPr>
+          <w:b/>
+          <w:bCs/>
+        </w:rPr>
+        <w:t xml:space="preserve">CONFIRMED Version 1 operational defaults (all configurable; not protocol-wide maxima):</w:t>
+      </w:r>
+      <w:r>
+        <w:t xml:space="preserve"> </w:t>
+      </w:r>
+      <w:r>
+        <w:t xml:space="preserve">maximum raw received block 16 MiB, maximum decompressed event payload 64 MiB, maximum in-flight import memory 128 MiB, and per-block processing timeout 60 seconds. Limits must be enforced safely without uncontrolled memory/CPU allocation; timeouts and limit violations return structured diagnostics and never cause unauthenticated storage effects. Peer connections and resource usage must also be bounded. The exact configuration option names and minimum supportable values are documented in the accompanying management API contract.</w:t>
+      </w:r>
+    </w:p>
+    <w:bookmarkEnd w:id="25"/>
+    <w:bookmarkStart w:id="35" w:name="X5128e9141bfda3ff2b4587031ad07505c1bd5f5"/>
     <w:p>
       <w:pPr>
         <w:pStyle w:val="Heading2"/>
@@ -2275,7 +2468,7 @@
         <w:t xml:space="preserve">. The ledger must reconstruct both schema and data. The originator prefers one smallest practical atomic change per block; row changes must be one-row atomic.</w:t>
       </w:r>
     </w:p>
-    <w:bookmarkStart w:id="27" w:name="X91072bf535816e98123c3a9688e14b5bfa260e8"/>
+    <w:bookmarkStart w:id="26" w:name="X97d48a9c2e58a9ec8fdcf8f1157c8d41f1cd374"/>
     <w:p>
       <w:pPr>
         <w:pStyle w:val="Heading3"/>
@@ -2349,8 +2542,9 @@
     <w:tbl>
       <w:tblPr>
         <w:tblStyle w:val="Table"/>
-        <w:tblW w:type="auto" w:w="0"/>
+        <w:tblW w:type="pct" w:w="5000"/>
         <w:jc w:val="left"/>
+        <w:tblLayout w:type="fixed"/>
         <w:tblLook w:firstRow="1" w:lastRow="0" w:firstColumn="0" w:lastColumn="0" w:noHBand="0" w:noVBand="0" w:val="0020"/>
       </w:tblPr>
       <w:tblGrid>
@@ -3107,7 +3301,16 @@
               <w:jc w:val="left"/>
             </w:pPr>
             <w:r>
-              <w:t xml:space="preserve">`revoked_public_key[32]</w:t>
+              <w:rPr>
+                <w:rStyle w:val="VerbatimChar"/>
+              </w:rPr>
+              <w:t xml:space="preserve">revoked_public_key[32] || countersigner_public_key[32] || countersignature[64]</w:t>
+            </w:r>
+            <w:r>
+              <w:t xml:space="preserve"> </w:t>
+            </w:r>
+            <w:r>
+              <w:t xml:space="preserve">(Section 6.3)</w:t>
             </w:r>
           </w:p>
         </w:tc>
@@ -3176,8 +3379,8 @@
         <w:t xml:space="preserve">and reject repeated column GUIDs within an event. This payload encoding does not automatically standardize SQLite/other-engine expression evaluation.</w:t>
       </w:r>
     </w:p>
-    <w:bookmarkEnd w:id="27"/>
-    <w:bookmarkStart w:id="33" w:name="X9b46d4aa57da23ae8dbe8003c2d25a3ec078632"/>
+    <w:bookmarkEnd w:id="26"/>
+    <w:bookmarkStart w:id="32" w:name="Xa722f69c5cd17ba4de88a83fa4753d267dd0077"/>
     <w:p>
       <w:pPr>
         <w:pStyle w:val="Heading3"/>
@@ -3247,8 +3450,9 @@
     <w:tbl>
       <w:tblPr>
         <w:tblStyle w:val="Table"/>
-        <w:tblW w:type="auto" w:w="0"/>
+        <w:tblW w:type="pct" w:w="5000"/>
         <w:jc w:val="left"/>
+        <w:tblLayout w:type="fixed"/>
         <w:tblLook w:firstRow="1" w:lastRow="0" w:firstColumn="0" w:lastColumn="0" w:noHBand="0" w:noVBand="0" w:val="0020"/>
       </w:tblPr>
       <w:tblGrid>
@@ -3779,7 +3983,7 @@
         </w:tc>
       </w:tr>
     </w:tbl>
-    <w:bookmarkStart w:id="28" w:name="X805ba863f61abeb9f779c9816d5b57096b5670b"/>
+    <w:bookmarkStart w:id="27" w:name="X6ba17a484c8975fb126423a014296334584345c"/>
     <w:p>
       <w:pPr>
         <w:pStyle w:val="Heading4"/>
@@ -4075,7 +4279,98 @@
         <w:t xml:space="preserve"> </w:t>
       </w:r>
       <w:r>
-        <w:t xml:space="preserve">is a legal no-effect event shape; whether to emit one for an unchanged SQL operation remains OPEN.</w:t>
+        <w:t xml:space="preserve">is a legal no-effect event shape; a SQL UPDATE that changes no column values does</w:t>
+      </w:r>
+      <w:r>
+        <w:t xml:space="preserve"> </w:t>
+      </w:r>
+      <w:r>
+        <w:rPr>
+          <w:b/>
+          <w:bCs/>
+        </w:rPr>
+        <w:t xml:space="preserve">not</w:t>
+      </w:r>
+      <w:r>
+        <w:t xml:space="preserve"> </w:t>
+      </w:r>
+      <w:r>
+        <w:t xml:space="preserve">need to publish a no-effect mutation block. Ordinary SQL affected-row counts may still count matched rows even when no change block is created.</w:t>
+      </w:r>
+      <w:r>
+        <w:t xml:space="preserve"> </w:t>
+      </w:r>
+      <w:r>
+        <w:rPr>
+          <w:b/>
+          <w:bCs/>
+        </w:rPr>
+        <w:t xml:space="preserve">CONFIRMED default behavior:</w:t>
+      </w:r>
+      <w:r>
+        <w:t xml:space="preserve"> </w:t>
+      </w:r>
+      <w:r>
+        <w:t xml:space="preserve">During supported local SQL</w:t>
+      </w:r>
+      <w:r>
+        <w:t xml:space="preserve"> </w:t>
+      </w:r>
+      <w:r>
+        <w:rPr>
+          <w:rStyle w:val="VerbatimChar"/>
+        </w:rPr>
+        <w:t xml:space="preserve">INSERT</w:t>
+      </w:r>
+      <w:r>
+        <w:t xml:space="preserve">, omission of a column with a supported declared typed-constant default causes the originating master to evaluate that default</w:t>
+      </w:r>
+      <w:r>
+        <w:t xml:space="preserve"> </w:t>
+      </w:r>
+      <w:r>
+        <w:rPr>
+          <w:b/>
+          <w:bCs/>
+        </w:rPr>
+        <w:t xml:space="preserve">before block publication</w:t>
+      </w:r>
+      <w:r>
+        <w:t xml:space="preserve"> </w:t>
+      </w:r>
+      <w:r>
+        <w:t xml:space="preserve">and include its resulting non-NULL value in the signed INSERT block. Explicit SQL NULL does</w:t>
+      </w:r>
+      <w:r>
+        <w:t xml:space="preserve"> </w:t>
+      </w:r>
+      <w:r>
+        <w:rPr>
+          <w:b/>
+          <w:bCs/>
+        </w:rPr>
+        <w:t xml:space="preserve">not</w:t>
+      </w:r>
+      <w:r>
+        <w:t xml:space="preserve"> </w:t>
+      </w:r>
+      <w:r>
+        <w:t xml:space="preserve">invoke a default. Omission without a declared default resolves to NULL and is omitted from the INSERT block. Every receiving node consumes the transmitted resulting values and does not re-evaluate SQL defaults on replay.</w:t>
+      </w:r>
+      <w:r>
+        <w:t xml:space="preserve"> </w:t>
+      </w:r>
+      <w:r>
+        <w:rPr>
+          <w:rStyle w:val="VerbatimChar"/>
+        </w:rPr>
+        <w:t xml:space="preserve">UPDATE ... SET column = DEFAULT</w:t>
+      </w:r>
+      <w:r>
+        <w:t xml:space="preserve"> </w:t>
+      </w:r>
+      <w:r>
+        <w:t xml:space="preserve">likewise records the locally evaluated resulting value, including explicit NULL where appropriate.</w:t>
       </w:r>
     </w:p>
     <w:p>
@@ -4193,8 +4488,8 @@
         <w:t xml:space="preserve">. No bytes follow the NULL tag.</w:t>
       </w:r>
     </w:p>
-    <w:bookmarkEnd w:id="28"/>
-    <w:bookmarkStart w:id="29" w:name="X16ebc27e9dfcfdb54e3850d12310b47dcd22a6a"/>
+    <w:bookmarkEnd w:id="27"/>
+    <w:bookmarkStart w:id="28" w:name="X4ed76565c298584d205ec205e405a0a65cd6741"/>
     <w:p>
       <w:pPr>
         <w:pStyle w:val="Heading4"/>
@@ -4641,13 +4936,61 @@
           <w:b/>
           <w:bCs/>
         </w:rPr>
-        <w:t xml:space="preserve">OPEN refinements:</w:t>
-      </w:r>
-      <w:r>
-        <w:t xml:space="preserve"> </w:t>
-      </w:r>
-      <w:r>
-        <w:t xml:space="preserve">Exactly which SQL default expressions are representable as typed constants versus unsupported; the effect of a declared default on an omitted inserted column (the base INSERT omission rule remains Section 6.2.1); detailed SQL datatype conversions/declared precision enforcement; collation/type-affinity metadata beyond the eight supported non-NULL type categories; and malformed/default-type mismatch diagnostics. Do not silently encode unapproved computed defaults.</w:t>
+        <w:t xml:space="preserve">CONFIRMED 2026-10-22 — SQL defaults:</w:t>
+      </w:r>
+      <w:r>
+        <w:t xml:space="preserve"> </w:t>
+      </w:r>
+      <w:r>
+        <w:t xml:space="preserve">Version 1 supports typed</w:t>
+      </w:r>
+      <w:r>
+        <w:t xml:space="preserve"> </w:t>
+      </w:r>
+      <w:r>
+        <w:rPr>
+          <w:b/>
+          <w:bCs/>
+        </w:rPr>
+        <w:t xml:space="preserve">constant</w:t>
+      </w:r>
+      <w:r>
+        <w:t xml:space="preserve"> </w:t>
+      </w:r>
+      <w:r>
+        <w:t xml:space="preserve">schema defaults, including numeric, text, boolean, GUID, datetime and NULL constants that have a valid typed encoding. Default expressions requiring function calls, randomness, current time, sequence allocation or other computed/volatile evaluation are</w:t>
+      </w:r>
+      <w:r>
+        <w:t xml:space="preserve"> </w:t>
+      </w:r>
+      <w:r>
+        <w:rPr>
+          <w:b/>
+          <w:bCs/>
+        </w:rPr>
+        <w:t xml:space="preserve">unsupported</w:t>
+      </w:r>
+      <w:r>
+        <w:t xml:space="preserve"> </w:t>
+      </w:r>
+      <w:r>
+        <w:t xml:space="preserve">in Version 1 unless explicitly added in a later approved extension; reject their declarations, do not silently approximate them. Defaults are evaluated once at the originating master into concrete row values, as detailed in Section 6.2.1.</w:t>
+      </w:r>
+      <w:r>
+        <w:t xml:space="preserve"> </w:t>
+      </w:r>
+      <w:r>
+        <w:rPr>
+          <w:b/>
+          <w:bCs/>
+        </w:rPr>
+        <w:t xml:space="preserve">CONFIRMED 2026-10-22:</w:t>
+      </w:r>
+      <w:r>
+        <w:t xml:space="preserve"> </w:t>
+      </w:r>
+      <w:r>
+        <w:t xml:space="preserve">Supported typed literal defaults and lossless conversions must yield exact portable typed values; declarations depending on unsupported expression evaluation fail explicitly. DECLARED DECIMAL precision/scale must not cause silent rounding or truncation. The precise SQL literal/cast subset, detailed DECIMAL limit matrix, engine-specific collation/index metadata and error-code mappings still require an interoperable sub-contract.</w:t>
       </w:r>
     </w:p>
     <w:p>
@@ -4659,39 +5002,298 @@
           <w:b/>
           <w:bCs/>
         </w:rPr>
-        <w:t xml:space="preserve">CONFIRMED existing policy:</w:t>
-      </w:r>
-      <w:r>
-        <w:t xml:space="preserve"> </w:t>
-      </w:r>
-      <w:r>
-        <w:t xml:space="preserve">Version 1 does not reject an otherwise authorized ledger row block merely because its values conflict with application-level NOT NULL metadata. A master detecting a prohibited NULL or an incompatible conversion publishes a</w:t>
-      </w:r>
-      <w:r>
-        <w:t xml:space="preserve"> </w:t>
-      </w:r>
-      <w:r>
-        <w:rPr>
-          <w:b/>
-          <w:bCs/>
-        </w:rPr>
-        <w:t xml:space="preserve">separate corrective signed UPDATE_ROW block first</w:t>
-      </w:r>
-      <w:r>
-        <w:t xml:space="preserve"> </w:t>
-      </w:r>
-      <w:r>
-        <w:t xml:space="preserve">(using the established type-specific default when necessary); all databases, including the originating master, consume that block normally. Read-only replicas cannot author corrective blocks. There is no direct unlogged materialized-database edit and no automatic echo of ordinary replay. Duplicate corrections from independent masters remain permissible. Until a correction block is present, any unresolved NULL remains a recorded/visible inconsistency or pending projection condition rather than an invented historical block. Exact intermediate SELECT behavior and handling of declared SQL defaults remain OPEN.</w:t>
+        <w:t xml:space="preserve">CONFIRMED policy:</w:t>
+      </w:r>
+      <w:r>
+        <w:t xml:space="preserve"> </w:t>
+      </w:r>
+      <w:r>
+        <w:t xml:space="preserve">Version 1 does not reject an otherwise authenticated and authorized block solely for violating application-level NOT NULL metadata. If a deterministic declared typed-constant default is applicable, an authorized master may publish its resulting value in a</w:t>
+      </w:r>
+      <w:r>
+        <w:t xml:space="preserve"> </w:t>
+      </w:r>
+      <w:r>
+        <w:rPr>
+          <w:b/>
+          <w:bCs/>
+        </w:rPr>
+        <w:t xml:space="preserve">separate signed UPDATE_ROW correction block</w:t>
+      </w:r>
+      <w:r>
+        <w:t xml:space="preserve">; otherwise, a master must choose and explicitly publish a valid corrective value.</w:t>
+      </w:r>
+      <w:r>
+        <w:t xml:space="preserve"> </w:t>
+      </w:r>
+      <w:r>
+        <w:rPr>
+          <w:b/>
+          <w:bCs/>
+        </w:rPr>
+        <w:t xml:space="preserve">Never invent</w:t>
+      </w:r>
+      <w:r>
+        <w:rPr>
+          <w:b/>
+          <w:bCs/>
+        </w:rPr>
+        <w:t xml:space="preserve"> </w:t>
+      </w:r>
+      <w:r>
+        <w:rPr>
+          <w:rStyle w:val="VerbatimChar"/>
+          <w:b/>
+          <w:bCs/>
+        </w:rPr>
+        <w:t xml:space="preserve">0</w:t>
+      </w:r>
+      <w:r>
+        <w:rPr>
+          <w:b/>
+          <w:bCs/>
+        </w:rPr>
+        <w:t xml:space="preserve">, empty text, epoch zero, or any other arbitrary datatype fallback merely because it fits a column.</w:t>
+      </w:r>
+      <w:r>
+        <w:t xml:space="preserve"> </w:t>
+      </w:r>
+      <w:r>
+        <w:t xml:space="preserve">All nodes, including the originating master, consume the published correction normally. Read-only replicas cannot author corrective blocks. There is no direct unlogged materialized-database edit and no automatic echo of ordinary replay. Duplicate corrections from independent masters remain permissible. Until a correction block is present, any unresolved NULL remains a recorded/visible inconsistency or pending projection condition rather than an invented historical block. Exact handling of unresolved incompatible or NULL values in interim SQL queries, and their error/diagnostic codes, remains OPEN; normal declared constant-default evaluation is defined above.</w:t>
+      </w:r>
+    </w:p>
+    <w:bookmarkEnd w:id="28"/>
+    <w:bookmarkStart w:id="29" w:name="X6d936c6588c7bc4ad433d836144da5c7275a9e7"/>
+    <w:p>
+      <w:pPr>
+        <w:pStyle w:val="Heading4"/>
+      </w:pPr>
+      <w:r>
+        <w:t xml:space="preserve">6.2.3 Canonical DECIMAL — approved binary encoding</w:t>
+      </w:r>
+    </w:p>
+    <w:p>
+      <w:pPr>
+        <w:pStyle w:val="FirstParagraph"/>
+      </w:pPr>
+      <w:r>
+        <w:t xml:space="preserve">A decimal represents the exact number</w:t>
+      </w:r>
+      <w:r>
+        <w:t xml:space="preserve"> </w:t>
+      </w:r>
+      <w:r>
+        <w:rPr>
+          <w:rStyle w:val="VerbatimChar"/>
+        </w:rPr>
+        <w:t xml:space="preserve">coefficient × 10^(−scale)</w:t>
+      </w:r>
+      <w:r>
+        <w:t xml:space="preserve">, with signed arbitrary-precision integer</w:t>
+      </w:r>
+      <w:r>
+        <w:t xml:space="preserve"> </w:t>
+      </w:r>
+      <w:r>
+        <w:rPr>
+          <w:b/>
+          <w:bCs/>
+        </w:rPr>
+        <w:t xml:space="preserve">coefficient</w:t>
+      </w:r>
+      <w:r>
+        <w:t xml:space="preserve"> </w:t>
+      </w:r>
+      <w:r>
+        <w:t xml:space="preserve">and signed integer</w:t>
+      </w:r>
+      <w:r>
+        <w:t xml:space="preserve"> </w:t>
+      </w:r>
+      <w:r>
+        <w:rPr>
+          <w:b/>
+          <w:bCs/>
+        </w:rPr>
+        <w:t xml:space="preserve">scale</w:t>
+      </w:r>
+      <w:r>
+        <w:t xml:space="preserve">, stored in that order as</w:t>
+      </w:r>
+      <w:r>
+        <w:t xml:space="preserve"> </w:t>
+      </w:r>
+      <w:r>
+        <w:rPr>
+          <w:rStyle w:val="VerbatimChar"/>
+        </w:rPr>
+        <w:t xml:space="preserve">signed_scale[ZigZag-ULEB128] || signed_coefficient[ZigZag-ULEB128]</w:t>
+      </w:r>
+      <w:r>
+        <w:t xml:space="preserve">. For each signed integer</w:t>
+      </w:r>
+      <w:r>
+        <w:t xml:space="preserve"> </w:t>
+      </w:r>
+      <w:r>
+        <w:rPr>
+          <w:rStyle w:val="VerbatimChar"/>
+        </w:rPr>
+        <w:t xml:space="preserve">n</w:t>
+      </w:r>
+      <w:r>
+        <w:t xml:space="preserve">, ZigZag maps nonnegative</w:t>
+      </w:r>
+      <w:r>
+        <w:t xml:space="preserve"> </w:t>
+      </w:r>
+      <w:r>
+        <w:rPr>
+          <w:rStyle w:val="VerbatimChar"/>
+        </w:rPr>
+        <w:t xml:space="preserve">n</w:t>
+      </w:r>
+      <w:r>
+        <w:t xml:space="preserve"> </w:t>
+      </w:r>
+      <w:r>
+        <w:t xml:space="preserve">to</w:t>
+      </w:r>
+      <w:r>
+        <w:t xml:space="preserve"> </w:t>
+      </w:r>
+      <w:r>
+        <w:rPr>
+          <w:rStyle w:val="VerbatimChar"/>
+        </w:rPr>
+        <w:t xml:space="preserve">2n</w:t>
+      </w:r>
+      <w:r>
+        <w:t xml:space="preserve">, negative</w:t>
+      </w:r>
+      <w:r>
+        <w:t xml:space="preserve"> </w:t>
+      </w:r>
+      <w:r>
+        <w:rPr>
+          <w:rStyle w:val="VerbatimChar"/>
+        </w:rPr>
+        <w:t xml:space="preserve">n</w:t>
+      </w:r>
+      <w:r>
+        <w:t xml:space="preserve"> </w:t>
+      </w:r>
+      <w:r>
+        <w:t xml:space="preserve">to</w:t>
+      </w:r>
+      <w:r>
+        <w:t xml:space="preserve"> </w:t>
+      </w:r>
+      <w:r>
+        <w:rPr>
+          <w:rStyle w:val="VerbatimChar"/>
+        </w:rPr>
+        <w:t xml:space="preserve">−2n−1</w:t>
+      </w:r>
+      <w:r>
+        <w:t xml:space="preserve">, and the result uses minimal, little-endian-base-128 ULEB128 bytes. No floating-point conversion occurs.</w:t>
+      </w:r>
+    </w:p>
+    <w:p>
+      <w:pPr>
+        <w:pStyle w:val="BodyText"/>
+      </w:pPr>
+      <w:r>
+        <w:t xml:space="preserve">Canonicalize numeric values: if coefficient is zero, encode</w:t>
+      </w:r>
+      <w:r>
+        <w:t xml:space="preserve"> </w:t>
+      </w:r>
+      <w:r>
+        <w:rPr>
+          <w:rStyle w:val="VerbatimChar"/>
+        </w:rPr>
+        <w:t xml:space="preserve">(scale=0, coefficient=0)</w:t>
+      </w:r>
+      <w:r>
+        <w:t xml:space="preserve">; otherwise divide out all factors of 10 from the coefficient and decrement scale accordingly. Thus</w:t>
+      </w:r>
+      <w:r>
+        <w:t xml:space="preserve"> </w:t>
+      </w:r>
+      <w:r>
+        <w:rPr>
+          <w:rStyle w:val="VerbatimChar"/>
+        </w:rPr>
+        <w:t xml:space="preserve">12.3400</w:t>
+      </w:r>
+      <w:r>
+        <w:t xml:space="preserve"> </w:t>
+      </w:r>
+      <w:r>
+        <w:t xml:space="preserve">is</w:t>
+      </w:r>
+      <w:r>
+        <w:t xml:space="preserve"> </w:t>
+      </w:r>
+      <w:r>
+        <w:rPr>
+          <w:rStyle w:val="VerbatimChar"/>
+        </w:rPr>
+        <w:t xml:space="preserve">(scale=2, coefficient=1234)</w:t>
+      </w:r>
+      <w:r>
+        <w:t xml:space="preserve">, while</w:t>
+      </w:r>
+      <w:r>
+        <w:t xml:space="preserve"> </w:t>
+      </w:r>
+      <w:r>
+        <w:rPr>
+          <w:rStyle w:val="VerbatimChar"/>
+        </w:rPr>
+        <w:t xml:space="preserve">1000</w:t>
+      </w:r>
+      <w:r>
+        <w:t xml:space="preserve"> </w:t>
+      </w:r>
+      <w:r>
+        <w:t xml:space="preserve">can be</w:t>
+      </w:r>
+      <w:r>
+        <w:t xml:space="preserve"> </w:t>
+      </w:r>
+      <w:r>
+        <w:rPr>
+          <w:rStyle w:val="VerbatimChar"/>
+        </w:rPr>
+        <w:t xml:space="preserve">(scale=−3, coefficient=1)</w:t>
+      </w:r>
+      <w:r>
+        <w:t xml:space="preserve">. Declared column precision/scale, if any, are separate</w:t>
+      </w:r>
+      <w:r>
+        <w:t xml:space="preserve"> </w:t>
+      </w:r>
+      <w:r>
+        <w:rPr>
+          <w:b/>
+          <w:bCs/>
+        </w:rPr>
+        <w:t xml:space="preserve">schema attributes</w:t>
+      </w:r>
+      <w:r>
+        <w:t xml:space="preserve">, not inferred from the canonical value. This preserves exact numeric meaning, but not redundant textual trailing zeros; SQL formatting can use declared schema scale. Implementations must preserve the approved canonical exact-number representation and reject implicit conversion that would round or truncate. Configurable resource bounds apply to very large integer/decimal values. Exact permitted explicit cast combinations and DECIMAL declared-limit diagnostics remain to be frozen without introducing silent rounding.</w:t>
       </w:r>
     </w:p>
     <w:bookmarkEnd w:id="29"/>
-    <w:bookmarkStart w:id="30" w:name="X5cbeace51b32de395534b025c72820b7d89db65"/>
+    <w:bookmarkStart w:id="30" w:name="X3f33aad7d35f2a784bd7536650a9e7c24e1f817"/>
     <w:p>
       <w:pPr>
         <w:pStyle w:val="Heading4"/>
       </w:pPr>
       <w:r>
-        <w:t xml:space="preserve">6.2.3 Canonical DECIMAL — approved binary encoding</w:t>
+        <w:t xml:space="preserve">6.2.4 Canonical DATETIME — approved binary encoding</w:t>
       </w:r>
     </w:p>
     <w:p>
@@ -4699,223 +5301,112 @@
         <w:pStyle w:val="FirstParagraph"/>
       </w:pPr>
       <w:r>
-        <w:t xml:space="preserve">A decimal represents the exact number</w:t>
-      </w:r>
-      <w:r>
-        <w:t xml:space="preserve"> </w:t>
-      </w:r>
-      <w:r>
-        <w:rPr>
-          <w:rStyle w:val="VerbatimChar"/>
-        </w:rPr>
-        <w:t xml:space="preserve">coefficient × 10^(−scale)</w:t>
-      </w:r>
-      <w:r>
-        <w:t xml:space="preserve">, with signed arbitrary-precision integer</w:t>
-      </w:r>
-      <w:r>
-        <w:t xml:space="preserve"> </w:t>
-      </w:r>
-      <w:r>
-        <w:rPr>
-          <w:b/>
-          <w:bCs/>
-        </w:rPr>
-        <w:t xml:space="preserve">coefficient</w:t>
-      </w:r>
-      <w:r>
-        <w:t xml:space="preserve"> </w:t>
-      </w:r>
-      <w:r>
-        <w:t xml:space="preserve">and signed integer</w:t>
-      </w:r>
-      <w:r>
-        <w:t xml:space="preserve"> </w:t>
-      </w:r>
-      <w:r>
-        <w:rPr>
-          <w:b/>
-          <w:bCs/>
-        </w:rPr>
-        <w:t xml:space="preserve">scale</w:t>
-      </w:r>
-      <w:r>
-        <w:t xml:space="preserve">, stored in that order as</w:t>
-      </w:r>
-      <w:r>
-        <w:t xml:space="preserve"> </w:t>
-      </w:r>
-      <w:r>
-        <w:rPr>
-          <w:rStyle w:val="VerbatimChar"/>
-        </w:rPr>
-        <w:t xml:space="preserve">signed_scale[ZigZag-ULEB128] || signed_coefficient[ZigZag-ULEB128]</w:t>
-      </w:r>
-      <w:r>
-        <w:t xml:space="preserve">. For each signed integer</w:t>
-      </w:r>
-      <w:r>
-        <w:t xml:space="preserve"> </w:t>
-      </w:r>
-      <w:r>
-        <w:rPr>
-          <w:rStyle w:val="VerbatimChar"/>
-        </w:rPr>
-        <w:t xml:space="preserve">n</w:t>
-      </w:r>
-      <w:r>
-        <w:t xml:space="preserve">, ZigZag maps nonnegative</w:t>
-      </w:r>
-      <w:r>
-        <w:t xml:space="preserve"> </w:t>
-      </w:r>
-      <w:r>
-        <w:rPr>
-          <w:rStyle w:val="VerbatimChar"/>
-        </w:rPr>
-        <w:t xml:space="preserve">n</w:t>
-      </w:r>
-      <w:r>
-        <w:t xml:space="preserve"> </w:t>
-      </w:r>
-      <w:r>
-        <w:t xml:space="preserve">to</w:t>
-      </w:r>
-      <w:r>
-        <w:t xml:space="preserve"> </w:t>
-      </w:r>
-      <w:r>
-        <w:rPr>
-          <w:rStyle w:val="VerbatimChar"/>
-        </w:rPr>
-        <w:t xml:space="preserve">2n</w:t>
-      </w:r>
-      <w:r>
-        <w:t xml:space="preserve">, negative</w:t>
-      </w:r>
-      <w:r>
-        <w:t xml:space="preserve"> </w:t>
-      </w:r>
-      <w:r>
-        <w:rPr>
-          <w:rStyle w:val="VerbatimChar"/>
-        </w:rPr>
-        <w:t xml:space="preserve">n</w:t>
-      </w:r>
-      <w:r>
-        <w:t xml:space="preserve"> </w:t>
-      </w:r>
-      <w:r>
-        <w:t xml:space="preserve">to</w:t>
-      </w:r>
-      <w:r>
-        <w:t xml:space="preserve"> </w:t>
-      </w:r>
-      <w:r>
-        <w:rPr>
-          <w:rStyle w:val="VerbatimChar"/>
-        </w:rPr>
-        <w:t xml:space="preserve">−2n−1</w:t>
-      </w:r>
-      <w:r>
-        <w:t xml:space="preserve">, and the result uses minimal, little-endian-base-128 ULEB128 bytes. No floating-point conversion occurs.</w:t>
-      </w:r>
-    </w:p>
-    <w:p>
-      <w:pPr>
-        <w:pStyle w:val="BodyText"/>
-      </w:pPr>
-      <w:r>
-        <w:t xml:space="preserve">Canonicalize numeric values: if coefficient is zero, encode</w:t>
-      </w:r>
-      <w:r>
-        <w:t xml:space="preserve"> </w:t>
-      </w:r>
-      <w:r>
-        <w:rPr>
-          <w:rStyle w:val="VerbatimChar"/>
-        </w:rPr>
-        <w:t xml:space="preserve">(scale=0, coefficient=0)</w:t>
-      </w:r>
-      <w:r>
-        <w:t xml:space="preserve">; otherwise divide out all factors of 10 from the coefficient and decrement scale accordingly. Thus</w:t>
-      </w:r>
-      <w:r>
-        <w:t xml:space="preserve"> </w:t>
-      </w:r>
-      <w:r>
-        <w:rPr>
-          <w:rStyle w:val="VerbatimChar"/>
-        </w:rPr>
-        <w:t xml:space="preserve">12.3400</w:t>
-      </w:r>
-      <w:r>
-        <w:t xml:space="preserve"> </w:t>
-      </w:r>
-      <w:r>
-        <w:t xml:space="preserve">is</w:t>
-      </w:r>
-      <w:r>
-        <w:t xml:space="preserve"> </w:t>
-      </w:r>
-      <w:r>
-        <w:rPr>
-          <w:rStyle w:val="VerbatimChar"/>
-        </w:rPr>
-        <w:t xml:space="preserve">(scale=2, coefficient=1234)</w:t>
-      </w:r>
-      <w:r>
-        <w:t xml:space="preserve">, while</w:t>
-      </w:r>
-      <w:r>
-        <w:t xml:space="preserve"> </w:t>
-      </w:r>
-      <w:r>
-        <w:rPr>
-          <w:rStyle w:val="VerbatimChar"/>
-        </w:rPr>
-        <w:t xml:space="preserve">1000</w:t>
-      </w:r>
-      <w:r>
-        <w:t xml:space="preserve"> </w:t>
-      </w:r>
-      <w:r>
-        <w:t xml:space="preserve">can be</w:t>
-      </w:r>
-      <w:r>
-        <w:t xml:space="preserve"> </w:t>
-      </w:r>
-      <w:r>
-        <w:rPr>
-          <w:rStyle w:val="VerbatimChar"/>
-        </w:rPr>
-        <w:t xml:space="preserve">(scale=−3, coefficient=1)</w:t>
-      </w:r>
-      <w:r>
-        <w:t xml:space="preserve">. Declared column precision/scale, if any, are separate</w:t>
-      </w:r>
-      <w:r>
-        <w:t xml:space="preserve"> </w:t>
-      </w:r>
-      <w:r>
-        <w:rPr>
-          <w:b/>
-          <w:bCs/>
-        </w:rPr>
-        <w:t xml:space="preserve">schema attributes</w:t>
-      </w:r>
-      <w:r>
-        <w:t xml:space="preserve">, not inferred from the canonical value. This preserves exact numeric meaning, but not redundant textual trailing zeros; SQL formatting can use declared schema scale. Decoder integer-size, decimal precision and scale resource limits and rounding on column-type conversions are OPEN.</w:t>
+        <w:t xml:space="preserve">Encode a DATETIME</w:t>
+      </w:r>
+      <w:r>
+        <w:t xml:space="preserve"> </w:t>
+      </w:r>
+      <w:r>
+        <w:rPr>
+          <w:b/>
+          <w:bCs/>
+        </w:rPr>
+        <w:t xml:space="preserve">instant</w:t>
+      </w:r>
+      <w:r>
+        <w:t xml:space="preserve"> </w:t>
+      </w:r>
+      <w:r>
+        <w:t xml:space="preserve">as an 8-byte, signed, big-endian count of</w:t>
+      </w:r>
+      <w:r>
+        <w:t xml:space="preserve"> </w:t>
+      </w:r>
+      <w:r>
+        <w:rPr>
+          <w:b/>
+          <w:bCs/>
+        </w:rPr>
+        <w:t xml:space="preserve">milliseconds since 1970-01-01T00:00:00.000Z</w:t>
+      </w:r>
+      <w:r>
+        <w:t xml:space="preserve"> </w:t>
+      </w:r>
+      <w:r>
+        <w:t xml:space="preserve">(UTC). Dates before the epoch use negative values. Time-zone-aware input values are normalized to UTC by the originating master</w:t>
+      </w:r>
+      <w:r>
+        <w:t xml:space="preserve"> </w:t>
+      </w:r>
+      <w:r>
+        <w:rPr>
+          <w:b/>
+          <w:bCs/>
+        </w:rPr>
+        <w:t xml:space="preserve">before</w:t>
+      </w:r>
+      <w:r>
+        <w:t xml:space="preserve"> </w:t>
+      </w:r>
+      <w:r>
+        <w:t xml:space="preserve">emitting the block; other nodes never reinterpret that instant using their local time zones. This preserves precision to milliseconds but does not retain the originally written time-zone offset. If an application requires original offset or local wall-time representation, it can store additional fields (or TEXT).</w:t>
+      </w:r>
+      <w:r>
+        <w:t xml:space="preserve"> </w:t>
+      </w:r>
+      <w:r>
+        <w:rPr>
+          <w:b/>
+          <w:bCs/>
+        </w:rPr>
+        <w:t xml:space="preserve">CONFIRMED 2026-10-22:</w:t>
+      </w:r>
+      <w:r>
+        <w:t xml:space="preserve"> </w:t>
+      </w:r>
+      <w:r>
+        <w:t xml:space="preserve">Interpret timezone-naive SQL DATETIME inputs as UTC and reject inputs with unrepresentable submillisecond precision rather than silently rounding.</w:t>
+      </w:r>
+      <w:r>
+        <w:t xml:space="preserve"> </w:t>
+      </w:r>
+      <w:r>
+        <w:rPr>
+          <w:b/>
+          <w:bCs/>
+        </w:rPr>
+        <w:t xml:space="preserve">CONFIRMED:</w:t>
+      </w:r>
+      <w:r>
+        <w:t xml:space="preserve"> </w:t>
+      </w:r>
+      <w:r>
+        <w:t xml:space="preserve">SQL input containing a leap-second field</w:t>
+      </w:r>
+      <w:r>
+        <w:t xml:space="preserve"> </w:t>
+      </w:r>
+      <w:r>
+        <w:rPr>
+          <w:rStyle w:val="VerbatimChar"/>
+        </w:rPr>
+        <w:t xml:space="preserve">:60</w:t>
+      </w:r>
+      <w:r>
+        <w:t xml:space="preserve"> </w:t>
+      </w:r>
+      <w:r>
+        <w:t xml:space="preserve">is rejected; nonrepresentable submillisecond input is rejected. Exact SQL timezone-type aliases and SQLSTATE mapping remain to be specified without changing the 8-byte epoch-millisecond encoding.</w:t>
       </w:r>
     </w:p>
     <w:bookmarkEnd w:id="30"/>
-    <w:bookmarkStart w:id="31" w:name="X42b1b5f3401d4d6bc94f2a7403820a1bc7ea5ad"/>
+    <w:bookmarkStart w:id="31" w:name="X3eb41849b2187f7dafe75ebeaa7aea16d00c79b"/>
     <w:p>
       <w:pPr>
         <w:pStyle w:val="Heading4"/>
       </w:pPr>
       <w:r>
-        <w:t xml:space="preserve">6.2.4 Canonical DATETIME — approved binary encoding</w:t>
+        <w:t xml:space="preserve">6.2.5 Type edge-case policy — CONFIRMED principles; remaining conversion matrix OPEN</w:t>
       </w:r>
     </w:p>
     <w:p>
@@ -4923,60 +5414,6 @@
         <w:pStyle w:val="FirstParagraph"/>
       </w:pPr>
       <w:r>
-        <w:t xml:space="preserve">Encode a DATETIME</w:t>
-      </w:r>
-      <w:r>
-        <w:t xml:space="preserve"> </w:t>
-      </w:r>
-      <w:r>
-        <w:rPr>
-          <w:b/>
-          <w:bCs/>
-        </w:rPr>
-        <w:t xml:space="preserve">instant</w:t>
-      </w:r>
-      <w:r>
-        <w:t xml:space="preserve"> </w:t>
-      </w:r>
-      <w:r>
-        <w:t xml:space="preserve">as an 8-byte, signed, big-endian count of</w:t>
-      </w:r>
-      <w:r>
-        <w:t xml:space="preserve"> </w:t>
-      </w:r>
-      <w:r>
-        <w:rPr>
-          <w:b/>
-          <w:bCs/>
-        </w:rPr>
-        <w:t xml:space="preserve">milliseconds since 1970-01-01T00:00:00.000Z</w:t>
-      </w:r>
-      <w:r>
-        <w:t xml:space="preserve"> </w:t>
-      </w:r>
-      <w:r>
-        <w:t xml:space="preserve">(UTC). Dates before the epoch use negative values. Time-zone-aware input values are normalized to UTC by the originating master</w:t>
-      </w:r>
-      <w:r>
-        <w:t xml:space="preserve"> </w:t>
-      </w:r>
-      <w:r>
-        <w:rPr>
-          <w:b/>
-          <w:bCs/>
-        </w:rPr>
-        <w:t xml:space="preserve">before</w:t>
-      </w:r>
-      <w:r>
-        <w:t xml:space="preserve"> </w:t>
-      </w:r>
-      <w:r>
-        <w:t xml:space="preserve">emitting the block; other nodes never reinterpret that instant using their local time zones. This preserves precision to milliseconds but does not retain the originally written time-zone offset. If an application requires original offset or local wall-time representation, it can store additional fields (or TEXT).</w:t>
-      </w:r>
-      <w:r>
-        <w:t xml:space="preserve"> </w:t>
-      </w:r>
-      <w:r>
         <w:rPr>
           <w:b/>
           <w:bCs/>
@@ -4987,33 +5424,112 @@
         <w:t xml:space="preserve"> </w:t>
       </w:r>
       <w:r>
-        <w:t xml:space="preserve">Interpret timezone-naive SQL DATETIME inputs as UTC and reject inputs with unrepresentable submillisecond precision rather than silently rounding.</w:t>
-      </w:r>
-      <w:r>
-        <w:t xml:space="preserve"> </w:t>
-      </w:r>
-      <w:r>
-        <w:rPr>
-          <w:b/>
-          <w:bCs/>
-        </w:rPr>
-        <w:t xml:space="preserve">OPEN:</w:t>
-      </w:r>
-      <w:r>
-        <w:t xml:space="preserve"> </w:t>
-      </w:r>
-      <w:r>
-        <w:t xml:space="preserve">Exact leap-second input policy, SQL timezone-type mapping and error codes.</w:t>
+        <w:t xml:space="preserve">Reject</w:t>
+      </w:r>
+      <w:r>
+        <w:t xml:space="preserve"> </w:t>
+      </w:r>
+      <w:r>
+        <w:rPr>
+          <w:rStyle w:val="VerbatimChar"/>
+        </w:rPr>
+        <w:t xml:space="preserve">NaN</w:t>
+      </w:r>
+      <w:r>
+        <w:t xml:space="preserve">, positive infinity and negative infinity in FLOAT input; normalize IEEE-754 negative zero (</w:t>
+      </w:r>
+      <w:r>
+        <w:rPr>
+          <w:rStyle w:val="VerbatimChar"/>
+        </w:rPr>
+        <w:t xml:space="preserve">-0.0</w:t>
+      </w:r>
+      <w:r>
+        <w:t xml:space="preserve">) to positive zero (</w:t>
+      </w:r>
+      <w:r>
+        <w:rPr>
+          <w:rStyle w:val="VerbatimChar"/>
+        </w:rPr>
+        <w:t xml:space="preserve">+0.0</w:t>
+      </w:r>
+      <w:r>
+        <w:t xml:space="preserve">) in the canonical FLOAT encoding. Preserve valid UTF-8 text exactly; do</w:t>
+      </w:r>
+      <w:r>
+        <w:t xml:space="preserve"> </w:t>
+      </w:r>
+      <w:r>
+        <w:rPr>
+          <w:b/>
+          <w:bCs/>
+        </w:rPr>
+        <w:t xml:space="preserve">not</w:t>
+      </w:r>
+      <w:r>
+        <w:t xml:space="preserve"> </w:t>
+      </w:r>
+      <w:r>
+        <w:t xml:space="preserve">perform implicit Unicode normalization (NFC/NFD/etc.). Do not silently apply lossy type conversions; reject a conversion unless it is explicitly requested under a supported and documented conversion rule. DECIMAL remains exact with no implicit FLOAT intermediary, and DATETIME follows Section 6.2.4.</w:t>
+      </w:r>
+      <w:r>
+        <w:t xml:space="preserve"> </w:t>
+      </w:r>
+      <w:r>
+        <w:rPr>
+          <w:b/>
+          <w:bCs/>
+        </w:rPr>
+        <w:t xml:space="preserve">CONFIRMED 2026-10-22 — explicit and implicit conversions:</w:t>
+      </w:r>
+      <w:r>
+        <w:t xml:space="preserve"> </w:t>
+      </w:r>
+      <w:r>
+        <w:t xml:space="preserve">Origin-side supported deterministic SQL expressions produce concrete typed values before block creation. No implicit lossy cast may silently round or truncate. An explicitly requested cast may change representation only under a separately documented, supported deterministic conversion rule; until a conversion is specified it is not approved.</w:t>
+      </w:r>
+      <w:r>
+        <w:t xml:space="preserve"> </w:t>
+      </w:r>
+      <w:r>
+        <w:rPr>
+          <w:b/>
+          <w:bCs/>
+        </w:rPr>
+        <w:t xml:space="preserve">CONFIRMED 2026-10-22:</w:t>
+      </w:r>
+      <w:r>
+        <w:t xml:space="preserve"> </w:t>
+      </w:r>
+      <w:r>
+        <w:t xml:space="preserve">Lossless conversions are permitted; explicit casts may use documented deterministic conversion rules but may not silently exceed declared precision. Incoming non-finite/noncanonical Version 1 FLOAT encodings must not be applied as valid ordinary numeric changes. Leap-second text literals are rejected.</w:t>
+      </w:r>
+      <w:r>
+        <w:t xml:space="preserve"> </w:t>
+      </w:r>
+      <w:r>
+        <w:rPr>
+          <w:b/>
+          <w:bCs/>
+        </w:rPr>
+        <w:t xml:space="preserve">Remaining exact interoperability detail:</w:t>
+      </w:r>
+      <w:r>
+        <w:t xml:space="preserve"> </w:t>
+      </w:r>
+      <w:r>
+        <w:t xml:space="preserve">supported SQL type-name/literal/cast matrix, any permitted explicit narrowing behavior, precision/scale diagnostics, and text collation/index metadata.</w:t>
       </w:r>
     </w:p>
     <w:bookmarkEnd w:id="31"/>
-    <w:bookmarkStart w:id="32" w:name="X32514c58b8d9a5c8c4bf316e481971213ca09df"/>
-    <w:p>
-      <w:pPr>
-        <w:pStyle w:val="Heading4"/>
-      </w:pPr>
-      <w:r>
-        <w:t xml:space="preserve">6.2.5 Type edge-case policy — CONFIRMED principles; remaining conversion matrix OPEN</w:t>
+    <w:bookmarkEnd w:id="32"/>
+    <w:bookmarkStart w:id="33" w:name="Xf09e562d5b56615259c127d9b072b3104e7d7fc"/>
+    <w:p>
+      <w:pPr>
+        <w:pStyle w:val="Heading3"/>
+      </w:pPr>
+      <w:r>
+        <w:t xml:space="preserve">6.3 Second signature on revocation — CONFIRMED Version 1 signed intent and payload</w:t>
       </w:r>
     </w:p>
     <w:p>
@@ -5021,97 +5537,6 @@
         <w:pStyle w:val="FirstParagraph"/>
       </w:pPr>
       <w:r>
-        <w:rPr>
-          <w:b/>
-          <w:bCs/>
-        </w:rPr>
-        <w:t xml:space="preserve">CONFIRMED 2026-10-22:</w:t>
-      </w:r>
-      <w:r>
-        <w:t xml:space="preserve"> </w:t>
-      </w:r>
-      <w:r>
-        <w:t xml:space="preserve">Reject</w:t>
-      </w:r>
-      <w:r>
-        <w:t xml:space="preserve"> </w:t>
-      </w:r>
-      <w:r>
-        <w:rPr>
-          <w:rStyle w:val="VerbatimChar"/>
-        </w:rPr>
-        <w:t xml:space="preserve">NaN</w:t>
-      </w:r>
-      <w:r>
-        <w:t xml:space="preserve">, positive infinity and negative infinity in FLOAT input; normalize IEEE-754 negative zero (</w:t>
-      </w:r>
-      <w:r>
-        <w:rPr>
-          <w:rStyle w:val="VerbatimChar"/>
-        </w:rPr>
-        <w:t xml:space="preserve">-0.0</w:t>
-      </w:r>
-      <w:r>
-        <w:t xml:space="preserve">) to positive zero (</w:t>
-      </w:r>
-      <w:r>
-        <w:rPr>
-          <w:rStyle w:val="VerbatimChar"/>
-        </w:rPr>
-        <w:t xml:space="preserve">+0.0</w:t>
-      </w:r>
-      <w:r>
-        <w:t xml:space="preserve">) in the canonical FLOAT encoding. Preserve valid UTF-8 text exactly; do</w:t>
-      </w:r>
-      <w:r>
-        <w:t xml:space="preserve"> </w:t>
-      </w:r>
-      <w:r>
-        <w:rPr>
-          <w:b/>
-          <w:bCs/>
-        </w:rPr>
-        <w:t xml:space="preserve">not</w:t>
-      </w:r>
-      <w:r>
-        <w:t xml:space="preserve"> </w:t>
-      </w:r>
-      <w:r>
-        <w:t xml:space="preserve">perform implicit Unicode normalization (NFC/NFD/etc.). Do not silently apply lossy type conversions; reject a conversion unless it is explicitly requested under a supported and documented conversion rule. DECIMAL remains exact with no implicit FLOAT intermediary, and DATETIME follows Section 6.2.4.</w:t>
-      </w:r>
-      <w:r>
-        <w:t xml:space="preserve"> </w:t>
-      </w:r>
-      <w:r>
-        <w:rPr>
-          <w:b/>
-          <w:bCs/>
-        </w:rPr>
-        <w:t xml:space="preserve">OPEN:</w:t>
-      </w:r>
-      <w:r>
-        <w:t xml:space="preserve"> </w:t>
-      </w:r>
-      <w:r>
-        <w:t xml:space="preserve">Full allowed SQL conversion matrix, precision/scale range checking and errors, handling imported noncanonical FLOAT bytes, leap seconds, supported typed SQL defaults, and locale/collation behavior.</w:t>
-      </w:r>
-    </w:p>
-    <w:bookmarkEnd w:id="32"/>
-    <w:bookmarkEnd w:id="33"/>
-    <w:bookmarkStart w:id="34" w:name="X8fa976e2d1bd2e1b53456a8d93f65115ebeb825"/>
-    <w:p>
-      <w:pPr>
-        <w:pStyle w:val="Heading3"/>
-      </w:pPr>
-      <w:r>
-        <w:t xml:space="preserve">6.3 Second signature on revocation — CONFIRMED Version 1 signed intent and payload</w:t>
-      </w:r>
-    </w:p>
-    <w:p>
-      <w:pPr>
-        <w:pStyle w:val="FirstParagraph"/>
-      </w:pPr>
-      <w:r>
         <w:t xml:space="preserve">The outer</w:t>
       </w:r>
       <w:r>
@@ -5137,7 +5562,7 @@
           <w:b/>
           <w:bCs/>
         </w:rPr>
-        <w:t xml:space="preserve">revoked target's 32-byte Ed25519 public key</w:t>
+        <w:t xml:space="preserve">revoked target’s 32-byte Ed25519 public key</w:t>
       </w:r>
       <w:r>
         <w:t xml:space="preserve">, the</w:t>
@@ -5150,10 +5575,10 @@
           <w:b/>
           <w:bCs/>
         </w:rPr>
-        <w:t xml:space="preserve">other consenting master's 32-byte Ed25519 public key</w:t>
-      </w:r>
-      <w:r>
-        <w:t xml:space="preserve">, and that countersigner's</w:t>
+        <w:t xml:space="preserve">other consenting master’s 32-byte Ed25519 public key</w:t>
+      </w:r>
+      <w:r>
+        <w:t xml:space="preserve">, and that countersigner’s</w:t>
       </w:r>
       <w:r>
         <w:t xml:space="preserve"> </w:t>
@@ -5166,7 +5591,7 @@
         <w:t xml:space="preserve">64-byte Ed25519 signature</w:t>
       </w:r>
       <w:r>
-        <w:t xml:space="preserve">. The two signers must be distinct and currently authorized at the event's canonical position.</w:t>
+        <w:t xml:space="preserve">. The two signers must be distinct and currently authorized at the event’s canonical position.</w:t>
       </w:r>
       <w:r>
         <w:t xml:space="preserve"> </w:t>
@@ -5179,7 +5604,7 @@
         <w:t xml:space="preserve">The target must be one of the two signers</w:t>
       </w:r>
       <w:r>
-        <w:t xml:space="preserve">, in either role. The target's original grantor has no special role. Revocation affects the target's authorization state as a whole, not an individual grant. There is no grant-block reference.</w:t>
+        <w:t xml:space="preserve">, in either role. The target’s original grantor has no special role. Revocation affects the target’s authorization state as a whole, not an individual grant. There is no grant-block reference.</w:t>
       </w:r>
     </w:p>
     <w:p>
@@ -5219,8 +5644,9 @@
     <w:tbl>
       <w:tblPr>
         <w:tblStyle w:val="Table"/>
-        <w:tblW w:type="auto" w:w="0"/>
+        <w:tblW w:type="pct" w:w="5000"/>
         <w:jc w:val="left"/>
+        <w:tblLayout w:type="fixed"/>
         <w:tblLook w:firstRow="1" w:lastRow="0" w:firstColumn="0" w:lastColumn="0" w:noHBand="0" w:noVBand="0" w:val="0020"/>
       </w:tblPr>
       <w:tblGrid>
@@ -5373,7 +5799,7 @@
               <w:jc w:val="left"/>
             </w:pPr>
             <w:r>
-              <w:t xml:space="preserve">8 bytes signed two's-complement integer, big-endian</w:t>
+              <w:t xml:space="preserve">8 bytes signed two’s-complement integer, big-endian</w:t>
             </w:r>
           </w:p>
         </w:tc>
@@ -5471,7 +5897,7 @@
         <w:pStyle w:val="BodyText"/>
       </w:pPr>
       <w:r>
-        <w:t xml:space="preserve">The countersigner's signature is the 64-byte Ed25519 signature over these</w:t>
+        <w:t xml:space="preserve">The countersigner’s signature is the 64-byte Ed25519 signature over these</w:t>
       </w:r>
       <w:r>
         <w:t xml:space="preserve"> </w:t>
@@ -5499,7 +5925,7 @@
         <w:t xml:space="preserve"> </w:t>
       </w:r>
       <w:r>
-        <w:t xml:space="preserve">through the transmitted payload), thereby authenticating the payload including the countersigner's public key and signature. A verifier independently verifies both signatures and the authorization state of both distinct participants in canonical order. A revocation whose target is not one of the two signers is invalid. This rule prevents the sole remaining authorized master from revoking itself. Late earlier authorization history requires re-evaluation rather than permanent rejection by receipt order.</w:t>
+        <w:t xml:space="preserve">through the transmitted payload), thereby authenticating the payload including the countersigner’s public key and signature. A verifier independently verifies both signatures and the authorization state of both distinct participants in canonical order. A revocation whose target is not one of the two signers is invalid. This rule prevents the sole remaining authorized master from revoking itself. Late earlier authorization history requires re-evaluation rather than permanent rejection by receipt order.</w:t>
       </w:r>
     </w:p>
     <w:p>
@@ -5560,14 +5986,74 @@
         <w:t xml:space="preserve">. The field order is fixed; the 149-byte signed-intent message above is unchanged. A compressed version, if used, compresses the entire 129-byte body using the ordinary outer compression convention.</w:t>
       </w:r>
     </w:p>
+    <w:bookmarkEnd w:id="33"/>
+    <w:bookmarkStart w:id="34" w:name="remaining-event-protocol-decisions"/>
+    <w:p>
+      <w:pPr>
+        <w:pStyle w:val="Heading3"/>
+      </w:pPr>
+      <w:r>
+        <w:t xml:space="preserve">6.4 Remaining event-protocol decisions</w:t>
+      </w:r>
+    </w:p>
+    <w:p>
+      <w:pPr>
+        <w:pStyle w:val="FirstParagraph"/>
+      </w:pPr>
+      <w:r>
+        <w:rPr>
+          <w:b/>
+          <w:bCs/>
+        </w:rPr>
+        <w:t xml:space="preserve">CONFIRMED:</w:t>
+      </w:r>
+      <w:r>
+        <w:t xml:space="preserve"> </w:t>
+      </w:r>
+      <w:r>
+        <w:t xml:space="preserve">Complete Version 1 base column-attribute grammar is in Section 6.2.2; FLOAT, DATETIME and text policies are in Sections 6.2.4–6.2.5. A</w:t>
+      </w:r>
+      <w:r>
+        <w:t xml:space="preserve"> </w:t>
+      </w:r>
+      <w:r>
+        <w:rPr>
+          <w:rStyle w:val="VerbatimChar"/>
+        </w:rPr>
+        <w:t xml:space="preserve">CREATE_TABLE</w:t>
+      </w:r>
+      <w:r>
+        <w:t xml:space="preserve"> </w:t>
+      </w:r>
+      <w:r>
+        <w:t xml:space="preserve">event contains its complete initial table schema in one block; later alterations are separate events.</w:t>
+      </w:r>
+      <w:r>
+        <w:t xml:space="preserve"> </w:t>
+      </w:r>
+      <w:r>
+        <w:rPr>
+          <w:b/>
+          <w:bCs/>
+        </w:rPr>
+        <w:t xml:space="preserve">CONFIRMED:</w:t>
+      </w:r>
+      <w:r>
+        <w:t xml:space="preserve"> </w:t>
+      </w:r>
+      <w:r>
+        <w:t xml:space="preserve">Malformed authenticated event bodies never modify the official projection; receiving a valid outer signature does not make an invalid inner event schema applicable. Unknown schema dependencies are retained pending; unknown future-version bodies remain opaque and unapplied. Stable diagnostic categories are specified in Sections 2 and 11. The remaining SQL collation/index/metadata and exact conversion grammar still require narrowing against the approved Version 1 feature scope. Resource defaults are in Section 5; configuration names belong in the separately frozen management API contract.</w:t>
+      </w:r>
+    </w:p>
     <w:bookmarkEnd w:id="34"/>
-    <w:bookmarkStart w:id="35" w:name="X3f8308b67e26b77ccc396552129e5152fa90ff9"/>
-    <w:p>
-      <w:pPr>
-        <w:pStyle w:val="Heading3"/>
-      </w:pPr>
-      <w:r>
-        <w:t xml:space="preserve">6.4 Remaining event-protocol decisions</w:t>
+    <w:bookmarkEnd w:id="35"/>
+    <w:bookmarkStart w:id="36" w:name="X87886e822ee1c7782ed6e25632ae9de878921d9"/>
+    <w:p>
+      <w:pPr>
+        <w:pStyle w:val="Heading2"/>
+      </w:pPr>
+      <w:r>
+        <w:t xml:space="preserve">7. Deterministic reconciliation and conflict semantics — CONFIRMED</w:t>
       </w:r>
     </w:p>
     <w:p>
@@ -5575,32 +6061,888 @@
         <w:pStyle w:val="FirstParagraph"/>
       </w:pPr>
       <w:r>
-        <w:rPr>
-          <w:b/>
-          <w:bCs/>
-        </w:rPr>
-        <w:t xml:space="preserve">CONFIRMED:</w:t>
-      </w:r>
-      <w:r>
-        <w:t xml:space="preserve"> </w:t>
-      </w:r>
-      <w:r>
-        <w:t xml:space="preserve">Complete Version 1 base column-attribute grammar is in Section 6.2.2; FLOAT, DATETIME and text policies are in Sections 6.2.4–6.2.5. A</w:t>
-      </w:r>
-      <w:r>
-        <w:t xml:space="preserve"> </w:t>
-      </w:r>
-      <w:r>
-        <w:rPr>
-          <w:rStyle w:val="VerbatimChar"/>
-        </w:rPr>
-        <w:t xml:space="preserve">CREATE_TABLE</w:t>
-      </w:r>
-      <w:r>
-        <w:t xml:space="preserve"> </w:t>
-      </w:r>
-      <w:r>
-        <w:t xml:space="preserve">event contains its complete initial table schema in one block; later alterations are separate events.</w:t>
+        <w:t xml:space="preserve">A node retains all authenticated blocks it has received; it validates the signer</w:t>
+      </w:r>
+      <w:r>
+        <w:t xml:space="preserve"> </w:t>
+      </w:r>
+      <w:r>
+        <w:rPr>
+          <w:b/>
+          <w:bCs/>
+        </w:rPr>
+        <w:t xml:space="preserve">against canonical authorization history</w:t>
+      </w:r>
+      <w:r>
+        <w:t xml:space="preserve">, then derives the current schema and rows from applicable events in canonical order.</w:t>
+      </w:r>
+      <w:r>
+        <w:t xml:space="preserve"> </w:t>
+      </w:r>
+      <w:r>
+        <w:rPr>
+          <w:b/>
+          <w:bCs/>
+        </w:rPr>
+        <w:t xml:space="preserve">Later modifications win over earlier modifications to the same affected field</w:t>
+      </w:r>
+      <w:r>
+        <w:t xml:space="preserve"> </w:t>
+      </w:r>
+      <w:r>
+        <w:t xml:space="preserve">unless a deletion applies;</w:t>
+      </w:r>
+      <w:r>
+        <w:t xml:space="preserve"> </w:t>
+      </w:r>
+      <w:r>
+        <w:rPr>
+          <w:b/>
+          <w:bCs/>
+        </w:rPr>
+        <w:t xml:space="preserve">deletions always win for the same immutable entity GUID</w:t>
+      </w:r>
+      <w:r>
+        <w:t xml:space="preserve">, including after earlier or later updates. The same rule applies to rows, columns, and tables. A deleted row/table/column cannot be recreated with the same GUID.</w:t>
+      </w:r>
+    </w:p>
+    <w:p>
+      <w:pPr>
+        <w:pStyle w:val="BodyText"/>
+      </w:pPr>
+      <w:r>
+        <w:t xml:space="preserve">A delayed update to a GUID for which its earlier INSERT has not yet arrived is retained and logged as temporarily inapplicable; it has no visible effect until the missing earlier INSERT is received and the entity can be reprojected. Operations that cannot yet be interpreted because schema blocks are missing are similarly logged and reconsidered after recovery of dependencies.</w:t>
+      </w:r>
+      <w:r>
+        <w:t xml:space="preserve"> </w:t>
+      </w:r>
+      <w:r>
+        <w:rPr>
+          <w:b/>
+          <w:bCs/>
+        </w:rPr>
+        <w:t xml:space="preserve">A valid block is never ignored or permanently excluded solely because it arrives late or has an earlier timestamp.</w:t>
+      </w:r>
+      <w:r>
+        <w:t xml:space="preserve"> </w:t>
+      </w:r>
+      <w:r>
+        <w:t xml:space="preserve">When an earlier block changes the canonical interpretation of materialized history, the node</w:t>
+      </w:r>
+      <w:r>
+        <w:t xml:space="preserve"> </w:t>
+      </w:r>
+      <w:r>
+        <w:rPr>
+          <w:b/>
+          <w:bCs/>
+        </w:rPr>
+        <w:t xml:space="preserve">must correct the official projection</w:t>
+      </w:r>
+      <w:r>
+        <w:t xml:space="preserve">: it may roll back/recompute affected rows, schema and dependencies, or rebuild its materialized database</w:t>
+      </w:r>
+      <w:r>
+        <w:t xml:space="preserve"> </w:t>
+      </w:r>
+      <w:r>
+        <w:rPr>
+          <w:b/>
+          <w:bCs/>
+        </w:rPr>
+        <w:t xml:space="preserve">from genesis and the retained relevant full ledger history</w:t>
+      </w:r>
+      <w:r>
+        <w:t xml:space="preserve">. Rebuilding from scratch is conforming, even if slower. Any partial/recovery representation must not pretend the late valid block never existed. A block with missing authority/schema dependencies can remain pending until its prerequisites are known; that is not permission to discard it because of age. Unrelated rows need not be rolled back when selective replay is proven safe. Immutable event history itself never rolls back; only the derived materialized database state can be corrected. A raw block may remain retained even where later validation makes it unauthorized/inapplicable; it must not affect the projection.</w:t>
+      </w:r>
+    </w:p>
+    <w:p>
+      <w:pPr>
+        <w:pStyle w:val="BodyText"/>
+      </w:pPr>
+      <w:r>
+        <w:rPr>
+          <w:b/>
+          <w:bCs/>
+        </w:rPr>
+        <w:t xml:space="preserve">No secondary events from normal replay; no replica auto-correction — CONFIRMED 2026-10-22:</w:t>
+      </w:r>
+      <w:r>
+        <w:t xml:space="preserve"> </w:t>
+      </w:r>
+      <w:r>
+        <w:t xml:space="preserve">An ordinary block’s application does not publish another block. Replay is not a user edit; blocks never echo into the ledger.</w:t>
+      </w:r>
+      <w:r>
+        <w:t xml:space="preserve"> </w:t>
+      </w:r>
+      <w:r>
+        <w:rPr>
+          <w:b/>
+          <w:bCs/>
+        </w:rPr>
+        <w:t xml:space="preserve">Only an authorized master may originate a separate corrective signed event</w:t>
+      </w:r>
+      <w:r>
+        <w:t xml:space="preserve"> </w:t>
+      </w:r>
+      <w:r>
+        <w:t xml:space="preserve">for</w:t>
+      </w:r>
+      <w:r>
+        <w:t xml:space="preserve"> </w:t>
+      </w:r>
+      <w:r>
+        <w:rPr>
+          <w:i/>
+          <w:iCs/>
+        </w:rPr>
+        <w:t xml:space="preserve">any</w:t>
+      </w:r>
+      <w:r>
+        <w:t xml:space="preserve"> </w:t>
+      </w:r>
+      <w:r>
+        <w:t xml:space="preserve">ledger-derived inconsistency (name collision, disallowed NULL, type conversion, or other rule). A read-only replica may recognize, retain, and diagnose the problem, but must</w:t>
+      </w:r>
+      <w:r>
+        <w:t xml:space="preserve"> </w:t>
+      </w:r>
+      <w:r>
+        <w:rPr>
+          <w:b/>
+          <w:bCs/>
+        </w:rPr>
+        <w:t xml:space="preserve">wait for the master-authored corrective block to arrive through the ledger</w:t>
+      </w:r>
+      <w:r>
+        <w:t xml:space="preserve">. It may not generate new GUIDs, synthetic corrections, unsigned schema adjustments or user-visible values to mask the issue. This prohibition does</w:t>
+      </w:r>
+      <w:r>
+        <w:t xml:space="preserve"> </w:t>
+      </w:r>
+      <w:r>
+        <w:rPr>
+          <w:b/>
+          <w:bCs/>
+        </w:rPr>
+        <w:t xml:space="preserve">not</w:t>
+      </w:r>
+      <w:r>
+        <w:t xml:space="preserve"> </w:t>
+      </w:r>
+      <w:r>
+        <w:t xml:space="preserve">prevent a replica from re-computing/rebuilding its</w:t>
+      </w:r>
+      <w:r>
+        <w:t xml:space="preserve"> </w:t>
+      </w:r>
+      <w:r>
+        <w:rPr>
+          <w:i/>
+          <w:iCs/>
+        </w:rPr>
+        <w:t xml:space="preserve">local projection</w:t>
+      </w:r>
+      <w:r>
+        <w:t xml:space="preserve"> </w:t>
+      </w:r>
+      <w:r>
+        <w:t xml:space="preserve">to reflect already-authenticated events, which is mandatory after late historical blocks. The ledger does not distinguish human-driven and automatically generated signed changes.</w:t>
+      </w:r>
+    </w:p>
+    <w:bookmarkEnd w:id="36"/>
+    <w:bookmarkStart w:id="37" w:name="X0cb1bb2528f71bab67c872da27eb61a69b4c572"/>
+    <w:p>
+      <w:pPr>
+        <w:pStyle w:val="Heading2"/>
+      </w:pPr>
+      <w:r>
+        <w:t xml:space="preserve">8. Schema identity, name collisions, and conversion — CONFIRMED</w:t>
+      </w:r>
+    </w:p>
+    <w:p>
+      <w:pPr>
+        <w:pStyle w:val="FirstParagraph"/>
+      </w:pPr>
+      <w:r>
+        <w:t xml:space="preserve">Every table and every column has an immutable GUID.</w:t>
+      </w:r>
+      <w:r>
+        <w:t xml:space="preserve"> </w:t>
+      </w:r>
+      <w:r>
+        <w:rPr>
+          <w:rStyle w:val="VerbatimChar"/>
+        </w:rPr>
+        <w:t xml:space="preserve">RENAME_TABLE</w:t>
+      </w:r>
+      <w:r>
+        <w:t xml:space="preserve"> </w:t>
+      </w:r>
+      <w:r>
+        <w:t xml:space="preserve">and</w:t>
+      </w:r>
+      <w:r>
+        <w:t xml:space="preserve"> </w:t>
+      </w:r>
+      <w:r>
+        <w:rPr>
+          <w:rStyle w:val="VerbatimChar"/>
+        </w:rPr>
+        <w:t xml:space="preserve">RENAME_COLUMN</w:t>
+      </w:r>
+      <w:r>
+        <w:t xml:space="preserve"> </w:t>
+      </w:r>
+      <w:r>
+        <w:t xml:space="preserve">preserve GUID; concurrent rename events targeting a GUID settle by</w:t>
+      </w:r>
+      <w:r>
+        <w:t xml:space="preserve"> </w:t>
+      </w:r>
+      <w:r>
+        <w:rPr>
+          <w:b/>
+          <w:bCs/>
+        </w:rPr>
+        <w:t xml:space="preserve">latest canonical event wins</w:t>
+      </w:r>
+      <w:r>
+        <w:t xml:space="preserve">, unless the entity is deleted. A dropped column supersedes updates targeting it. A newly added table or column with the same name as an old/deleted one always receives a new GUID.</w:t>
+      </w:r>
+    </w:p>
+    <w:p>
+      <w:pPr>
+        <w:pStyle w:val="BodyText"/>
+      </w:pPr>
+      <w:r>
+        <w:t xml:space="preserve">If two masters create distinct GUIDs under the same SQL-visible table name or the same column name within one table,</w:t>
+      </w:r>
+      <w:r>
+        <w:t xml:space="preserve"> </w:t>
+      </w:r>
+      <w:r>
+        <w:rPr>
+          <w:b/>
+          <w:bCs/>
+        </w:rPr>
+        <w:t xml:space="preserve">both entities survive</w:t>
+      </w:r>
+      <w:r>
+        <w:t xml:space="preserve">.</w:t>
+      </w:r>
+      <w:r>
+        <w:t xml:space="preserve"> </w:t>
+      </w:r>
+      <w:r>
+        <w:rPr>
+          <w:b/>
+          <w:bCs/>
+        </w:rPr>
+        <w:t xml:space="preserve">CONFIRMED priority:</w:t>
+      </w:r>
+      <w:r>
+        <w:t xml:space="preserve"> </w:t>
+      </w:r>
+      <w:r>
+        <w:t xml:space="preserve">The entity introduced</w:t>
+      </w:r>
+      <w:r>
+        <w:t xml:space="preserve"> </w:t>
+      </w:r>
+      <w:r>
+        <w:rPr>
+          <w:b/>
+          <w:bCs/>
+        </w:rPr>
+        <w:t xml:space="preserve">first in canonical creation-block order</w:t>
+      </w:r>
+      <w:r>
+        <w:t xml:space="preserve"> </w:t>
+      </w:r>
+      <w:r>
+        <w:t xml:space="preserve">retains the original name; later-created conflicting entities are renamed to</w:t>
+      </w:r>
+      <w:r>
+        <w:t xml:space="preserve"> </w:t>
+      </w:r>
+      <w:r>
+        <w:rPr>
+          <w:rStyle w:val="VerbatimChar"/>
+        </w:rPr>
+        <w:t xml:space="preserve">original-name-entityGUIDwithoutdashes</w:t>
+      </w:r>
+      <w:r>
+        <w:t xml:space="preserve"> </w:t>
+      </w:r>
+      <w:r>
+        <w:t xml:space="preserve">by</w:t>
+      </w:r>
+      <w:r>
+        <w:t xml:space="preserve"> </w:t>
+      </w:r>
+      <w:r>
+        <w:rPr>
+          <w:b/>
+          <w:bCs/>
+        </w:rPr>
+        <w:t xml:space="preserve">new signed corrective RENAME blocks authored by an authorized master</w:t>
+      </w:r>
+      <w:r>
+        <w:t xml:space="preserve">. GUID numerical order and network arrival order do not determine which entity keeps the name. The authorized master publishes a correction block before its own database applies that correction; a read-only replica cannot originate corrections. Until a corrective block arrives, a replica retains both GUID-distinct entities, possibly with ambiguous SQL-visible names. All valid independent repairs remain in ledger history; latest valid explicit rename events still win canonically unless deletion applies.</w:t>
+      </w:r>
+    </w:p>
+    <w:p>
+      <w:pPr>
+        <w:pStyle w:val="BodyText"/>
+      </w:pPr>
+      <w:r>
+        <w:t xml:space="preserve">When a column data type changes, perform only declared, supported, lossless conversions automatically. On incompatible conversion, log a diagnostic; if a nullable column can legally resolve to NULL under an authorized corrective event, a master may publish that explicit NULL. Otherwise, an authorized master must publish a</w:t>
+      </w:r>
+      <w:r>
+        <w:t xml:space="preserve"> </w:t>
+      </w:r>
+      <w:r>
+        <w:rPr>
+          <w:b/>
+          <w:bCs/>
+        </w:rPr>
+        <w:t xml:space="preserve">new corrective row-value UPDATE block</w:t>
+      </w:r>
+      <w:r>
+        <w:t xml:space="preserve"> </w:t>
+      </w:r>
+      <w:r>
+        <w:t xml:space="preserve">supplying an explicitly chosen valid value or an applicable declared typed-constant default. No arbitrary fallback value (</w:t>
+      </w:r>
+      <w:r>
+        <w:rPr>
+          <w:rStyle w:val="VerbatimChar"/>
+        </w:rPr>
+        <w:t xml:space="preserve">0</w:t>
+      </w:r>
+      <w:r>
+        <w:t xml:space="preserve">, empty string, epoch minimum, etc.) may be invented or silently materialized by a replica. Until corrected, record the inconsistency and prevent it from being mistaken for a valid repaired value. Automated changes may themselves be followed by later canonical changes; arbitrary circular replay/republishing is not allowed.</w:t>
+      </w:r>
+    </w:p>
+    <w:p>
+      <w:pPr>
+        <w:pStyle w:val="BodyText"/>
+      </w:pPr>
+      <w:r>
+        <w:rPr>
+          <w:b/>
+          <w:bCs/>
+        </w:rPr>
+        <w:t xml:space="preserve">CONFIRMED 2026-10-22:</w:t>
+      </w:r>
+      <w:r>
+        <w:t xml:space="preserve"> </w:t>
+      </w:r>
+      <w:r>
+        <w:t xml:space="preserve">Distinct GUID entities with conflicting names must survive and an authorized master must publish deterministic GUID-suffixed renames as authenticated corrective blocks. Until correction, SQL name resolution must not silently bind an ambiguous name to an arbitrary entity or discard either entity; the visible state and any ambiguity/error must be deterministic for a given applied history. The same append-before-apply correction principle applies to invalid NULL/type values: an authorized master emits a separate signed corrective row block rather than unlogged storage mutation.</w:t>
+      </w:r>
+      <w:r>
+        <w:t xml:space="preserve"> </w:t>
+      </w:r>
+      <w:r>
+        <w:rPr>
+          <w:b/>
+          <w:bCs/>
+        </w:rPr>
+        <w:t xml:space="preserve">CONFIRMED 2026-10-22 — repeated name repairs:</w:t>
+      </w:r>
+      <w:r>
+        <w:t xml:space="preserve"> </w:t>
+      </w:r>
+      <w:r>
+        <w:t xml:space="preserve">A signed automatic rename and a signed user-initiated rename are ordinary</w:t>
+      </w:r>
+      <w:r>
+        <w:t xml:space="preserve"> </w:t>
+      </w:r>
+      <w:r>
+        <w:rPr>
+          <w:rStyle w:val="VerbatimChar"/>
+        </w:rPr>
+        <w:t xml:space="preserve">RENAME_TABLE</w:t>
+      </w:r>
+      <w:r>
+        <w:t xml:space="preserve">/</w:t>
+      </w:r>
+      <w:r>
+        <w:rPr>
+          <w:rStyle w:val="VerbatimChar"/>
+        </w:rPr>
+        <w:t xml:space="preserve">RENAME_COLUMN</w:t>
+      </w:r>
+      <w:r>
+        <w:t xml:space="preserve"> </w:t>
+      </w:r>
+      <w:r>
+        <w:t xml:space="preserve">ledger events, with the same canonical ordering and entity-GUID semantics. If an already-corrected name conflicts again, an authorized master must resolve the new conflict through another distinct signed rename block, adding another newly generated GUID-based suffix as needed. Neither a read-only replica nor ordinary replay may independently invent a rename or random suffix. Every node ultimately derives the same name state from the same complete set of validated canonical blocks; conflicts arising from competing corrections must be evaluated again under those same rules. A repair must not mutate official storage directly or produce an uncontrolled replay-triggered cascade of new correction blocks.</w:t>
+      </w:r>
+      <w:r>
+        <w:t xml:space="preserve"> </w:t>
+      </w:r>
+      <w:r>
+        <w:rPr>
+          <w:b/>
+          <w:bCs/>
+        </w:rPr>
+        <w:t xml:space="preserve">CONFIRMED 2026-10-22:</w:t>
+      </w:r>
+      <w:r>
+        <w:t xml:space="preserve"> </w:t>
+      </w:r>
+      <w:r>
+        <w:t xml:space="preserve">Concurrent masters may create competing authenticated corrections; apply all valid signed events in canonical order and repeat the ordinary master-issued rename process if a conflict remains. Never suppress earlier signed history, repeatedly emit an identical correction for the unchanged known state, or generate an unsigned replica-side repair. Diagnostics and operator progress use Section 10 status reporting. There is</w:t>
+      </w:r>
+      <w:r>
+        <w:t xml:space="preserve"> </w:t>
+      </w:r>
+      <w:r>
+        <w:rPr>
+          <w:b/>
+          <w:bCs/>
+        </w:rPr>
+        <w:t xml:space="preserve">no arbitrary datatype fallback table</w:t>
+      </w:r>
+      <w:r>
+        <w:t xml:space="preserve">; the typed declared default or explicit signed chosen value is authoritative.</w:t>
+      </w:r>
+      <w:r>
+        <w:t xml:space="preserve"> </w:t>
+      </w:r>
+      <w:r>
+        <w:rPr>
+          <w:b/>
+          <w:bCs/>
+        </w:rPr>
+        <w:t xml:space="preserve">All replicas must wait for a master’s signed corrective block; neither replica nor replay may independently repair any ledger-derived inconsistency.</w:t>
+      </w:r>
+    </w:p>
+    <w:bookmarkEnd w:id="37"/>
+    <w:bookmarkStart w:id="38" w:name="Xc640d6fa7c0df937534ea3ddc42b0020d29469f"/>
+    <w:p>
+      <w:pPr>
+        <w:pStyle w:val="Heading2"/>
+      </w:pPr>
+      <w:r>
+        <w:t xml:space="preserve">9. SQL semantics, constraints, and transactions — CONFIRMED</w:t>
+      </w:r>
+    </w:p>
+    <w:p>
+      <w:pPr>
+        <w:pStyle w:val="FirstParagraph"/>
+      </w:pPr>
+      <w:r>
+        <w:t xml:space="preserve">Version 1</w:t>
+      </w:r>
+      <w:r>
+        <w:t xml:space="preserve"> </w:t>
+      </w:r>
+      <w:r>
+        <w:rPr>
+          <w:b/>
+          <w:bCs/>
+        </w:rPr>
+        <w:t xml:space="preserve">does not enforce ordinary relational application constraints</w:t>
+      </w:r>
+      <w:r>
+        <w:t xml:space="preserve"> </w:t>
+      </w:r>
+      <w:r>
+        <w:t xml:space="preserve">such as primary-key uniqueness or foreign-key referential integrity when deriving authoritative changes. Two rows with different row GUIDs may contain identical business primary keys. Ledger deletions are not vetoed by referencing rows or application locks. Internal storage integrity and synchronization cannot be disabled merely to bypass these application-level rules. User-defined triggers, stored procedures, user-defined functions with effects, and comparable user-defined implicit write facilities are</w:t>
+      </w:r>
+      <w:r>
+        <w:t xml:space="preserve"> </w:t>
+      </w:r>
+      <w:r>
+        <w:rPr>
+          <w:b/>
+          <w:bCs/>
+        </w:rPr>
+        <w:t xml:space="preserve">not supported in Version 1</w:t>
+      </w:r>
+      <w:r>
+        <w:t xml:space="preserve">. This excludes their use as alternate mutation paths; it does</w:t>
+      </w:r>
+      <w:r>
+        <w:t xml:space="preserve"> </w:t>
+      </w:r>
+      <w:r>
+        <w:rPr>
+          <w:b/>
+          <w:bCs/>
+        </w:rPr>
+        <w:t xml:space="preserve">not</w:t>
+      </w:r>
+      <w:r>
+        <w:t xml:space="preserve"> </w:t>
+      </w:r>
+      <w:r>
+        <w:t xml:space="preserve">require removing SQL built-ins or internal database functions necessary for parsing, expression evaluation, data conversion, indexing, recovery, or supported SELECT/DML. The base Version 1 supported and excluded SQL subset is confirmed below; detailed per-command corner cases remain</w:t>
+      </w:r>
+      <w:r>
+        <w:t xml:space="preserve"> </w:t>
+      </w:r>
+      <w:r>
+        <w:rPr>
+          <w:b/>
+          <w:bCs/>
+        </w:rPr>
+        <w:t xml:space="preserve">OPEN</w:t>
+      </w:r>
+      <w:r>
+        <w:t xml:space="preserve">. Indexes and SELECT/query support may be used for efficient materialization and reads.</w:t>
+      </w:r>
+    </w:p>
+    <w:p>
+      <w:pPr>
+        <w:pStyle w:val="BodyText"/>
+      </w:pPr>
+      <w:r>
+        <w:rPr>
+          <w:b/>
+          <w:bCs/>
+        </w:rPr>
+        <w:t xml:space="preserve">CONFIRMED 2026-10-22 SQL scope:</w:t>
+      </w:r>
+      <w:r>
+        <w:t xml:space="preserve"> </w:t>
+      </w:r>
+      <w:r>
+        <w:t xml:space="preserve">Version 1 supports ordinary</w:t>
+      </w:r>
+      <w:r>
+        <w:t xml:space="preserve"> </w:t>
+      </w:r>
+      <w:r>
+        <w:rPr>
+          <w:rStyle w:val="VerbatimChar"/>
+        </w:rPr>
+        <w:t xml:space="preserve">SELECT</w:t>
+      </w:r>
+      <w:r>
+        <w:t xml:space="preserve">,</w:t>
+      </w:r>
+      <w:r>
+        <w:t xml:space="preserve"> </w:t>
+      </w:r>
+      <w:r>
+        <w:rPr>
+          <w:rStyle w:val="VerbatimChar"/>
+        </w:rPr>
+        <w:t xml:space="preserve">CREATE TABLE</w:t>
+      </w:r>
+      <w:r>
+        <w:t xml:space="preserve">,</w:t>
+      </w:r>
+      <w:r>
+        <w:t xml:space="preserve"> </w:t>
+      </w:r>
+      <w:r>
+        <w:rPr>
+          <w:rStyle w:val="VerbatimChar"/>
+        </w:rPr>
+        <w:t xml:space="preserve">ALTER TABLE</w:t>
+      </w:r>
+      <w:r>
+        <w:t xml:space="preserve">,</w:t>
+      </w:r>
+      <w:r>
+        <w:t xml:space="preserve"> </w:t>
+      </w:r>
+      <w:r>
+        <w:rPr>
+          <w:rStyle w:val="VerbatimChar"/>
+        </w:rPr>
+        <w:t xml:space="preserve">DROP TABLE</w:t>
+      </w:r>
+      <w:r>
+        <w:t xml:space="preserve">,</w:t>
+      </w:r>
+      <w:r>
+        <w:t xml:space="preserve"> </w:t>
+      </w:r>
+      <w:r>
+        <w:rPr>
+          <w:rStyle w:val="VerbatimChar"/>
+        </w:rPr>
+        <w:t xml:space="preserve">INSERT</w:t>
+      </w:r>
+      <w:r>
+        <w:t xml:space="preserve">,</w:t>
+      </w:r>
+      <w:r>
+        <w:t xml:space="preserve"> </w:t>
+      </w:r>
+      <w:r>
+        <w:rPr>
+          <w:rStyle w:val="VerbatimChar"/>
+        </w:rPr>
+        <w:t xml:space="preserve">UPDATE</w:t>
+      </w:r>
+      <w:r>
+        <w:t xml:space="preserve">, and</w:t>
+      </w:r>
+      <w:r>
+        <w:t xml:space="preserve"> </w:t>
+      </w:r>
+      <w:r>
+        <w:rPr>
+          <w:rStyle w:val="VerbatimChar"/>
+        </w:rPr>
+        <w:t xml:space="preserve">DELETE</w:t>
+      </w:r>
+      <w:r>
+        <w:t xml:space="preserve">, with</w:t>
+      </w:r>
+      <w:r>
+        <w:t xml:space="preserve"> </w:t>
+      </w:r>
+      <w:r>
+        <w:rPr>
+          <w:rStyle w:val="VerbatimChar"/>
+        </w:rPr>
+        <w:t xml:space="preserve">BEGIN</w:t>
+      </w:r>
+      <w:r>
+        <w:t xml:space="preserve">,</w:t>
+      </w:r>
+      <w:r>
+        <w:t xml:space="preserve"> </w:t>
+      </w:r>
+      <w:r>
+        <w:rPr>
+          <w:rStyle w:val="VerbatimChar"/>
+        </w:rPr>
+        <w:t xml:space="preserve">COMMIT</w:t>
+      </w:r>
+      <w:r>
+        <w:t xml:space="preserve">,</w:t>
+      </w:r>
+      <w:r>
+        <w:t xml:space="preserve"> </w:t>
+      </w:r>
+      <w:r>
+        <w:rPr>
+          <w:rStyle w:val="VerbatimChar"/>
+        </w:rPr>
+        <w:t xml:space="preserve">ROLLBACK</w:t>
+      </w:r>
+      <w:r>
+        <w:t xml:space="preserve">, and savepoints for provisional local staging.</w:t>
+      </w:r>
+      <w:r>
+        <w:t xml:space="preserve"> </w:t>
+      </w:r>
+      <w:r>
+        <w:rPr>
+          <w:b/>
+          <w:bCs/>
+        </w:rPr>
+        <w:t xml:space="preserve">Additional approved entry paths:</w:t>
+      </w:r>
+      <w:r>
+        <w:t xml:space="preserve"> </w:t>
+      </w:r>
+      <w:r>
+        <w:rPr>
+          <w:rStyle w:val="VerbatimChar"/>
+        </w:rPr>
+        <w:t xml:space="preserve">COPY FROM STDIN</w:t>
+      </w:r>
+      <w:r>
+        <w:t xml:space="preserve"> </w:t>
+      </w:r>
+      <w:r>
+        <w:t xml:space="preserve">(bulk inserts),</w:t>
+      </w:r>
+      <w:r>
+        <w:t xml:space="preserve"> </w:t>
+      </w:r>
+      <w:r>
+        <w:rPr>
+          <w:rStyle w:val="VerbatimChar"/>
+        </w:rPr>
+        <w:t xml:space="preserve">COPY TO STDOUT</w:t>
+      </w:r>
+      <w:r>
+        <w:t xml:space="preserve"> </w:t>
+      </w:r>
+      <w:r>
+        <w:t xml:space="preserve">(read-only export),</w:t>
+      </w:r>
+      <w:r>
+        <w:t xml:space="preserve"> </w:t>
+      </w:r>
+      <w:r>
+        <w:rPr>
+          <w:rStyle w:val="VerbatimChar"/>
+        </w:rPr>
+        <w:t xml:space="preserve">MERGE</w:t>
+      </w:r>
+      <w:r>
+        <w:t xml:space="preserve"> </w:t>
+      </w:r>
+      <w:r>
+        <w:t xml:space="preserve">(its per-row insert/update/delete effects), and</w:t>
+      </w:r>
+      <w:r>
+        <w:t xml:space="preserve"> </w:t>
+      </w:r>
+      <w:r>
+        <w:rPr>
+          <w:rStyle w:val="VerbatimChar"/>
+        </w:rPr>
+        <w:t xml:space="preserve">RETURNING</w:t>
+      </w:r>
+      <w:r>
+        <w:t xml:space="preserve"> </w:t>
+      </w:r>
+      <w:r>
+        <w:t xml:space="preserve">(reports values from locally evaluated changes). Every resulting row change from</w:t>
+      </w:r>
+      <w:r>
+        <w:t xml:space="preserve"> </w:t>
+      </w:r>
+      <w:r>
+        <w:rPr>
+          <w:rStyle w:val="VerbatimChar"/>
+        </w:rPr>
+        <w:t xml:space="preserve">COPY</w:t>
+      </w:r>
+      <w:r>
+        <w:t xml:space="preserve"> </w:t>
+      </w:r>
+      <w:r>
+        <w:t xml:space="preserve">or</w:t>
+      </w:r>
+      <w:r>
+        <w:t xml:space="preserve"> </w:t>
+      </w:r>
+      <w:r>
+        <w:rPr>
+          <w:rStyle w:val="VerbatimChar"/>
+        </w:rPr>
+        <w:t xml:space="preserve">MERGE</w:t>
+      </w:r>
+      <w:r>
+        <w:t xml:space="preserve"> </w:t>
+      </w:r>
+      <w:r>
+        <w:t xml:space="preserve">must publish its own authenticated ledger block</w:t>
+      </w:r>
+      <w:r>
+        <w:t xml:space="preserve"> </w:t>
+      </w:r>
+      <w:r>
+        <w:rPr>
+          <w:b/>
+          <w:bCs/>
+        </w:rPr>
+        <w:t xml:space="preserve">before official materialization</w:t>
+      </w:r>
+      <w:r>
+        <w:t xml:space="preserve">; none may bypass the same authority rules.</w:t>
+      </w:r>
+      <w:r>
+        <w:t xml:space="preserve"> </w:t>
+      </w:r>
+      <w:r>
+        <w:rPr>
+          <w:rStyle w:val="VerbatimChar"/>
+        </w:rPr>
+        <w:t xml:space="preserve">RETURNING</w:t>
+      </w:r>
+      <w:r>
+        <w:t xml:space="preserve"> </w:t>
+      </w:r>
+      <w:r>
+        <w:t xml:space="preserve">reports locally calculated result values, which are</w:t>
+      </w:r>
+      <w:r>
+        <w:t xml:space="preserve"> </w:t>
+      </w:r>
+      <w:r>
+        <w:rPr>
+          <w:b/>
+          <w:bCs/>
+        </w:rPr>
+        <w:t xml:space="preserve">provisional with respect to later block publication and local projection visibility</w:t>
+      </w:r>
+      <w:r>
+        <w:t xml:space="preserve">. The caller may receive</w:t>
+      </w:r>
+      <w:r>
+        <w:t xml:space="preserve"> </w:t>
+      </w:r>
+      <w:r>
+        <w:rPr>
+          <w:rStyle w:val="VerbatimChar"/>
+        </w:rPr>
+        <w:t xml:space="preserve">RETURNING</w:t>
+      </w:r>
+      <w:r>
+        <w:t xml:space="preserve"> </w:t>
+      </w:r>
+      <w:r>
+        <w:t xml:space="preserve">rows before the corresponding signed block is durably published and before the official SELECT-visible projection catches up. This is an accepted application-design responsibility, not a requirement that the engine make RETURNING synchronously visible.</w:t>
+      </w:r>
+      <w:r>
+        <w:t xml:space="preserve"> </w:t>
+      </w:r>
+      <w:r>
+        <w:rPr>
+          <w:rStyle w:val="VerbatimChar"/>
+        </w:rPr>
+        <w:t xml:space="preserve">RETURNING</w:t>
+      </w:r>
+      <w:r>
+        <w:t xml:space="preserve"> </w:t>
+      </w:r>
+      <w:r>
+        <w:t xml:space="preserve">must not be represented as proof that a multi-block COMMIT is atomic or entirely durable, and statement results may precede later publication failures.</w:t>
+      </w:r>
+      <w:r>
+        <w:t xml:space="preserve"> </w:t>
+      </w:r>
+      <w:r>
+        <w:rPr>
+          <w:rStyle w:val="VerbatimChar"/>
+        </w:rPr>
+        <w:t xml:space="preserve">COPY FREEZE</w:t>
+      </w:r>
+      <w:r>
+        <w:t xml:space="preserve">,</w:t>
+      </w:r>
+      <w:r>
+        <w:t xml:space="preserve"> </w:t>
+      </w:r>
+      <w:r>
+        <w:rPr>
+          <w:rStyle w:val="VerbatimChar"/>
+        </w:rPr>
+        <w:t xml:space="preserve">COPY PROGRAM</w:t>
+      </w:r>
+      <w:r>
+        <w:t xml:space="preserve">, unsupported user-defined triggers, stored procedures, user-defined functions</w:t>
+      </w:r>
+      <w:r>
+        <w:t xml:space="preserve"> </w:t>
+      </w:r>
+      <w:r>
+        <w:rPr>
+          <w:b/>
+          <w:bCs/>
+        </w:rPr>
+        <w:t xml:space="preserve">with side effects</w:t>
+      </w:r>
+      <w:r>
+        <w:t xml:space="preserve">, and other unapproved mutation paths must be rejected or made unavailable rather than allowed to bypass ledger-authoritative changes. PostgreSQL internal built-ins necessary for supported SQL remain available. This is a baseline feature subset, not a promise to preserve unsupported SQL extensions or direct writes.</w:t>
       </w:r>
       <w:r>
         <w:t xml:space="preserve"> </w:t>
@@ -5616,18 +6958,213 @@
         <w:t xml:space="preserve"> </w:t>
       </w:r>
       <w:r>
-        <w:t xml:space="preserve">The larger SQL schema-feature contract (indexes, collations, constraints as metadata, type-specific conversions/default expressions), exact handling of hostile but correctly signed malformed event bodies, dependencies for unrecognized schema events, and interoperable error/status categories. Configurable resource limits are mandatory (Section 5), but their concrete configuration interface is not frozen.</w:t>
-      </w:r>
-    </w:p>
-    <w:bookmarkEnd w:id="35"/>
-    <w:bookmarkEnd w:id="36"/>
-    <w:bookmarkStart w:id="37" w:name="Xacedf5c2a1dc44c4429f1fe73a075149e38ed59"/>
+        <w:t xml:space="preserve">Detailed</w:t>
+      </w:r>
+      <w:r>
+        <w:t xml:space="preserve"> </w:t>
+      </w:r>
+      <w:r>
+        <w:rPr>
+          <w:rStyle w:val="VerbatimChar"/>
+        </w:rPr>
+        <w:t xml:space="preserve">MERGE</w:t>
+      </w:r>
+      <w:r>
+        <w:t xml:space="preserve"> </w:t>
+      </w:r>
+      <w:r>
+        <w:t xml:space="preserve">branch features, supported expressions/joins/CTEs, permissions/admin DDL, indices and types beyond the declared set, and exact command result/error representations.</w:t>
+      </w:r>
+    </w:p>
+    <w:p>
+      <w:pPr>
+        <w:pStyle w:val="BodyText"/>
+      </w:pPr>
+      <w:r>
+        <w:t xml:space="preserve">SQL clients can use provisional transactions.</w:t>
+      </w:r>
+      <w:r>
+        <w:t xml:space="preserve"> </w:t>
+      </w:r>
+      <w:r>
+        <w:rPr>
+          <w:rStyle w:val="VerbatimChar"/>
+        </w:rPr>
+        <w:t xml:space="preserve">BEGIN</w:t>
+      </w:r>
+      <w:r>
+        <w:t xml:space="preserve"> </w:t>
+      </w:r>
+      <w:r>
+        <w:t xml:space="preserve">starts uncommitted isolated changes;</w:t>
+      </w:r>
+      <w:r>
+        <w:t xml:space="preserve"> </w:t>
+      </w:r>
+      <w:r>
+        <w:rPr>
+          <w:rStyle w:val="VerbatimChar"/>
+        </w:rPr>
+        <w:t xml:space="preserve">ROLLBACK</w:t>
+      </w:r>
+      <w:r>
+        <w:t xml:space="preserve"> </w:t>
+      </w:r>
+      <w:r>
+        <w:t xml:space="preserve">before ledger publication discards those staged changes without emitting blocks.</w:t>
+      </w:r>
+      <w:r>
+        <w:t xml:space="preserve"> </w:t>
+      </w:r>
+      <w:r>
+        <w:rPr>
+          <w:rStyle w:val="VerbatimChar"/>
+        </w:rPr>
+        <w:t xml:space="preserve">COMMIT</w:t>
+      </w:r>
+      <w:r>
+        <w:t xml:space="preserve"> </w:t>
+      </w:r>
+      <w:r>
+        <w:t xml:space="preserve">begins publication of separately authenticated blocks reflecting final staged row changes; publication is</w:t>
+      </w:r>
+      <w:r>
+        <w:t xml:space="preserve"> </w:t>
+      </w:r>
+      <w:r>
+        <w:rPr>
+          <w:b/>
+          <w:bCs/>
+        </w:rPr>
+        <w:t xml:space="preserve">not group-atomic</w:t>
+      </w:r>
+      <w:r>
+        <w:t xml:space="preserve">. If a crash leaves only 60 of 100 intended blocks durably published, those 60 are permanent ledger history; remaining blocks may never exist. The materialized official database is updated only by ledger ingestion, not by the provisional transaction directly.</w:t>
+      </w:r>
+      <w:r>
+        <w:t xml:space="preserve"> </w:t>
+      </w:r>
+      <w:r>
+        <w:rPr>
+          <w:b/>
+          <w:bCs/>
+        </w:rPr>
+        <w:t xml:space="preserve">CONFIRMED 2026-10-22:</w:t>
+      </w:r>
+      <w:r>
+        <w:t xml:space="preserve"> </w:t>
+      </w:r>
+      <w:r>
+        <w:t xml:space="preserve">If the origin can determine that a COMMIT stopped after publishing only some intended blocks, it must communicate failure or explicit partial completion accurately, never claim atomic rollback of already durable blocks. Network disconnects may leave the client uncertain; they do not annul independently durable blocks. Resumable publication is optional, not a fundamental ledger requirement. Applications must handle missing/partial outcomes and any stronger business atomicity at a higher layer; compensating operations create new blocks and do not erase history.</w:t>
+      </w:r>
+    </w:p>
+    <w:p>
+      <w:pPr>
+        <w:pStyle w:val="BodyText"/>
+      </w:pPr>
+      <w:r>
+        <w:t xml:space="preserve">Ordinary offline master writes do not wait for cross-master acknowledgment. A higher-assurance application may implement independent locks/reservations and require all masters’ confirmation, recognizing that such applications can block during partitions and still need a true protocol to prevent simultaneous conflicting reservations.</w:t>
+      </w:r>
+    </w:p>
+    <w:p>
+      <w:pPr>
+        <w:pStyle w:val="BodyText"/>
+      </w:pPr>
+      <w:r>
+        <w:rPr>
+          <w:b/>
+          <w:bCs/>
+        </w:rPr>
+        <w:t xml:space="preserve">CONFIRMED SQL outcome policy:</w:t>
+      </w:r>
+      <w:r>
+        <w:t xml:space="preserve"> </w:t>
+      </w:r>
+      <w:r>
+        <w:t xml:space="preserve">Preserve normal PostgreSQL command tags/affected-row counts for supported SQL, including matched-but-unchanged rows where applicable. A failed partial</w:t>
+      </w:r>
+      <w:r>
+        <w:t xml:space="preserve"> </w:t>
+      </w:r>
+      <w:r>
+        <w:rPr>
+          <w:rStyle w:val="VerbatimChar"/>
+        </w:rPr>
+        <w:t xml:space="preserve">COMMIT</w:t>
+      </w:r>
+      <w:r>
+        <w:t xml:space="preserve"> </w:t>
+      </w:r>
+      <w:r>
+        <w:t xml:space="preserve">must not return ordinary full success. When the origin can determine partial publication, report a distinct SQLSTATE</w:t>
+      </w:r>
+      <w:r>
+        <w:t xml:space="preserve"> </w:t>
+      </w:r>
+      <w:r>
+        <w:rPr>
+          <w:rStyle w:val="VerbatimChar"/>
+        </w:rPr>
+        <w:t xml:space="preserve">ZL001</w:t>
+      </w:r>
+      <w:r>
+        <w:t xml:space="preserve">, an explicit partially-published status, and the known durable block count and GUIDs; durable blocks remain ledger history. When the outcome cannot be determined due to connection loss, do not imply rollback;</w:t>
+      </w:r>
+      <w:r>
+        <w:t xml:space="preserve"> </w:t>
+      </w:r>
+      <w:r>
+        <w:rPr>
+          <w:rStyle w:val="VerbatimChar"/>
+        </w:rPr>
+        <w:t xml:space="preserve">08007</w:t>
+      </w:r>
+      <w:r>
+        <w:t xml:space="preserve"> </w:t>
+      </w:r>
+      <w:r>
+        <w:t xml:space="preserve">can be used where the server can report uncertain transaction resolution, otherwise the client must inspect durable ledger history. Previously emitted</w:t>
+      </w:r>
+      <w:r>
+        <w:t xml:space="preserve"> </w:t>
+      </w:r>
+      <w:r>
+        <w:rPr>
+          <w:rStyle w:val="VerbatimChar"/>
+        </w:rPr>
+        <w:t xml:space="preserve">RETURNING</w:t>
+      </w:r>
+      <w:r>
+        <w:t xml:space="preserve"> </w:t>
+      </w:r>
+      <w:r>
+        <w:t xml:space="preserve">values remain locally evaluated provisional information and do not imply publication or immediate SELECT visibility. Application software, not the ledger database, is responsible for business workflows that require immediate read-after-write visibility or all-or-nothing multi-block results.</w:t>
+      </w:r>
+      <w:r>
+        <w:t xml:space="preserve"> </w:t>
+      </w:r>
+      <w:r>
+        <w:rPr>
+          <w:b/>
+          <w:bCs/>
+        </w:rPr>
+        <w:t xml:space="preserve">Remaining OPEN:</w:t>
+      </w:r>
+      <w:r>
+        <w:t xml:space="preserve"> </w:t>
+      </w:r>
+      <w:r>
+        <w:t xml:space="preserve">exact PostgreSQL error field placement and machine-readable result schema, supported expression/CTE/cast subset, retry identity handling, and unsupported SQLSTATE mapping. Explicit NULL-versus-omission semantics are now specified in Section 6.2. The initial system makes no promise that ordinary SQL semantics imply global transaction finality.</w:t>
+      </w:r>
+    </w:p>
+    <w:bookmarkEnd w:id="38"/>
+    <w:bookmarkStart w:id="39" w:name="X8468d05d535218b061d50886984d17c492e6aea"/>
     <w:p>
       <w:pPr>
         <w:pStyle w:val="Heading2"/>
       </w:pPr>
       <w:r>
-        <w:t xml:space="preserve">7. Deterministic reconciliation and conflict semantics — CONFIRMED</w:t>
+        <w:t xml:space="preserve">10. Materialization priority, durability, and recovery — CONFIRMED</w:t>
       </w:r>
     </w:p>
     <w:p>
@@ -5635,49 +7172,23 @@
         <w:pStyle w:val="FirstParagraph"/>
       </w:pPr>
       <w:r>
-        <w:t xml:space="preserve">A node retains all authenticated blocks it has received; it validates the signer</w:t>
-      </w:r>
-      <w:r>
-        <w:t xml:space="preserve"> </w:t>
-      </w:r>
-      <w:r>
-        <w:rPr>
-          <w:b/>
-          <w:bCs/>
-        </w:rPr>
-        <w:t xml:space="preserve">against canonical authorization history</w:t>
-      </w:r>
-      <w:r>
-        <w:t xml:space="preserve">, then derives the current schema and rows from applicable events in canonical order.</w:t>
-      </w:r>
-      <w:r>
-        <w:t xml:space="preserve"> </w:t>
-      </w:r>
-      <w:r>
-        <w:rPr>
-          <w:b/>
-          <w:bCs/>
-        </w:rPr>
-        <w:t xml:space="preserve">Later modifications win over earlier modifications to the same affected field</w:t>
-      </w:r>
-      <w:r>
-        <w:t xml:space="preserve"> </w:t>
-      </w:r>
-      <w:r>
-        <w:t xml:space="preserve">unless a deletion applies;</w:t>
-      </w:r>
-      <w:r>
-        <w:t xml:space="preserve"> </w:t>
-      </w:r>
-      <w:r>
-        <w:rPr>
-          <w:b/>
-          <w:bCs/>
-        </w:rPr>
-        <w:t xml:space="preserve">deletions always win for the same immutable entity GUID</w:t>
-      </w:r>
-      <w:r>
-        <w:t xml:space="preserve">, including after earlier or later updates. The same rule applies to rows, columns, and tables. A deleted row/table/column cannot be recreated with the same GUID.</w:t>
+        <w:t xml:space="preserve">A received valid block must enter persistent ledger storage before altering the official database. Master-originated blocks follow the same rule. Once received blocks are available, the database</w:t>
+      </w:r>
+      <w:r>
+        <w:t xml:space="preserve"> </w:t>
+      </w:r>
+      <w:r>
+        <w:rPr>
+          <w:b/>
+          <w:bCs/>
+        </w:rPr>
+        <w:t xml:space="preserve">pauses ordinary activity to process the blocks it already knows</w:t>
+      </w:r>
+      <w:r>
+        <w:t xml:space="preserve"> </w:t>
+      </w:r>
+      <w:r>
+        <w:t xml:space="preserve">and keep its local projection caught up; local precedence over throughput is intentional. This never implies certainty that no missing blocks exist on the wider network. A master can operate while other masters are offline, apart from local synchronization needed to apply known blocks.</w:t>
       </w:r>
     </w:p>
     <w:p>
@@ -5685,49 +7196,36 @@
         <w:pStyle w:val="BodyText"/>
       </w:pPr>
       <w:r>
-        <w:t xml:space="preserve">A delayed update to a GUID for which its earlier INSERT has not yet arrived is retained and logged as temporarily inapplicable; it has no visible effect until the missing earlier INSERT is received and the entity can be reprojected. Operations that cannot yet be interpreted because schema blocks are missing are similarly logged and reconsidered after recovery of dependencies.</w:t>
-      </w:r>
-      <w:r>
-        <w:t xml:space="preserve"> </w:t>
-      </w:r>
-      <w:r>
-        <w:rPr>
-          <w:b/>
-          <w:bCs/>
-        </w:rPr>
-        <w:t xml:space="preserve">A valid block is never ignored or permanently excluded solely because it arrives late or has an earlier timestamp.</w:t>
-      </w:r>
-      <w:r>
-        <w:t xml:space="preserve"> </w:t>
-      </w:r>
-      <w:r>
-        <w:t xml:space="preserve">When an earlier block changes the canonical interpretation of materialized history, the node</w:t>
-      </w:r>
-      <w:r>
-        <w:t xml:space="preserve"> </w:t>
-      </w:r>
-      <w:r>
-        <w:rPr>
-          <w:b/>
-          <w:bCs/>
-        </w:rPr>
-        <w:t xml:space="preserve">must correct the official projection</w:t>
-      </w:r>
-      <w:r>
-        <w:t xml:space="preserve">: it may roll back/recompute affected rows, schema and dependencies, or rebuild its materialized database</w:t>
-      </w:r>
-      <w:r>
-        <w:t xml:space="preserve"> </w:t>
-      </w:r>
-      <w:r>
-        <w:rPr>
-          <w:b/>
-          <w:bCs/>
-        </w:rPr>
-        <w:t xml:space="preserve">from genesis and the retained relevant full ledger history</w:t>
-      </w:r>
-      <w:r>
-        <w:t xml:space="preserve">. Rebuilding from scratch is conforming, even if slower. Any partial/recovery representation must not pretend the late valid block never existed. A block with missing authority/schema dependencies can remain pending until its prerequisites are known; that is not permission to discard it because of age. Unrelated rows need not be rolled back when selective replay is proven safe. Immutable event history itself never rolls back; only the derived materialized database state can be corrected. A raw block may remain retained even where later validation makes it unauthorized/inapplicable; it must not affect the projection.</w:t>
+        <w:t xml:space="preserve">Crash-safe progress tracking and idempotent replay or reconstruction must ensure a crash between block durability and materialization can be recovered without permanently omitting or double-applying effects.</w:t>
+      </w:r>
+      <w:r>
+        <w:t xml:space="preserve"> </w:t>
+      </w:r>
+      <w:r>
+        <w:rPr>
+          <w:b/>
+          <w:bCs/>
+        </w:rPr>
+        <w:t xml:space="preserve">CONFIRMED 2026-10-22:</w:t>
+      </w:r>
+      <w:r>
+        <w:t xml:space="preserve"> </w:t>
+      </w:r>
+      <w:r>
+        <w:t xml:space="preserve">Late valid historical blocks and later-revealed earlier authority history must cause the projection to be corrected through safe rollback/replay of affected materialization</w:t>
+      </w:r>
+      <w:r>
+        <w:t xml:space="preserve"> </w:t>
+      </w:r>
+      <w:r>
+        <w:rPr>
+          <w:b/>
+          <w:bCs/>
+        </w:rPr>
+        <w:t xml:space="preserve">or a complete rebuild from authenticated ledger history</w:t>
+      </w:r>
+      <w:r>
+        <w:t xml:space="preserve">; no timestamp-age cutoff may permanently suppress those corrections. Master/replica outage, out-of-order delivery, partitions, and late authority changes may all require selective re-projection. The ledger itself is immutable; the projection is replaceable. Acknowledgment of successful ledger append implies local durable storage; a block lost with all copies is unrecoverable.</w:t>
       </w:r>
     </w:p>
     <w:p>
@@ -5739,39 +7237,174 @@
           <w:b/>
           <w:bCs/>
         </w:rPr>
-        <w:t xml:space="preserve">No secondary events from normal replay:</w:t>
-      </w:r>
-      <w:r>
-        <w:t xml:space="preserve"> </w:t>
-      </w:r>
-      <w:r>
-        <w:t xml:space="preserve">An ordinary block's application does not publish another block. Replay is not a user edit; ordinary blocks never echo into the ledger. Rare automatic corrections are separately initiated by an authorized master by publishing a</w:t>
-      </w:r>
-      <w:r>
-        <w:t xml:space="preserve"> </w:t>
-      </w:r>
-      <w:r>
-        <w:rPr>
-          <w:b/>
-          <w:bCs/>
-        </w:rPr>
-        <w:t xml:space="preserve">new authenticated correction block first</w:t>
-      </w:r>
-      <w:r>
-        <w:t xml:space="preserve"> </w:t>
-      </w:r>
-      <w:r>
-        <w:t xml:space="preserve">and then having the database consume it. The ledger does not distinguish human-driven and automatic signed changes.</w:t>
-      </w:r>
-    </w:p>
-    <w:bookmarkEnd w:id="37"/>
-    <w:bookmarkStart w:id="38" w:name="X4be94066ad70d7929383cead133faa36fa4a09b"/>
+        <w:t xml:space="preserve">CONFIRMED 2026-10-22 — local read barrier versus remote catch-up:</w:t>
+      </w:r>
+      <w:r>
+        <w:t xml:space="preserve"> </w:t>
+      </w:r>
+      <w:r>
+        <w:t xml:space="preserve">An ordinary</w:t>
+      </w:r>
+      <w:r>
+        <w:t xml:space="preserve"> </w:t>
+      </w:r>
+      <w:r>
+        <w:rPr>
+          <w:rStyle w:val="VerbatimChar"/>
+        </w:rPr>
+        <w:t xml:space="preserve">SELECT</w:t>
+      </w:r>
+      <w:r>
+        <w:t xml:space="preserve"> </w:t>
+      </w:r>
+      <w:r>
+        <w:t xml:space="preserve">must</w:t>
+      </w:r>
+      <w:r>
+        <w:t xml:space="preserve"> </w:t>
+      </w:r>
+      <w:r>
+        <w:rPr>
+          <w:b/>
+          <w:bCs/>
+        </w:rPr>
+        <w:t xml:space="preserve">not wait merely because peers may still hold unknown blocks</w:t>
+      </w:r>
+      <w:r>
+        <w:t xml:space="preserve">, because network completeness cannot generally be established. A node may serve a consistent, locally materialized but network-stale state until more blocks become known. Once a node undertakes a local projection modification, selective rollback/replay, or full rebuild to incorporate</w:t>
+      </w:r>
+      <w:r>
+        <w:t xml:space="preserve"> </w:t>
+      </w:r>
+      <w:r>
+        <w:rPr>
+          <w:b/>
+          <w:bCs/>
+        </w:rPr>
+        <w:t xml:space="preserve">blocks it already knows</w:t>
+      </w:r>
+      <w:r>
+        <w:t xml:space="preserve">, ordinary</w:t>
+      </w:r>
+      <w:r>
+        <w:t xml:space="preserve"> </w:t>
+      </w:r>
+      <w:r>
+        <w:rPr>
+          <w:rStyle w:val="VerbatimChar"/>
+        </w:rPr>
+        <w:t xml:space="preserve">SELECT</w:t>
+      </w:r>
+      <w:r>
+        <w:t xml:space="preserve"> </w:t>
+      </w:r>
+      <w:r>
+        <w:t xml:space="preserve">operations requiring that projection must wait until the current local reconciliation produces a consistent result; they must not observe an intermediate or partially rebuilt official state. A complete rebuild</w:t>
+      </w:r>
+      <w:r>
+        <w:t xml:space="preserve"> </w:t>
+      </w:r>
+      <w:r>
+        <w:rPr>
+          <w:b/>
+          <w:bCs/>
+        </w:rPr>
+        <w:t xml:space="preserve">must create a persistent diagnostic/error-log entry</w:t>
+      </w:r>
+      <w:r>
+        <w:t xml:space="preserve"> </w:t>
+      </w:r>
+      <w:r>
+        <w:t xml:space="preserve">explaining why the rebuild was necessary, the affected ledger/database, its outcome, and information sufficient for an operator to investigate. The entry is operational evidence, not an authenticated ledger block. Implementers may choose locking/projection-swap mechanisms, but must not indefinitely block</w:t>
+      </w:r>
+      <w:r>
+        <w:t xml:space="preserve"> </w:t>
+      </w:r>
+      <w:r>
+        <w:rPr>
+          <w:rStyle w:val="VerbatimChar"/>
+        </w:rPr>
+        <w:t xml:space="preserve">SELECT</w:t>
+      </w:r>
+      <w:r>
+        <w:t xml:space="preserve"> </w:t>
+      </w:r>
+      <w:r>
+        <w:t xml:space="preserve">solely to await hypothetical unseen network blocks.</w:t>
+      </w:r>
+      <w:r>
+        <w:t xml:space="preserve"> </w:t>
+      </w:r>
+      <w:r>
+        <w:rPr>
+          <w:b/>
+          <w:bCs/>
+        </w:rPr>
+        <w:t xml:space="preserve">CONFIRMED operational projection reporting:</w:t>
+      </w:r>
+      <w:r>
+        <w:t xml:space="preserve"> </w:t>
+      </w:r>
+      <w:r>
+        <w:t xml:space="preserve">Expose projection states</w:t>
+      </w:r>
+      <w:r>
+        <w:t xml:space="preserve"> </w:t>
+      </w:r>
+      <w:r>
+        <w:rPr>
+          <w:rStyle w:val="VerbatimChar"/>
+        </w:rPr>
+        <w:t xml:space="preserve">ready</w:t>
+      </w:r>
+      <w:r>
+        <w:t xml:space="preserve">,</w:t>
+      </w:r>
+      <w:r>
+        <w:t xml:space="preserve"> </w:t>
+      </w:r>
+      <w:r>
+        <w:rPr>
+          <w:rStyle w:val="VerbatimChar"/>
+        </w:rPr>
+        <w:t xml:space="preserve">reconciling</w:t>
+      </w:r>
+      <w:r>
+        <w:t xml:space="preserve">,</w:t>
+      </w:r>
+      <w:r>
+        <w:t xml:space="preserve"> </w:t>
+      </w:r>
+      <w:r>
+        <w:rPr>
+          <w:rStyle w:val="VerbatimChar"/>
+        </w:rPr>
+        <w:t xml:space="preserve">rebuilding</w:t>
+      </w:r>
+      <w:r>
+        <w:t xml:space="preserve">, and</w:t>
+      </w:r>
+      <w:r>
+        <w:t xml:space="preserve"> </w:t>
+      </w:r>
+      <w:r>
+        <w:rPr>
+          <w:rStyle w:val="VerbatimChar"/>
+        </w:rPr>
+        <w:t xml:space="preserve">failed</w:t>
+      </w:r>
+      <w:r>
+        <w:t xml:space="preserve">. A full rebuild must persistently log ledger GUID, database identity, UTC start/end timestamps, reason, outcome, and error details when unsuccessful. If reconstruction fails, an affected SELECT must return a clear error rather than stale/inconsistent projected data. Under continuous block arrivals, a node must not starve SELECT indefinitely: it may reconcile a finite known batch to a consistent point, admit reads, and then incorporate later blocks. Implementation-specific WAL/cursor/checkpoint details remain free; exposed status must not claim an inconsistent projection is ready. Exact log encoding and error codes belong to operational API documentation. Rollback/replay versus full rebuild is an implementation choice; neither may ignore applicable earlier blocks.</w:t>
+      </w:r>
+    </w:p>
+    <w:bookmarkEnd w:id="39"/>
+    <w:bookmarkStart w:id="40" w:name="X474e9faf4f45ed1c8f9f036e4917fd3955661eb"/>
     <w:p>
       <w:pPr>
         <w:pStyle w:val="Heading2"/>
       </w:pPr>
       <w:r>
-        <w:t xml:space="preserve">8. Schema identity, name collisions, and conversion — CONFIRMED</w:t>
+        <w:t xml:space="preserve">11. Peer-to-peer propagation and offline exchange — CONFIRMED behavior; management API extension required</w:t>
       </w:r>
     </w:p>
     <w:p>
@@ -5779,50 +7412,20 @@
         <w:pStyle w:val="FirstParagraph"/>
       </w:pPr>
       <w:r>
-        <w:t xml:space="preserve">Every table and every column has an immutable GUID.</w:t>
-      </w:r>
-      <w:r>
-        <w:t xml:space="preserve"> </w:t>
-      </w:r>
-      <w:r>
-        <w:rPr>
-          <w:rStyle w:val="VerbatimChar"/>
-        </w:rPr>
-        <w:t xml:space="preserve">RENAME_TABLE</w:t>
-      </w:r>
-      <w:r>
-        <w:t xml:space="preserve"> </w:t>
-      </w:r>
-      <w:r>
-        <w:t xml:space="preserve">and</w:t>
-      </w:r>
-      <w:r>
-        <w:t xml:space="preserve"> </w:t>
-      </w:r>
-      <w:r>
-        <w:rPr>
-          <w:rStyle w:val="VerbatimChar"/>
-        </w:rPr>
-        <w:t xml:space="preserve">RENAME_COLUMN</w:t>
-      </w:r>
-      <w:r>
-        <w:t xml:space="preserve"> </w:t>
-      </w:r>
-      <w:r>
-        <w:t xml:space="preserve">preserve GUID; concurrent rename events targeting a GUID settle by</w:t>
-      </w:r>
-      <w:r>
-        <w:t xml:space="preserve"> </w:t>
-      </w:r>
-      <w:r>
-        <w:rPr>
-          <w:b/>
-          <w:bCs/>
-        </w:rPr>
-        <w:t xml:space="preserve">latest canonical event wins</w:t>
-      </w:r>
-      <w:r>
-        <w:t xml:space="preserve">, unless the entity is deleted. A dropped column supersedes updates targeting it. A newly added table or column with the same name as an old/deleted one always receives a new GUID.</w:t>
+        <w:t xml:space="preserve">Every node may receive, verify, store, serve, relay, and export an intact block, regardless of whether it may originate blocks. Block validity is transport-independent. Permit direct peer connections (TCP/QUIC or suitable supported protocols), decentralized peer discovery with configurable bootstraps, BitTorrent-inspired DHT, peer exchange, LAN service discovery, NAT traversal and relaying, HTTP(S), multipeer downloads, and real-time announcements. Nodes normally advertise new validated blocks to peers with resource/bandwidth controls.</w:t>
+      </w:r>
+      <w:r>
+        <w:t xml:space="preserve"> </w:t>
+      </w:r>
+      <w:r>
+        <w:rPr>
+          <w:b/>
+          <w:bCs/>
+        </w:rPr>
+        <w:t xml:space="preserve">No peer discovery or master quorum is necessary for an ordinary local write</w:t>
+      </w:r>
+      <w:r>
+        <w:t xml:space="preserve">.</w:t>
       </w:r>
     </w:p>
     <w:p>
@@ -5830,80 +7433,20 @@
         <w:pStyle w:val="BodyText"/>
       </w:pPr>
       <w:r>
-        <w:t xml:space="preserve">If two masters create distinct GUIDs under the same SQL-visible table name or the same column name within one table,</w:t>
-      </w:r>
-      <w:r>
-        <w:t xml:space="preserve"> </w:t>
-      </w:r>
-      <w:r>
-        <w:rPr>
-          <w:b/>
-          <w:bCs/>
-        </w:rPr>
-        <w:t xml:space="preserve">both entities survive</w:t>
-      </w:r>
-      <w:r>
-        <w:t xml:space="preserve">.</w:t>
-      </w:r>
-      <w:r>
-        <w:t xml:space="preserve"> </w:t>
-      </w:r>
-      <w:r>
-        <w:rPr>
-          <w:b/>
-          <w:bCs/>
-        </w:rPr>
-        <w:t xml:space="preserve">CONFIRMED priority:</w:t>
-      </w:r>
-      <w:r>
-        <w:t xml:space="preserve"> </w:t>
-      </w:r>
-      <w:r>
-        <w:t xml:space="preserve">The entity introduced</w:t>
-      </w:r>
-      <w:r>
-        <w:t xml:space="preserve"> </w:t>
-      </w:r>
-      <w:r>
-        <w:rPr>
-          <w:b/>
-          <w:bCs/>
-        </w:rPr>
-        <w:t xml:space="preserve">first in canonical creation-block order</w:t>
-      </w:r>
-      <w:r>
-        <w:t xml:space="preserve"> </w:t>
-      </w:r>
-      <w:r>
-        <w:t xml:space="preserve">retains the original name; later-created conflicting entities are renamed to</w:t>
-      </w:r>
-      <w:r>
-        <w:t xml:space="preserve"> </w:t>
-      </w:r>
-      <w:r>
-        <w:rPr>
-          <w:rStyle w:val="VerbatimChar"/>
-        </w:rPr>
-        <w:t xml:space="preserve">original-name-entityGUIDwithoutdashes</w:t>
-      </w:r>
-      <w:r>
-        <w:t xml:space="preserve"> </w:t>
-      </w:r>
-      <w:r>
-        <w:t xml:space="preserve">by</w:t>
-      </w:r>
-      <w:r>
-        <w:t xml:space="preserve"> </w:t>
-      </w:r>
-      <w:r>
-        <w:rPr>
-          <w:b/>
-          <w:bCs/>
-        </w:rPr>
-        <w:t xml:space="preserve">new signed corrective RENAME blocks authored by an authorized master</w:t>
-      </w:r>
-      <w:r>
-        <w:t xml:space="preserve">. GUID numerical order and network arrival order do not determine which entity keeps the name. The authorized master publishes a correction block before its own database applies that correction; a read-only replica cannot originate corrections. Until a corrective block arrives, a replica retains both GUID-distinct entities, possibly with ambiguous SQL-visible names. All valid independent repairs remain in ledger history; latest valid explicit rename events still win canonically unless deletion applies.</w:t>
+        <w:t xml:space="preserve">Combine rapid announcements with periodic cryptographic</w:t>
+      </w:r>
+      <w:r>
+        <w:t xml:space="preserve"> </w:t>
+      </w:r>
+      <w:r>
+        <w:rPr>
+          <w:b/>
+          <w:bCs/>
+        </w:rPr>
+        <w:t xml:space="preserve">inventory reconciliation</w:t>
+      </w:r>
+      <w:r>
+        <w:t xml:space="preserve">, including Merkle-style summaries or equivalent, and comparisons by block ID/hash that do not depend exclusively on timestamps. Export and import must include individual blocks, timestamp ranges, a full ledger, and incremental missing-block batches; large whole-ledger archives can be imported as offline batch jobs, from arbitrary media. The ledger does not require a database to exist; a returning master can catch up through a read-only replica.</w:t>
       </w:r>
     </w:p>
     <w:p>
@@ -5911,44 +7454,79 @@
         <w:pStyle w:val="BodyText"/>
       </w:pPr>
       <w:r>
-        <w:t xml:space="preserve">When a column data type changes, convert existing values where possible. On incompatible conversion, log an error. If NULL is permitted, use</w:t>
-      </w:r>
-      <w:r>
-        <w:t xml:space="preserve"> </w:t>
-      </w:r>
-      <w:r>
-        <w:rPr>
-          <w:rStyle w:val="VerbatimChar"/>
-        </w:rPr>
-        <w:t xml:space="preserve">NULL</w:t>
-      </w:r>
-      <w:r>
-        <w:t xml:space="preserve">. If NULL is not permitted, use a suitable datatype default (</w:t>
-      </w:r>
-      <w:r>
-        <w:rPr>
-          <w:rStyle w:val="VerbatimChar"/>
-        </w:rPr>
-        <w:t xml:space="preserve">0</w:t>
-      </w:r>
-      <w:r>
-        <w:t xml:space="preserve"> </w:t>
-      </w:r>
-      <w:r>
-        <w:t xml:space="preserve">for a numeric type, empty string for text, minimum supported date/time for date types, etc.). On encountering an incompatibility that calls for an automatic replacement, a master creates a</w:t>
-      </w:r>
-      <w:r>
-        <w:t xml:space="preserve"> </w:t>
-      </w:r>
-      <w:r>
-        <w:rPr>
-          <w:b/>
-          <w:bCs/>
-        </w:rPr>
-        <w:t xml:space="preserve">new row-value-update block</w:t>
-      </w:r>
-      <w:r>
-        <w:t xml:space="preserve">, rather than silently modifying official state. Automated changes may themselves be followed by later canonical changes; arbitrary circular replay/republishing is not allowed.</w:t>
+        <w:rPr>
+          <w:b/>
+          <w:bCs/>
+        </w:rPr>
+        <w:t xml:space="preserve">CONFIRMED 2026-10-22 — management API:</w:t>
+      </w:r>
+      <w:r>
+        <w:t xml:space="preserve"> </w:t>
+      </w:r>
+      <w:r>
+        <w:t xml:space="preserve">Preserve compatible existing database SQL/client communications, and provide a documented</w:t>
+      </w:r>
+      <w:r>
+        <w:t xml:space="preserve"> </w:t>
+      </w:r>
+      <w:r>
+        <w:rPr>
+          <w:rStyle w:val="VerbatimChar"/>
+          <w:b/>
+          <w:bCs/>
+        </w:rPr>
+        <w:t xml:space="preserve">ledgerctl</w:t>
+      </w:r>
+      <w:r>
+        <w:rPr>
+          <w:b/>
+          <w:bCs/>
+        </w:rPr>
+        <w:t xml:space="preserve"> </w:t>
+      </w:r>
+      <w:r>
+        <w:rPr>
+          <w:b/>
+          <w:bCs/>
+        </w:rPr>
+        <w:t xml:space="preserve">command-line interface producing machine-readable JSON results</w:t>
+      </w:r>
+      <w:r>
+        <w:t xml:space="preserve"> </w:t>
+      </w:r>
+      <w:r>
+        <w:t xml:space="preserve">alongside normal PostgreSQL SQL connectivity. The interface must permit new-ledger initialization, joining/pinning by ledger GUID and genesis fingerprint, raw signed-block publication/import, exact raw-block retrieval, export of individual or selected/all blocks, peer configuration, and inspection of retained/pending/quarantined/applied/rebuild/synchronization status. Implementations may additionally offer SQL administration functions or other APIs, but must provide the standard test-facing</w:t>
+      </w:r>
+      <w:r>
+        <w:t xml:space="preserve"> </w:t>
+      </w:r>
+      <w:r>
+        <w:rPr>
+          <w:rStyle w:val="VerbatimChar"/>
+        </w:rPr>
+        <w:t xml:space="preserve">ledgerctl</w:t>
+      </w:r>
+      <w:r>
+        <w:t xml:space="preserve"> </w:t>
+      </w:r>
+      <w:r>
+        <w:t xml:space="preserve">surface. Before blind verification, the</w:t>
+      </w:r>
+      <w:r>
+        <w:t xml:space="preserve"> </w:t>
+      </w:r>
+      <w:r>
+        <w:rPr>
+          <w:b/>
+          <w:bCs/>
+        </w:rPr>
+        <w:t xml:space="preserve">exact subcommand names, option names, byte inputs/outputs, JSON schemas, errors, and launch/configuration contract</w:t>
+      </w:r>
+      <w:r>
+        <w:t xml:space="preserve"> </w:t>
+      </w:r>
+      <w:r>
+        <w:t xml:space="preserve">must be frozen in a separate management API specification, not inferred by the verifier. Detailed peer discovery, gossip, retries, routing, transport libraries/protocols and scheduling remain engineering freedoms, provided locally configured peers demonstrably exchange all relevant blocks during offline/local-network testing.</w:t>
       </w:r>
     </w:p>
     <w:p>
@@ -5960,39 +7538,518 @@
           <w:b/>
           <w:bCs/>
         </w:rPr>
-        <w:t xml:space="preserve">CONFIRMED 2026-10-22:</w:t>
-      </w:r>
-      <w:r>
-        <w:t xml:space="preserve"> </w:t>
-      </w:r>
-      <w:r>
-        <w:t xml:space="preserve">Distinct GUID entities with conflicting names must survive and an authorized master must publish deterministic GUID-suffixed renames as authenticated corrective blocks. Until correction, SQL name resolution must not silently bind an ambiguous name to an arbitrary entity or discard either entity; the visible state and any ambiguity/error must be deterministic for a given applied history. The same append-before-apply correction principle applies to invalid NULL/type values: an authorized master emits a separate signed corrective row block rather than unlogged storage mutation.</w:t>
-      </w:r>
-      <w:r>
-        <w:t xml:space="preserve"> </w:t>
-      </w:r>
-      <w:r>
-        <w:rPr>
-          <w:b/>
-          <w:bCs/>
-        </w:rPr>
-        <w:t xml:space="preserve">OPEN:</w:t>
-      </w:r>
-      <w:r>
-        <w:t xml:space="preserve"> </w:t>
-      </w:r>
-      <w:r>
-        <w:t xml:space="preserve">Full deterministic fallback-value table, concurrent automatic repairs that might collide again, interaction with later user renames, exactly when corrections are emitted, and transient read behavior while reconciliation is underway. A read-only replica never fabricates a corrective signed block.</w:t>
-      </w:r>
-    </w:p>
-    <w:bookmarkEnd w:id="38"/>
-    <w:bookmarkStart w:id="39" w:name="Xbc19671765c2b411e7816c09547f69e2ead8dbc"/>
+        <w:t xml:space="preserve">CONFIRMED 2026-10-22 — block exchange:</w:t>
+      </w:r>
+      <w:r>
+        <w:t xml:space="preserve"> </w:t>
+      </w:r>
+      <w:r>
+        <w:t xml:space="preserve">Single-block export returns the</w:t>
+      </w:r>
+      <w:r>
+        <w:t xml:space="preserve"> </w:t>
+      </w:r>
+      <w:r>
+        <w:rPr>
+          <w:b/>
+          <w:bCs/>
+        </w:rPr>
+        <w:t xml:space="preserve">exact original signed block bytes</w:t>
+      </w:r>
+      <w:r>
+        <w:t xml:space="preserve"> </w:t>
+      </w:r>
+      <w:r>
+        <w:t xml:space="preserve">without reserialization. A multi-block export uses the</w:t>
+      </w:r>
+      <w:r>
+        <w:t xml:space="preserve"> </w:t>
+      </w:r>
+      <w:r>
+        <w:rPr>
+          <w:b/>
+          <w:bCs/>
+        </w:rPr>
+        <w:t xml:space="preserve">CONFIRMED Version 1 binary container</w:t>
+      </w:r>
+      <w:r>
+        <w:t xml:space="preserve">: ASCII magic</w:t>
+      </w:r>
+      <w:r>
+        <w:t xml:space="preserve"> </w:t>
+      </w:r>
+      <w:r>
+        <w:rPr>
+          <w:rStyle w:val="VerbatimChar"/>
+        </w:rPr>
+        <w:t xml:space="preserve">DDLB</w:t>
+      </w:r>
+      <w:r>
+        <w:t xml:space="preserve"> </w:t>
+      </w:r>
+      <w:r>
+        <w:t xml:space="preserve">(4 bytes) || version</w:t>
+      </w:r>
+      <w:r>
+        <w:t xml:space="preserve"> </w:t>
+      </w:r>
+      <w:r>
+        <w:rPr>
+          <w:rStyle w:val="VerbatimChar"/>
+        </w:rPr>
+        <w:t xml:space="preserve">0x0001</w:t>
+      </w:r>
+      <w:r>
+        <w:t xml:space="preserve"> </w:t>
+      </w:r>
+      <w:r>
+        <w:t xml:space="preserve">(uint16 big-endian) || block_count (uint64 big-endian) || exactly</w:t>
+      </w:r>
+      <w:r>
+        <w:t xml:space="preserve"> </w:t>
+      </w:r>
+      <w:r>
+        <w:rPr>
+          <w:rStyle w:val="VerbatimChar"/>
+        </w:rPr>
+        <w:t xml:space="preserve">block_count</w:t>
+      </w:r>
+      <w:r>
+        <w:t xml:space="preserve"> </w:t>
+      </w:r>
+      <w:r>
+        <w:t xml:space="preserve">repetitions of (serialized_block_length uint64 big-endian || exact raw signed block bytes), with no extra footer or trailing data. Every batch preserves each full signed block</w:t>
+      </w:r>
+      <w:r>
+        <w:t xml:space="preserve"> </w:t>
+      </w:r>
+      <w:r>
+        <w:rPr>
+          <w:b/>
+          <w:bCs/>
+        </w:rPr>
+        <w:t xml:space="preserve">byte-for-byte</w:t>
+      </w:r>
+      <w:r>
+        <w:t xml:space="preserve">, including all header fields, raw payload, SHA-512 digest and trailing 64-byte Ed25519 signature. The container is merely unsigned transport framing; it does not modify, re-encode, re-sign, replace, aggregate, or vouch for individual block signatures. Export ordering is deterministic canonical order, using the full-block SHA-512 digest as a tie-breaker for disputed same-identity variants; each block remains independently verifiable. Truncated or overlong framing must fail safely. A partially completed import may retain preceding independently validated/durable blocks; a batch is not an all-or-nothing transaction. Ledger block identity is (</w:t>
+      </w:r>
+      <w:r>
+        <w:rPr>
+          <w:rStyle w:val="VerbatimChar"/>
+        </w:rPr>
+        <w:t xml:space="preserve">ledger_guid</w:t>
+      </w:r>
+      <w:r>
+        <w:t xml:space="preserve">,</w:t>
+      </w:r>
+      <w:r>
+        <w:t xml:space="preserve"> </w:t>
+      </w:r>
+      <w:r>
+        <w:rPr>
+          <w:rStyle w:val="VerbatimChar"/>
+        </w:rPr>
+        <w:t xml:space="preserve">block_guid</w:t>
+      </w:r>
+      <w:r>
+        <w:t xml:space="preserve">); a full-block cryptographic digest distinguishes conflicting variants. Exact identical duplicates are idempotent. Different signed bytes with the same identity are</w:t>
+      </w:r>
+      <w:r>
+        <w:t xml:space="preserve"> </w:t>
+      </w:r>
+      <w:r>
+        <w:rPr>
+          <w:b/>
+          <w:bCs/>
+        </w:rPr>
+        <w:t xml:space="preserve">quarantined for diagnosis</w:t>
+      </w:r>
+      <w:r>
+        <w:t xml:space="preserve">, not resolved by first-arrival order. Unknown future protocol versions may be safely retained separately as opaque,</w:t>
+      </w:r>
+      <w:r>
+        <w:t xml:space="preserve"> </w:t>
+      </w:r>
+      <w:r>
+        <w:rPr>
+          <w:b/>
+          <w:bCs/>
+        </w:rPr>
+        <w:t xml:space="preserve">unapplied</w:t>
+      </w:r>
+      <w:r>
+        <w:t xml:space="preserve"> </w:t>
+      </w:r>
+      <w:r>
+        <w:t xml:space="preserve">records. Blocks awaiting missing prior authorization/schema history are retained pending/requested; malformed or inapplicable inputs never mutate official storage. Such cases receive machine-readable statuses. Resource limits remain configurable as defined in Section 5.</w:t>
+      </w:r>
+    </w:p>
+    <w:p>
+      <w:pPr>
+        <w:pStyle w:val="BodyText"/>
+      </w:pPr>
+      <w:r>
+        <w:rPr>
+          <w:b/>
+          <w:bCs/>
+        </w:rPr>
+        <w:t xml:space="preserve">CONFIRMED management surface:</w:t>
+      </w:r>
+      <w:r>
+        <w:t xml:space="preserve"> </w:t>
+      </w:r>
+      <w:r>
+        <w:t xml:space="preserve">The CLI supports an instance selector and operations equivalent to</w:t>
+      </w:r>
+      <w:r>
+        <w:t xml:space="preserve"> </w:t>
+      </w:r>
+      <w:r>
+        <w:rPr>
+          <w:rStyle w:val="VerbatimChar"/>
+        </w:rPr>
+        <w:t xml:space="preserve">ledgerctl &lt;instance-selection&gt; init</w:t>
+      </w:r>
+      <w:r>
+        <w:t xml:space="preserve">,</w:t>
+      </w:r>
+      <w:r>
+        <w:t xml:space="preserve"> </w:t>
+      </w:r>
+      <w:r>
+        <w:rPr>
+          <w:rStyle w:val="VerbatimChar"/>
+        </w:rPr>
+        <w:t xml:space="preserve">join --ledger-guid &lt;UUID&gt; --genesis-sha512 &lt;HEX&gt;</w:t>
+      </w:r>
+      <w:r>
+        <w:t xml:space="preserve">,</w:t>
+      </w:r>
+      <w:r>
+        <w:t xml:space="preserve"> </w:t>
+      </w:r>
+      <w:r>
+        <w:rPr>
+          <w:rStyle w:val="VerbatimChar"/>
+        </w:rPr>
+        <w:t xml:space="preserve">block import --input &lt;file&gt;</w:t>
+      </w:r>
+      <w:r>
+        <w:t xml:space="preserve">,</w:t>
+      </w:r>
+      <w:r>
+        <w:t xml:space="preserve"> </w:t>
+      </w:r>
+      <w:r>
+        <w:rPr>
+          <w:rStyle w:val="VerbatimChar"/>
+        </w:rPr>
+        <w:t xml:space="preserve">block export --output &lt;file&gt;</w:t>
+      </w:r>
+      <w:r>
+        <w:t xml:space="preserve">,</w:t>
+      </w:r>
+      <w:r>
+        <w:t xml:space="preserve"> </w:t>
+      </w:r>
+      <w:r>
+        <w:rPr>
+          <w:rStyle w:val="VerbatimChar"/>
+        </w:rPr>
+        <w:t xml:space="preserve">block get --id &lt;UUID&gt; --output &lt;file&gt;</w:t>
+      </w:r>
+      <w:r>
+        <w:t xml:space="preserve">,</w:t>
+      </w:r>
+      <w:r>
+        <w:t xml:space="preserve"> </w:t>
+      </w:r>
+      <w:r>
+        <w:rPr>
+          <w:rStyle w:val="VerbatimChar"/>
+        </w:rPr>
+        <w:t xml:space="preserve">block publish --input &lt;file&gt;</w:t>
+      </w:r>
+      <w:r>
+        <w:t xml:space="preserve">,</w:t>
+      </w:r>
+      <w:r>
+        <w:t xml:space="preserve"> </w:t>
+      </w:r>
+      <w:r>
+        <w:rPr>
+          <w:rStyle w:val="VerbatimChar"/>
+        </w:rPr>
+        <w:t xml:space="preserve">peer add --endpoint &lt;address&gt;</w:t>
+      </w:r>
+      <w:r>
+        <w:t xml:space="preserve">,</w:t>
+      </w:r>
+      <w:r>
+        <w:t xml:space="preserve"> </w:t>
+      </w:r>
+      <w:r>
+        <w:rPr>
+          <w:rStyle w:val="VerbatimChar"/>
+        </w:rPr>
+        <w:t xml:space="preserve">peer remove --endpoint &lt;address&gt;</w:t>
+      </w:r>
+      <w:r>
+        <w:t xml:space="preserve">, and</w:t>
+      </w:r>
+      <w:r>
+        <w:t xml:space="preserve"> </w:t>
+      </w:r>
+      <w:r>
+        <w:rPr>
+          <w:rStyle w:val="VerbatimChar"/>
+        </w:rPr>
+        <w:t xml:space="preserve">status</w:t>
+      </w:r>
+      <w:r>
+        <w:t xml:space="preserve"> </w:t>
+      </w:r>
+      <w:r>
+        <w:t xml:space="preserve">using a consistent per-instance selector. The</w:t>
+      </w:r>
+      <w:r>
+        <w:t xml:space="preserve"> </w:t>
+      </w:r>
+      <w:r>
+        <w:rPr>
+          <w:rStyle w:val="VerbatimChar"/>
+        </w:rPr>
+        <w:t xml:space="preserve">&lt;instance-selection&gt;</w:t>
+      </w:r>
+      <w:r>
+        <w:t xml:space="preserve"> </w:t>
+      </w:r>
+      <w:r>
+        <w:t xml:space="preserve">placeholder is engine-specific;</w:t>
+      </w:r>
+      <w:r>
+        <w:t xml:space="preserve"> </w:t>
+      </w:r>
+      <w:r>
+        <w:rPr>
+          <w:rStyle w:val="VerbatimChar"/>
+        </w:rPr>
+        <w:t xml:space="preserve">--pgdata &lt;directory&gt;</w:t>
+      </w:r>
+      <w:r>
+        <w:t xml:space="preserve"> </w:t>
+      </w:r>
+      <w:r>
+        <w:t xml:space="preserve">is an illustrative PostgreSQL adapter spelling rather than a database-independent requirement. Return a single JSON result envelope with fields</w:t>
+      </w:r>
+      <w:r>
+        <w:t xml:space="preserve"> </w:t>
+      </w:r>
+      <w:r>
+        <w:rPr>
+          <w:rStyle w:val="VerbatimChar"/>
+        </w:rPr>
+        <w:t xml:space="preserve">ok</w:t>
+      </w:r>
+      <w:r>
+        <w:t xml:space="preserve"> </w:t>
+      </w:r>
+      <w:r>
+        <w:t xml:space="preserve">(boolean),</w:t>
+      </w:r>
+      <w:r>
+        <w:t xml:space="preserve"> </w:t>
+      </w:r>
+      <w:r>
+        <w:rPr>
+          <w:rStyle w:val="VerbatimChar"/>
+        </w:rPr>
+        <w:t xml:space="preserve">data</w:t>
+      </w:r>
+      <w:r>
+        <w:t xml:space="preserve"> </w:t>
+      </w:r>
+      <w:r>
+        <w:t xml:space="preserve">(object or null), and</w:t>
+      </w:r>
+      <w:r>
+        <w:t xml:space="preserve"> </w:t>
+      </w:r>
+      <w:r>
+        <w:rPr>
+          <w:rStyle w:val="VerbatimChar"/>
+        </w:rPr>
+        <w:t xml:space="preserve">error</w:t>
+      </w:r>
+      <w:r>
+        <w:t xml:space="preserve"> </w:t>
+      </w:r>
+      <w:r>
+        <w:t xml:space="preserve">(object or null); raw signed bytes travel in files, not JSON strings. Stable input/error codes and complete return schemas are to be frozen in</w:t>
+      </w:r>
+      <w:r>
+        <w:t xml:space="preserve"> </w:t>
+      </w:r>
+      <w:r>
+        <w:rPr>
+          <w:rStyle w:val="VerbatimChar"/>
+        </w:rPr>
+        <w:t xml:space="preserve">Distributed_Ledger_Management_API_Specification.md</w:t>
+      </w:r>
+      <w:r>
+        <w:t xml:space="preserve">. Conflicting authenticated same-identity variants remain quarantined with</w:t>
+      </w:r>
+      <w:r>
+        <w:t xml:space="preserve"> </w:t>
+      </w:r>
+      <w:r>
+        <w:rPr>
+          <w:b/>
+          <w:bCs/>
+        </w:rPr>
+        <w:t xml:space="preserve">no arbitrary manual winner</w:t>
+      </w:r>
+      <w:r>
+        <w:t xml:space="preserve"> </w:t>
+      </w:r>
+      <w:r>
+        <w:t xml:space="preserve">in Version 1. Peer communications must be bounded and cryptographic authority must never be inferred merely from peer connection. Configured localhost peers must work in the offline test environment; no mandated public DHT/NAT/TLS library or discovery algorithm. TLS is optional for Version 1 deployment rather than a mandatory dependency on a particular library. Defaults are in Section 5.</w:t>
+      </w:r>
+    </w:p>
+    <w:p>
+      <w:pPr>
+        <w:pStyle w:val="BodyText"/>
+      </w:pPr>
+      <w:r>
+        <w:rPr>
+          <w:b/>
+          <w:bCs/>
+        </w:rPr>
+        <w:t xml:space="preserve">CONFIRMED block/ledger status vocabulary:</w:t>
+      </w:r>
+      <w:r>
+        <w:t xml:space="preserve"> </w:t>
+      </w:r>
+      <w:r>
+        <w:rPr>
+          <w:rStyle w:val="VerbatimChar"/>
+        </w:rPr>
+        <w:t xml:space="preserve">applied</w:t>
+      </w:r>
+      <w:r>
+        <w:t xml:space="preserve"> </w:t>
+      </w:r>
+      <w:r>
+        <w:t xml:space="preserve">means verified and materialized into the current official projection;</w:t>
+      </w:r>
+      <w:r>
+        <w:t xml:space="preserve"> </w:t>
+      </w:r>
+      <w:r>
+        <w:rPr>
+          <w:rStyle w:val="VerbatimChar"/>
+        </w:rPr>
+        <w:t xml:space="preserve">pending</w:t>
+      </w:r>
+      <w:r>
+        <w:t xml:space="preserve"> </w:t>
+      </w:r>
+      <w:r>
+        <w:t xml:space="preserve">means retained with unsatisfied authorization/schema/repair dependencies;</w:t>
+      </w:r>
+      <w:r>
+        <w:t xml:space="preserve"> </w:t>
+      </w:r>
+      <w:r>
+        <w:rPr>
+          <w:rStyle w:val="VerbatimChar"/>
+        </w:rPr>
+        <w:t xml:space="preserve">quarantined</w:t>
+      </w:r>
+      <w:r>
+        <w:t xml:space="preserve"> </w:t>
+      </w:r>
+      <w:r>
+        <w:t xml:space="preserve">means competing authenticated signed bytes for the same (</w:t>
+      </w:r>
+      <w:r>
+        <w:rPr>
+          <w:rStyle w:val="VerbatimChar"/>
+        </w:rPr>
+        <w:t xml:space="preserve">ledger_guid</w:t>
+      </w:r>
+      <w:r>
+        <w:t xml:space="preserve">,</w:t>
+      </w:r>
+      <w:r>
+        <w:t xml:space="preserve"> </w:t>
+      </w:r>
+      <w:r>
+        <w:rPr>
+          <w:rStyle w:val="VerbatimChar"/>
+        </w:rPr>
+        <w:t xml:space="preserve">block_guid</w:t>
+      </w:r>
+      <w:r>
+        <w:t xml:space="preserve">) that cannot affect official state;</w:t>
+      </w:r>
+      <w:r>
+        <w:t xml:space="preserve"> </w:t>
+      </w:r>
+      <w:r>
+        <w:rPr>
+          <w:rStyle w:val="VerbatimChar"/>
+        </w:rPr>
+        <w:t xml:space="preserve">opaque</w:t>
+      </w:r>
+      <w:r>
+        <w:t xml:space="preserve"> </w:t>
+      </w:r>
+      <w:r>
+        <w:t xml:space="preserve">means safely retained, unknown-future-version content not applied under Version 1;</w:t>
+      </w:r>
+      <w:r>
+        <w:t xml:space="preserve"> </w:t>
+      </w:r>
+      <w:r>
+        <w:rPr>
+          <w:rStyle w:val="VerbatimChar"/>
+        </w:rPr>
+        <w:t xml:space="preserve">rejected</w:t>
+      </w:r>
+      <w:r>
+        <w:t xml:space="preserve"> </w:t>
+      </w:r>
+      <w:r>
+        <w:t xml:space="preserve">means framing, identity, signature, or semantic validation failed and no official effect is permitted. Identical bytewise duplicates are idempotent. Exposed counts and errors must use these statuses consistently.</w:t>
+      </w:r>
+    </w:p>
+    <w:p>
+      <w:pPr>
+        <w:pStyle w:val="BodyText"/>
+      </w:pPr>
+      <w:r>
+        <w:rPr>
+          <w:b/>
+          <w:bCs/>
+        </w:rPr>
+        <w:t xml:space="preserve">Flood resistance / inbound validation — CONFIRMED requirement:</w:t>
+      </w:r>
+      <w:r>
+        <w:t xml:space="preserve"> </w:t>
+      </w:r>
+      <w:r>
+        <w:t xml:space="preserve">Every node must inspect every received block for framing, protocol version, well-formedness, hash/signature integrity, ledger identity, and signer authorization before it has any database effect. A hostile actor may flood arbitrary invalid blocks. Reject invalid inputs safely and limit untrusted resource consumption (including decoding, disk, CPU, memory and networking) without treating plausible timestamps alone as grounds for rejecting otherwise valid authorized blocks. An out-of-order block whose missing authorization evidence has not arrived must not be materialized before its authority is established. Exact inventory, caching and DoS budgets remain implementation choices.</w:t>
+      </w:r>
+    </w:p>
+    <w:bookmarkEnd w:id="40"/>
+    <w:bookmarkStart w:id="41" w:name="X2ac6a26e882c6fab6166261775c7b475b27b466"/>
     <w:p>
       <w:pPr>
         <w:pStyle w:val="Heading2"/>
       </w:pPr>
       <w:r>
-        <w:t xml:space="preserve">9. SQL semantics, constraints, and transactions — CONFIRMED</w:t>
+        <w:t xml:space="preserve">12. Intended guarantees and deliberate non-guarantees</w:t>
       </w:r>
     </w:p>
     <w:p>
@@ -6000,65 +8057,17 @@
         <w:pStyle w:val="FirstParagraph"/>
       </w:pPr>
       <w:r>
-        <w:t xml:space="preserve">Version 1</w:t>
-      </w:r>
-      <w:r>
-        <w:t xml:space="preserve"> </w:t>
-      </w:r>
-      <w:r>
-        <w:rPr>
-          <w:b/>
-          <w:bCs/>
-        </w:rPr>
-        <w:t xml:space="preserve">does not enforce ordinary relational application constraints</w:t>
-      </w:r>
-      <w:r>
-        <w:t xml:space="preserve"> </w:t>
-      </w:r>
-      <w:r>
-        <w:t xml:space="preserve">such as primary-key uniqueness or foreign-key referential integrity when deriving authoritative changes. Two rows with different row GUIDs may contain identical business primary keys. Ledger deletions are not vetoed by referencing rows or application locks. Internal storage integrity and synchronization cannot be disabled merely to bypass these application-level rules. User-defined triggers, stored procedures, user-defined functions with effects, and comparable user-defined implicit write facilities are</w:t>
-      </w:r>
-      <w:r>
-        <w:t xml:space="preserve"> </w:t>
-      </w:r>
-      <w:r>
-        <w:rPr>
-          <w:b/>
-          <w:bCs/>
-        </w:rPr>
-        <w:t xml:space="preserve">not supported in Version 1</w:t>
-      </w:r>
-      <w:r>
-        <w:t xml:space="preserve">. This excludes their use as alternate mutation paths; it does</w:t>
-      </w:r>
-      <w:r>
-        <w:t xml:space="preserve"> </w:t>
-      </w:r>
-      <w:r>
-        <w:rPr>
-          <w:b/>
-          <w:bCs/>
-        </w:rPr>
-        <w:t xml:space="preserve">not</w:t>
-      </w:r>
-      <w:r>
-        <w:t xml:space="preserve"> </w:t>
-      </w:r>
-      <w:r>
-        <w:t xml:space="preserve">require removing SQL built-ins or internal database functions necessary for parsing, expression evaluation, data conversion, indexing, recovery, or supported SELECT/DML. The base Version 1 supported and excluded SQL subset is confirmed below; detailed per-command corner cases remain</w:t>
-      </w:r>
-      <w:r>
-        <w:t xml:space="preserve"> </w:t>
-      </w:r>
-      <w:r>
-        <w:rPr>
-          <w:b/>
-          <w:bCs/>
-        </w:rPr>
-        <w:t xml:space="preserve">OPEN</w:t>
-      </w:r>
-      <w:r>
-        <w:t xml:space="preserve">. Indexes and SELECT/query support may be used for efficient materialization and reads.</w:t>
+        <w:rPr>
+          <w:b/>
+          <w:bCs/>
+        </w:rPr>
+        <w:t xml:space="preserve">Intended:</w:t>
+      </w:r>
+      <w:r>
+        <w:t xml:space="preserve"> </w:t>
+      </w:r>
+      <w:r>
+        <w:t xml:space="preserve">Public cryptographic origin/integrity verification, signed historical authorization, deterministic canonical replay on the same accepted history, append-before-apply, one-row-per-block updates, delete-wins identity semantics, eventual convergence for participants that ultimately receive equivalent relevant events, permissionless block redistribution, complete reconstruction from validated genesis and all ledger history, independent progress during network partitions, and crash recovery for durably accepted events.</w:t>
       </w:r>
     </w:p>
     <w:p>
@@ -6070,599 +8079,46 @@
           <w:b/>
           <w:bCs/>
         </w:rPr>
-        <w:t xml:space="preserve">CONFIRMED 2026-10-22 SQL scope:</w:t>
-      </w:r>
-      <w:r>
-        <w:t xml:space="preserve"> </w:t>
-      </w:r>
-      <w:r>
-        <w:t xml:space="preserve">Version 1 supports ordinary</w:t>
-      </w:r>
-      <w:r>
-        <w:t xml:space="preserve"> </w:t>
-      </w:r>
-      <w:r>
-        <w:rPr>
-          <w:rStyle w:val="VerbatimChar"/>
-        </w:rPr>
-        <w:t xml:space="preserve">SELECT</w:t>
-      </w:r>
-      <w:r>
-        <w:t xml:space="preserve">,</w:t>
-      </w:r>
-      <w:r>
-        <w:t xml:space="preserve"> </w:t>
-      </w:r>
-      <w:r>
-        <w:rPr>
-          <w:rStyle w:val="VerbatimChar"/>
-        </w:rPr>
-        <w:t xml:space="preserve">CREATE TABLE</w:t>
-      </w:r>
-      <w:r>
-        <w:t xml:space="preserve">,</w:t>
-      </w:r>
-      <w:r>
-        <w:t xml:space="preserve"> </w:t>
-      </w:r>
-      <w:r>
-        <w:rPr>
-          <w:rStyle w:val="VerbatimChar"/>
-        </w:rPr>
-        <w:t xml:space="preserve">ALTER TABLE</w:t>
-      </w:r>
-      <w:r>
-        <w:t xml:space="preserve">,</w:t>
-      </w:r>
-      <w:r>
-        <w:t xml:space="preserve"> </w:t>
-      </w:r>
-      <w:r>
-        <w:rPr>
-          <w:rStyle w:val="VerbatimChar"/>
-        </w:rPr>
-        <w:t xml:space="preserve">DROP TABLE</w:t>
-      </w:r>
-      <w:r>
-        <w:t xml:space="preserve">,</w:t>
-      </w:r>
-      <w:r>
-        <w:t xml:space="preserve"> </w:t>
-      </w:r>
-      <w:r>
-        <w:rPr>
-          <w:rStyle w:val="VerbatimChar"/>
-        </w:rPr>
-        <w:t xml:space="preserve">INSERT</w:t>
-      </w:r>
-      <w:r>
-        <w:t xml:space="preserve">,</w:t>
-      </w:r>
-      <w:r>
-        <w:t xml:space="preserve"> </w:t>
-      </w:r>
-      <w:r>
-        <w:rPr>
-          <w:rStyle w:val="VerbatimChar"/>
-        </w:rPr>
-        <w:t xml:space="preserve">UPDATE</w:t>
-      </w:r>
-      <w:r>
-        <w:t xml:space="preserve">, and</w:t>
-      </w:r>
-      <w:r>
-        <w:t xml:space="preserve"> </w:t>
-      </w:r>
-      <w:r>
-        <w:rPr>
-          <w:rStyle w:val="VerbatimChar"/>
-        </w:rPr>
-        <w:t xml:space="preserve">DELETE</w:t>
-      </w:r>
-      <w:r>
-        <w:t xml:space="preserve">, with</w:t>
-      </w:r>
-      <w:r>
-        <w:t xml:space="preserve"> </w:t>
-      </w:r>
-      <w:r>
-        <w:rPr>
-          <w:rStyle w:val="VerbatimChar"/>
-        </w:rPr>
-        <w:t xml:space="preserve">BEGIN</w:t>
-      </w:r>
-      <w:r>
-        <w:t xml:space="preserve">,</w:t>
-      </w:r>
-      <w:r>
-        <w:t xml:space="preserve"> </w:t>
-      </w:r>
-      <w:r>
-        <w:rPr>
-          <w:rStyle w:val="VerbatimChar"/>
-        </w:rPr>
-        <w:t xml:space="preserve">COMMIT</w:t>
-      </w:r>
-      <w:r>
-        <w:t xml:space="preserve">,</w:t>
-      </w:r>
-      <w:r>
-        <w:t xml:space="preserve"> </w:t>
-      </w:r>
-      <w:r>
-        <w:rPr>
-          <w:rStyle w:val="VerbatimChar"/>
-        </w:rPr>
-        <w:t xml:space="preserve">ROLLBACK</w:t>
-      </w:r>
-      <w:r>
-        <w:t xml:space="preserve">, and savepoints for provisional local staging. Unsupported user-defined triggers, stored procedures, user-defined functions</w:t>
-      </w:r>
-      <w:r>
-        <w:t xml:space="preserve"> </w:t>
-      </w:r>
-      <w:r>
-        <w:rPr>
-          <w:b/>
-          <w:bCs/>
-        </w:rPr>
-        <w:t xml:space="preserve">with side effects</w:t>
-      </w:r>
-      <w:r>
-        <w:t xml:space="preserve">, and other unapproved mutation paths must be rejected or made unavailable rather than allowed to bypass ledger-authoritative changes. PostgreSQL internal built-ins necessary for supported SQL remain available. This is a baseline feature subset, not a promise to preserve unsupported SQL extensions or direct writes.</w:t>
-      </w:r>
-      <w:r>
-        <w:t xml:space="preserve"> </w:t>
-      </w:r>
-      <w:r>
-        <w:rPr>
-          <w:b/>
-          <w:bCs/>
-        </w:rPr>
-        <w:t xml:space="preserve">OPEN:</w:t>
-      </w:r>
-      <w:r>
-        <w:t xml:space="preserve"> </w:t>
-      </w:r>
-      <w:r>
-        <w:t xml:space="preserve">The detailed supported expressions, joins, RETURNING/COPY/MERGE/CTE behavior, permissions/admin DDL, indices and types beyond those explicitly listed.</w:t>
-      </w:r>
-    </w:p>
-    <w:p>
-      <w:pPr>
-        <w:pStyle w:val="BodyText"/>
-      </w:pPr>
-      <w:r>
-        <w:t xml:space="preserve">SQL clients can use provisional transactions.</w:t>
-      </w:r>
-      <w:r>
-        <w:t xml:space="preserve"> </w:t>
-      </w:r>
-      <w:r>
-        <w:rPr>
-          <w:rStyle w:val="VerbatimChar"/>
-        </w:rPr>
-        <w:t xml:space="preserve">BEGIN</w:t>
-      </w:r>
-      <w:r>
-        <w:t xml:space="preserve"> </w:t>
-      </w:r>
-      <w:r>
-        <w:t xml:space="preserve">starts uncommitted isolated changes;</w:t>
-      </w:r>
-      <w:r>
-        <w:t xml:space="preserve"> </w:t>
-      </w:r>
-      <w:r>
-        <w:rPr>
-          <w:rStyle w:val="VerbatimChar"/>
-        </w:rPr>
-        <w:t xml:space="preserve">ROLLBACK</w:t>
-      </w:r>
-      <w:r>
-        <w:t xml:space="preserve"> </w:t>
-      </w:r>
-      <w:r>
-        <w:t xml:space="preserve">before ledger publication discards those staged changes without emitting blocks.</w:t>
-      </w:r>
-      <w:r>
-        <w:t xml:space="preserve"> </w:t>
-      </w:r>
-      <w:r>
-        <w:rPr>
-          <w:rStyle w:val="VerbatimChar"/>
-        </w:rPr>
-        <w:t xml:space="preserve">COMMIT</w:t>
-      </w:r>
-      <w:r>
-        <w:t xml:space="preserve"> </w:t>
-      </w:r>
-      <w:r>
-        <w:t xml:space="preserve">begins publication of separately authenticated blocks reflecting final staged row changes; publication is</w:t>
-      </w:r>
-      <w:r>
-        <w:t xml:space="preserve"> </w:t>
-      </w:r>
-      <w:r>
-        <w:rPr>
-          <w:b/>
-          <w:bCs/>
-        </w:rPr>
-        <w:t xml:space="preserve">not group-atomic</w:t>
-      </w:r>
-      <w:r>
-        <w:t xml:space="preserve">. If a crash leaves only 60 of 100 intended blocks durably published, those 60 are permanent ledger history; remaining blocks may never exist. The materialized official database is updated only by ledger ingestion, not by the provisional transaction directly.</w:t>
-      </w:r>
-      <w:r>
-        <w:t xml:space="preserve"> </w:t>
-      </w:r>
-      <w:r>
-        <w:rPr>
-          <w:b/>
-          <w:bCs/>
-        </w:rPr>
-        <w:t xml:space="preserve">CONFIRMED 2026-10-22:</w:t>
-      </w:r>
-      <w:r>
-        <w:t xml:space="preserve"> </w:t>
-      </w:r>
-      <w:r>
-        <w:t xml:space="preserve">If the origin can determine that a COMMIT stopped after publishing only some intended blocks, it must communicate failure or explicit partial completion accurately, never claim atomic rollback of already durable blocks. Network disconnects may leave the client uncertain; they do not annul independently durable blocks. Resumable publication is optional, not a fundamental ledger requirement. Applications must handle missing/partial outcomes and any stronger business atomicity at a higher layer; compensating operations create new blocks and do not erase history.</w:t>
-      </w:r>
-    </w:p>
-    <w:p>
-      <w:pPr>
-        <w:pStyle w:val="BodyText"/>
-      </w:pPr>
-      <w:r>
-        <w:t xml:space="preserve">Ordinary offline master writes do not wait for cross-master acknowledgment. A higher-assurance application may implement independent locks/reservations and require all masters' confirmation, recognizing that such applications can block during partitions and still need a true protocol to prevent simultaneous conflicting reservations.</w:t>
-      </w:r>
-    </w:p>
-    <w:p>
-      <w:pPr>
-        <w:pStyle w:val="BodyText"/>
-      </w:pPr>
-      <w:r>
-        <w:rPr>
-          <w:b/>
-          <w:bCs/>
-        </w:rPr>
-        <w:t xml:space="preserve">OPEN:</w:t>
-      </w:r>
-      <w:r>
-        <w:t xml:space="preserve"> </w:t>
-      </w:r>
-      <w:r>
-        <w:t xml:space="preserve">Precise SQLSTATE/message or progress response for partial</w:t>
-      </w:r>
-      <w:r>
-        <w:t xml:space="preserve"> </w:t>
-      </w:r>
-      <w:r>
-        <w:rPr>
-          <w:rStyle w:val="VerbatimChar"/>
-        </w:rPr>
-        <w:t xml:space="preserve">COMMIT</w:t>
-      </w:r>
-      <w:r>
-        <w:t xml:space="preserve">, ambiguous lost-response cases, retry identity and deduplication across network interruptions, optional staged-progress retention, row-count/RETURNING behavior, zero-change UPDATE emission, per-command unsupported-feature matrix, non-enforced metadata representation, and engine-specific type-affinity behavior. Explicit NULL-versus-omission semantics are now specified in Section 6.2. The initial system makes no promise that ordinary SQL semantics imply global transaction finality.</w:t>
-      </w:r>
-    </w:p>
-    <w:bookmarkEnd w:id="39"/>
-    <w:bookmarkStart w:id="40" w:name="Xaadf1278ba7d3276f0b666fa70f07cfaceb4425"/>
-    <w:p>
-      <w:pPr>
-        <w:pStyle w:val="Heading2"/>
-      </w:pPr>
-      <w:r>
-        <w:t xml:space="preserve">10. Materialization priority, durability, and recovery — CONFIRMED</w:t>
-      </w:r>
-    </w:p>
-    <w:p>
-      <w:pPr>
-        <w:pStyle w:val="FirstParagraph"/>
-      </w:pPr>
-      <w:r>
-        <w:t xml:space="preserve">A received valid block must enter persistent ledger storage before altering the official database. Master-originated blocks follow the same rule. Once received blocks are available, the database</w:t>
-      </w:r>
-      <w:r>
-        <w:t xml:space="preserve"> </w:t>
-      </w:r>
-      <w:r>
-        <w:rPr>
-          <w:b/>
-          <w:bCs/>
-        </w:rPr>
-        <w:t xml:space="preserve">pauses ordinary activity to process the blocks it already knows</w:t>
-      </w:r>
-      <w:r>
-        <w:t xml:space="preserve"> </w:t>
-      </w:r>
-      <w:r>
-        <w:t xml:space="preserve">and keep its local projection caught up; local precedence over throughput is intentional. This never implies certainty that no missing blocks exist on the wider network. A master can operate while other masters are offline, apart from local synchronization needed to apply known blocks.</w:t>
-      </w:r>
-    </w:p>
-    <w:p>
-      <w:pPr>
-        <w:pStyle w:val="BodyText"/>
-      </w:pPr>
-      <w:r>
-        <w:t xml:space="preserve">Crash-safe progress tracking and idempotent replay or reconstruction must ensure a crash between block durability and materialization can be recovered without permanently omitting or double-applying effects.</w:t>
-      </w:r>
-      <w:r>
-        <w:t xml:space="preserve"> </w:t>
-      </w:r>
-      <w:r>
-        <w:rPr>
-          <w:b/>
-          <w:bCs/>
-        </w:rPr>
-        <w:t xml:space="preserve">CONFIRMED 2026-10-22:</w:t>
-      </w:r>
-      <w:r>
-        <w:t xml:space="preserve"> </w:t>
-      </w:r>
-      <w:r>
-        <w:t xml:space="preserve">Late valid historical blocks and later-revealed earlier authority history must cause the projection to be corrected through safe rollback/replay of affected materialization</w:t>
-      </w:r>
-      <w:r>
-        <w:t xml:space="preserve"> </w:t>
-      </w:r>
-      <w:r>
-        <w:rPr>
-          <w:b/>
-          <w:bCs/>
-        </w:rPr>
-        <w:t xml:space="preserve">or a complete rebuild from authenticated ledger history</w:t>
-      </w:r>
-      <w:r>
-        <w:t xml:space="preserve">; no timestamp-age cutoff may permanently suppress those corrections. Master/replica outage, out-of-order delivery, partitions, and late authority changes may all require selective re-projection. The ledger itself is immutable; the projection is replaceable. Acknowledgment of successful ledger append implies local durable storage; a block lost with all copies is unrecoverable.</w:t>
-      </w:r>
-    </w:p>
-    <w:p>
-      <w:pPr>
-        <w:pStyle w:val="BodyText"/>
-      </w:pPr>
-      <w:r>
-        <w:rPr>
-          <w:b/>
-          <w:bCs/>
-        </w:rPr>
-        <w:t xml:space="preserve">OPEN (Question 9 was not approved):</w:t>
-      </w:r>
-      <w:r>
-        <w:t xml:space="preserve"> </w:t>
-      </w:r>
-      <w:r>
-        <w:t xml:space="preserve">Whether ordinary SELECT during catch-up/reprojection sees (a) the most recent fully consistent older projection, (b) blocks until an atomic new projection is ready, or (c) another explicitly defined consistent/stale read state; also precise crash-safe cursor/checkpoint formats and applied-progress observability. The ordinary-read policy during in-progress rebuild has not yet been approved; the correctness requirement is that the final reconstructed projection reflect canonical ledger history. Internal rollback/replay versus full rebuild is an implementation choice,</w:t>
-      </w:r>
-      <w:r>
-        <w:t xml:space="preserve"> </w:t>
-      </w:r>
-      <w:r>
-        <w:rPr>
-          <w:b/>
-          <w:bCs/>
-        </w:rPr>
-        <w:t xml:space="preserve">not</w:t>
-      </w:r>
-      <w:r>
-        <w:t xml:space="preserve"> </w:t>
-      </w:r>
-      <w:r>
-        <w:t xml:space="preserve">an unresolved permission to ignore older blocks.</w:t>
-      </w:r>
-    </w:p>
-    <w:bookmarkEnd w:id="40"/>
-    <w:bookmarkStart w:id="41" w:name="X5fc73dea48a044d831dacd2d7b6a982972dacfc"/>
-    <w:p>
-      <w:pPr>
-        <w:pStyle w:val="Heading2"/>
-      </w:pPr>
-      <w:r>
-        <w:t xml:space="preserve">11. Peer-to-peer propagation and offline exchange — CONFIRMED behavior; management API extension required</w:t>
-      </w:r>
-    </w:p>
-    <w:p>
-      <w:pPr>
-        <w:pStyle w:val="FirstParagraph"/>
-      </w:pPr>
-      <w:r>
-        <w:t xml:space="preserve">Every node may receive, verify, store, serve, relay, and export an intact block, regardless of whether it may originate blocks. Block validity is transport-independent. Permit direct peer connections (TCP/QUIC or suitable supported protocols), decentralized peer discovery with configurable bootstraps, BitTorrent-inspired DHT, peer exchange, LAN service discovery, NAT traversal and relaying, HTTP(S), multipeer downloads, and real-time announcements. Nodes normally advertise new validated blocks to peers with resource/bandwidth controls.</w:t>
-      </w:r>
-      <w:r>
-        <w:t xml:space="preserve"> </w:t>
-      </w:r>
-      <w:r>
-        <w:rPr>
-          <w:b/>
-          <w:bCs/>
-        </w:rPr>
-        <w:t xml:space="preserve">No peer discovery or master quorum is necessary for an ordinary local write</w:t>
-      </w:r>
-      <w:r>
-        <w:t xml:space="preserve">.</w:t>
-      </w:r>
-    </w:p>
-    <w:p>
-      <w:pPr>
-        <w:pStyle w:val="BodyText"/>
-      </w:pPr>
-      <w:r>
-        <w:t xml:space="preserve">Combine rapid announcements with periodic cryptographic</w:t>
-      </w:r>
-      <w:r>
-        <w:t xml:space="preserve"> </w:t>
-      </w:r>
-      <w:r>
-        <w:rPr>
-          <w:b/>
-          <w:bCs/>
-        </w:rPr>
-        <w:t xml:space="preserve">inventory reconciliation</w:t>
-      </w:r>
-      <w:r>
-        <w:t xml:space="preserve">, including Merkle-style summaries or equivalent, and comparisons by block ID/hash that do not depend exclusively on timestamps. Export and import must include individual blocks, timestamp ranges, a full ledger, and incremental missing-block batches; large whole-ledger archives can be imported as offline batch jobs, from arbitrary media. The ledger does not require a database to exist; a returning master can catch up through a read-only replica.</w:t>
-      </w:r>
-    </w:p>
-    <w:p>
-      <w:pPr>
-        <w:pStyle w:val="BodyText"/>
-      </w:pPr>
-      <w:r>
-        <w:rPr>
-          <w:b/>
-          <w:bCs/>
-        </w:rPr>
-        <w:t xml:space="preserve">CONFIRMED 2026-10-22:</w:t>
-      </w:r>
-      <w:r>
-        <w:t xml:space="preserve"> </w:t>
-      </w:r>
-      <w:r>
-        <w:t xml:space="preserve">Preserve compatible existing database SQL/client communications and extend them with a minimal</w:t>
-      </w:r>
-      <w:r>
-        <w:t xml:space="preserve"> </w:t>
-      </w:r>
-      <w:r>
-        <w:rPr>
-          <w:b/>
-          <w:bCs/>
-        </w:rPr>
-        <w:t xml:space="preserve">documented management interface</w:t>
-      </w:r>
-      <w:r>
-        <w:t xml:space="preserve"> </w:t>
-      </w:r>
-      <w:r>
-        <w:t xml:space="preserve">for new-ledger initialization, joining/pinning a ledger, signed raw-block publication/import, retrieval/export of individual blocks and batches, peer configuration/connectivity, and inspection of synchronization/applied status. The implementation may use SQL administration functions, a CLI, or an additional API for these operations; the</w:t>
-      </w:r>
-      <w:r>
-        <w:t xml:space="preserve"> </w:t>
-      </w:r>
-      <w:r>
-        <w:rPr>
-          <w:b/>
-          <w:bCs/>
-        </w:rPr>
-        <w:t xml:space="preserve">externally callable choices, object/message schemas, errors, and launch/configuration contract must be frozen before independent interoperability tests</w:t>
-      </w:r>
-      <w:r>
-        <w:t xml:space="preserve">. Detailed peer discovery, gossip, retries, transport library/protocol and transport scheduling are implementation freedoms, provided configurable peers can demonstrably exchange all relevant blocks under offline/local-network testing.</w:t>
-      </w:r>
-      <w:r>
-        <w:t xml:space="preserve"> </w:t>
-      </w:r>
-      <w:r>
-        <w:rPr>
-          <w:b/>
-          <w:bCs/>
-        </w:rPr>
-        <w:t xml:space="preserve">OPEN:</w:t>
-      </w:r>
-      <w:r>
-        <w:t xml:space="preserve"> </w:t>
-      </w:r>
-      <w:r>
-        <w:t xml:space="preserve">Exact management API command and response schema, bulk-file framing, inventory/dedup identity, bootstrap/DHT namespace, transport security and anti-Sybil policy; implementation-configurable budgets apply under Section 5.</w:t>
-      </w:r>
-    </w:p>
-    <w:p>
-      <w:pPr>
-        <w:pStyle w:val="BodyText"/>
-      </w:pPr>
-      <w:r>
-        <w:rPr>
-          <w:b/>
-          <w:bCs/>
-        </w:rPr>
-        <w:t xml:space="preserve">Flood resistance / inbound validation — CONFIRMED requirement:</w:t>
-      </w:r>
-      <w:r>
-        <w:t xml:space="preserve"> </w:t>
-      </w:r>
-      <w:r>
-        <w:t xml:space="preserve">Every node must inspect every received block for framing, protocol version, well-formedness, hash/signature integrity, ledger identity, and signer authorization before it has any database effect. A hostile actor may flood arbitrary invalid blocks. Reject invalid inputs safely and limit untrusted resource consumption (including decoding, disk, CPU, memory and networking) without treating plausible timestamps alone as grounds for rejecting otherwise valid authorized blocks. An out-of-order block whose missing authorization evidence has not arrived must not be materialized before its authority is established. Exact inventory, caching and DoS budgets remain implementation choices.</w:t>
+        <w:t xml:space="preserve">Not promised:</w:t>
+      </w:r>
+      <w:r>
+        <w:t xml:space="preserve"> </w:t>
+      </w:r>
+      <w:r>
+        <w:t xml:space="preserve">Simultaneous SELECT visibility, knowledge of an objectively complete history at an arbitrary instant, automatic rollback of</w:t>
+      </w:r>
+      <w:r>
+        <w:t xml:space="preserve"> </w:t>
+      </w:r>
+      <w:r>
+        <w:rPr>
+          <w:b/>
+          <w:bCs/>
+        </w:rPr>
+        <w:t xml:space="preserve">ledger blocks</w:t>
+      </w:r>
+      <w:r>
+        <w:t xml:space="preserve">, all-or-nothing execution of multi-block SQL transactions, preservation of foreign-key/unique constraints, instant failover without surviving block copies, globally irreversible application business outcomes, and successful application-level strong locking when required masters are unreachable.</w:t>
+      </w:r>
+      <w:r>
+        <w:t xml:space="preserve"> </w:t>
+      </w:r>
+      <w:r>
+        <w:rPr>
+          <w:b/>
+          <w:bCs/>
+        </w:rPr>
+        <w:t xml:space="preserve">Required despite these non-guarantees:</w:t>
+      </w:r>
+      <w:r>
+        <w:t xml:space="preserve"> </w:t>
+      </w:r>
+      <w:r>
+        <w:t xml:space="preserve">correcting/rebuilding the derived database projection when an earlier valid block changes canonical materialization; retaining history and never suppressing an applicable block simply because it arrived late.</w:t>
       </w:r>
     </w:p>
     <w:bookmarkEnd w:id="41"/>
-    <w:bookmarkStart w:id="42" w:name="Xb6ba8f2fdc9c7d5d4a273a506f666456e6a07f8"/>
-    <w:p>
-      <w:pPr>
-        <w:pStyle w:val="Heading2"/>
-      </w:pPr>
-      <w:r>
-        <w:t xml:space="preserve">12. Intended guarantees and deliberate non-guarantees</w:t>
-      </w:r>
-    </w:p>
-    <w:p>
-      <w:pPr>
-        <w:pStyle w:val="FirstParagraph"/>
-      </w:pPr>
-      <w:r>
-        <w:rPr>
-          <w:b/>
-          <w:bCs/>
-        </w:rPr>
-        <w:t xml:space="preserve">Intended:</w:t>
-      </w:r>
-      <w:r>
-        <w:t xml:space="preserve"> </w:t>
-      </w:r>
-      <w:r>
-        <w:t xml:space="preserve">Public cryptographic origin/integrity verification, signed historical authorization, deterministic canonical replay on the same accepted history, append-before-apply, one-row-per-block updates, delete-wins identity semantics, eventual convergence for participants that ultimately receive equivalent relevant events, permissionless block redistribution, complete reconstruction from validated genesis and all ledger history, independent progress during network partitions, and crash recovery for durably accepted events.</w:t>
-      </w:r>
-    </w:p>
-    <w:p>
-      <w:pPr>
-        <w:pStyle w:val="BodyText"/>
-      </w:pPr>
-      <w:r>
-        <w:rPr>
-          <w:b/>
-          <w:bCs/>
-        </w:rPr>
-        <w:t xml:space="preserve">Not promised:</w:t>
-      </w:r>
-      <w:r>
-        <w:t xml:space="preserve"> </w:t>
-      </w:r>
-      <w:r>
-        <w:t xml:space="preserve">Simultaneous SELECT visibility, knowledge of an objectively complete history at an arbitrary instant, automatic rollback of</w:t>
-      </w:r>
-      <w:r>
-        <w:t xml:space="preserve"> </w:t>
-      </w:r>
-      <w:r>
-        <w:rPr>
-          <w:b/>
-          <w:bCs/>
-        </w:rPr>
-        <w:t xml:space="preserve">ledger blocks</w:t>
-      </w:r>
-      <w:r>
-        <w:t xml:space="preserve">, all-or-nothing execution of multi-block SQL transactions, preservation of foreign-key/unique constraints, instant failover without surviving block copies, globally irreversible application business outcomes, and successful application-level strong locking when required masters are unreachable.</w:t>
-      </w:r>
-      <w:r>
-        <w:t xml:space="preserve"> </w:t>
-      </w:r>
-      <w:r>
-        <w:rPr>
-          <w:b/>
-          <w:bCs/>
-        </w:rPr>
-        <w:t xml:space="preserve">Required despite these non-guarantees:</w:t>
-      </w:r>
-      <w:r>
-        <w:t xml:space="preserve"> </w:t>
-      </w:r>
-      <w:r>
-        <w:t xml:space="preserve">correcting/rebuilding the derived database projection when an earlier valid block changes canonical materialization; retaining history and never suppressing an applicable block simply because it arrived late.</w:t>
-      </w:r>
-    </w:p>
-    <w:bookmarkEnd w:id="42"/>
-    <w:bookmarkStart w:id="43" w:name="X70f39e7addeedc7a767060c20b6acb9573ef8bb"/>
+    <w:bookmarkStart w:id="42" w:name="X220004a72b5d6baf92ed2f0f8221fae96da9078"/>
     <w:p>
       <w:pPr>
         <w:pStyle w:val="Heading2"/>
@@ -6692,7 +8148,7 @@
         </w:numPr>
       </w:pPr>
       <w:r>
-        <w:t xml:space="preserve">A grants B; B grants C; a late invalidation of B's grant invalidates C's dependent authority and relevant projected effects.</w:t>
+        <w:t xml:space="preserve">A grants B; B grants C; a late invalidation of B’s grant invalidates C’s dependent authority and relevant projected effects.</w:t>
       </w:r>
     </w:p>
     <w:p>
@@ -6849,23 +8305,202 @@
         <w:t xml:space="preserve">Unsupported or temporarily uninterpretable blocks produce diagnostics, remain available for dependency recovery, and never silently mutate official storage through a bypass.</w:t>
       </w:r>
     </w:p>
+    <w:bookmarkEnd w:id="42"/>
+    <w:bookmarkStart w:id="46" w:name="Xc9577394c30be94450240181511d799d93e28a9"/>
+    <w:p>
+      <w:pPr>
+        <w:pStyle w:val="Heading2"/>
+      </w:pPr>
+      <w:r>
+        <w:t xml:space="preserve">14. Owner approvals and remaining design issues — 2026-10-22</w:t>
+      </w:r>
+    </w:p>
+    <w:bookmarkStart w:id="43" w:name="confirmed-in-this-revision"/>
+    <w:p>
+      <w:pPr>
+        <w:pStyle w:val="Heading3"/>
+      </w:pPr>
+      <w:r>
+        <w:t xml:space="preserve">14.1 Confirmed in this revision</w:t>
+      </w:r>
+    </w:p>
+    <w:p>
+      <w:pPr>
+        <w:pStyle w:val="FirstParagraph"/>
+      </w:pPr>
+      <w:r>
+        <w:t xml:space="preserve">The owner approved design questions</w:t>
+      </w:r>
+      <w:r>
+        <w:t xml:space="preserve"> </w:t>
+      </w:r>
+      <w:r>
+        <w:rPr>
+          <w:b/>
+          <w:bCs/>
+        </w:rPr>
+        <w:t xml:space="preserve">1–8</w:t>
+      </w:r>
+      <w:r>
+        <w:t xml:space="preserve"> </w:t>
+      </w:r>
+      <w:r>
+        <w:t xml:space="preserve">on 2026-10-22: the complete base column-definition field order and declared-type parameters; revocation payload field order; Version 1 genesis/header identity policy; conservative FLOAT/TEXT/DATETIME/explicit-conversion edge rules; deterministic signed name/value repair principles; the ordinary supported SQL subset and honest partial-COMMIT outcomes; configurable resource and decoding limits; and the requirement for a minimal documented ledger-management API.</w:t>
+      </w:r>
+      <w:r>
+        <w:t xml:space="preserve"> </w:t>
+      </w:r>
+      <w:r>
+        <w:rPr>
+          <w:b/>
+          <w:bCs/>
+        </w:rPr>
+        <w:t xml:space="preserve">A further approval on 2026-10-22</w:t>
+      </w:r>
+      <w:r>
+        <w:t xml:space="preserve"> </w:t>
+      </w:r>
+      <w:r>
+        <w:t xml:space="preserve">confirmed</w:t>
+      </w:r>
+      <w:r>
+        <w:t xml:space="preserve"> </w:t>
+      </w:r>
+      <w:r>
+        <w:rPr>
+          <w:rStyle w:val="VerbatimChar"/>
+        </w:rPr>
+        <w:t xml:space="preserve">COPY FROM STDIN</w:t>
+      </w:r>
+      <w:r>
+        <w:t xml:space="preserve">,</w:t>
+      </w:r>
+      <w:r>
+        <w:t xml:space="preserve"> </w:t>
+      </w:r>
+      <w:r>
+        <w:rPr>
+          <w:rStyle w:val="VerbatimChar"/>
+        </w:rPr>
+        <w:t xml:space="preserve">COPY TO STDOUT</w:t>
+      </w:r>
+      <w:r>
+        <w:t xml:space="preserve">,</w:t>
+      </w:r>
+      <w:r>
+        <w:t xml:space="preserve"> </w:t>
+      </w:r>
+      <w:r>
+        <w:rPr>
+          <w:rStyle w:val="VerbatimChar"/>
+        </w:rPr>
+        <w:t xml:space="preserve">MERGE</w:t>
+      </w:r>
+      <w:r>
+        <w:t xml:space="preserve">,</w:t>
+      </w:r>
+      <w:r>
+        <w:t xml:space="preserve"> </w:t>
+      </w:r>
+      <w:r>
+        <w:rPr>
+          <w:rStyle w:val="VerbatimChar"/>
+        </w:rPr>
+        <w:t xml:space="preserve">RETURNING</w:t>
+      </w:r>
+      <w:r>
+        <w:t xml:space="preserve">; typed constant SQL defaults and no implicit lossy conversions; required test-facing</w:t>
+      </w:r>
+      <w:r>
+        <w:t xml:space="preserve"> </w:t>
+      </w:r>
+      <w:r>
+        <w:rPr>
+          <w:rStyle w:val="VerbatimChar"/>
+        </w:rPr>
+        <w:t xml:space="preserve">ledgerctl</w:t>
+      </w:r>
+      <w:r>
+        <w:t xml:space="preserve"> </w:t>
+      </w:r>
+      <w:r>
+        <w:t xml:space="preserve">JSON CLI; and the block-export/deduplication/quarantine/opaque-future-version/resource-safety policies. Only authorized masters may issue</w:t>
+      </w:r>
+      <w:r>
+        <w:t xml:space="preserve"> </w:t>
+      </w:r>
+      <w:r>
+        <w:rPr>
+          <w:b/>
+          <w:bCs/>
+        </w:rPr>
+        <w:t xml:space="preserve">any</w:t>
+      </w:r>
+      <w:r>
+        <w:t xml:space="preserve"> </w:t>
+      </w:r>
+      <w:r>
+        <w:t xml:space="preserve">ledger-derived corrective event; replicas await such signed blocks and never fabricate repairs. All choices are reflected in their primary sections above. The previously approved exact 149-byte revocation countersigned-intent message remains unchanged.</w:t>
+      </w:r>
+    </w:p>
+    <w:p>
+      <w:pPr>
+        <w:pStyle w:val="BodyText"/>
+      </w:pPr>
+      <w:r>
+        <w:t xml:space="preserve">For question</w:t>
+      </w:r>
+      <w:r>
+        <w:t xml:space="preserve"> </w:t>
+      </w:r>
+      <w:r>
+        <w:rPr>
+          <w:b/>
+          <w:bCs/>
+        </w:rPr>
+        <w:t xml:space="preserve">9</w:t>
+      </w:r>
+      <w:r>
+        <w:t xml:space="preserve">, the owner confirmed that</w:t>
+      </w:r>
+      <w:r>
+        <w:t xml:space="preserve"> </w:t>
+      </w:r>
+      <w:r>
+        <w:rPr>
+          <w:b/>
+          <w:bCs/>
+        </w:rPr>
+        <w:t xml:space="preserve">every valid late-arriving block must be considered in the canonical projection</w:t>
+      </w:r>
+      <w:r>
+        <w:t xml:space="preserve">, even if this requires selective rollback/replay or a complete rebuild from the full relevant ledger. The owner subsequently</w:t>
+      </w:r>
+      <w:r>
+        <w:t xml:space="preserve"> </w:t>
+      </w:r>
+      <w:r>
+        <w:rPr>
+          <w:b/>
+          <w:bCs/>
+        </w:rPr>
+        <w:t xml:space="preserve">approved</w:t>
+      </w:r>
+      <w:r>
+        <w:t xml:space="preserve"> </w:t>
+      </w:r>
+      <w:r>
+        <w:t xml:space="preserve">the SELECT gating rule: do not wait for hypothetical remote blocks, but block ordinary local SELECT operations while the known local projection is actively being modified/reconstructed until it is consistent. A complete rebuild requires a persistent operator-facing diagnostic. Remaining details are identified below.</w:t>
+      </w:r>
+    </w:p>
     <w:bookmarkEnd w:id="43"/>
-    <w:bookmarkStart w:id="47" w:name="X5767ee75ce8fab4386ee1310b84f856a18c4a41"/>
-    <w:p>
-      <w:pPr>
-        <w:pStyle w:val="Heading2"/>
-      </w:pPr>
-      <w:r>
-        <w:t xml:space="preserve">14. Owner approvals and remaining design issues — 2026-10-22</w:t>
-      </w:r>
-    </w:p>
-    <w:bookmarkStart w:id="44" w:name="X455cf4e38ecbe109f3cab02e8ddf8b859181cab"/>
+    <w:bookmarkStart w:id="44" w:name="X6f264792f6782779d3b8fe73b120a76cd2ea993"/>
     <w:p>
       <w:pPr>
         <w:pStyle w:val="Heading3"/>
       </w:pPr>
       <w:r>
-        <w:t xml:space="preserve">14.1 Confirmed in this revision</w:t>
+        <w:t xml:space="preserve">14.2 Later owner approval and interoperability work still to freeze</w:t>
       </w:r>
     </w:p>
     <w:p>
@@ -6873,23 +8508,90 @@
         <w:pStyle w:val="FirstParagraph"/>
       </w:pPr>
       <w:r>
-        <w:t xml:space="preserve">The owner approved design questions</w:t>
-      </w:r>
-      <w:r>
-        <w:t xml:space="preserve"> </w:t>
-      </w:r>
-      <w:r>
-        <w:rPr>
-          <w:b/>
-          <w:bCs/>
-        </w:rPr>
-        <w:t xml:space="preserve">1–8</w:t>
-      </w:r>
-      <w:r>
-        <w:t xml:space="preserve"> </w:t>
-      </w:r>
-      <w:r>
-        <w:t xml:space="preserve">on 2026-10-22: the complete base column-definition field order and declared-type parameters; revocation payload field order; Version 1 genesis/header identity policy; conservative FLOAT/TEXT/DATETIME/explicit-conversion edge rules; deterministic signed name/value repair principles; the ordinary supported SQL subset and honest partial-COMMIT outcomes; configurable resource and decoding limits; and the requirement for a minimal documented ledger-management API. These choices are incorporated in their primary sections above. The previously approved exact 149-byte revocation countersigned-intent message remains unchanged.</w:t>
+        <w:rPr>
+          <w:b/>
+          <w:bCs/>
+        </w:rPr>
+        <w:t xml:space="preserve">CONFIRMED owner approval on 2026-10-22:</w:t>
+      </w:r>
+      <w:r>
+        <w:t xml:space="preserve"> </w:t>
+      </w:r>
+      <w:r>
+        <w:t xml:space="preserve">All eight further proposals were approved: (1)</w:t>
+      </w:r>
+      <w:r>
+        <w:t xml:space="preserve"> </w:t>
+      </w:r>
+      <w:r>
+        <w:rPr>
+          <w:rStyle w:val="VerbatimChar"/>
+        </w:rPr>
+        <w:t xml:space="preserve">ledgerctl</w:t>
+      </w:r>
+      <w:r>
+        <w:t xml:space="preserve"> </w:t>
+      </w:r>
+      <w:r>
+        <w:t xml:space="preserve">CLI structure and JSON envelopes, (2) byte-preserving binary</w:t>
+      </w:r>
+      <w:r>
+        <w:t xml:space="preserve"> </w:t>
+      </w:r>
+      <w:r>
+        <w:rPr>
+          <w:rStyle w:val="VerbatimChar"/>
+        </w:rPr>
+        <w:t xml:space="preserve">DDLB</w:t>
+      </w:r>
+      <w:r>
+        <w:t xml:space="preserve"> </w:t>
+      </w:r>
+      <w:r>
+        <w:t xml:space="preserve">batch-container framing, (3) normal SQL result conventions plus</w:t>
+      </w:r>
+      <w:r>
+        <w:t xml:space="preserve"> </w:t>
+      </w:r>
+      <w:r>
+        <w:rPr>
+          <w:rStyle w:val="VerbatimChar"/>
+        </w:rPr>
+        <w:t xml:space="preserve">ZL001</w:t>
+      </w:r>
+      <w:r>
+        <w:t xml:space="preserve"> </w:t>
+      </w:r>
+      <w:r>
+        <w:t xml:space="preserve">partial publication and honest uncertain outcomes, (4) exact/lossless typed value conversions with no arbitrary fallback, (5) stable block statuses and permanent no-manual-winner quarantine for conflicting authenticated same-identity blocks in Version 1, (6) reconstruction status/logging plus bounded SELECT admission, (7) configurable input/memory/time defaults and basic peer-security rules, and (8) neutral externally controllable crash-test boundaries in a separate private benchmark contract. The owner further confirmed</w:t>
+      </w:r>
+      <w:r>
+        <w:t xml:space="preserve"> </w:t>
+      </w:r>
+      <w:r>
+        <w:rPr>
+          <w:rStyle w:val="VerbatimChar"/>
+          <w:b/>
+          <w:bCs/>
+        </w:rPr>
+        <w:t xml:space="preserve">RETURNING</w:t>
+      </w:r>
+      <w:r>
+        <w:rPr>
+          <w:b/>
+          <w:bCs/>
+        </w:rPr>
+        <w:t xml:space="preserve"> </w:t>
+      </w:r>
+      <w:r>
+        <w:rPr>
+          <w:b/>
+          <w:bCs/>
+        </w:rPr>
+        <w:t xml:space="preserve">and SELECT may not immediately reflect the same value</w:t>
+      </w:r>
+      <w:r>
+        <w:t xml:space="preserve">: client application authors are responsible for accommodating publication and projection delay, not the ledger database for supplying synchronous read-after-write visibility.</w:t>
       </w:r>
     </w:p>
     <w:p>
@@ -6897,59 +8599,11 @@
         <w:pStyle w:val="BodyText"/>
       </w:pPr>
       <w:r>
-        <w:t xml:space="preserve">For question</w:t>
-      </w:r>
-      <w:r>
-        <w:t xml:space="preserve"> </w:t>
-      </w:r>
-      <w:r>
-        <w:rPr>
-          <w:b/>
-          <w:bCs/>
-        </w:rPr>
-        <w:t xml:space="preserve">9</w:t>
-      </w:r>
-      <w:r>
-        <w:t xml:space="preserve">, the owner confirmed that</w:t>
-      </w:r>
-      <w:r>
-        <w:t xml:space="preserve"> </w:t>
-      </w:r>
-      <w:r>
-        <w:rPr>
-          <w:b/>
-          <w:bCs/>
-        </w:rPr>
-        <w:t xml:space="preserve">every valid late-arriving block must be considered in the canonical projection</w:t>
-      </w:r>
-      <w:r>
-        <w:t xml:space="preserve">, even if this requires selective rollback/replay or a complete rebuild from the full relevant ledger. The owner</w:t>
-      </w:r>
-      <w:r>
-        <w:t xml:space="preserve"> </w:t>
-      </w:r>
-      <w:r>
-        <w:rPr>
-          <w:b/>
-          <w:bCs/>
-        </w:rPr>
-        <w:t xml:space="preserve">did not approve</w:t>
-      </w:r>
-      <w:r>
-        <w:t xml:space="preserve"> </w:t>
-      </w:r>
-      <w:r>
-        <w:t xml:space="preserve">the proposed ordinary-SELECT visibility policy during reconciliation; this remains open.</w:t>
-      </w:r>
-    </w:p>
-    <w:bookmarkEnd w:id="44"/>
-    <w:bookmarkStart w:id="45" w:name="X872557f81473fd00845c1138d0384a491b6d5ab"/>
-    <w:p>
-      <w:pPr>
-        <w:pStyle w:val="Heading3"/>
-      </w:pPr>
-      <w:r>
-        <w:t xml:space="preserve">14.2 Protocol/interoperability details that still need exact specification</w:t>
+        <w:rPr>
+          <w:b/>
+          <w:bCs/>
+        </w:rPr>
+        <w:t xml:space="preserve">Remaining exact sub-contracts / clarifications (not approved as additional architectural requirements):</w:t>
       </w:r>
     </w:p>
     <w:p>
@@ -6965,13 +8619,52 @@
           <w:b/>
           <w:bCs/>
         </w:rPr>
-        <w:t xml:space="preserve">SQL default/conversion semantics:</w:t>
-      </w:r>
-      <w:r>
-        <w:t xml:space="preserve"> </w:t>
-      </w:r>
-      <w:r>
-        <w:t xml:space="preserve">Which literal defaults are supported; insertion with omitted columns and defaults; full declared DECIMAL precision/scale enforcement and allowed conversions; nonnullable fallback values; timezone leap seconds; imported noncanonical float encoding; deterministic SQL error outcomes.</w:t>
+        <w:t xml:space="preserve">Management API details:</w:t>
+      </w:r>
+      <w:r>
+        <w:t xml:space="preserve"> </w:t>
+      </w:r>
+      <w:r>
+        <w:t xml:space="preserve">Normative</w:t>
+      </w:r>
+      <w:r>
+        <w:t xml:space="preserve"> </w:t>
+      </w:r>
+      <w:r>
+        <w:rPr>
+          <w:rStyle w:val="VerbatimChar"/>
+        </w:rPr>
+        <w:t xml:space="preserve">ledgerctl</w:t>
+      </w:r>
+      <w:r>
+        <w:t xml:space="preserve"> </w:t>
+      </w:r>
+      <w:r>
+        <w:t xml:space="preserve">JSON response/error schema for every command, optional settings/key management,</w:t>
+      </w:r>
+      <w:r>
+        <w:t xml:space="preserve"> </w:t>
+      </w:r>
+      <w:r>
+        <w:rPr>
+          <w:rStyle w:val="VerbatimChar"/>
+        </w:rPr>
+        <w:t xml:space="preserve">init</w:t>
+      </w:r>
+      <w:r>
+        <w:t xml:space="preserve">/</w:t>
+      </w:r>
+      <w:r>
+        <w:rPr>
+          <w:rStyle w:val="VerbatimChar"/>
+        </w:rPr>
+        <w:t xml:space="preserve">join</w:t>
+      </w:r>
+      <w:r>
+        <w:t xml:space="preserve"> </w:t>
+      </w:r>
+      <w:r>
+        <w:t xml:space="preserve">startup lifecycle, peer-endpoint syntax and identifier/pagination conventions. Keep these in the separately published management-API specification, not in private hidden-verifier conventions.</w:t>
       </w:r>
     </w:p>
     <w:p>
@@ -6987,22 +8680,22 @@
           <w:b/>
           <w:bCs/>
         </w:rPr>
-        <w:t xml:space="preserve">DDL and SQL command boundaries:</w:t>
-      </w:r>
-      <w:r>
-        <w:t xml:space="preserve"> </w:t>
-      </w:r>
-      <w:r>
-        <w:t xml:space="preserve">Comprehensive allowed/disallowed syntax/features, table indexes/collations/constraints-as-metadata, schema renames and collision-repair corner cases,</w:t>
-      </w:r>
-      <w:r>
-        <w:t xml:space="preserve"> </w:t>
-      </w:r>
-      <w:r>
-        <w:rPr>
-          <w:rStyle w:val="VerbatimChar"/>
-        </w:rPr>
-        <w:t xml:space="preserve">COPY</w:t>
+        <w:t xml:space="preserve">PostgreSQL SQL boundary:</w:t>
+      </w:r>
+      <w:r>
+        <w:t xml:space="preserve"> </w:t>
+      </w:r>
+      <w:r>
+        <w:t xml:space="preserve">Exact supported built-in expression, cast, CTE and utility subset; explicit cast conversion matrix, PostgreSQL type mappings/collation/index metadata; emitted error-field schema and SQLSTATE choices outside</w:t>
+      </w:r>
+      <w:r>
+        <w:t xml:space="preserve"> </w:t>
+      </w:r>
+      <w:r>
+        <w:rPr>
+          <w:rStyle w:val="VerbatimChar"/>
+        </w:rPr>
+        <w:t xml:space="preserve">ZL001</w:t>
       </w:r>
       <w:r>
         <w:t xml:space="preserve">/</w:t>
@@ -7011,19 +8704,10 @@
         <w:rPr>
           <w:rStyle w:val="VerbatimChar"/>
         </w:rPr>
-        <w:t xml:space="preserve">MERGE</w:t>
-      </w:r>
-      <w:r>
-        <w:t xml:space="preserve">/</w:t>
-      </w:r>
-      <w:r>
-        <w:rPr>
-          <w:rStyle w:val="VerbatimChar"/>
-        </w:rPr>
-        <w:t xml:space="preserve">RETURNING</w:t>
-      </w:r>
-      <w:r>
-        <w:t xml:space="preserve">/writable CTEs and built-in volatile expressions; exact partial-COMMIT SQLSTATE or response representation.</w:t>
+        <w:t xml:space="preserve">08007</w:t>
+      </w:r>
+      <w:r>
+        <w:t xml:space="preserve">; options for retaining request identity across interrupted partial COMMIT.</w:t>
       </w:r>
     </w:p>
     <w:p>
@@ -7039,13 +8723,13 @@
           <w:b/>
           <w:bCs/>
         </w:rPr>
-        <w:t xml:space="preserve">Genesis, malicious inputs, and forward compatibility:</w:t>
-      </w:r>
-      <w:r>
-        <w:t xml:space="preserve"> </w:t>
-      </w:r>
-      <w:r>
-        <w:t xml:space="preserve">Handling multiple competing self-signed genesis candidates, genesis-join API, unknown future versions/events, duplicate GUID with conflicting bytes, missing authority evidence, malformed but signed body classification, and error/status categories. Core Version 1 fingerprint and signed envelope are already confirmed.</w:t>
+        <w:t xml:space="preserve">Rebuild/diagnostics:</w:t>
+      </w:r>
+      <w:r>
+        <w:t xml:space="preserve"> </w:t>
+      </w:r>
+      <w:r>
+        <w:t xml:space="preserve">Exact operational JSON keys and failure SQLSTATE; durable operator-log representation; applied-position semantics when history is late/out of order; default progress-query/timeout policies. Internal WAL/cache implementation choices remain free.</w:t>
       </w:r>
     </w:p>
     <w:p>
@@ -7061,133 +8745,121 @@
           <w:b/>
           <w:bCs/>
         </w:rPr>
-        <w:t xml:space="preserve">Management API and block-exchange interoperability:</w:t>
-      </w:r>
-      <w:r>
-        <w:t xml:space="preserve"> </w:t>
-      </w:r>
-      <w:r>
-        <w:t xml:space="preserve">Precise operation names/arguments/outputs, raw-block and batch file framing, node startup/join configuration, import/export and synchronization-status semantics, deterministic verification setup. Peer-discovery/transport algorithms themselves remain engineering freedoms.</w:t>
-      </w:r>
-    </w:p>
-    <w:p>
-      <w:pPr>
-        <w:pStyle w:val="Compact"/>
-        <w:numPr>
-          <w:ilvl w:val="0"/>
-          <w:numId w:val="1006"/>
-        </w:numPr>
-      </w:pPr>
-      <w:r>
-        <w:rPr>
-          <w:b/>
-          <w:bCs/>
-        </w:rPr>
-        <w:t xml:space="preserve">Resource limit configuration:</w:t>
-      </w:r>
-      <w:r>
-        <w:t xml:space="preserve"> </w:t>
-      </w:r>
-      <w:r>
-        <w:t xml:space="preserve">Specific externally documented knobs and required behavior on exceeding size, decompress, CPU/memory/time budgets. The requirement for configurable limits is already approved; no hidden fixed threshold is implied.</w:t>
-      </w:r>
-    </w:p>
-    <w:p>
-      <w:pPr>
-        <w:pStyle w:val="Compact"/>
-        <w:numPr>
-          <w:ilvl w:val="0"/>
-          <w:numId w:val="1006"/>
-        </w:numPr>
-      </w:pPr>
-      <w:r>
-        <w:rPr>
-          <w:b/>
-          <w:bCs/>
-        </w:rPr>
-        <w:t xml:space="preserve">Read behavior during re-projection — Question 9:</w:t>
-      </w:r>
-      <w:r>
-        <w:t xml:space="preserve"> </w:t>
-      </w:r>
-      <w:r>
-        <w:t xml:space="preserve">Define whether ordinary SELECT blocks during reconstruction or reads an independently consistent previous snapshot, and when each state becomes visible; define observable applied versus durable retained-block status. All valid earlier blocks must ultimately be materialized according to full canonical history. No permanently ignored age cutoff is permitted.</w:t>
-      </w:r>
-    </w:p>
-    <w:p>
-      <w:pPr>
-        <w:pStyle w:val="Compact"/>
-        <w:numPr>
-          <w:ilvl w:val="0"/>
-          <w:numId w:val="1006"/>
-        </w:numPr>
-      </w:pPr>
-      <w:r>
-        <w:rPr>
-          <w:b/>
-          <w:bCs/>
-        </w:rPr>
-        <w:t xml:space="preserve">Automatic repair liveness:</w:t>
-      </w:r>
-      <w:r>
-        <w:t xml:space="preserve"> </w:t>
-      </w:r>
-      <w:r>
-        <w:t xml:space="preserve">Deterministic resolution of repeated/conflicting name repairs and errors that require corrective value blocks; repair timing and safeguards against unlimited repair cycles. Corrections themselves must be signed ledger events authored by authorized masters.</w:t>
+        <w:t xml:space="preserve">Security/limits:</w:t>
+      </w:r>
+      <w:r>
+        <w:t xml:space="preserve"> </w:t>
+      </w:r>
+      <w:r>
+        <w:t xml:space="preserve">Final config-key syntax, minimum required supported values, locale-independent error text/code identifiers and peer endpoint syntax. Peer discovery and transport algorithms remain implementation freedoms.</w:t>
+      </w:r>
+    </w:p>
+    <w:p>
+      <w:pPr>
+        <w:pStyle w:val="FirstParagraph"/>
+      </w:pPr>
+      <w:r>
+        <w:rPr>
+          <w:b/>
+          <w:bCs/>
+        </w:rPr>
+        <w:t xml:space="preserve">Already fixed, not open:</w:t>
+      </w:r>
+      <w:r>
+        <w:t xml:space="preserve"> </w:t>
+      </w:r>
+      <w:r>
+        <w:t xml:space="preserve">All independently signed blocks in a DDLB batch are preserved byte-for-byte, including all 64-byte Ed25519 signatures; exact batch header and record length; Version 1 quarantine/no arbitrary winner; block status vocabulary; rejection of leap seconds/nonfinite FLOAT and implicit lossy conversion; provisional</w:t>
+      </w:r>
+      <w:r>
+        <w:t xml:space="preserve"> </w:t>
+      </w:r>
+      <w:r>
+        <w:rPr>
+          <w:rStyle w:val="VerbatimChar"/>
+        </w:rPr>
+        <w:t xml:space="preserve">RETURNING</w:t>
+      </w:r>
+      <w:r>
+        <w:t xml:space="preserve">/read delay; non-arbitrary corrections by masters only.</w:t>
+      </w:r>
+    </w:p>
+    <w:p>
+      <w:pPr>
+        <w:pStyle w:val="BodyText"/>
+      </w:pPr>
+      <w:r>
+        <w:t xml:space="preserve">For private benchmark testing, specify a</w:t>
+      </w:r>
+      <w:r>
+        <w:t xml:space="preserve"> </w:t>
+      </w:r>
+      <w:r>
+        <w:rPr>
+          <w:b/>
+          <w:bCs/>
+        </w:rPr>
+        <w:t xml:space="preserve">candidate-neutral fault-injection control interface</w:t>
+      </w:r>
+      <w:r>
+        <w:t xml:space="preserve"> </w:t>
+      </w:r>
+      <w:r>
+        <w:t xml:space="preserve">with an externally observable barrier handshake before/after ledger durability and during projection; the required logical boundaries are approved but no PostgreSQL internals or implementation mechanism is mandated. This belongs in the separate test contract, not the database-independent public design.</w:t>
+      </w:r>
+    </w:p>
+    <w:bookmarkEnd w:id="44"/>
+    <w:bookmarkStart w:id="45" w:name="X3661b107f4ad8fe8b3b837e7a32736cc8cbf58f"/>
+    <w:p>
+      <w:pPr>
+        <w:pStyle w:val="Heading3"/>
+      </w:pPr>
+      <w:r>
+        <w:t xml:space="preserve">14.3 Implementation freedom and change control</w:t>
+      </w:r>
+    </w:p>
+    <w:p>
+      <w:pPr>
+        <w:pStyle w:val="FirstParagraph"/>
+      </w:pPr>
+      <w:r>
+        <w:t xml:space="preserve">This specification defines externally required ledger behavior. Implementers may choose internal memory/WAL/index layout, SQL interception mechanism, rollback or from-scratch projection rebuild, crash recovery strategy, peer transport/discovery, and administrative-interface implementation</w:t>
+      </w:r>
+      <w:r>
+        <w:t xml:space="preserve"> </w:t>
+      </w:r>
+      <w:r>
+        <w:rPr>
+          <w:b/>
+          <w:bCs/>
+        </w:rPr>
+        <w:t xml:space="preserve">within the separately frozen callable contract</w:t>
+      </w:r>
+      <w:r>
+        <w:t xml:space="preserve">. An implementation cannot satisfy the requirements merely by providing an optional wrapper that leaves a supported direct SQL-to-storage mutation bypass. No particular PostgreSQL internal routine or code change is prescribed in this database-engine-independent design.</w:t>
+      </w:r>
+    </w:p>
+    <w:p>
+      <w:pPr>
+        <w:pStyle w:val="BodyText"/>
+      </w:pPr>
+      <w:r>
+        <w:rPr>
+          <w:b/>
+          <w:bCs/>
+        </w:rPr>
+        <w:t xml:space="preserve">Change control:</w:t>
+      </w:r>
+      <w:r>
+        <w:t xml:space="preserve"> </w:t>
+      </w:r>
+      <w:r>
+        <w:t xml:space="preserve">Incorporate future owner approvals into their primary sections, removing contradicted OPEN statements rather than appending overriding requirements. Do not equate approval of a principle with approval of an otherwise unspecified byte grammar or hidden-verifier convention.</w:t>
       </w:r>
     </w:p>
     <w:bookmarkEnd w:id="45"/>
-    <w:bookmarkStart w:id="46" w:name="Xc8d17aa09a6e80d0634062bd099c85f6898228f"/>
-    <w:p>
-      <w:pPr>
-        <w:pStyle w:val="Heading3"/>
-      </w:pPr>
-      <w:r>
-        <w:t xml:space="preserve">14.3 Implementation freedom and change control</w:t>
-      </w:r>
-    </w:p>
-    <w:p>
-      <w:pPr>
-        <w:pStyle w:val="FirstParagraph"/>
-      </w:pPr>
-      <w:r>
-        <w:t xml:space="preserve">This specification defines externally required ledger behavior. Implementers may choose internal memory/WAL/index layout, SQL interception mechanism, rollback or from-scratch projection rebuild, crash recovery strategy, peer transport/discovery, and administrative-interface implementation</w:t>
-      </w:r>
-      <w:r>
-        <w:t xml:space="preserve"> </w:t>
-      </w:r>
-      <w:r>
-        <w:rPr>
-          <w:b/>
-          <w:bCs/>
-        </w:rPr>
-        <w:t xml:space="preserve">within the separately frozen callable contract</w:t>
-      </w:r>
-      <w:r>
-        <w:t xml:space="preserve">. An implementation cannot satisfy the requirements merely by providing an optional wrapper that leaves a supported direct SQL-to-storage mutation bypass. No particular PostgreSQL internal routine or code change is prescribed in this database-engine-independent design.</w:t>
-      </w:r>
-    </w:p>
-    <w:p>
-      <w:pPr>
-        <w:pStyle w:val="BodyText"/>
-      </w:pPr>
-      <w:r>
-        <w:rPr>
-          <w:b/>
-          <w:bCs/>
-        </w:rPr>
-        <w:t xml:space="preserve">Change control:</w:t>
-      </w:r>
-      <w:r>
-        <w:t xml:space="preserve"> </w:t>
-      </w:r>
-      <w:r>
-        <w:t xml:space="preserve">Incorporate future owner approvals into their primary sections, removing contradicted OPEN statements rather than appending overriding requirements. Do not equate approval of a principle with approval of an otherwise unspecified byte grammar or hidden-verifier convention.</w:t>
-      </w:r>
-    </w:p>
     <w:bookmarkEnd w:id="46"/>
     <w:bookmarkEnd w:id="47"/>
-    <w:bookmarkEnd w:id="48"/>
     <w:sectPr/>
   </w:body>
 </w:document>

--- a/Database_Distributed_Ledger_Technical_Design.docx
+++ b/Database_Distributed_Ledger_Technical_Design.docx
@@ -2,7 +2,7 @@
 <file path=word/document.xml><?xml version="1.0" encoding="utf-8"?>
 <w:document xmlns:w="http://schemas.openxmlformats.org/wordprocessingml/2006/main" xmlns:m="http://schemas.openxmlformats.org/officeDocument/2006/math" xmlns:r="http://schemas.openxmlformats.org/officeDocument/2006/relationships" xmlns:o="urn:schemas-microsoft-com:office:office" xmlns:v="urn:schemas-microsoft-com:vml" xmlns:w10="urn:schemas-microsoft-com:office:word" xmlns:a="http://schemas.openxmlformats.org/drawingml/2006/main" xmlns:pic="http://schemas.openxmlformats.org/drawingml/2006/picture" xmlns:wp="http://schemas.openxmlformats.org/drawingml/2006/wordprocessingDrawing">
   <w:body>
-    <w:bookmarkStart w:id="47" w:name="Xa4ad04c60cf36959613dcd5a256c7cdebfe2ced"/>
+    <w:bookmarkStart w:id="48" w:name="Xbb05019372d1b8cb7d0ccb17a5033b87ab63b02"/>
     <w:p>
       <w:pPr>
         <w:pStyle w:val="Heading1"/>
@@ -59,9 +59,14 @@
       <w:r>
         <w:t xml:space="preserve"> </w:t>
       </w:r>
-      <w:r>
-        <w:t xml:space="preserve">https://github.com/AnthonyCOlsen/DatabaseDistributedLedger</w:t>
-      </w:r>
+      <w:hyperlink r:id="rId21">
+        <w:r>
+          <w:rPr>
+            <w:rStyle w:val="Hyperlink"/>
+          </w:rPr>
+          <w:t xml:space="preserve">https://github.com/AnthonyCOlsen/DatabaseDistributedLedger</w:t>
+        </w:r>
+      </w:hyperlink>
       <w:r>
         <w:br/>
       </w:r>
@@ -76,7 +81,7 @@
         <w:t xml:space="preserve"> </w:t>
       </w:r>
       <w:r>
-        <w:t xml:space="preserve">2026-10-22 — reconciled draft v6; incorporates approved batch framing, partial-commit and provisional RETURNING results, operational status/safety and crash-test requirements. Remaining exact APIs and SQL type corners are draft-level (DRAFT)</w:t>
+        <w:t xml:space="preserve">2026-10-23 — integrated revision v7; incorporates owner-approved C1–C12 adapter decisions, ledger-first corrections, UUIDv4 overflow names and final effective provisional transaction state. Exact-artifact approval is recorded separately against file hashes.</w:t>
       </w:r>
     </w:p>
     <w:p>
@@ -142,10 +147,10 @@
         <w:t xml:space="preserve"> </w:t>
       </w:r>
       <w:r>
-        <w:t xml:space="preserve">denotes a candidate choice that has not been approved. This 2026-10-22 revision is a working draft pending review; it is not a released engine or frozen interoperable protocol.</w:t>
-      </w:r>
-    </w:p>
-    <w:bookmarkStart w:id="21" w:name="purpose-and-layer-boundaries-confirmed"/>
+        <w:t xml:space="preserve">denotes a candidate choice that has not been approved. This revision integrates the approved technical decisions. Exact-artifact approval is recorded separately against file hashes; this specification does not certify an engine implementation.</w:t>
+      </w:r>
+    </w:p>
+    <w:bookmarkStart w:id="22" w:name="X74277868ac377af919ace8592280a2c11345856"/>
     <w:p>
       <w:pPr>
         <w:pStyle w:val="Heading2"/>
@@ -215,7 +220,7 @@
         <w:t xml:space="preserve"> </w:t>
       </w:r>
       <w:r>
-        <w:t xml:space="preserve">to the ledger before they are ever applied to official materialized storage. The same ledger consumer then applies locally produced blocks as it does remotely received blocks. A successful write acknowledgment can precede local SELECT visibility; client developers must accommodate stale reads. The database and application layers may implement stronger transactional protocols, but the underlying ledger neither promises global synchronous agreement nor interprets a client’s business transaction as an atomic group.</w:t>
+        <w:t xml:space="preserve">to the ledger before they are ever applied to official materialized storage. The same ledger consumer then applies locally produced blocks as it does remotely received blocks. A successful write acknowledgment can precede local SELECT visibility; client developers must accommodate stale reads. The database and application layers may implement stronger transactional protocols, but the underlying ledger neither promises global synchronous agreement nor interprets a client's business transaction as an atomic group.</w:t>
       </w:r>
     </w:p>
     <w:p>
@@ -233,23 +238,11 @@
         <w:t xml:space="preserve"> </w:t>
       </w:r>
       <w:r>
-        <w:t xml:space="preserve">“</w:t>
-      </w:r>
-      <w:r>
-        <w:t xml:space="preserve">Blockchain</w:t>
-      </w:r>
-      <w:r>
-        <w:t xml:space="preserve">”</w:t>
-      </w:r>
-      <w:r>
-        <w:t xml:space="preserve"> </w:t>
-      </w:r>
-      <w:r>
-        <w:t xml:space="preserve">is a descriptive term for the authenticated historical collection and must not be interpreted as a hash-linked chain. There is no fork-choice election or dropping otherwise valid blocks to choose a preferred branch. A single logical order is calculated over the accepted blocks presently known to a participant.</w:t>
-      </w:r>
-    </w:p>
-    <w:bookmarkEnd w:id="21"/>
-    <w:bookmarkStart w:id="22" w:name="X2e774f1018ddb22f79d6c0114db65cc022a5ec4"/>
+        <w:t xml:space="preserve">“Blockchain” is a descriptive term for the authenticated historical collection and must not be interpreted as a hash-linked chain. There is no fork-choice election or dropping otherwise valid blocks to choose a preferred branch. A single logical order is calculated over the accepted blocks presently known to a participant.</w:t>
+      </w:r>
+    </w:p>
+    <w:bookmarkEnd w:id="22"/>
+    <w:bookmarkStart w:id="23" w:name="Xb2528dae7a10eeffc445ea00684ae244f8db500"/>
     <w:p>
       <w:pPr>
         <w:pStyle w:val="Heading2"/>
@@ -420,7 +413,7 @@
         <w:t xml:space="preserve"> </w:t>
       </w:r>
       <w:r>
-        <w:t xml:space="preserve">event identifying a public key. A valid grant sets that key’s authorization state to</w:t>
+        <w:t xml:space="preserve">event identifying a public key. A valid grant sets that key's authorization state to</w:t>
       </w:r>
       <w:r>
         <w:t xml:space="preserve"> </w:t>
@@ -436,7 +429,7 @@
         <w:t xml:space="preserve"> </w:t>
       </w:r>
       <w:r>
-        <w:t xml:space="preserve">at the grant’s canonical position. Grants do not stack into separately surviving permissions: a redundant grant to an already authorized key is permitted but does not protect it from a subsequent valid revocation. A later valid grant can re-authorize a previously revoked key; no grant retroactively validates earlier blocks.</w:t>
+        <w:t xml:space="preserve">at the grant's canonical position. Grants do not stack into separately surviving permissions: a redundant grant to an already authorized key is permitted but does not protect it from a subsequent valid revocation. A later valid grant can re-authorize a previously revoked key; no grant retroactively validates earlier blocks.</w:t>
       </w:r>
     </w:p>
     <w:p>
@@ -482,7 +475,7 @@
         <w:t xml:space="preserve">the master being revoked and one other distinct currently authorized master</w:t>
       </w:r>
       <w:r>
-        <w:t xml:space="preserve">, in either order. One provides the ordinary Ed25519 outer block signature and the other provides a countersignature inside the payload. The target’s original grantor has no special role. At the event’s canonical position, a valid revocation sets the</w:t>
+        <w:t xml:space="preserve">, in either order. One provides the ordinary Ed25519 outer block signature and the other provides a countersignature inside the payload. The target's original grantor has no special role. At the event's canonical position, a valid revocation sets the</w:t>
       </w:r>
       <w:r>
         <w:t xml:space="preserve"> </w:t>
@@ -706,14 +699,14 @@
         <w:t xml:space="preserve">. There is no additional Version 1 key-compromise recovery mechanism beyond these ordinary signature/authority rules.</w:t>
       </w:r>
     </w:p>
-    <w:bookmarkEnd w:id="22"/>
-    <w:bookmarkStart w:id="23" w:name="Xac57d23a3a9e09812abaf334609de179980890c"/>
+    <w:bookmarkEnd w:id="23"/>
+    <w:bookmarkStart w:id="24" w:name="X8b7ab147db4e86ab4c5d44961ff5eaa2e98b108"/>
     <w:p>
       <w:pPr>
         <w:pStyle w:val="Heading2"/>
       </w:pPr>
       <w:r>
-        <w:t xml:space="preserve">3. Genesis and database initialization — CONFIRMED identity and version; OPEN administrative interface</w:t>
+        <w:t xml:space="preserve">3. Genesis and database initialization — CONFIRMED</w:t>
       </w:r>
     </w:p>
     <w:p>
@@ -759,7 +752,7 @@
         <w:t xml:space="preserve"> </w:t>
       </w:r>
       <w:r>
-        <w:t xml:space="preserve">generate a new ledger GUID and Ed25519 keypair, become the first authorized master, and publish a valid self-signed genesis block.</w:t>
+        <w:t xml:space="preserve">generate a new ledger GUID and initialize with a supplied or freshly generated Ed25519 keypair under the adapter contract, publish a valid self-signed genesis block, and establish the first master authority through authenticated genesis and binding. Merely installing or selecting that key never grants authority.</w:t>
       </w:r>
     </w:p>
     <w:p>
@@ -898,7 +891,7 @@
         <w:t xml:space="preserve">SHA-512 fingerprint of its unique genesis block</w:t>
       </w:r>
       <w:r>
-        <w:t xml:space="preserve">, rather than trusting any self-signed block that claims the same GUID. If conflicting genesis blocks claim an identical ledger GUID, do not silently choose one. A ledger GUID identifies the intended chain, but alone does not cryptographically prove that a particular genesis is the user’s intended one.</w:t>
+        <w:t xml:space="preserve">, rather than trusting any self-signed block that claims the same GUID. If conflicting genesis blocks claim an identical ledger GUID, do not silently choose one. A ledger GUID identifies the intended chain, but alone does not cryptographically prove that a particular genesis is the user's intended one.</w:t>
       </w:r>
     </w:p>
     <w:p>
@@ -1047,8 +1040,8 @@
         <w:t xml:space="preserve">never gives them Version 1 materialized effects. Exact operational flags and JSON schemas belong in the separate management API specification.</w:t>
       </w:r>
     </w:p>
-    <w:bookmarkEnd w:id="23"/>
-    <w:bookmarkStart w:id="24" w:name="X0b5a45f0809892545469ad3741a9b76847e29a7"/>
+    <w:bookmarkEnd w:id="24"/>
+    <w:bookmarkStart w:id="25" w:name="X74376f3944aae5eece85a77ea6ce099ef2755ce"/>
     <w:p>
       <w:pPr>
         <w:pStyle w:val="Heading2"/>
@@ -1179,8 +1172,8 @@
         <w:t xml:space="preserve">are rejected, not normalized by local clock rules. Operational time synchronization methods remain implementation choices. No clock-skew quarantine is required.</w:t>
       </w:r>
     </w:p>
-    <w:bookmarkEnd w:id="24"/>
-    <w:bookmarkStart w:id="25" w:name="Xb8c1fca82020bb69b668ad81fbd395d379d4a52"/>
+    <w:bookmarkEnd w:id="25"/>
+    <w:bookmarkStart w:id="26" w:name="X094d0ee262a7c1530fa186729a861d5e0f42d2e"/>
     <w:p>
       <w:pPr>
         <w:pStyle w:val="Heading2"/>
@@ -1963,7 +1956,7 @@
         <w:t xml:space="preserve">payload</w:t>
       </w:r>
       <w:r>
-        <w:t xml:space="preserve">, excluding the trailing 64-byte signature. The verified signature authenticates header, timestamp, signer’s public key, compression method, payload length, hash, and payload. Ed25519 is a signature scheme,</w:t>
+        <w:t xml:space="preserve">, excluding the trailing 64-byte signature. The verified signature authenticates header, timestamp, signer's public key, compression method, payload length, hash, and payload. Ed25519 is a signature scheme,</w:t>
       </w:r>
       <w:r>
         <w:t xml:space="preserve"> </w:t>
@@ -2209,14 +2202,14 @@
         <w:t xml:space="preserve">maximum raw received block 16 MiB, maximum decompressed event payload 64 MiB, maximum in-flight import memory 128 MiB, and per-block processing timeout 60 seconds. Limits must be enforced safely without uncontrolled memory/CPU allocation; timeouts and limit violations return structured diagnostics and never cause unauthenticated storage effects. Peer connections and resource usage must also be bounded. The exact configuration option names and minimum supportable values are documented in the accompanying management API contract.</w:t>
       </w:r>
     </w:p>
-    <w:bookmarkEnd w:id="25"/>
-    <w:bookmarkStart w:id="35" w:name="X5128e9141bfda3ff2b4587031ad07505c1bd5f5"/>
+    <w:bookmarkEnd w:id="26"/>
+    <w:bookmarkStart w:id="36" w:name="Xf5b014534edb5950b76805cd9c5a8456f65fc5c"/>
     <w:p>
       <w:pPr>
         <w:pStyle w:val="Heading2"/>
       </w:pPr>
       <w:r>
-        <w:t xml:space="preserve">6. Binary event payloads — CONFIRMED base semantics and column format; remaining events OPEN</w:t>
+        <w:t xml:space="preserve">6. Binary event payloads — CONFIRMED Version 1 event encodings</w:t>
       </w:r>
     </w:p>
     <w:p>
@@ -2357,7 +2350,7 @@
         <w:pStyle w:val="BodyText"/>
       </w:pPr>
       <w:r>
-        <w:t xml:space="preserve">DDL/administrative events need to express, at minimum,</w:t>
+        <w:t xml:space="preserve">DDL/administrative changes use the Version 1 events enumerated in Section 6.1:</w:t>
       </w:r>
       <w:r>
         <w:t xml:space="preserve"> </w:t>
@@ -2378,22 +2371,124 @@
         <w:rPr>
           <w:rStyle w:val="VerbatimChar"/>
         </w:rPr>
+        <w:t xml:space="preserve">DROP_TABLE</w:t>
+      </w:r>
+      <w:r>
+        <w:t xml:space="preserve">,</w:t>
+      </w:r>
+      <w:r>
+        <w:t xml:space="preserve"> </w:t>
+      </w:r>
+      <w:r>
+        <w:rPr>
+          <w:rStyle w:val="VerbatimChar"/>
+        </w:rPr>
+        <w:t xml:space="preserve">RENAME_TABLE</w:t>
+      </w:r>
+      <w:r>
+        <w:t xml:space="preserve">,</w:t>
+      </w:r>
+      <w:r>
+        <w:t xml:space="preserve"> </w:t>
+      </w:r>
+      <w:r>
+        <w:rPr>
+          <w:rStyle w:val="VerbatimChar"/>
+        </w:rPr>
+        <w:t xml:space="preserve">ADD_COLUMN</w:t>
+      </w:r>
+      <w:r>
+        <w:t xml:space="preserve">,</w:t>
+      </w:r>
+      <w:r>
+        <w:t xml:space="preserve"> </w:t>
+      </w:r>
+      <w:r>
+        <w:rPr>
+          <w:rStyle w:val="VerbatimChar"/>
+        </w:rPr>
+        <w:t xml:space="preserve">DROP_COLUMN</w:t>
+      </w:r>
+      <w:r>
+        <w:t xml:space="preserve">,</w:t>
+      </w:r>
+      <w:r>
+        <w:t xml:space="preserve"> </w:t>
+      </w:r>
+      <w:r>
+        <w:rPr>
+          <w:rStyle w:val="VerbatimChar"/>
+        </w:rPr>
+        <w:t xml:space="preserve">RENAME_COLUMN</w:t>
+      </w:r>
+      <w:r>
+        <w:t xml:space="preserve">,</w:t>
+      </w:r>
+      <w:r>
+        <w:t xml:space="preserve"> </w:t>
+      </w:r>
+      <w:r>
+        <w:rPr>
+          <w:rStyle w:val="VerbatimChar"/>
+        </w:rPr>
+        <w:t xml:space="preserve">ALTER_COLUMN</w:t>
+      </w:r>
+      <w:r>
+        <w:t xml:space="preserve">,</w:t>
+      </w:r>
+      <w:r>
+        <w:t xml:space="preserve"> </w:t>
+      </w:r>
+      <w:r>
+        <w:rPr>
+          <w:rStyle w:val="VerbatimChar"/>
+        </w:rPr>
+        <w:t xml:space="preserve">GRANT_MASTER</w:t>
+      </w:r>
+      <w:r>
+        <w:t xml:space="preserve">, and</w:t>
+      </w:r>
+      <w:r>
+        <w:t xml:space="preserve"> </w:t>
+      </w:r>
+      <w:r>
+        <w:rPr>
+          <w:rStyle w:val="VerbatimChar"/>
+        </w:rPr>
+        <w:t xml:space="preserve">REVOKE_MASTER</w:t>
+      </w:r>
+      <w:r>
+        <w:t xml:space="preserve">. SQL</w:t>
+      </w:r>
+      <w:r>
+        <w:t xml:space="preserve"> </w:t>
+      </w:r>
+      <w:r>
+        <w:rPr>
+          <w:rStyle w:val="VerbatimChar"/>
+        </w:rPr>
+        <w:t xml:space="preserve">ALTER TABLE</w:t>
+      </w:r>
+      <w:r>
+        <w:t xml:space="preserve"> </w:t>
+      </w:r>
+      <w:r>
+        <w:t xml:space="preserve">and column creation/modification use that event vocabulary;</w:t>
+      </w:r>
+      <w:r>
+        <w:t xml:space="preserve"> </w:t>
+      </w:r>
+      <w:r>
+        <w:rPr>
+          <w:rStyle w:val="VerbatimChar"/>
+        </w:rPr>
         <w:t xml:space="preserve">ALTER_TABLE</w:t>
       </w:r>
       <w:r>
-        <w:t xml:space="preserve">/column creation or modification,</w:t>
-      </w:r>
-      <w:r>
-        <w:t xml:space="preserve"> </w:t>
-      </w:r>
-      <w:r>
-        <w:rPr>
-          <w:rStyle w:val="VerbatimChar"/>
-        </w:rPr>
-        <w:t xml:space="preserve">DROP_TABLE</w:t>
-      </w:r>
-      <w:r>
-        <w:t xml:space="preserve">,</w:t>
+        <w:t xml:space="preserve"> </w:t>
+      </w:r>
+      <w:r>
+        <w:t xml:space="preserve">and</w:t>
       </w:r>
       <w:r>
         <w:t xml:space="preserve"> </w:t>
@@ -2405,76 +2500,19 @@
         <w:t xml:space="preserve">CREATE_COLUMN</w:t>
       </w:r>
       <w:r>
-        <w:t xml:space="preserve">,</w:t>
-      </w:r>
-      <w:r>
-        <w:t xml:space="preserve"> </w:t>
-      </w:r>
-      <w:r>
-        <w:rPr>
-          <w:rStyle w:val="VerbatimChar"/>
-        </w:rPr>
-        <w:t xml:space="preserve">DROP_COLUMN</w:t>
-      </w:r>
-      <w:r>
-        <w:t xml:space="preserve">,</w:t>
-      </w:r>
-      <w:r>
-        <w:t xml:space="preserve"> </w:t>
-      </w:r>
-      <w:r>
-        <w:rPr>
-          <w:rStyle w:val="VerbatimChar"/>
-        </w:rPr>
-        <w:t xml:space="preserve">RENAME_TABLE</w:t>
-      </w:r>
-      <w:r>
-        <w:t xml:space="preserve">,</w:t>
-      </w:r>
-      <w:r>
-        <w:t xml:space="preserve"> </w:t>
-      </w:r>
-      <w:r>
-        <w:rPr>
-          <w:rStyle w:val="VerbatimChar"/>
-        </w:rPr>
-        <w:t xml:space="preserve">RENAME_COLUMN</w:t>
-      </w:r>
-      <w:r>
-        <w:t xml:space="preserve">, column-type changes,</w:t>
-      </w:r>
-      <w:r>
-        <w:t xml:space="preserve"> </w:t>
-      </w:r>
-      <w:r>
-        <w:rPr>
-          <w:rStyle w:val="VerbatimChar"/>
-        </w:rPr>
-        <w:t xml:space="preserve">GRANT_MASTER</w:t>
-      </w:r>
-      <w:r>
-        <w:t xml:space="preserve">, and</w:t>
-      </w:r>
-      <w:r>
-        <w:t xml:space="preserve"> </w:t>
-      </w:r>
-      <w:r>
-        <w:rPr>
-          <w:rStyle w:val="VerbatimChar"/>
-        </w:rPr>
-        <w:t xml:space="preserve">REVOKE_MASTER</w:t>
-      </w:r>
-      <w:r>
-        <w:t xml:space="preserve">. The ledger must reconstruct both schema and data. The originator prefers one smallest practical atomic change per block; row changes must be one-row atomic.</w:t>
-      </w:r>
-    </w:p>
-    <w:bookmarkStart w:id="26" w:name="X97d48a9c2e58a9ec8fdcf8f1157c8d41f1cd374"/>
+        <w:t xml:space="preserve"> </w:t>
+      </w:r>
+      <w:r>
+        <w:t xml:space="preserve">are not additional Version 1 event codes. The ledger must reconstruct both schema and data. The originator prefers one smallest practical atomic change per block; row changes must be one-row atomic.</w:t>
+      </w:r>
+    </w:p>
+    <w:bookmarkStart w:id="27" w:name="X06a4afb0c7f535ac4c7363dcd599d8fd9711269"/>
     <w:p>
       <w:pPr>
         <w:pStyle w:val="Heading3"/>
       </w:pPr>
       <w:r>
-        <w:t xml:space="preserve">6.1 Compact payload grammar — CONFIRMED Version 1 base fields; remaining events OPEN</w:t>
+        <w:t xml:space="preserve">6.1 Compact payload grammar — CONFIRMED Version 1 event codes and payload fields</w:t>
       </w:r>
     </w:p>
     <w:p>
@@ -2542,9 +2580,8 @@
     <w:tbl>
       <w:tblPr>
         <w:tblStyle w:val="Table"/>
-        <w:tblW w:type="pct" w:w="5000"/>
+        <w:tblW w:type="auto" w:w="0"/>
         <w:jc w:val="left"/>
-        <w:tblLayout w:type="fixed"/>
         <w:tblLook w:firstRow="1" w:lastRow="0" w:firstColumn="0" w:lastColumn="0" w:noHBand="0" w:noVBand="0" w:val="0020"/>
       </w:tblPr>
       <w:tblGrid>
@@ -3301,16 +3338,7 @@
               <w:jc w:val="left"/>
             </w:pPr>
             <w:r>
-              <w:rPr>
-                <w:rStyle w:val="VerbatimChar"/>
-              </w:rPr>
-              <w:t xml:space="preserve">revoked_public_key[32] || countersigner_public_key[32] || countersignature[64]</w:t>
-            </w:r>
-            <w:r>
-              <w:t xml:space="preserve"> </w:t>
-            </w:r>
-            <w:r>
-              <w:t xml:space="preserve">(Section 6.3)</w:t>
+              <w:t xml:space="preserve">`revoked_public_key[32]</w:t>
             </w:r>
           </w:p>
         </w:tc>
@@ -3379,8 +3407,8 @@
         <w:t xml:space="preserve">and reject repeated column GUIDs within an event. This payload encoding does not automatically standardize SQLite/other-engine expression evaluation.</w:t>
       </w:r>
     </w:p>
-    <w:bookmarkEnd w:id="26"/>
-    <w:bookmarkStart w:id="32" w:name="Xa722f69c5cd17ba4de88a83fa4753d267dd0077"/>
+    <w:bookmarkEnd w:id="27"/>
+    <w:bookmarkStart w:id="33" w:name="X9b46d4aa57da23ae8dbe8003c2d25a3ec078632"/>
     <w:p>
       <w:pPr>
         <w:pStyle w:val="Heading3"/>
@@ -3404,7 +3432,19 @@
         <w:t xml:space="preserve"> </w:t>
       </w:r>
       <w:r>
-        <w:t xml:space="preserve">Version 1 supports all nine value types below. The outer block uses raw binary; values appear within the uncompressed typed event body (before any optional LZMA2 compression). All row changes use table, row and column GUIDs as identity. The Version 1 encodings of</w:t>
+        <w:t xml:space="preserve">Version 1 supports the eight non-NULL wire types below plus the explicit NULL value tag</w:t>
+      </w:r>
+      <w:r>
+        <w:t xml:space="preserve"> </w:t>
+      </w:r>
+      <w:r>
+        <w:rPr>
+          <w:rStyle w:val="VerbatimChar"/>
+        </w:rPr>
+        <w:t xml:space="preserve">0x00</w:t>
+      </w:r>
+      <w:r>
+        <w:t xml:space="preserve">; all nine existing tag encodings remain unchanged. The outer block uses raw binary; values appear within the uncompressed typed event body (before any optional LZMA2 compression). All row changes use table, row and column GUIDs as identity. The Version 1 encodings of</w:t>
       </w:r>
       <w:r>
         <w:t xml:space="preserve"> </w:t>
@@ -3450,9 +3490,8 @@
     <w:tbl>
       <w:tblPr>
         <w:tblStyle w:val="Table"/>
-        <w:tblW w:type="pct" w:w="5000"/>
+        <w:tblW w:type="auto" w:w="0"/>
         <w:jc w:val="left"/>
-        <w:tblLayout w:type="fixed"/>
         <w:tblLook w:firstRow="1" w:lastRow="0" w:firstColumn="0" w:lastColumn="0" w:noHBand="0" w:noVBand="0" w:val="0020"/>
       </w:tblPr>
       <w:tblGrid>
@@ -3983,7 +4022,7 @@
         </w:tc>
       </w:tr>
     </w:tbl>
-    <w:bookmarkStart w:id="27" w:name="X6ba17a484c8975fb126423a014296334584345c"/>
+    <w:bookmarkStart w:id="28" w:name="X805ba863f61abeb9f779c9816d5b57096b5670b"/>
     <w:p>
       <w:pPr>
         <w:pStyle w:val="Heading4"/>
@@ -4488,8 +4527,8 @@
         <w:t xml:space="preserve">. No bytes follow the NULL tag.</w:t>
       </w:r>
     </w:p>
-    <w:bookmarkEnd w:id="27"/>
-    <w:bookmarkStart w:id="28" w:name="X4ed76565c298584d205ec205e405a0a65cd6741"/>
+    <w:bookmarkEnd w:id="28"/>
+    <w:bookmarkStart w:id="29" w:name="X16ebc27e9dfcfdb54e3850d12310b47dcd22a6a"/>
     <w:p>
       <w:pPr>
         <w:pStyle w:val="Heading4"/>
@@ -4990,7 +5029,7 @@
         <w:t xml:space="preserve"> </w:t>
       </w:r>
       <w:r>
-        <w:t xml:space="preserve">Supported typed literal defaults and lossless conversions must yield exact portable typed values; declarations depending on unsupported expression evaluation fail explicitly. DECLARED DECIMAL precision/scale must not cause silent rounding or truncation. The precise SQL literal/cast subset, detailed DECIMAL limit matrix, engine-specific collation/index metadata and error-code mappings still require an interoperable sub-contract.</w:t>
+        <w:t xml:space="preserve">Supported typed literal defaults and lossless conversions must yield exact portable typed values; declarations depending on unsupported expression evaluation fail explicitly. DECLARED DECIMAL precision/scale must not cause silent rounding or truncation. The accompanying PostgreSQL SQL compatibility and execution contracts define the required literal/cast subset, exact DECIMAL limits, collation, metadata boundary and error-code mappings; additional advanced forms remain explicitly unspecified.</w:t>
       </w:r>
     </w:p>
     <w:p>
@@ -5059,11 +5098,11 @@
         <w:t xml:space="preserve"> </w:t>
       </w:r>
       <w:r>
-        <w:t xml:space="preserve">All nodes, including the originating master, consume the published correction normally. Read-only replicas cannot author corrective blocks. There is no direct unlogged materialized-database edit and no automatic echo of ordinary replay. Duplicate corrections from independent masters remain permissible. Until a correction block is present, any unresolved NULL remains a recorded/visible inconsistency or pending projection condition rather than an invented historical block. Exact handling of unresolved incompatible or NULL values in interim SQL queries, and their error/diagnostic codes, remains OPEN; normal declared constant-default evaluation is defined above.</w:t>
-      </w:r>
-    </w:p>
-    <w:bookmarkEnd w:id="28"/>
-    <w:bookmarkStart w:id="29" w:name="X6d936c6588c7bc4ad433d836144da5c7275a9e7"/>
+        <w:t xml:space="preserve">All nodes, including the originating master, consume the correction through normal authenticated ledger ingestion. Proposing, signing, publishing or durably retaining the corrective block alone does not resolve the affected official value. The correction becomes official only when the applicable authenticated event is ingested and applied to the materialized database; until then the inconsistency remains unresolved. A read-only replica may apply that authenticated history but cannot independently originate a corrective block. No automatic logical correction may directly modify official database values or schema, and ordinary replay never echoes a new event merely because it applies an existing one. Duplicate corrections from independent masters remain permissible. Until an applicable authenticated correction block is ingested and applied, any unresolved NULL remains a recorded/visible inconsistency or pending projection condition rather than an invented historical block. Exact PostgreSQL handling of unresolved incompatible or NULL values and error/diagnostic codes is defined in the accompanying execution and SQL contracts; normal declared constant-default evaluation is defined above.</w:t>
+      </w:r>
+    </w:p>
+    <w:bookmarkEnd w:id="29"/>
+    <w:bookmarkStart w:id="30" w:name="X5cbeace51b32de395534b025c72820b7d89db65"/>
     <w:p>
       <w:pPr>
         <w:pStyle w:val="Heading4"/>
@@ -5283,11 +5322,11 @@
         <w:t xml:space="preserve">schema attributes</w:t>
       </w:r>
       <w:r>
-        <w:t xml:space="preserve">, not inferred from the canonical value. This preserves exact numeric meaning, but not redundant textual trailing zeros; SQL formatting can use declared schema scale. Implementations must preserve the approved canonical exact-number representation and reject implicit conversion that would round or truncate. Configurable resource bounds apply to very large integer/decimal values. Exact permitted explicit cast combinations and DECIMAL declared-limit diagnostics remain to be frozen without introducing silent rounding.</w:t>
-      </w:r>
-    </w:p>
-    <w:bookmarkEnd w:id="29"/>
-    <w:bookmarkStart w:id="30" w:name="X3f33aad7d35f2a784bd7536650a9e7c24e1f817"/>
+        <w:t xml:space="preserve">, not inferred from the canonical value. This preserves exact numeric meaning, but not redundant textual trailing zeros; SQL formatting can use declared schema scale. Implementations must preserve the approved canonical exact-number representation and reject implicit conversion that would round or truncate. Configurable resource bounds apply to very large integer/decimal values. Required explicit cast combinations and DECIMAL declared-limit diagnostics are defined by the accompanying SQL compatibility and execution contracts, without silent rounding; exact-artifact approval is recorded separately against file hashes.</w:t>
+      </w:r>
+    </w:p>
+    <w:bookmarkEnd w:id="30"/>
+    <w:bookmarkStart w:id="31" w:name="X42b1b5f3401d4d6bc94f2a7403820a1bc7ea5ad"/>
     <w:p>
       <w:pPr>
         <w:pStyle w:val="Heading4"/>
@@ -5396,17 +5435,17 @@
         <w:t xml:space="preserve"> </w:t>
       </w:r>
       <w:r>
-        <w:t xml:space="preserve">is rejected; nonrepresentable submillisecond input is rejected. Exact SQL timezone-type aliases and SQLSTATE mapping remain to be specified without changing the 8-byte epoch-millisecond encoding.</w:t>
-      </w:r>
-    </w:p>
-    <w:bookmarkEnd w:id="30"/>
-    <w:bookmarkStart w:id="31" w:name="X3eb41849b2187f7dafe75ebeaa7aea16d00c79b"/>
+        <w:t xml:space="preserve">is rejected; nonrepresentable submillisecond input is rejected. The accompanying SQL compatibility and execution contracts define required SQL timezone aliases and error mapping without changing this 8-byte epoch-millisecond encoding.</w:t>
+      </w:r>
+    </w:p>
+    <w:bookmarkEnd w:id="31"/>
+    <w:bookmarkStart w:id="32" w:name="X1ddf8823a783108dfa42414f3322aba0df13abe"/>
     <w:p>
       <w:pPr>
         <w:pStyle w:val="Heading4"/>
       </w:pPr>
       <w:r>
-        <w:t xml:space="preserve">6.2.5 Type edge-case policy — CONFIRMED principles; remaining conversion matrix OPEN</w:t>
+        <w:t xml:space="preserve">6.2.5 Type edge-case policy — CONFIRMED principles; adapter conversion matrix specified separately</w:t>
       </w:r>
     </w:p>
     <w:p>
@@ -5512,18 +5551,18 @@
           <w:b/>
           <w:bCs/>
         </w:rPr>
-        <w:t xml:space="preserve">Remaining exact interoperability detail:</w:t>
-      </w:r>
-      <w:r>
-        <w:t xml:space="preserve"> </w:t>
-      </w:r>
-      <w:r>
-        <w:t xml:space="preserve">supported SQL type-name/literal/cast matrix, any permitted explicit narrowing behavior, precision/scale diagnostics, and text collation/index metadata.</w:t>
-      </w:r>
-    </w:p>
-    <w:bookmarkEnd w:id="31"/>
+        <w:t xml:space="preserve">PostgreSQL interoperability boundary:</w:t>
+      </w:r>
+      <w:r>
+        <w:t xml:space="preserve"> </w:t>
+      </w:r>
+      <w:r>
+        <w:t xml:space="preserve">The accompanying SQL compatibility and execution contracts specify required SQL type-name/literal/cast mappings, exact conversion and precision/scale diagnostics, and the collation/metadata boundary. No implicit lossy narrowing or unencoded metadata guarantee is introduced.</w:t>
+      </w:r>
+    </w:p>
     <w:bookmarkEnd w:id="32"/>
-    <w:bookmarkStart w:id="33" w:name="Xf09e562d5b56615259c127d9b072b3104e7d7fc"/>
+    <w:bookmarkEnd w:id="33"/>
+    <w:bookmarkStart w:id="34" w:name="X8fa976e2d1bd2e1b53456a8d93f65115ebeb825"/>
     <w:p>
       <w:pPr>
         <w:pStyle w:val="Heading3"/>
@@ -5562,7 +5601,7 @@
           <w:b/>
           <w:bCs/>
         </w:rPr>
-        <w:t xml:space="preserve">revoked target’s 32-byte Ed25519 public key</w:t>
+        <w:t xml:space="preserve">revoked target's 32-byte Ed25519 public key</w:t>
       </w:r>
       <w:r>
         <w:t xml:space="preserve">, the</w:t>
@@ -5575,10 +5614,10 @@
           <w:b/>
           <w:bCs/>
         </w:rPr>
-        <w:t xml:space="preserve">other consenting master’s 32-byte Ed25519 public key</w:t>
-      </w:r>
-      <w:r>
-        <w:t xml:space="preserve">, and that countersigner’s</w:t>
+        <w:t xml:space="preserve">other consenting master's 32-byte Ed25519 public key</w:t>
+      </w:r>
+      <w:r>
+        <w:t xml:space="preserve">, and that countersigner's</w:t>
       </w:r>
       <w:r>
         <w:t xml:space="preserve"> </w:t>
@@ -5591,7 +5630,7 @@
         <w:t xml:space="preserve">64-byte Ed25519 signature</w:t>
       </w:r>
       <w:r>
-        <w:t xml:space="preserve">. The two signers must be distinct and currently authorized at the event’s canonical position.</w:t>
+        <w:t xml:space="preserve">. The two signers must be distinct and currently authorized at the event's canonical position.</w:t>
       </w:r>
       <w:r>
         <w:t xml:space="preserve"> </w:t>
@@ -5604,7 +5643,7 @@
         <w:t xml:space="preserve">The target must be one of the two signers</w:t>
       </w:r>
       <w:r>
-        <w:t xml:space="preserve">, in either role. The target’s original grantor has no special role. Revocation affects the target’s authorization state as a whole, not an individual grant. There is no grant-block reference.</w:t>
+        <w:t xml:space="preserve">, in either role. The target's original grantor has no special role. Revocation affects the target's authorization state as a whole, not an individual grant. There is no grant-block reference.</w:t>
       </w:r>
     </w:p>
     <w:p>
@@ -5644,9 +5683,8 @@
     <w:tbl>
       <w:tblPr>
         <w:tblStyle w:val="Table"/>
-        <w:tblW w:type="pct" w:w="5000"/>
+        <w:tblW w:type="auto" w:w="0"/>
         <w:jc w:val="left"/>
-        <w:tblLayout w:type="fixed"/>
         <w:tblLook w:firstRow="1" w:lastRow="0" w:firstColumn="0" w:lastColumn="0" w:noHBand="0" w:noVBand="0" w:val="0020"/>
       </w:tblPr>
       <w:tblGrid>
@@ -5799,7 +5837,7 @@
               <w:jc w:val="left"/>
             </w:pPr>
             <w:r>
-              <w:t xml:space="preserve">8 bytes signed two’s-complement integer, big-endian</w:t>
+              <w:t xml:space="preserve">8 bytes signed two's-complement integer, big-endian</w:t>
             </w:r>
           </w:p>
         </w:tc>
@@ -5897,7 +5935,7 @@
         <w:pStyle w:val="BodyText"/>
       </w:pPr>
       <w:r>
-        <w:t xml:space="preserve">The countersigner’s signature is the 64-byte Ed25519 signature over these</w:t>
+        <w:t xml:space="preserve">The countersigner's signature is the 64-byte Ed25519 signature over these</w:t>
       </w:r>
       <w:r>
         <w:t xml:space="preserve"> </w:t>
@@ -5925,7 +5963,7 @@
         <w:t xml:space="preserve"> </w:t>
       </w:r>
       <w:r>
-        <w:t xml:space="preserve">through the transmitted payload), thereby authenticating the payload including the countersigner’s public key and signature. A verifier independently verifies both signatures and the authorization state of both distinct participants in canonical order. A revocation whose target is not one of the two signers is invalid. This rule prevents the sole remaining authorized master from revoking itself. Late earlier authorization history requires re-evaluation rather than permanent rejection by receipt order.</w:t>
+        <w:t xml:space="preserve">through the transmitted payload), thereby authenticating the payload including the countersigner's public key and signature. A verifier independently verifies both signatures and the authorization state of both distinct participants in canonical order. A revocation whose target is not one of the two signers is invalid. This rule prevents the sole remaining authorized master from revoking itself. Late earlier authorization history requires re-evaluation rather than permanent rejection by receipt order.</w:t>
       </w:r>
     </w:p>
     <w:p>
@@ -5986,14 +6024,14 @@
         <w:t xml:space="preserve">. The field order is fixed; the 149-byte signed-intent message above is unchanged. A compressed version, if used, compresses the entire 129-byte body using the ordinary outer compression convention.</w:t>
       </w:r>
     </w:p>
-    <w:bookmarkEnd w:id="33"/>
-    <w:bookmarkStart w:id="34" w:name="remaining-event-protocol-decisions"/>
+    <w:bookmarkEnd w:id="34"/>
+    <w:bookmarkStart w:id="35" w:name="Xb4d4fd6dec46bc5e8e7a94910a06b227a1a2d69"/>
     <w:p>
       <w:pPr>
         <w:pStyle w:val="Heading3"/>
       </w:pPr>
       <w:r>
-        <w:t xml:space="preserve">6.4 Remaining event-protocol decisions</w:t>
+        <w:t xml:space="preserve">6.4 Specified Version 1 encodings and specification boundaries</w:t>
       </w:r>
     </w:p>
     <w:p>
@@ -6042,12 +6080,12 @@
         <w:t xml:space="preserve"> </w:t>
       </w:r>
       <w:r>
-        <w:t xml:space="preserve">Malformed authenticated event bodies never modify the official projection; receiving a valid outer signature does not make an invalid inner event schema applicable. Unknown schema dependencies are retained pending; unknown future-version bodies remain opaque and unapplied. Stable diagnostic categories are specified in Sections 2 and 11. The remaining SQL collation/index/metadata and exact conversion grammar still require narrowing against the approved Version 1 feature scope. Resource defaults are in Section 5; configuration names belong in the separately frozen management API contract.</w:t>
-      </w:r>
-    </w:p>
-    <w:bookmarkEnd w:id="34"/>
+        <w:t xml:space="preserve">Malformed authenticated event bodies never modify the official projection; receiving a valid outer signature does not make an invalid inner event schema applicable. Unknown schema dependencies are retained pending; unknown future-version bodies remain opaque and unapplied. Stable diagnostic categories are specified in Sections 2 and 11. The accompanying SQL compatibility contract defines the required PostgreSQL collation, lossless conversion surface and limits on unencoded index/metadata guarantees; genuinely unspecified advanced forms remain identified there. Resource defaults are in Section 5; configuration names, supported ranges and callable behavior are specified in the accompanying v0.4 management API contract. Sections 6.1–6.3 specify the required Version 1 event codes and payload encodings; no required encoding is deferred. Implementation freedoms and genuinely unspecified cases are distinguished in Section 14.2.</w:t>
+      </w:r>
+    </w:p>
     <w:bookmarkEnd w:id="35"/>
-    <w:bookmarkStart w:id="36" w:name="X87886e822ee1c7782ed6e25632ae9de878921d9"/>
+    <w:bookmarkEnd w:id="36"/>
+    <w:bookmarkStart w:id="37" w:name="Xacedf5c2a1dc44c4429f1fe73a075149e38ed59"/>
     <w:p>
       <w:pPr>
         <w:pStyle w:val="Heading2"/>
@@ -6165,58 +6203,172 @@
           <w:b/>
           <w:bCs/>
         </w:rPr>
-        <w:t xml:space="preserve">No secondary events from normal replay; no replica auto-correction — CONFIRMED 2026-10-22:</w:t>
-      </w:r>
-      <w:r>
-        <w:t xml:space="preserve"> </w:t>
-      </w:r>
-      <w:r>
-        <w:t xml:space="preserve">An ordinary block’s application does not publish another block. Replay is not a user edit; blocks never echo into the ledger.</w:t>
-      </w:r>
-      <w:r>
-        <w:t xml:space="preserve"> </w:t>
-      </w:r>
-      <w:r>
-        <w:rPr>
-          <w:b/>
-          <w:bCs/>
-        </w:rPr>
-        <w:t xml:space="preserve">Only an authorized master may originate a separate corrective signed event</w:t>
-      </w:r>
-      <w:r>
-        <w:t xml:space="preserve"> </w:t>
-      </w:r>
-      <w:r>
-        <w:t xml:space="preserve">for</w:t>
-      </w:r>
-      <w:r>
-        <w:t xml:space="preserve"> </w:t>
-      </w:r>
-      <w:r>
-        <w:rPr>
-          <w:i/>
-          <w:iCs/>
-        </w:rPr>
-        <w:t xml:space="preserve">any</w:t>
-      </w:r>
-      <w:r>
-        <w:t xml:space="preserve"> </w:t>
-      </w:r>
-      <w:r>
-        <w:t xml:space="preserve">ledger-derived inconsistency (name collision, disallowed NULL, type conversion, or other rule). A read-only replica may recognize, retain, and diagnose the problem, but must</w:t>
-      </w:r>
-      <w:r>
-        <w:t xml:space="preserve"> </w:t>
-      </w:r>
-      <w:r>
-        <w:rPr>
-          <w:b/>
-          <w:bCs/>
-        </w:rPr>
-        <w:t xml:space="preserve">wait for the master-authored corrective block to arrive through the ledger</w:t>
-      </w:r>
-      <w:r>
-        <w:t xml:space="preserve">. It may not generate new GUIDs, synthetic corrections, unsigned schema adjustments or user-visible values to mask the issue. This prohibition does</w:t>
+        <w:t xml:space="preserve">No secondary events from normal replay; all logical corrections are ledger-first — CONFIRMED:</w:t>
+      </w:r>
+      <w:r>
+        <w:t xml:space="preserve"> </w:t>
+      </w:r>
+      <w:r>
+        <w:t xml:space="preserve">Applying or replaying an ordinary block does not publish another block merely as an echo. Only an authorized master may originate a separate signed corrective event for any ledger-derived logical inconsistency, including a name collision, disallowed NULL, incompatible value, datatype or schema inconsistency, or any other automatic logical data/schema repair. Every such correction, including one proposed by the local master, must first become authenticated ledger history and then be ingested and applied through the same normal ledger pipeline used for remotely received events. No automatic correction may directly alter official database data or schema. A proposed or durably retained correction is not yet official materialization: the affected state remains unresolved until its applicable authenticated correction is ingested and applied. A read-only replica may recognize, retain and diagnose an inconsistency and apply a master's authenticated corrective history; it must not independently originate corrective blocks, generate replacement identities/names/values for official state, or mask a problem with an unsigned change. This prohibition does not prevent required local replay or reconstruction that derives a projection from already-authenticated events. Physical storage maintenance and ordinary supported lossless interpretation of recorded values are not permission to invent a new logical repair. The ledger does not distinguish human-proposed from automatically proposed signed changes.</w:t>
+      </w:r>
+    </w:p>
+    <w:bookmarkEnd w:id="37"/>
+    <w:bookmarkStart w:id="38" w:name="X4be94066ad70d7929383cead133faa36fa4a09b"/>
+    <w:p>
+      <w:pPr>
+        <w:pStyle w:val="Heading2"/>
+      </w:pPr>
+      <w:r>
+        <w:t xml:space="preserve">8. Schema identity, name collisions, and conversion — CONFIRMED</w:t>
+      </w:r>
+    </w:p>
+    <w:p>
+      <w:pPr>
+        <w:pStyle w:val="FirstParagraph"/>
+      </w:pPr>
+      <w:r>
+        <w:t xml:space="preserve">Every table and every column has an immutable GUID. RENAME_TABLE and RENAME_COLUMN preserve that GUID. Concurrent rename events targeting the same GUID settle by the latest valid canonical event, unless deletion applies. A dropped column supersedes updates targeting it. Recreating a same-name table or column uses a new GUID; deleted GUIDs cannot be reused.</w:t>
+      </w:r>
+    </w:p>
+    <w:p>
+      <w:pPr>
+        <w:pStyle w:val="BodyText"/>
+      </w:pPr>
+      <w:r>
+        <w:t xml:space="preserve">If distinct entities are created under the same SQL-visible table name, or the same column name within one table, both entities survive. The entity introduced first in canonical</w:t>
+      </w:r>
+      <w:r>
+        <w:t xml:space="preserve"> </w:t>
+      </w:r>
+      <w:r>
+        <w:rPr>
+          <w:b/>
+          <w:bCs/>
+        </w:rPr>
+        <w:t xml:space="preserve">creation-block order</w:t>
+      </w:r>
+      <w:r>
+        <w:t xml:space="preserve"> </w:t>
+      </w:r>
+      <w:r>
+        <w:t xml:space="preserve">retains the original name. Entity-GUID numerical order and receipt order do not determine priority. An authorized master proposes a separate signed corrective rename for a later-created conflicting entity. The ordinary first correction spelling is exactly</w:t>
+      </w:r>
+      <w:r>
+        <w:t xml:space="preserve"> </w:t>
+      </w:r>
+      <w:r>
+        <w:rPr>
+          <w:rStyle w:val="VerbatimChar"/>
+        </w:rPr>
+        <w:t xml:space="preserve">original-name-entityGUIDwithoutdashes</w:t>
+      </w:r>
+      <w:r>
+        <w:t xml:space="preserve">, using the complete dashless entity GUID. Neither ordinary replay nor a read-only replica independently invents this rename.</w:t>
+      </w:r>
+    </w:p>
+    <w:p>
+      <w:pPr>
+        <w:pStyle w:val="BodyText"/>
+      </w:pPr>
+      <w:r>
+        <w:rPr>
+          <w:b/>
+          <w:bCs/>
+        </w:rPr>
+        <w:t xml:space="preserve">Identifier-length fallback — latest owner decision:</w:t>
+      </w:r>
+      <w:r>
+        <w:t xml:space="preserve"> </w:t>
+      </w:r>
+      <w:r>
+        <w:t xml:space="preserve">For the PostgreSQL adapter's 63-byte SQL identifier limit, measure the proposed corrected SQL-visible name in UTF-8 bytes. If the required corrected name would exceed 63 bytes, the authorized master generates a fresh random UUIDv4 unrelated to the entity GUID, ledger GUID and block GUID. Use that UUID's lowercase canonical hyphenated textual representation as the entire replacement name, rather than truncating the required name or its GUID suffix. The random replacement is a name value, not a replacement entity identity, ledger identity or block identity. Carry that exact name in a separate signed RENAME_TABLE or RENAME_COLUMN event identifying the original target entity GUID. SQL quoting does not change the byte limit. Other database adapters' identifier limits belong in their own public adapter contracts; this paragraph does not silently impose a new protocol-wide wire-name length or truncate received names.</w:t>
+      </w:r>
+    </w:p>
+    <w:p>
+      <w:pPr>
+        <w:pStyle w:val="BodyText"/>
+      </w:pPr>
+      <w:r>
+        <w:t xml:space="preserve">The originating master must ingest and apply its own signed correction through normal authenticated ledger processing before that name becomes official. Proposing a rename, publishing it or durably retaining its block alone leaves the affected official name unresolved. The same rule applies to all automatic logical value/NULL/schema corrections. Until application, name resolution must not arbitrarily choose one GUID or discard either entity; the visible ambiguity or error is deterministic for the applied history. Replicas may apply authenticated corrective history but never independently originate a correction or substitute an unsigned name/value.</w:t>
+      </w:r>
+    </w:p>
+    <w:p>
+      <w:pPr>
+        <w:pStyle w:val="BodyText"/>
+      </w:pPr>
+      <w:r>
+        <w:t xml:space="preserve">Signed automatic and user-initiated renames are ordinary rename events under the same canonical ordering, authorization, identity and delete-wins rules. Preserve all valid independently signed corrections. If masters propose different random replacement names for one entity, each event carries its own literal chosen name; the latest applicable canonical rename determines the resulting name for that GUID. Consumers and reconstruction never rerun random name generation. Participants with different known history may temporarily differ; participants with the same complete applicable history derive the same result. No requirement makes independent masters choose the same random UUID.</w:t>
+      </w:r>
+    </w:p>
+    <w:p>
+      <w:pPr>
+        <w:pStyle w:val="BodyText"/>
+      </w:pPr>
+      <w:r>
+        <w:t xml:space="preserve">If a corrected name conflicts again, an authorized master must resolve the remaining conflict through another distinct signed rename, adding another newly generated GUID-based suffix as needed under the ordinary rule. If that proposed corrected name exceeds the PostgreSQL limit, apply the random-UUID fallback again. Random UUIDs do not guarantee a name is collision-free; a remaining collision is diagnosed and resolved by further valid signed history, not by an unsigned local edit or arbitrary winner. Canonical first-creator precedence and the latest valid explicit rename rules remain in force. Do not suppress earlier signed history, repeatedly emit identical corrections for unchanged known state, or create an uncontrolled replay-triggered correction cascade. Convergence describes replay of the same history, not a bound on the number of future independently proposed corrections.</w:t>
+      </w:r>
+    </w:p>
+    <w:p>
+      <w:pPr>
+        <w:pStyle w:val="BodyText"/>
+      </w:pPr>
+      <w:r>
+        <w:t xml:space="preserve">On a column datatype change, apply only declared supported lossless conversions automatically. An incompatible value is retained/diagnosed unresolved, not silently replaced. If a nullable column may be corrected to NULL, a master may publish that explicit value in a separately signed row correction. Otherwise an authorized master explicitly selects a valid corrective value or applicable typed constant default and publishes it in a new signed UPDATE_ROW block. Never invent zero, empty text, epoch minimum or another arbitrary fallback. Every receiving node, including the origin, changes the official logical value only by authenticating, ingesting and applying that correction. Replicas wait for such signed history. Operational progress/diagnostics and failed reconstruction follow Section 10; exact interim SQL error conventions remain in the adapter contract.</w:t>
+      </w:r>
+    </w:p>
+    <w:p>
+      <w:pPr>
+        <w:pStyle w:val="BodyText"/>
+      </w:pPr>
+      <w:r>
+        <w:t xml:space="preserve">For the PostgreSQL adapter, newly submitted SQL identifiers longer than 63 UTF-8 bytes are rejected rather than silently truncated. Authenticated historical names outside the adapter's representable range are retained and diagnosed without inventing an alternate name or changing identity. This input rule is distinct from the automatic-correction overflow fallback above.</w:t>
+      </w:r>
+    </w:p>
+    <w:bookmarkEnd w:id="38"/>
+    <w:bookmarkStart w:id="39" w:name="Xbc19671765c2b411e7816c09547f69e2ead8dbc"/>
+    <w:p>
+      <w:pPr>
+        <w:pStyle w:val="Heading2"/>
+      </w:pPr>
+      <w:r>
+        <w:t xml:space="preserve">9. SQL semantics, constraints, and transactions — CONFIRMED</w:t>
+      </w:r>
+    </w:p>
+    <w:p>
+      <w:pPr>
+        <w:pStyle w:val="FirstParagraph"/>
+      </w:pPr>
+      <w:r>
+        <w:t xml:space="preserve">Version 1</w:t>
+      </w:r>
+      <w:r>
+        <w:t xml:space="preserve"> </w:t>
+      </w:r>
+      <w:r>
+        <w:rPr>
+          <w:b/>
+          <w:bCs/>
+        </w:rPr>
+        <w:t xml:space="preserve">does not enforce ordinary relational application constraints</w:t>
+      </w:r>
+      <w:r>
+        <w:t xml:space="preserve"> </w:t>
+      </w:r>
+      <w:r>
+        <w:t xml:space="preserve">such as primary-key uniqueness or foreign-key referential integrity when deriving authoritative changes. Two rows with different row GUIDs may contain identical business primary keys. Ledger deletions are not vetoed by referencing rows or application locks. Internal storage integrity and synchronization cannot be disabled merely to bypass these application-level rules. User-defined triggers, stored procedures, user-defined functions with effects, and comparable user-defined implicit write facilities are</w:t>
+      </w:r>
+      <w:r>
+        <w:t xml:space="preserve"> </w:t>
+      </w:r>
+      <w:r>
+        <w:rPr>
+          <w:b/>
+          <w:bCs/>
+        </w:rPr>
+        <w:t xml:space="preserve">not supported in Version 1</w:t>
+      </w:r>
+      <w:r>
+        <w:t xml:space="preserve">. This excludes their use as alternate mutation paths; it does</w:t>
       </w:r>
       <w:r>
         <w:t xml:space="preserve"> </w:t>
@@ -6232,33 +6384,505 @@
         <w:t xml:space="preserve"> </w:t>
       </w:r>
       <w:r>
-        <w:t xml:space="preserve">prevent a replica from re-computing/rebuilding its</w:t>
-      </w:r>
-      <w:r>
-        <w:t xml:space="preserve"> </w:t>
-      </w:r>
-      <w:r>
-        <w:rPr>
-          <w:i/>
-          <w:iCs/>
-        </w:rPr>
-        <w:t xml:space="preserve">local projection</w:t>
-      </w:r>
-      <w:r>
-        <w:t xml:space="preserve"> </w:t>
-      </w:r>
-      <w:r>
-        <w:t xml:space="preserve">to reflect already-authenticated events, which is mandatory after late historical blocks. The ledger does not distinguish human-driven and automatically generated signed changes.</w:t>
-      </w:r>
-    </w:p>
-    <w:bookmarkEnd w:id="36"/>
-    <w:bookmarkStart w:id="37" w:name="X0cb1bb2528f71bab67c872da27eb61a69b4c572"/>
+        <w:t xml:space="preserve">require removing SQL built-ins or internal database functions necessary for parsing, expression evaluation, data conversion, indexing, recovery, or supported SELECT/DML. The base Version 1 supported and excluded SQL subset is confirmed below; required PostgreSQL forms are defined in the accompanying SQL compatibility contract; advanced forms not specified there remain explicitly unspecified. Indexes and SELECT/query support may be used for efficient materialization and reads.</w:t>
+      </w:r>
+    </w:p>
+    <w:p>
+      <w:pPr>
+        <w:pStyle w:val="BodyText"/>
+      </w:pPr>
+      <w:r>
+        <w:rPr>
+          <w:b/>
+          <w:bCs/>
+        </w:rPr>
+        <w:t xml:space="preserve">CONFIRMED 2026-10-22 SQL scope:</w:t>
+      </w:r>
+      <w:r>
+        <w:t xml:space="preserve"> </w:t>
+      </w:r>
+      <w:r>
+        <w:t xml:space="preserve">Version 1 supports ordinary</w:t>
+      </w:r>
+      <w:r>
+        <w:t xml:space="preserve"> </w:t>
+      </w:r>
+      <w:r>
+        <w:rPr>
+          <w:rStyle w:val="VerbatimChar"/>
+        </w:rPr>
+        <w:t xml:space="preserve">SELECT</w:t>
+      </w:r>
+      <w:r>
+        <w:t xml:space="preserve">,</w:t>
+      </w:r>
+      <w:r>
+        <w:t xml:space="preserve"> </w:t>
+      </w:r>
+      <w:r>
+        <w:rPr>
+          <w:rStyle w:val="VerbatimChar"/>
+        </w:rPr>
+        <w:t xml:space="preserve">CREATE TABLE</w:t>
+      </w:r>
+      <w:r>
+        <w:t xml:space="preserve">,</w:t>
+      </w:r>
+      <w:r>
+        <w:t xml:space="preserve"> </w:t>
+      </w:r>
+      <w:r>
+        <w:rPr>
+          <w:rStyle w:val="VerbatimChar"/>
+        </w:rPr>
+        <w:t xml:space="preserve">ALTER TABLE</w:t>
+      </w:r>
+      <w:r>
+        <w:t xml:space="preserve">,</w:t>
+      </w:r>
+      <w:r>
+        <w:t xml:space="preserve"> </w:t>
+      </w:r>
+      <w:r>
+        <w:rPr>
+          <w:rStyle w:val="VerbatimChar"/>
+        </w:rPr>
+        <w:t xml:space="preserve">DROP TABLE</w:t>
+      </w:r>
+      <w:r>
+        <w:t xml:space="preserve">,</w:t>
+      </w:r>
+      <w:r>
+        <w:t xml:space="preserve"> </w:t>
+      </w:r>
+      <w:r>
+        <w:rPr>
+          <w:rStyle w:val="VerbatimChar"/>
+        </w:rPr>
+        <w:t xml:space="preserve">INSERT</w:t>
+      </w:r>
+      <w:r>
+        <w:t xml:space="preserve">,</w:t>
+      </w:r>
+      <w:r>
+        <w:t xml:space="preserve"> </w:t>
+      </w:r>
+      <w:r>
+        <w:rPr>
+          <w:rStyle w:val="VerbatimChar"/>
+        </w:rPr>
+        <w:t xml:space="preserve">UPDATE</w:t>
+      </w:r>
+      <w:r>
+        <w:t xml:space="preserve">, and</w:t>
+      </w:r>
+      <w:r>
+        <w:t xml:space="preserve"> </w:t>
+      </w:r>
+      <w:r>
+        <w:rPr>
+          <w:rStyle w:val="VerbatimChar"/>
+        </w:rPr>
+        <w:t xml:space="preserve">DELETE</w:t>
+      </w:r>
+      <w:r>
+        <w:t xml:space="preserve">, with</w:t>
+      </w:r>
+      <w:r>
+        <w:t xml:space="preserve"> </w:t>
+      </w:r>
+      <w:r>
+        <w:rPr>
+          <w:rStyle w:val="VerbatimChar"/>
+        </w:rPr>
+        <w:t xml:space="preserve">BEGIN</w:t>
+      </w:r>
+      <w:r>
+        <w:t xml:space="preserve">,</w:t>
+      </w:r>
+      <w:r>
+        <w:t xml:space="preserve"> </w:t>
+      </w:r>
+      <w:r>
+        <w:rPr>
+          <w:rStyle w:val="VerbatimChar"/>
+        </w:rPr>
+        <w:t xml:space="preserve">COMMIT</w:t>
+      </w:r>
+      <w:r>
+        <w:t xml:space="preserve">,</w:t>
+      </w:r>
+      <w:r>
+        <w:t xml:space="preserve"> </w:t>
+      </w:r>
+      <w:r>
+        <w:rPr>
+          <w:rStyle w:val="VerbatimChar"/>
+        </w:rPr>
+        <w:t xml:space="preserve">ROLLBACK</w:t>
+      </w:r>
+      <w:r>
+        <w:t xml:space="preserve">, and savepoints for provisional local staging.</w:t>
+      </w:r>
+      <w:r>
+        <w:t xml:space="preserve"> </w:t>
+      </w:r>
+      <w:r>
+        <w:rPr>
+          <w:b/>
+          <w:bCs/>
+        </w:rPr>
+        <w:t xml:space="preserve">Additional approved entry paths:</w:t>
+      </w:r>
+      <w:r>
+        <w:t xml:space="preserve"> </w:t>
+      </w:r>
+      <w:r>
+        <w:rPr>
+          <w:rStyle w:val="VerbatimChar"/>
+        </w:rPr>
+        <w:t xml:space="preserve">COPY FROM STDIN</w:t>
+      </w:r>
+      <w:r>
+        <w:t xml:space="preserve"> </w:t>
+      </w:r>
+      <w:r>
+        <w:t xml:space="preserve">(bulk inserts),</w:t>
+      </w:r>
+      <w:r>
+        <w:t xml:space="preserve"> </w:t>
+      </w:r>
+      <w:r>
+        <w:rPr>
+          <w:rStyle w:val="VerbatimChar"/>
+        </w:rPr>
+        <w:t xml:space="preserve">COPY TO STDOUT</w:t>
+      </w:r>
+      <w:r>
+        <w:t xml:space="preserve"> </w:t>
+      </w:r>
+      <w:r>
+        <w:t xml:space="preserve">(read-only export),</w:t>
+      </w:r>
+      <w:r>
+        <w:t xml:space="preserve"> </w:t>
+      </w:r>
+      <w:r>
+        <w:rPr>
+          <w:rStyle w:val="VerbatimChar"/>
+        </w:rPr>
+        <w:t xml:space="preserve">MERGE</w:t>
+      </w:r>
+      <w:r>
+        <w:t xml:space="preserve"> </w:t>
+      </w:r>
+      <w:r>
+        <w:t xml:space="preserve">(its per-row insert/update/delete effects), and</w:t>
+      </w:r>
+      <w:r>
+        <w:t xml:space="preserve"> </w:t>
+      </w:r>
+      <w:r>
+        <w:rPr>
+          <w:rStyle w:val="VerbatimChar"/>
+        </w:rPr>
+        <w:t xml:space="preserve">RETURNING</w:t>
+      </w:r>
+      <w:r>
+        <w:t xml:space="preserve"> </w:t>
+      </w:r>
+      <w:r>
+        <w:t xml:space="preserve">(reports values from locally evaluated changes). Every resulting row change from</w:t>
+      </w:r>
+      <w:r>
+        <w:t xml:space="preserve"> </w:t>
+      </w:r>
+      <w:r>
+        <w:rPr>
+          <w:rStyle w:val="VerbatimChar"/>
+        </w:rPr>
+        <w:t xml:space="preserve">COPY</w:t>
+      </w:r>
+      <w:r>
+        <w:t xml:space="preserve"> </w:t>
+      </w:r>
+      <w:r>
+        <w:t xml:space="preserve">or</w:t>
+      </w:r>
+      <w:r>
+        <w:t xml:space="preserve"> </w:t>
+      </w:r>
+      <w:r>
+        <w:rPr>
+          <w:rStyle w:val="VerbatimChar"/>
+        </w:rPr>
+        <w:t xml:space="preserve">MERGE</w:t>
+      </w:r>
+      <w:r>
+        <w:t xml:space="preserve"> </w:t>
+      </w:r>
+      <w:r>
+        <w:t xml:space="preserve">must publish its own authenticated ledger block</w:t>
+      </w:r>
+      <w:r>
+        <w:t xml:space="preserve"> </w:t>
+      </w:r>
+      <w:r>
+        <w:rPr>
+          <w:b/>
+          <w:bCs/>
+        </w:rPr>
+        <w:t xml:space="preserve">before official materialization</w:t>
+      </w:r>
+      <w:r>
+        <w:t xml:space="preserve">; none may bypass the same authority rules.</w:t>
+      </w:r>
+      <w:r>
+        <w:t xml:space="preserve"> </w:t>
+      </w:r>
+      <w:r>
+        <w:rPr>
+          <w:rStyle w:val="VerbatimChar"/>
+        </w:rPr>
+        <w:t xml:space="preserve">RETURNING</w:t>
+      </w:r>
+      <w:r>
+        <w:t xml:space="preserve"> </w:t>
+      </w:r>
+      <w:r>
+        <w:t xml:space="preserve">reports locally calculated result values, which are</w:t>
+      </w:r>
+      <w:r>
+        <w:t xml:space="preserve"> </w:t>
+      </w:r>
+      <w:r>
+        <w:rPr>
+          <w:b/>
+          <w:bCs/>
+        </w:rPr>
+        <w:t xml:space="preserve">provisional with respect to later block publication and local projection visibility</w:t>
+      </w:r>
+      <w:r>
+        <w:t xml:space="preserve">. The caller may receive</w:t>
+      </w:r>
+      <w:r>
+        <w:t xml:space="preserve"> </w:t>
+      </w:r>
+      <w:r>
+        <w:rPr>
+          <w:rStyle w:val="VerbatimChar"/>
+        </w:rPr>
+        <w:t xml:space="preserve">RETURNING</w:t>
+      </w:r>
+      <w:r>
+        <w:t xml:space="preserve"> </w:t>
+      </w:r>
+      <w:r>
+        <w:t xml:space="preserve">rows before the corresponding signed block is durably published and before the official SELECT-visible projection catches up. This is an accepted application-design responsibility, not a requirement that the engine make RETURNING synchronously visible.</w:t>
+      </w:r>
+      <w:r>
+        <w:t xml:space="preserve"> </w:t>
+      </w:r>
+      <w:r>
+        <w:rPr>
+          <w:rStyle w:val="VerbatimChar"/>
+        </w:rPr>
+        <w:t xml:space="preserve">RETURNING</w:t>
+      </w:r>
+      <w:r>
+        <w:t xml:space="preserve"> </w:t>
+      </w:r>
+      <w:r>
+        <w:t xml:space="preserve">must not be represented as proof that a multi-block COMMIT is atomic or entirely durable, and statement results may precede later publication failures.</w:t>
+      </w:r>
+      <w:r>
+        <w:t xml:space="preserve"> </w:t>
+      </w:r>
+      <w:r>
+        <w:rPr>
+          <w:rStyle w:val="VerbatimChar"/>
+        </w:rPr>
+        <w:t xml:space="preserve">COPY FREEZE</w:t>
+      </w:r>
+      <w:r>
+        <w:t xml:space="preserve">,</w:t>
+      </w:r>
+      <w:r>
+        <w:t xml:space="preserve"> </w:t>
+      </w:r>
+      <w:r>
+        <w:rPr>
+          <w:rStyle w:val="VerbatimChar"/>
+        </w:rPr>
+        <w:t xml:space="preserve">COPY PROGRAM</w:t>
+      </w:r>
+      <w:r>
+        <w:t xml:space="preserve">, unsupported user-defined triggers, stored procedures, user-defined functions</w:t>
+      </w:r>
+      <w:r>
+        <w:t xml:space="preserve"> </w:t>
+      </w:r>
+      <w:r>
+        <w:rPr>
+          <w:b/>
+          <w:bCs/>
+        </w:rPr>
+        <w:t xml:space="preserve">with side effects</w:t>
+      </w:r>
+      <w:r>
+        <w:t xml:space="preserve">, and other unapproved mutation paths must be rejected or made unavailable rather than allowed to bypass ledger-authoritative changes. PostgreSQL internal built-ins necessary for supported SQL remain available. This is a baseline feature subset, not a promise to preserve unsupported SQL extensions or direct writes. The accompanying PostgreSQL SQL/execution contracts define required MERGE branches, expression/join/CTE forms, lossless type mappings, utility restrictions and result/error conventions; genuinely unspecified advanced SQL forms are identified there, without narrowing the approved command categories.</w:t>
+      </w:r>
+    </w:p>
+    <w:p>
+      <w:pPr>
+        <w:pStyle w:val="BodyText"/>
+      </w:pPr>
+      <w:r>
+        <w:t xml:space="preserve">SQL clients can use provisional transactions.</w:t>
+      </w:r>
+      <w:r>
+        <w:t xml:space="preserve"> </w:t>
+      </w:r>
+      <w:r>
+        <w:rPr>
+          <w:rStyle w:val="VerbatimChar"/>
+        </w:rPr>
+        <w:t xml:space="preserve">BEGIN</w:t>
+      </w:r>
+      <w:r>
+        <w:t xml:space="preserve"> </w:t>
+      </w:r>
+      <w:r>
+        <w:t xml:space="preserve">starts uncommitted isolated changes;</w:t>
+      </w:r>
+      <w:r>
+        <w:t xml:space="preserve"> </w:t>
+      </w:r>
+      <w:r>
+        <w:rPr>
+          <w:rStyle w:val="VerbatimChar"/>
+        </w:rPr>
+        <w:t xml:space="preserve">ROLLBACK</w:t>
+      </w:r>
+      <w:r>
+        <w:t xml:space="preserve"> </w:t>
+      </w:r>
+      <w:r>
+        <w:t xml:space="preserve">and savepoint rollback discard staged work without emitting blocks. No publication occurs before COMMIT. At COMMIT publish final effective provisional row changes (Option A): an existing row changed 1 → 2 → 3 produces one UPDATE_ROW carrying 3; a row restored 1 → 2 → 1 needs no effective row-change block; INSERT then UPDATE produces one final INSERT_ROW; INSERT then DELETE has no surviving row event; UPDATE then DELETE produces one DELETE_ROW. Preserve PostgreSQL-compatible provisional RETURNING values and statement counts. Every independently effective changed row still requires its own signed block. DDL must preserve immutable entity identities, valid dependencies and reconstructible final state, without an arbitrary schema-event count or publication order; unpublished DDL folding is permitted rather than a mandated representation.</w:t>
+      </w:r>
+    </w:p>
+    <w:p>
+      <w:pPr>
+        <w:pStyle w:val="BodyText"/>
+      </w:pPr>
+      <w:r>
+        <w:t xml:space="preserve">Publication is</w:t>
+      </w:r>
+      <w:r>
+        <w:t xml:space="preserve"> </w:t>
+      </w:r>
+      <w:r>
+        <w:rPr>
+          <w:b/>
+          <w:bCs/>
+        </w:rPr>
+        <w:t xml:space="preserve">not group-atomic</w:t>
+      </w:r>
+      <w:r>
+        <w:t xml:space="preserve">. If a crash leaves only 60 of 100 intended blocks durably published, those 60 are permanent ledger history; remaining blocks may never exist. The materialized official database is updated only by authenticated ledger ingestion, including at origin, not by the provisional transaction directly. If the origin can determine that COMMIT stopped after publishing only some intended blocks, it must report failure or explicit partial completion accurately, never claim atomic rollback of already durable blocks. Network disconnects may leave the client uncertain; they do not annul independently durable blocks. Resumable publication is optional, not a fundamental ledger requirement. Applications must handle missing/partial outcomes and stronger business atomicity at a higher layer; compensating operations create new blocks and do not erase history.</w:t>
+      </w:r>
+    </w:p>
+    <w:p>
+      <w:pPr>
+        <w:pStyle w:val="BodyText"/>
+      </w:pPr>
+      <w:r>
+        <w:t xml:space="preserve">Ordinary offline master writes do not wait for cross-master acknowledgment. A higher-assurance application may implement independent locks/reservations and require all masters' confirmation, recognizing that such applications can block during partitions and still need a true protocol to prevent simultaneous conflicting reservations.</w:t>
+      </w:r>
+    </w:p>
+    <w:p>
+      <w:pPr>
+        <w:pStyle w:val="BodyText"/>
+      </w:pPr>
+      <w:r>
+        <w:rPr>
+          <w:b/>
+          <w:bCs/>
+        </w:rPr>
+        <w:t xml:space="preserve">CONFIRMED SQL outcome policy:</w:t>
+      </w:r>
+      <w:r>
+        <w:t xml:space="preserve"> </w:t>
+      </w:r>
+      <w:r>
+        <w:t xml:space="preserve">Preserve normal PostgreSQL command tags/affected-row counts for supported SQL, including matched-but-unchanged rows where applicable. A failed partial</w:t>
+      </w:r>
+      <w:r>
+        <w:t xml:space="preserve"> </w:t>
+      </w:r>
+      <w:r>
+        <w:rPr>
+          <w:rStyle w:val="VerbatimChar"/>
+        </w:rPr>
+        <w:t xml:space="preserve">COMMIT</w:t>
+      </w:r>
+      <w:r>
+        <w:t xml:space="preserve"> </w:t>
+      </w:r>
+      <w:r>
+        <w:t xml:space="preserve">must not return ordinary full success. When the origin can determine partial publication, report a distinct SQLSTATE</w:t>
+      </w:r>
+      <w:r>
+        <w:t xml:space="preserve"> </w:t>
+      </w:r>
+      <w:r>
+        <w:rPr>
+          <w:rStyle w:val="VerbatimChar"/>
+        </w:rPr>
+        <w:t xml:space="preserve">ZL001</w:t>
+      </w:r>
+      <w:r>
+        <w:t xml:space="preserve">, an explicit partially-published status, and the known durable block count and GUIDs; durable blocks remain ledger history. When the outcome cannot be determined due to connection loss, do not imply rollback;</w:t>
+      </w:r>
+      <w:r>
+        <w:t xml:space="preserve"> </w:t>
+      </w:r>
+      <w:r>
+        <w:rPr>
+          <w:rStyle w:val="VerbatimChar"/>
+        </w:rPr>
+        <w:t xml:space="preserve">08007</w:t>
+      </w:r>
+      <w:r>
+        <w:t xml:space="preserve"> </w:t>
+      </w:r>
+      <w:r>
+        <w:t xml:space="preserve">can be used where the server can report uncertain transaction resolution, otherwise the client must inspect durable ledger history. Previously emitted</w:t>
+      </w:r>
+      <w:r>
+        <w:t xml:space="preserve"> </w:t>
+      </w:r>
+      <w:r>
+        <w:rPr>
+          <w:rStyle w:val="VerbatimChar"/>
+        </w:rPr>
+        <w:t xml:space="preserve">RETURNING</w:t>
+      </w:r>
+      <w:r>
+        <w:t xml:space="preserve"> </w:t>
+      </w:r>
+      <w:r>
+        <w:t xml:space="preserve">values remain locally evaluated provisional information and do not imply publication or immediate SELECT visibility. Application software, not the ledger database, is responsible for business workflows that require immediate read-after-write visibility or all-or-nothing multi-block results. The accompanying execution/management/SQL contracts define PostgreSQL error fields, JSON DETAIL and supported expression/CTE/cast/error conventions. Request resumption remains optional; it is not required as an implicit retry guarantee. Explicit NULL-versus-omission semantics are now specified in Section 6.2. The initial system makes no promise that ordinary SQL semantics imply global transaction finality.</w:t>
+      </w:r>
+    </w:p>
+    <w:bookmarkEnd w:id="39"/>
+    <w:bookmarkStart w:id="40" w:name="Xaadf1278ba7d3276f0b666fa70f07cfaceb4425"/>
     <w:p>
       <w:pPr>
         <w:pStyle w:val="Heading2"/>
       </w:pPr>
       <w:r>
-        <w:t xml:space="preserve">8. Schema identity, name collisions, and conversion — CONFIRMED</w:t>
+        <w:t xml:space="preserve">10. Materialization priority, durability, and recovery — CONFIRMED</w:t>
       </w:r>
     </w:p>
     <w:p>
@@ -6266,50 +6890,23 @@
         <w:pStyle w:val="FirstParagraph"/>
       </w:pPr>
       <w:r>
-        <w:t xml:space="preserve">Every table and every column has an immutable GUID.</w:t>
-      </w:r>
-      <w:r>
-        <w:t xml:space="preserve"> </w:t>
-      </w:r>
-      <w:r>
-        <w:rPr>
-          <w:rStyle w:val="VerbatimChar"/>
-        </w:rPr>
-        <w:t xml:space="preserve">RENAME_TABLE</w:t>
-      </w:r>
-      <w:r>
-        <w:t xml:space="preserve"> </w:t>
-      </w:r>
-      <w:r>
-        <w:t xml:space="preserve">and</w:t>
-      </w:r>
-      <w:r>
-        <w:t xml:space="preserve"> </w:t>
-      </w:r>
-      <w:r>
-        <w:rPr>
-          <w:rStyle w:val="VerbatimChar"/>
-        </w:rPr>
-        <w:t xml:space="preserve">RENAME_COLUMN</w:t>
-      </w:r>
-      <w:r>
-        <w:t xml:space="preserve"> </w:t>
-      </w:r>
-      <w:r>
-        <w:t xml:space="preserve">preserve GUID; concurrent rename events targeting a GUID settle by</w:t>
-      </w:r>
-      <w:r>
-        <w:t xml:space="preserve"> </w:t>
-      </w:r>
-      <w:r>
-        <w:rPr>
-          <w:b/>
-          <w:bCs/>
-        </w:rPr>
-        <w:t xml:space="preserve">latest canonical event wins</w:t>
-      </w:r>
-      <w:r>
-        <w:t xml:space="preserve">, unless the entity is deleted. A dropped column supersedes updates targeting it. A newly added table or column with the same name as an old/deleted one always receives a new GUID.</w:t>
+        <w:t xml:space="preserve">A received valid block must enter persistent ledger storage before altering the official database. Master-originated blocks follow the same rule. Once received blocks are available, the database</w:t>
+      </w:r>
+      <w:r>
+        <w:t xml:space="preserve"> </w:t>
+      </w:r>
+      <w:r>
+        <w:rPr>
+          <w:b/>
+          <w:bCs/>
+        </w:rPr>
+        <w:t xml:space="preserve">pauses ordinary activity to process the blocks it already knows</w:t>
+      </w:r>
+      <w:r>
+        <w:t xml:space="preserve"> </w:t>
+      </w:r>
+      <w:r>
+        <w:t xml:space="preserve">and keep its local projection caught up; local precedence over throughput is intentional. This never implies certainty that no missing blocks exist on the wider network. A master can operate while other masters are offline, apart from local synchronization needed to apply known blocks.</w:t>
       </w:r>
     </w:p>
     <w:p>
@@ -6317,113 +6914,257 @@
         <w:pStyle w:val="BodyText"/>
       </w:pPr>
       <w:r>
-        <w:t xml:space="preserve">If two masters create distinct GUIDs under the same SQL-visible table name or the same column name within one table,</w:t>
-      </w:r>
-      <w:r>
-        <w:t xml:space="preserve"> </w:t>
-      </w:r>
-      <w:r>
-        <w:rPr>
-          <w:b/>
-          <w:bCs/>
-        </w:rPr>
-        <w:t xml:space="preserve">both entities survive</w:t>
+        <w:t xml:space="preserve">Crash-safe progress tracking and idempotent replay or reconstruction must ensure a crash between block durability and materialization can be recovered without permanently omitting or double-applying effects.</w:t>
+      </w:r>
+      <w:r>
+        <w:t xml:space="preserve"> </w:t>
+      </w:r>
+      <w:r>
+        <w:rPr>
+          <w:b/>
+          <w:bCs/>
+        </w:rPr>
+        <w:t xml:space="preserve">CONFIRMED 2026-10-22:</w:t>
+      </w:r>
+      <w:r>
+        <w:t xml:space="preserve"> </w:t>
+      </w:r>
+      <w:r>
+        <w:t xml:space="preserve">Late valid historical blocks and later-revealed earlier authority history must cause the projection to be corrected through safe rollback/replay of affected materialization</w:t>
+      </w:r>
+      <w:r>
+        <w:t xml:space="preserve"> </w:t>
+      </w:r>
+      <w:r>
+        <w:rPr>
+          <w:b/>
+          <w:bCs/>
+        </w:rPr>
+        <w:t xml:space="preserve">or a complete rebuild from authenticated ledger history</w:t>
+      </w:r>
+      <w:r>
+        <w:t xml:space="preserve">; no timestamp-age cutoff may permanently suppress those corrections. Master/replica outage, out-of-order delivery, partitions, and late authority changes may all require selective re-projection. The ledger itself is immutable; the projection is replaceable. Acknowledgment of successful ledger append implies local durable storage; a block lost with all copies is unrecoverable.</w:t>
+      </w:r>
+    </w:p>
+    <w:p>
+      <w:pPr>
+        <w:pStyle w:val="BodyText"/>
+      </w:pPr>
+      <w:r>
+        <w:rPr>
+          <w:b/>
+          <w:bCs/>
+        </w:rPr>
+        <w:t xml:space="preserve">CONFIRMED 2026-10-22 — local read barrier versus remote catch-up:</w:t>
+      </w:r>
+      <w:r>
+        <w:t xml:space="preserve"> </w:t>
+      </w:r>
+      <w:r>
+        <w:t xml:space="preserve">An ordinary</w:t>
+      </w:r>
+      <w:r>
+        <w:t xml:space="preserve"> </w:t>
+      </w:r>
+      <w:r>
+        <w:rPr>
+          <w:rStyle w:val="VerbatimChar"/>
+        </w:rPr>
+        <w:t xml:space="preserve">SELECT</w:t>
+      </w:r>
+      <w:r>
+        <w:t xml:space="preserve"> </w:t>
+      </w:r>
+      <w:r>
+        <w:t xml:space="preserve">must</w:t>
+      </w:r>
+      <w:r>
+        <w:t xml:space="preserve"> </w:t>
+      </w:r>
+      <w:r>
+        <w:rPr>
+          <w:b/>
+          <w:bCs/>
+        </w:rPr>
+        <w:t xml:space="preserve">not wait merely because peers may still hold unknown blocks</w:t>
+      </w:r>
+      <w:r>
+        <w:t xml:space="preserve">, because network completeness cannot generally be established. A node may serve a consistent, locally materialized but network-stale state until more blocks become known. Once a node undertakes a local projection modification, selective rollback/replay, or full rebuild to incorporate</w:t>
+      </w:r>
+      <w:r>
+        <w:t xml:space="preserve"> </w:t>
+      </w:r>
+      <w:r>
+        <w:rPr>
+          <w:b/>
+          <w:bCs/>
+        </w:rPr>
+        <w:t xml:space="preserve">blocks it already knows</w:t>
+      </w:r>
+      <w:r>
+        <w:t xml:space="preserve">, ordinary</w:t>
+      </w:r>
+      <w:r>
+        <w:t xml:space="preserve"> </w:t>
+      </w:r>
+      <w:r>
+        <w:rPr>
+          <w:rStyle w:val="VerbatimChar"/>
+        </w:rPr>
+        <w:t xml:space="preserve">SELECT</w:t>
+      </w:r>
+      <w:r>
+        <w:t xml:space="preserve"> </w:t>
+      </w:r>
+      <w:r>
+        <w:t xml:space="preserve">operations requiring that projection must wait until the current local reconciliation produces a consistent result; they must not observe an intermediate or partially rebuilt official state. A complete rebuild</w:t>
+      </w:r>
+      <w:r>
+        <w:t xml:space="preserve"> </w:t>
+      </w:r>
+      <w:r>
+        <w:rPr>
+          <w:b/>
+          <w:bCs/>
+        </w:rPr>
+        <w:t xml:space="preserve">must create a persistent diagnostic/error-log entry</w:t>
+      </w:r>
+      <w:r>
+        <w:t xml:space="preserve"> </w:t>
+      </w:r>
+      <w:r>
+        <w:t xml:space="preserve">explaining why the rebuild was necessary, the affected ledger/database, its outcome, and information sufficient for an operator to investigate. The entry is operational evidence, not an authenticated ledger block. Implementers may choose locking/projection-swap mechanisms, but must not indefinitely block</w:t>
+      </w:r>
+      <w:r>
+        <w:t xml:space="preserve"> </w:t>
+      </w:r>
+      <w:r>
+        <w:rPr>
+          <w:rStyle w:val="VerbatimChar"/>
+        </w:rPr>
+        <w:t xml:space="preserve">SELECT</w:t>
+      </w:r>
+      <w:r>
+        <w:t xml:space="preserve"> </w:t>
+      </w:r>
+      <w:r>
+        <w:t xml:space="preserve">solely to await hypothetical unseen network blocks.</w:t>
+      </w:r>
+      <w:r>
+        <w:t xml:space="preserve"> </w:t>
+      </w:r>
+      <w:r>
+        <w:rPr>
+          <w:b/>
+          <w:bCs/>
+        </w:rPr>
+        <w:t xml:space="preserve">CONFIRMED operational projection reporting:</w:t>
+      </w:r>
+      <w:r>
+        <w:t xml:space="preserve"> </w:t>
+      </w:r>
+      <w:r>
+        <w:t xml:space="preserve">Expose projection states</w:t>
+      </w:r>
+      <w:r>
+        <w:t xml:space="preserve"> </w:t>
+      </w:r>
+      <w:r>
+        <w:rPr>
+          <w:rStyle w:val="VerbatimChar"/>
+        </w:rPr>
+        <w:t xml:space="preserve">ready</w:t>
+      </w:r>
+      <w:r>
+        <w:t xml:space="preserve">,</w:t>
+      </w:r>
+      <w:r>
+        <w:t xml:space="preserve"> </w:t>
+      </w:r>
+      <w:r>
+        <w:rPr>
+          <w:rStyle w:val="VerbatimChar"/>
+        </w:rPr>
+        <w:t xml:space="preserve">reconciling</w:t>
+      </w:r>
+      <w:r>
+        <w:t xml:space="preserve">,</w:t>
+      </w:r>
+      <w:r>
+        <w:t xml:space="preserve"> </w:t>
+      </w:r>
+      <w:r>
+        <w:rPr>
+          <w:rStyle w:val="VerbatimChar"/>
+        </w:rPr>
+        <w:t xml:space="preserve">rebuilding</w:t>
+      </w:r>
+      <w:r>
+        <w:t xml:space="preserve">, and</w:t>
+      </w:r>
+      <w:r>
+        <w:t xml:space="preserve"> </w:t>
+      </w:r>
+      <w:r>
+        <w:rPr>
+          <w:rStyle w:val="VerbatimChar"/>
+        </w:rPr>
+        <w:t xml:space="preserve">failed</w:t>
+      </w:r>
+      <w:r>
+        <w:t xml:space="preserve">. A full rebuild must persistently log ledger GUID, database identity, UTC start/end timestamps, reason, outcome, and error details when unsuccessful. If reconstruction fails, an affected SELECT must return a clear error rather than stale/inconsistent projected data. Under continuous block arrivals, a node must not starve SELECT indefinitely: it may reconcile a finite known batch to a consistent point, admit reads, and then incorporate later blocks. Implementation-specific WAL/cursor/checkpoint details remain free; exposed status must not claim an inconsistent projection is ready. Exact log encoding and error codes belong to operational API documentation. Rollback/replay versus full rebuild is an implementation choice; neither may ignore applicable earlier blocks.</w:t>
+      </w:r>
+    </w:p>
+    <w:bookmarkEnd w:id="40"/>
+    <w:bookmarkStart w:id="41" w:name="X0fb817f4556bfa02dc679925698ae1b56e2b9a8"/>
+    <w:p>
+      <w:pPr>
+        <w:pStyle w:val="Heading2"/>
+      </w:pPr>
+      <w:r>
+        <w:t xml:space="preserve">11. Peer-to-peer propagation and offline exchange — CONFIRMED behavior and management interface</w:t>
+      </w:r>
+    </w:p>
+    <w:p>
+      <w:pPr>
+        <w:pStyle w:val="FirstParagraph"/>
+      </w:pPr>
+      <w:r>
+        <w:t xml:space="preserve">Every node may receive, verify, store, serve, relay, and export an intact block, regardless of whether it may originate blocks. Block validity is transport-independent. Permit direct peer connections (TCP/QUIC or suitable supported protocols), decentralized peer discovery with configurable bootstraps, BitTorrent-inspired DHT, peer exchange, LAN service discovery, NAT traversal and relaying, HTTP(S), multipeer downloads, and real-time announcements. Nodes normally advertise new validated blocks to peers with resource/bandwidth controls.</w:t>
+      </w:r>
+      <w:r>
+        <w:t xml:space="preserve"> </w:t>
+      </w:r>
+      <w:r>
+        <w:rPr>
+          <w:b/>
+          <w:bCs/>
+        </w:rPr>
+        <w:t xml:space="preserve">No peer discovery or master quorum is necessary for an ordinary local write</w:t>
       </w:r>
       <w:r>
         <w:t xml:space="preserve">.</w:t>
       </w:r>
-      <w:r>
-        <w:t xml:space="preserve"> </w:t>
-      </w:r>
-      <w:r>
-        <w:rPr>
-          <w:b/>
-          <w:bCs/>
-        </w:rPr>
-        <w:t xml:space="preserve">CONFIRMED priority:</w:t>
-      </w:r>
-      <w:r>
-        <w:t xml:space="preserve"> </w:t>
-      </w:r>
-      <w:r>
-        <w:t xml:space="preserve">The entity introduced</w:t>
-      </w:r>
-      <w:r>
-        <w:t xml:space="preserve"> </w:t>
-      </w:r>
-      <w:r>
-        <w:rPr>
-          <w:b/>
-          <w:bCs/>
-        </w:rPr>
-        <w:t xml:space="preserve">first in canonical creation-block order</w:t>
-      </w:r>
-      <w:r>
-        <w:t xml:space="preserve"> </w:t>
-      </w:r>
-      <w:r>
-        <w:t xml:space="preserve">retains the original name; later-created conflicting entities are renamed to</w:t>
-      </w:r>
-      <w:r>
-        <w:t xml:space="preserve"> </w:t>
-      </w:r>
-      <w:r>
-        <w:rPr>
-          <w:rStyle w:val="VerbatimChar"/>
-        </w:rPr>
-        <w:t xml:space="preserve">original-name-entityGUIDwithoutdashes</w:t>
-      </w:r>
-      <w:r>
-        <w:t xml:space="preserve"> </w:t>
-      </w:r>
-      <w:r>
-        <w:t xml:space="preserve">by</w:t>
-      </w:r>
-      <w:r>
-        <w:t xml:space="preserve"> </w:t>
-      </w:r>
-      <w:r>
-        <w:rPr>
-          <w:b/>
-          <w:bCs/>
-        </w:rPr>
-        <w:t xml:space="preserve">new signed corrective RENAME blocks authored by an authorized master</w:t>
-      </w:r>
-      <w:r>
-        <w:t xml:space="preserve">. GUID numerical order and network arrival order do not determine which entity keeps the name. The authorized master publishes a correction block before its own database applies that correction; a read-only replica cannot originate corrections. Until a corrective block arrives, a replica retains both GUID-distinct entities, possibly with ambiguous SQL-visible names. All valid independent repairs remain in ledger history; latest valid explicit rename events still win canonically unless deletion applies.</w:t>
-      </w:r>
     </w:p>
     <w:p>
       <w:pPr>
         <w:pStyle w:val="BodyText"/>
       </w:pPr>
       <w:r>
-        <w:t xml:space="preserve">When a column data type changes, perform only declared, supported, lossless conversions automatically. On incompatible conversion, log a diagnostic; if a nullable column can legally resolve to NULL under an authorized corrective event, a master may publish that explicit NULL. Otherwise, an authorized master must publish a</w:t>
-      </w:r>
-      <w:r>
-        <w:t xml:space="preserve"> </w:t>
-      </w:r>
-      <w:r>
-        <w:rPr>
-          <w:b/>
-          <w:bCs/>
-        </w:rPr>
-        <w:t xml:space="preserve">new corrective row-value UPDATE block</w:t>
-      </w:r>
-      <w:r>
-        <w:t xml:space="preserve"> </w:t>
-      </w:r>
-      <w:r>
-        <w:t xml:space="preserve">supplying an explicitly chosen valid value or an applicable declared typed-constant default. No arbitrary fallback value (</w:t>
-      </w:r>
-      <w:r>
-        <w:rPr>
-          <w:rStyle w:val="VerbatimChar"/>
-        </w:rPr>
-        <w:t xml:space="preserve">0</w:t>
-      </w:r>
-      <w:r>
-        <w:t xml:space="preserve">, empty string, epoch minimum, etc.) may be invented or silently materialized by a replica. Until corrected, record the inconsistency and prevent it from being mistaken for a valid repaired value. Automated changes may themselves be followed by later canonical changes; arbitrary circular replay/republishing is not allowed.</w:t>
+        <w:t xml:space="preserve">Combine rapid announcements with periodic cryptographic</w:t>
+      </w:r>
+      <w:r>
+        <w:t xml:space="preserve"> </w:t>
+      </w:r>
+      <w:r>
+        <w:rPr>
+          <w:b/>
+          <w:bCs/>
+        </w:rPr>
+        <w:t xml:space="preserve">inventory reconciliation</w:t>
+      </w:r>
+      <w:r>
+        <w:t xml:space="preserve">, including Merkle-style summaries or equivalent, and comparisons by block ID/hash that do not depend exclusively on timestamps. Export and import must include individual blocks, timestamp ranges, a full ledger, and incremental missing-block batches; large whole-ledger archives can be imported as offline batch jobs, from arbitrary media. The ledger does not require a database to exist; a returning master can catch up through a read-only replica.</w:t>
       </w:r>
     </w:p>
     <w:p>
@@ -6435,102 +7176,601 @@
           <w:b/>
           <w:bCs/>
         </w:rPr>
-        <w:t xml:space="preserve">CONFIRMED 2026-10-22:</w:t>
-      </w:r>
-      <w:r>
-        <w:t xml:space="preserve"> </w:t>
-      </w:r>
-      <w:r>
-        <w:t xml:space="preserve">Distinct GUID entities with conflicting names must survive and an authorized master must publish deterministic GUID-suffixed renames as authenticated corrective blocks. Until correction, SQL name resolution must not silently bind an ambiguous name to an arbitrary entity or discard either entity; the visible state and any ambiguity/error must be deterministic for a given applied history. The same append-before-apply correction principle applies to invalid NULL/type values: an authorized master emits a separate signed corrective row block rather than unlogged storage mutation.</w:t>
-      </w:r>
-      <w:r>
-        <w:t xml:space="preserve"> </w:t>
-      </w:r>
-      <w:r>
-        <w:rPr>
-          <w:b/>
-          <w:bCs/>
-        </w:rPr>
-        <w:t xml:space="preserve">CONFIRMED 2026-10-22 — repeated name repairs:</w:t>
-      </w:r>
-      <w:r>
-        <w:t xml:space="preserve"> </w:t>
-      </w:r>
-      <w:r>
-        <w:t xml:space="preserve">A signed automatic rename and a signed user-initiated rename are ordinary</w:t>
-      </w:r>
-      <w:r>
-        <w:t xml:space="preserve"> </w:t>
-      </w:r>
-      <w:r>
-        <w:rPr>
-          <w:rStyle w:val="VerbatimChar"/>
-        </w:rPr>
-        <w:t xml:space="preserve">RENAME_TABLE</w:t>
-      </w:r>
-      <w:r>
-        <w:t xml:space="preserve">/</w:t>
-      </w:r>
-      <w:r>
-        <w:rPr>
-          <w:rStyle w:val="VerbatimChar"/>
-        </w:rPr>
-        <w:t xml:space="preserve">RENAME_COLUMN</w:t>
-      </w:r>
-      <w:r>
-        <w:t xml:space="preserve"> </w:t>
-      </w:r>
-      <w:r>
-        <w:t xml:space="preserve">ledger events, with the same canonical ordering and entity-GUID semantics. If an already-corrected name conflicts again, an authorized master must resolve the new conflict through another distinct signed rename block, adding another newly generated GUID-based suffix as needed. Neither a read-only replica nor ordinary replay may independently invent a rename or random suffix. Every node ultimately derives the same name state from the same complete set of validated canonical blocks; conflicts arising from competing corrections must be evaluated again under those same rules. A repair must not mutate official storage directly or produce an uncontrolled replay-triggered cascade of new correction blocks.</w:t>
-      </w:r>
-      <w:r>
-        <w:t xml:space="preserve"> </w:t>
-      </w:r>
-      <w:r>
-        <w:rPr>
-          <w:b/>
-          <w:bCs/>
-        </w:rPr>
-        <w:t xml:space="preserve">CONFIRMED 2026-10-22:</w:t>
-      </w:r>
-      <w:r>
-        <w:t xml:space="preserve"> </w:t>
-      </w:r>
-      <w:r>
-        <w:t xml:space="preserve">Concurrent masters may create competing authenticated corrections; apply all valid signed events in canonical order and repeat the ordinary master-issued rename process if a conflict remains. Never suppress earlier signed history, repeatedly emit an identical correction for the unchanged known state, or generate an unsigned replica-side repair. Diagnostics and operator progress use Section 10 status reporting. There is</w:t>
-      </w:r>
-      <w:r>
-        <w:t xml:space="preserve"> </w:t>
-      </w:r>
-      <w:r>
-        <w:rPr>
-          <w:b/>
-          <w:bCs/>
-        </w:rPr>
-        <w:t xml:space="preserve">no arbitrary datatype fallback table</w:t>
-      </w:r>
-      <w:r>
-        <w:t xml:space="preserve">; the typed declared default or explicit signed chosen value is authoritative.</w:t>
-      </w:r>
-      <w:r>
-        <w:t xml:space="preserve"> </w:t>
-      </w:r>
-      <w:r>
-        <w:rPr>
-          <w:b/>
-          <w:bCs/>
-        </w:rPr>
-        <w:t xml:space="preserve">All replicas must wait for a master’s signed corrective block; neither replica nor replay may independently repair any ledger-derived inconsistency.</w:t>
-      </w:r>
-    </w:p>
-    <w:bookmarkEnd w:id="37"/>
-    <w:bookmarkStart w:id="38" w:name="Xc640d6fa7c0df937534ea3ddc42b0020d29469f"/>
+        <w:t xml:space="preserve">CONFIRMED 2026-10-22 — management API:</w:t>
+      </w:r>
+      <w:r>
+        <w:t xml:space="preserve"> </w:t>
+      </w:r>
+      <w:r>
+        <w:t xml:space="preserve">Preserve compatible existing database SQL/client communications, and provide a documented</w:t>
+      </w:r>
+      <w:r>
+        <w:t xml:space="preserve"> </w:t>
+      </w:r>
+      <w:r>
+        <w:rPr>
+          <w:rStyle w:val="VerbatimChar"/>
+          <w:b/>
+          <w:bCs/>
+        </w:rPr>
+        <w:t xml:space="preserve">ledgerctl</w:t>
+      </w:r>
+      <w:r>
+        <w:rPr>
+          <w:b/>
+          <w:bCs/>
+        </w:rPr>
+        <w:t xml:space="preserve"> </w:t>
+      </w:r>
+      <w:r>
+        <w:rPr>
+          <w:b/>
+          <w:bCs/>
+        </w:rPr>
+        <w:t xml:space="preserve">command-line interface producing machine-readable JSON results</w:t>
+      </w:r>
+      <w:r>
+        <w:t xml:space="preserve"> </w:t>
+      </w:r>
+      <w:r>
+        <w:t xml:space="preserve">alongside normal PostgreSQL SQL connectivity. The interface must permit new-ledger initialization, joining/pinning by ledger GUID and genesis fingerprint, raw signed-block publication/import, exact raw-block retrieval, export of individual or selected/all blocks, peer configuration, and inspection of retained/pending/quarantined/applied/rebuild/synchronization status. Implementations may additionally offer SQL administration functions or other APIs, but must provide the standard test-facing</w:t>
+      </w:r>
+      <w:r>
+        <w:t xml:space="preserve"> </w:t>
+      </w:r>
+      <w:r>
+        <w:rPr>
+          <w:rStyle w:val="VerbatimChar"/>
+        </w:rPr>
+        <w:t xml:space="preserve">ledgerctl</w:t>
+      </w:r>
+      <w:r>
+        <w:t xml:space="preserve"> </w:t>
+      </w:r>
+      <w:r>
+        <w:t xml:space="preserve">surface. The</w:t>
+      </w:r>
+      <w:r>
+        <w:t xml:space="preserve"> </w:t>
+      </w:r>
+      <w:r>
+        <w:rPr>
+          <w:b/>
+          <w:bCs/>
+        </w:rPr>
+        <w:t xml:space="preserve">exact subcommand names, option names, byte inputs/outputs, JSON schemas, errors, and launch/configuration contract</w:t>
+      </w:r>
+      <w:r>
+        <w:t xml:space="preserve"> </w:t>
+      </w:r>
+      <w:r>
+        <w:t xml:space="preserve">are specified in the accompanying v0.4 management/execution contracts and JSON schemas, rather than inferred by the verifier. Blind verification requires separate owner approval of the exact artifacts. Detailed peer discovery, gossip, retries, routing, transport libraries/protocols and scheduling remain engineering freedoms, provided locally configured peers demonstrably exchange all relevant blocks during offline/local-network testing.</w:t>
+      </w:r>
+    </w:p>
+    <w:p>
+      <w:pPr>
+        <w:pStyle w:val="BodyText"/>
+      </w:pPr>
+      <w:r>
+        <w:rPr>
+          <w:b/>
+          <w:bCs/>
+        </w:rPr>
+        <w:t xml:space="preserve">CONFIRMED 2026-10-22 — block exchange:</w:t>
+      </w:r>
+      <w:r>
+        <w:t xml:space="preserve"> </w:t>
+      </w:r>
+      <w:r>
+        <w:t xml:space="preserve">Single-block export returns the</w:t>
+      </w:r>
+      <w:r>
+        <w:t xml:space="preserve"> </w:t>
+      </w:r>
+      <w:r>
+        <w:rPr>
+          <w:b/>
+          <w:bCs/>
+        </w:rPr>
+        <w:t xml:space="preserve">exact original signed block bytes</w:t>
+      </w:r>
+      <w:r>
+        <w:t xml:space="preserve"> </w:t>
+      </w:r>
+      <w:r>
+        <w:t xml:space="preserve">without reserialization. A multi-block export uses the</w:t>
+      </w:r>
+      <w:r>
+        <w:t xml:space="preserve"> </w:t>
+      </w:r>
+      <w:r>
+        <w:rPr>
+          <w:b/>
+          <w:bCs/>
+        </w:rPr>
+        <w:t xml:space="preserve">CONFIRMED Version 1 binary container</w:t>
+      </w:r>
+      <w:r>
+        <w:t xml:space="preserve">: ASCII magic</w:t>
+      </w:r>
+      <w:r>
+        <w:t xml:space="preserve"> </w:t>
+      </w:r>
+      <w:r>
+        <w:rPr>
+          <w:rStyle w:val="VerbatimChar"/>
+        </w:rPr>
+        <w:t xml:space="preserve">DDLB</w:t>
+      </w:r>
+      <w:r>
+        <w:t xml:space="preserve"> </w:t>
+      </w:r>
+      <w:r>
+        <w:t xml:space="preserve">(4 bytes) || version</w:t>
+      </w:r>
+      <w:r>
+        <w:t xml:space="preserve"> </w:t>
+      </w:r>
+      <w:r>
+        <w:rPr>
+          <w:rStyle w:val="VerbatimChar"/>
+        </w:rPr>
+        <w:t xml:space="preserve">0x0001</w:t>
+      </w:r>
+      <w:r>
+        <w:t xml:space="preserve"> </w:t>
+      </w:r>
+      <w:r>
+        <w:t xml:space="preserve">(uint16 big-endian) || block_count (uint64 big-endian) || exactly</w:t>
+      </w:r>
+      <w:r>
+        <w:t xml:space="preserve"> </w:t>
+      </w:r>
+      <w:r>
+        <w:rPr>
+          <w:rStyle w:val="VerbatimChar"/>
+        </w:rPr>
+        <w:t xml:space="preserve">block_count</w:t>
+      </w:r>
+      <w:r>
+        <w:t xml:space="preserve"> </w:t>
+      </w:r>
+      <w:r>
+        <w:t xml:space="preserve">repetitions of (serialized_block_length uint64 big-endian || exact raw signed block bytes), with no extra footer or trailing data. Every batch preserves each full signed block</w:t>
+      </w:r>
+      <w:r>
+        <w:t xml:space="preserve"> </w:t>
+      </w:r>
+      <w:r>
+        <w:rPr>
+          <w:b/>
+          <w:bCs/>
+        </w:rPr>
+        <w:t xml:space="preserve">byte-for-byte</w:t>
+      </w:r>
+      <w:r>
+        <w:t xml:space="preserve">, including all header fields, raw payload, SHA-512 digest and trailing 64-byte Ed25519 signature. The container is merely unsigned transport framing; it does not modify, re-encode, re-sign, replace, aggregate, or vouch for individual block signatures. Export ordering is deterministic canonical order, using the full-block SHA-512 digest as a tie-breaker for disputed same-identity variants; each block remains independently verifiable. Truncated or overlong framing must fail safely. A partially completed import may retain preceding independently validated/durable blocks; a batch is not an all-or-nothing transaction. Ledger block identity is (</w:t>
+      </w:r>
+      <w:r>
+        <w:rPr>
+          <w:rStyle w:val="VerbatimChar"/>
+        </w:rPr>
+        <w:t xml:space="preserve">ledger_guid</w:t>
+      </w:r>
+      <w:r>
+        <w:t xml:space="preserve">,</w:t>
+      </w:r>
+      <w:r>
+        <w:t xml:space="preserve"> </w:t>
+      </w:r>
+      <w:r>
+        <w:rPr>
+          <w:rStyle w:val="VerbatimChar"/>
+        </w:rPr>
+        <w:t xml:space="preserve">block_guid</w:t>
+      </w:r>
+      <w:r>
+        <w:t xml:space="preserve">); a full-block cryptographic digest distinguishes conflicting variants. Exact identical duplicates are idempotent. Different signed bytes with the same identity are</w:t>
+      </w:r>
+      <w:r>
+        <w:t xml:space="preserve"> </w:t>
+      </w:r>
+      <w:r>
+        <w:rPr>
+          <w:b/>
+          <w:bCs/>
+        </w:rPr>
+        <w:t xml:space="preserve">quarantined for diagnosis</w:t>
+      </w:r>
+      <w:r>
+        <w:t xml:space="preserve">, not resolved by first-arrival order. Unknown future protocol versions may be safely retained separately as opaque,</w:t>
+      </w:r>
+      <w:r>
+        <w:t xml:space="preserve"> </w:t>
+      </w:r>
+      <w:r>
+        <w:rPr>
+          <w:b/>
+          <w:bCs/>
+        </w:rPr>
+        <w:t xml:space="preserve">unapplied</w:t>
+      </w:r>
+      <w:r>
+        <w:t xml:space="preserve"> </w:t>
+      </w:r>
+      <w:r>
+        <w:t xml:space="preserve">records. Blocks awaiting missing prior authorization/schema history are retained pending/requested; malformed or inapplicable inputs never mutate official storage. Such cases receive machine-readable statuses. Resource limits remain configurable as defined in Section 5.</w:t>
+      </w:r>
+    </w:p>
+    <w:p>
+      <w:pPr>
+        <w:pStyle w:val="BodyText"/>
+      </w:pPr>
+      <w:r>
+        <w:rPr>
+          <w:b/>
+          <w:bCs/>
+        </w:rPr>
+        <w:t xml:space="preserve">CONFIRMED management surface:</w:t>
+      </w:r>
+      <w:r>
+        <w:t xml:space="preserve"> </w:t>
+      </w:r>
+      <w:r>
+        <w:t xml:space="preserve">The CLI supports an instance selector and operations equivalent to</w:t>
+      </w:r>
+      <w:r>
+        <w:t xml:space="preserve"> </w:t>
+      </w:r>
+      <w:r>
+        <w:rPr>
+          <w:rStyle w:val="VerbatimChar"/>
+        </w:rPr>
+        <w:t xml:space="preserve">ledgerctl &lt;instance-selection&gt; init</w:t>
+      </w:r>
+      <w:r>
+        <w:t xml:space="preserve">,</w:t>
+      </w:r>
+      <w:r>
+        <w:t xml:space="preserve"> </w:t>
+      </w:r>
+      <w:r>
+        <w:rPr>
+          <w:rStyle w:val="VerbatimChar"/>
+        </w:rPr>
+        <w:t xml:space="preserve">join --ledger-guid &lt;UUID&gt; --genesis-sha512 &lt;HEX&gt;</w:t>
+      </w:r>
+      <w:r>
+        <w:t xml:space="preserve">,</w:t>
+      </w:r>
+      <w:r>
+        <w:t xml:space="preserve"> </w:t>
+      </w:r>
+      <w:r>
+        <w:rPr>
+          <w:rStyle w:val="VerbatimChar"/>
+        </w:rPr>
+        <w:t xml:space="preserve">block import --input &lt;file&gt;</w:t>
+      </w:r>
+      <w:r>
+        <w:t xml:space="preserve">,</w:t>
+      </w:r>
+      <w:r>
+        <w:t xml:space="preserve"> </w:t>
+      </w:r>
+      <w:r>
+        <w:rPr>
+          <w:rStyle w:val="VerbatimChar"/>
+        </w:rPr>
+        <w:t xml:space="preserve">block export --output &lt;file&gt;</w:t>
+      </w:r>
+      <w:r>
+        <w:t xml:space="preserve">,</w:t>
+      </w:r>
+      <w:r>
+        <w:t xml:space="preserve"> </w:t>
+      </w:r>
+      <w:r>
+        <w:rPr>
+          <w:rStyle w:val="VerbatimChar"/>
+        </w:rPr>
+        <w:t xml:space="preserve">block get --id &lt;UUID&gt; --output &lt;file&gt;</w:t>
+      </w:r>
+      <w:r>
+        <w:t xml:space="preserve">,</w:t>
+      </w:r>
+      <w:r>
+        <w:t xml:space="preserve"> </w:t>
+      </w:r>
+      <w:r>
+        <w:rPr>
+          <w:rStyle w:val="VerbatimChar"/>
+        </w:rPr>
+        <w:t xml:space="preserve">block publish --input &lt;file&gt;</w:t>
+      </w:r>
+      <w:r>
+        <w:t xml:space="preserve">,</w:t>
+      </w:r>
+      <w:r>
+        <w:t xml:space="preserve"> </w:t>
+      </w:r>
+      <w:r>
+        <w:rPr>
+          <w:rStyle w:val="VerbatimChar"/>
+        </w:rPr>
+        <w:t xml:space="preserve">peer add --endpoint &lt;address&gt;</w:t>
+      </w:r>
+      <w:r>
+        <w:t xml:space="preserve">,</w:t>
+      </w:r>
+      <w:r>
+        <w:t xml:space="preserve"> </w:t>
+      </w:r>
+      <w:r>
+        <w:rPr>
+          <w:rStyle w:val="VerbatimChar"/>
+        </w:rPr>
+        <w:t xml:space="preserve">peer remove --endpoint &lt;address&gt;</w:t>
+      </w:r>
+      <w:r>
+        <w:t xml:space="preserve">, and</w:t>
+      </w:r>
+      <w:r>
+        <w:t xml:space="preserve"> </w:t>
+      </w:r>
+      <w:r>
+        <w:rPr>
+          <w:rStyle w:val="VerbatimChar"/>
+        </w:rPr>
+        <w:t xml:space="preserve">status</w:t>
+      </w:r>
+      <w:r>
+        <w:t xml:space="preserve"> </w:t>
+      </w:r>
+      <w:r>
+        <w:t xml:space="preserve">using a consistent per-instance selector. The</w:t>
+      </w:r>
+      <w:r>
+        <w:t xml:space="preserve"> </w:t>
+      </w:r>
+      <w:r>
+        <w:rPr>
+          <w:rStyle w:val="VerbatimChar"/>
+        </w:rPr>
+        <w:t xml:space="preserve">&lt;instance-selection&gt;</w:t>
+      </w:r>
+      <w:r>
+        <w:t xml:space="preserve"> </w:t>
+      </w:r>
+      <w:r>
+        <w:t xml:space="preserve">placeholder is engine-specific;</w:t>
+      </w:r>
+      <w:r>
+        <w:t xml:space="preserve"> </w:t>
+      </w:r>
+      <w:r>
+        <w:rPr>
+          <w:rStyle w:val="VerbatimChar"/>
+        </w:rPr>
+        <w:t xml:space="preserve">--pgdata &lt;directory&gt;</w:t>
+      </w:r>
+      <w:r>
+        <w:t xml:space="preserve"> </w:t>
+      </w:r>
+      <w:r>
+        <w:t xml:space="preserve">is an illustrative PostgreSQL adapter spelling rather than a database-independent requirement. Return a single JSON result envelope with fields</w:t>
+      </w:r>
+      <w:r>
+        <w:t xml:space="preserve"> </w:t>
+      </w:r>
+      <w:r>
+        <w:rPr>
+          <w:rStyle w:val="VerbatimChar"/>
+        </w:rPr>
+        <w:t xml:space="preserve">ok</w:t>
+      </w:r>
+      <w:r>
+        <w:t xml:space="preserve"> </w:t>
+      </w:r>
+      <w:r>
+        <w:t xml:space="preserve">(boolean),</w:t>
+      </w:r>
+      <w:r>
+        <w:t xml:space="preserve"> </w:t>
+      </w:r>
+      <w:r>
+        <w:rPr>
+          <w:rStyle w:val="VerbatimChar"/>
+        </w:rPr>
+        <w:t xml:space="preserve">data</w:t>
+      </w:r>
+      <w:r>
+        <w:t xml:space="preserve"> </w:t>
+      </w:r>
+      <w:r>
+        <w:t xml:space="preserve">(object or null), and</w:t>
+      </w:r>
+      <w:r>
+        <w:t xml:space="preserve"> </w:t>
+      </w:r>
+      <w:r>
+        <w:rPr>
+          <w:rStyle w:val="VerbatimChar"/>
+        </w:rPr>
+        <w:t xml:space="preserve">error</w:t>
+      </w:r>
+      <w:r>
+        <w:t xml:space="preserve"> </w:t>
+      </w:r>
+      <w:r>
+        <w:t xml:space="preserve">(object or null); raw signed bytes travel in files, not JSON strings. For this PostgreSQL candidate, stable input/error codes and complete return schemas are integrated in</w:t>
+      </w:r>
+      <w:r>
+        <w:t xml:space="preserve"> </w:t>
+      </w:r>
+      <w:r>
+        <w:rPr>
+          <w:rStyle w:val="VerbatimChar"/>
+        </w:rPr>
+        <w:t xml:space="preserve">Distributed_Ledger_Management_API_Specification.draft.md</w:t>
+      </w:r>
+      <w:r>
+        <w:t xml:space="preserve"> </w:t>
+      </w:r>
+      <w:r>
+        <w:t xml:space="preserve">and its schemas; exact-artifact approval is recorded separately against file hashes. Conflicting authenticated same-identity variants remain quarantined with</w:t>
+      </w:r>
+      <w:r>
+        <w:t xml:space="preserve"> </w:t>
+      </w:r>
+      <w:r>
+        <w:rPr>
+          <w:b/>
+          <w:bCs/>
+        </w:rPr>
+        <w:t xml:space="preserve">no arbitrary manual winner</w:t>
+      </w:r>
+      <w:r>
+        <w:t xml:space="preserve"> </w:t>
+      </w:r>
+      <w:r>
+        <w:t xml:space="preserve">in Version 1. Peer communications must be bounded and cryptographic authority must never be inferred merely from peer connection. Configured localhost peers must work in the offline test environment; no mandated public DHT/NAT/TLS library or discovery algorithm. TLS is optional for Version 1 deployment rather than a mandatory dependency on a particular library. Defaults are in Section 5.</w:t>
+      </w:r>
+    </w:p>
+    <w:p>
+      <w:pPr>
+        <w:pStyle w:val="BodyText"/>
+      </w:pPr>
+      <w:r>
+        <w:rPr>
+          <w:b/>
+          <w:bCs/>
+        </w:rPr>
+        <w:t xml:space="preserve">CONFIRMED block/ledger status vocabulary:</w:t>
+      </w:r>
+      <w:r>
+        <w:t xml:space="preserve"> </w:t>
+      </w:r>
+      <w:r>
+        <w:rPr>
+          <w:rStyle w:val="VerbatimChar"/>
+        </w:rPr>
+        <w:t xml:space="preserve">applied</w:t>
+      </w:r>
+      <w:r>
+        <w:t xml:space="preserve"> </w:t>
+      </w:r>
+      <w:r>
+        <w:t xml:space="preserve">means verified and materialized into the current official projection;</w:t>
+      </w:r>
+      <w:r>
+        <w:t xml:space="preserve"> </w:t>
+      </w:r>
+      <w:r>
+        <w:rPr>
+          <w:rStyle w:val="VerbatimChar"/>
+        </w:rPr>
+        <w:t xml:space="preserve">pending</w:t>
+      </w:r>
+      <w:r>
+        <w:t xml:space="preserve"> </w:t>
+      </w:r>
+      <w:r>
+        <w:t xml:space="preserve">means retained with unsatisfied authorization/schema/repair dependencies;</w:t>
+      </w:r>
+      <w:r>
+        <w:t xml:space="preserve"> </w:t>
+      </w:r>
+      <w:r>
+        <w:rPr>
+          <w:rStyle w:val="VerbatimChar"/>
+        </w:rPr>
+        <w:t xml:space="preserve">quarantined</w:t>
+      </w:r>
+      <w:r>
+        <w:t xml:space="preserve"> </w:t>
+      </w:r>
+      <w:r>
+        <w:t xml:space="preserve">means competing authenticated signed bytes for the same (</w:t>
+      </w:r>
+      <w:r>
+        <w:rPr>
+          <w:rStyle w:val="VerbatimChar"/>
+        </w:rPr>
+        <w:t xml:space="preserve">ledger_guid</w:t>
+      </w:r>
+      <w:r>
+        <w:t xml:space="preserve">,</w:t>
+      </w:r>
+      <w:r>
+        <w:t xml:space="preserve"> </w:t>
+      </w:r>
+      <w:r>
+        <w:rPr>
+          <w:rStyle w:val="VerbatimChar"/>
+        </w:rPr>
+        <w:t xml:space="preserve">block_guid</w:t>
+      </w:r>
+      <w:r>
+        <w:t xml:space="preserve">) that cannot affect official state;</w:t>
+      </w:r>
+      <w:r>
+        <w:t xml:space="preserve"> </w:t>
+      </w:r>
+      <w:r>
+        <w:rPr>
+          <w:rStyle w:val="VerbatimChar"/>
+        </w:rPr>
+        <w:t xml:space="preserve">opaque</w:t>
+      </w:r>
+      <w:r>
+        <w:t xml:space="preserve"> </w:t>
+      </w:r>
+      <w:r>
+        <w:t xml:space="preserve">means safely retained, unknown-future-version content not applied under Version 1;</w:t>
+      </w:r>
+      <w:r>
+        <w:t xml:space="preserve"> </w:t>
+      </w:r>
+      <w:r>
+        <w:rPr>
+          <w:rStyle w:val="VerbatimChar"/>
+        </w:rPr>
+        <w:t xml:space="preserve">rejected</w:t>
+      </w:r>
+      <w:r>
+        <w:t xml:space="preserve"> </w:t>
+      </w:r>
+      <w:r>
+        <w:t xml:space="preserve">means framing, identity, signature, or semantic validation failed and no official effect is permitted. Identical bytewise duplicates are idempotent. Exposed counts and errors must use these statuses consistently.</w:t>
+      </w:r>
+    </w:p>
+    <w:p>
+      <w:pPr>
+        <w:pStyle w:val="BodyText"/>
+      </w:pPr>
+      <w:r>
+        <w:rPr>
+          <w:b/>
+          <w:bCs/>
+        </w:rPr>
+        <w:t xml:space="preserve">Flood resistance / inbound validation — CONFIRMED requirement:</w:t>
+      </w:r>
+      <w:r>
+        <w:t xml:space="preserve"> </w:t>
+      </w:r>
+      <w:r>
+        <w:t xml:space="preserve">Every node must inspect every received block for framing, protocol version, well-formedness, hash/signature integrity, ledger identity, and signer authorization before it has any database effect. A hostile actor may flood arbitrary invalid blocks. Reject invalid inputs safely and limit untrusted resource consumption (including decoding, disk, CPU, memory and networking) without treating plausible timestamps alone as grounds for rejecting otherwise valid authorized blocks. An out-of-order block whose missing authorization evidence has not arrived must not be materialized before its authority is established. Exact inventory, caching and DoS budgets remain implementation choices.</w:t>
+      </w:r>
+    </w:p>
+    <w:bookmarkEnd w:id="41"/>
+    <w:bookmarkStart w:id="42" w:name="Xb6ba8f2fdc9c7d5d4a273a506f666456e6a07f8"/>
     <w:p>
       <w:pPr>
         <w:pStyle w:val="Heading2"/>
       </w:pPr>
       <w:r>
-        <w:t xml:space="preserve">9. SQL semantics, constraints, and transactions — CONFIRMED</w:t>
+        <w:t xml:space="preserve">12. Intended guarantees and deliberate non-guarantees</w:t>
       </w:r>
     </w:p>
     <w:p>
@@ -6538,65 +7778,17 @@
         <w:pStyle w:val="FirstParagraph"/>
       </w:pPr>
       <w:r>
-        <w:t xml:space="preserve">Version 1</w:t>
-      </w:r>
-      <w:r>
-        <w:t xml:space="preserve"> </w:t>
-      </w:r>
-      <w:r>
-        <w:rPr>
-          <w:b/>
-          <w:bCs/>
-        </w:rPr>
-        <w:t xml:space="preserve">does not enforce ordinary relational application constraints</w:t>
-      </w:r>
-      <w:r>
-        <w:t xml:space="preserve"> </w:t>
-      </w:r>
-      <w:r>
-        <w:t xml:space="preserve">such as primary-key uniqueness or foreign-key referential integrity when deriving authoritative changes. Two rows with different row GUIDs may contain identical business primary keys. Ledger deletions are not vetoed by referencing rows or application locks. Internal storage integrity and synchronization cannot be disabled merely to bypass these application-level rules. User-defined triggers, stored procedures, user-defined functions with effects, and comparable user-defined implicit write facilities are</w:t>
-      </w:r>
-      <w:r>
-        <w:t xml:space="preserve"> </w:t>
-      </w:r>
-      <w:r>
-        <w:rPr>
-          <w:b/>
-          <w:bCs/>
-        </w:rPr>
-        <w:t xml:space="preserve">not supported in Version 1</w:t>
-      </w:r>
-      <w:r>
-        <w:t xml:space="preserve">. This excludes their use as alternate mutation paths; it does</w:t>
-      </w:r>
-      <w:r>
-        <w:t xml:space="preserve"> </w:t>
-      </w:r>
-      <w:r>
-        <w:rPr>
-          <w:b/>
-          <w:bCs/>
-        </w:rPr>
-        <w:t xml:space="preserve">not</w:t>
-      </w:r>
-      <w:r>
-        <w:t xml:space="preserve"> </w:t>
-      </w:r>
-      <w:r>
-        <w:t xml:space="preserve">require removing SQL built-ins or internal database functions necessary for parsing, expression evaluation, data conversion, indexing, recovery, or supported SELECT/DML. The base Version 1 supported and excluded SQL subset is confirmed below; detailed per-command corner cases remain</w:t>
-      </w:r>
-      <w:r>
-        <w:t xml:space="preserve"> </w:t>
-      </w:r>
-      <w:r>
-        <w:rPr>
-          <w:b/>
-          <w:bCs/>
-        </w:rPr>
-        <w:t xml:space="preserve">OPEN</w:t>
-      </w:r>
-      <w:r>
-        <w:t xml:space="preserve">. Indexes and SELECT/query support may be used for efficient materialization and reads.</w:t>
+        <w:rPr>
+          <w:b/>
+          <w:bCs/>
+        </w:rPr>
+        <w:t xml:space="preserve">Intended:</w:t>
+      </w:r>
+      <w:r>
+        <w:t xml:space="preserve"> </w:t>
+      </w:r>
+      <w:r>
+        <w:t xml:space="preserve">Public cryptographic origin/integrity verification, signed historical authorization, deterministic canonical replay on the same accepted history, append-before-apply, one-row-per-block updates, delete-wins identity semantics, eventual convergence for participants that ultimately receive equivalent relevant events, permissionless block redistribution, complete reconstruction from validated genesis and all ledger history, independent progress during network partitions, and crash recovery for durably accepted events.</w:t>
       </w:r>
     </w:p>
     <w:p>
@@ -6608,1477 +7800,6 @@
           <w:b/>
           <w:bCs/>
         </w:rPr>
-        <w:t xml:space="preserve">CONFIRMED 2026-10-22 SQL scope:</w:t>
-      </w:r>
-      <w:r>
-        <w:t xml:space="preserve"> </w:t>
-      </w:r>
-      <w:r>
-        <w:t xml:space="preserve">Version 1 supports ordinary</w:t>
-      </w:r>
-      <w:r>
-        <w:t xml:space="preserve"> </w:t>
-      </w:r>
-      <w:r>
-        <w:rPr>
-          <w:rStyle w:val="VerbatimChar"/>
-        </w:rPr>
-        <w:t xml:space="preserve">SELECT</w:t>
-      </w:r>
-      <w:r>
-        <w:t xml:space="preserve">,</w:t>
-      </w:r>
-      <w:r>
-        <w:t xml:space="preserve"> </w:t>
-      </w:r>
-      <w:r>
-        <w:rPr>
-          <w:rStyle w:val="VerbatimChar"/>
-        </w:rPr>
-        <w:t xml:space="preserve">CREATE TABLE</w:t>
-      </w:r>
-      <w:r>
-        <w:t xml:space="preserve">,</w:t>
-      </w:r>
-      <w:r>
-        <w:t xml:space="preserve"> </w:t>
-      </w:r>
-      <w:r>
-        <w:rPr>
-          <w:rStyle w:val="VerbatimChar"/>
-        </w:rPr>
-        <w:t xml:space="preserve">ALTER TABLE</w:t>
-      </w:r>
-      <w:r>
-        <w:t xml:space="preserve">,</w:t>
-      </w:r>
-      <w:r>
-        <w:t xml:space="preserve"> </w:t>
-      </w:r>
-      <w:r>
-        <w:rPr>
-          <w:rStyle w:val="VerbatimChar"/>
-        </w:rPr>
-        <w:t xml:space="preserve">DROP TABLE</w:t>
-      </w:r>
-      <w:r>
-        <w:t xml:space="preserve">,</w:t>
-      </w:r>
-      <w:r>
-        <w:t xml:space="preserve"> </w:t>
-      </w:r>
-      <w:r>
-        <w:rPr>
-          <w:rStyle w:val="VerbatimChar"/>
-        </w:rPr>
-        <w:t xml:space="preserve">INSERT</w:t>
-      </w:r>
-      <w:r>
-        <w:t xml:space="preserve">,</w:t>
-      </w:r>
-      <w:r>
-        <w:t xml:space="preserve"> </w:t>
-      </w:r>
-      <w:r>
-        <w:rPr>
-          <w:rStyle w:val="VerbatimChar"/>
-        </w:rPr>
-        <w:t xml:space="preserve">UPDATE</w:t>
-      </w:r>
-      <w:r>
-        <w:t xml:space="preserve">, and</w:t>
-      </w:r>
-      <w:r>
-        <w:t xml:space="preserve"> </w:t>
-      </w:r>
-      <w:r>
-        <w:rPr>
-          <w:rStyle w:val="VerbatimChar"/>
-        </w:rPr>
-        <w:t xml:space="preserve">DELETE</w:t>
-      </w:r>
-      <w:r>
-        <w:t xml:space="preserve">, with</w:t>
-      </w:r>
-      <w:r>
-        <w:t xml:space="preserve"> </w:t>
-      </w:r>
-      <w:r>
-        <w:rPr>
-          <w:rStyle w:val="VerbatimChar"/>
-        </w:rPr>
-        <w:t xml:space="preserve">BEGIN</w:t>
-      </w:r>
-      <w:r>
-        <w:t xml:space="preserve">,</w:t>
-      </w:r>
-      <w:r>
-        <w:t xml:space="preserve"> </w:t>
-      </w:r>
-      <w:r>
-        <w:rPr>
-          <w:rStyle w:val="VerbatimChar"/>
-        </w:rPr>
-        <w:t xml:space="preserve">COMMIT</w:t>
-      </w:r>
-      <w:r>
-        <w:t xml:space="preserve">,</w:t>
-      </w:r>
-      <w:r>
-        <w:t xml:space="preserve"> </w:t>
-      </w:r>
-      <w:r>
-        <w:rPr>
-          <w:rStyle w:val="VerbatimChar"/>
-        </w:rPr>
-        <w:t xml:space="preserve">ROLLBACK</w:t>
-      </w:r>
-      <w:r>
-        <w:t xml:space="preserve">, and savepoints for provisional local staging.</w:t>
-      </w:r>
-      <w:r>
-        <w:t xml:space="preserve"> </w:t>
-      </w:r>
-      <w:r>
-        <w:rPr>
-          <w:b/>
-          <w:bCs/>
-        </w:rPr>
-        <w:t xml:space="preserve">Additional approved entry paths:</w:t>
-      </w:r>
-      <w:r>
-        <w:t xml:space="preserve"> </w:t>
-      </w:r>
-      <w:r>
-        <w:rPr>
-          <w:rStyle w:val="VerbatimChar"/>
-        </w:rPr>
-        <w:t xml:space="preserve">COPY FROM STDIN</w:t>
-      </w:r>
-      <w:r>
-        <w:t xml:space="preserve"> </w:t>
-      </w:r>
-      <w:r>
-        <w:t xml:space="preserve">(bulk inserts),</w:t>
-      </w:r>
-      <w:r>
-        <w:t xml:space="preserve"> </w:t>
-      </w:r>
-      <w:r>
-        <w:rPr>
-          <w:rStyle w:val="VerbatimChar"/>
-        </w:rPr>
-        <w:t xml:space="preserve">COPY TO STDOUT</w:t>
-      </w:r>
-      <w:r>
-        <w:t xml:space="preserve"> </w:t>
-      </w:r>
-      <w:r>
-        <w:t xml:space="preserve">(read-only export),</w:t>
-      </w:r>
-      <w:r>
-        <w:t xml:space="preserve"> </w:t>
-      </w:r>
-      <w:r>
-        <w:rPr>
-          <w:rStyle w:val="VerbatimChar"/>
-        </w:rPr>
-        <w:t xml:space="preserve">MERGE</w:t>
-      </w:r>
-      <w:r>
-        <w:t xml:space="preserve"> </w:t>
-      </w:r>
-      <w:r>
-        <w:t xml:space="preserve">(its per-row insert/update/delete effects), and</w:t>
-      </w:r>
-      <w:r>
-        <w:t xml:space="preserve"> </w:t>
-      </w:r>
-      <w:r>
-        <w:rPr>
-          <w:rStyle w:val="VerbatimChar"/>
-        </w:rPr>
-        <w:t xml:space="preserve">RETURNING</w:t>
-      </w:r>
-      <w:r>
-        <w:t xml:space="preserve"> </w:t>
-      </w:r>
-      <w:r>
-        <w:t xml:space="preserve">(reports values from locally evaluated changes). Every resulting row change from</w:t>
-      </w:r>
-      <w:r>
-        <w:t xml:space="preserve"> </w:t>
-      </w:r>
-      <w:r>
-        <w:rPr>
-          <w:rStyle w:val="VerbatimChar"/>
-        </w:rPr>
-        <w:t xml:space="preserve">COPY</w:t>
-      </w:r>
-      <w:r>
-        <w:t xml:space="preserve"> </w:t>
-      </w:r>
-      <w:r>
-        <w:t xml:space="preserve">or</w:t>
-      </w:r>
-      <w:r>
-        <w:t xml:space="preserve"> </w:t>
-      </w:r>
-      <w:r>
-        <w:rPr>
-          <w:rStyle w:val="VerbatimChar"/>
-        </w:rPr>
-        <w:t xml:space="preserve">MERGE</w:t>
-      </w:r>
-      <w:r>
-        <w:t xml:space="preserve"> </w:t>
-      </w:r>
-      <w:r>
-        <w:t xml:space="preserve">must publish its own authenticated ledger block</w:t>
-      </w:r>
-      <w:r>
-        <w:t xml:space="preserve"> </w:t>
-      </w:r>
-      <w:r>
-        <w:rPr>
-          <w:b/>
-          <w:bCs/>
-        </w:rPr>
-        <w:t xml:space="preserve">before official materialization</w:t>
-      </w:r>
-      <w:r>
-        <w:t xml:space="preserve">; none may bypass the same authority rules.</w:t>
-      </w:r>
-      <w:r>
-        <w:t xml:space="preserve"> </w:t>
-      </w:r>
-      <w:r>
-        <w:rPr>
-          <w:rStyle w:val="VerbatimChar"/>
-        </w:rPr>
-        <w:t xml:space="preserve">RETURNING</w:t>
-      </w:r>
-      <w:r>
-        <w:t xml:space="preserve"> </w:t>
-      </w:r>
-      <w:r>
-        <w:t xml:space="preserve">reports locally calculated result values, which are</w:t>
-      </w:r>
-      <w:r>
-        <w:t xml:space="preserve"> </w:t>
-      </w:r>
-      <w:r>
-        <w:rPr>
-          <w:b/>
-          <w:bCs/>
-        </w:rPr>
-        <w:t xml:space="preserve">provisional with respect to later block publication and local projection visibility</w:t>
-      </w:r>
-      <w:r>
-        <w:t xml:space="preserve">. The caller may receive</w:t>
-      </w:r>
-      <w:r>
-        <w:t xml:space="preserve"> </w:t>
-      </w:r>
-      <w:r>
-        <w:rPr>
-          <w:rStyle w:val="VerbatimChar"/>
-        </w:rPr>
-        <w:t xml:space="preserve">RETURNING</w:t>
-      </w:r>
-      <w:r>
-        <w:t xml:space="preserve"> </w:t>
-      </w:r>
-      <w:r>
-        <w:t xml:space="preserve">rows before the corresponding signed block is durably published and before the official SELECT-visible projection catches up. This is an accepted application-design responsibility, not a requirement that the engine make RETURNING synchronously visible.</w:t>
-      </w:r>
-      <w:r>
-        <w:t xml:space="preserve"> </w:t>
-      </w:r>
-      <w:r>
-        <w:rPr>
-          <w:rStyle w:val="VerbatimChar"/>
-        </w:rPr>
-        <w:t xml:space="preserve">RETURNING</w:t>
-      </w:r>
-      <w:r>
-        <w:t xml:space="preserve"> </w:t>
-      </w:r>
-      <w:r>
-        <w:t xml:space="preserve">must not be represented as proof that a multi-block COMMIT is atomic or entirely durable, and statement results may precede later publication failures.</w:t>
-      </w:r>
-      <w:r>
-        <w:t xml:space="preserve"> </w:t>
-      </w:r>
-      <w:r>
-        <w:rPr>
-          <w:rStyle w:val="VerbatimChar"/>
-        </w:rPr>
-        <w:t xml:space="preserve">COPY FREEZE</w:t>
-      </w:r>
-      <w:r>
-        <w:t xml:space="preserve">,</w:t>
-      </w:r>
-      <w:r>
-        <w:t xml:space="preserve"> </w:t>
-      </w:r>
-      <w:r>
-        <w:rPr>
-          <w:rStyle w:val="VerbatimChar"/>
-        </w:rPr>
-        <w:t xml:space="preserve">COPY PROGRAM</w:t>
-      </w:r>
-      <w:r>
-        <w:t xml:space="preserve">, unsupported user-defined triggers, stored procedures, user-defined functions</w:t>
-      </w:r>
-      <w:r>
-        <w:t xml:space="preserve"> </w:t>
-      </w:r>
-      <w:r>
-        <w:rPr>
-          <w:b/>
-          <w:bCs/>
-        </w:rPr>
-        <w:t xml:space="preserve">with side effects</w:t>
-      </w:r>
-      <w:r>
-        <w:t xml:space="preserve">, and other unapproved mutation paths must be rejected or made unavailable rather than allowed to bypass ledger-authoritative changes. PostgreSQL internal built-ins necessary for supported SQL remain available. This is a baseline feature subset, not a promise to preserve unsupported SQL extensions or direct writes.</w:t>
-      </w:r>
-      <w:r>
-        <w:t xml:space="preserve"> </w:t>
-      </w:r>
-      <w:r>
-        <w:rPr>
-          <w:b/>
-          <w:bCs/>
-        </w:rPr>
-        <w:t xml:space="preserve">OPEN:</w:t>
-      </w:r>
-      <w:r>
-        <w:t xml:space="preserve"> </w:t>
-      </w:r>
-      <w:r>
-        <w:t xml:space="preserve">Detailed</w:t>
-      </w:r>
-      <w:r>
-        <w:t xml:space="preserve"> </w:t>
-      </w:r>
-      <w:r>
-        <w:rPr>
-          <w:rStyle w:val="VerbatimChar"/>
-        </w:rPr>
-        <w:t xml:space="preserve">MERGE</w:t>
-      </w:r>
-      <w:r>
-        <w:t xml:space="preserve"> </w:t>
-      </w:r>
-      <w:r>
-        <w:t xml:space="preserve">branch features, supported expressions/joins/CTEs, permissions/admin DDL, indices and types beyond the declared set, and exact command result/error representations.</w:t>
-      </w:r>
-    </w:p>
-    <w:p>
-      <w:pPr>
-        <w:pStyle w:val="BodyText"/>
-      </w:pPr>
-      <w:r>
-        <w:t xml:space="preserve">SQL clients can use provisional transactions.</w:t>
-      </w:r>
-      <w:r>
-        <w:t xml:space="preserve"> </w:t>
-      </w:r>
-      <w:r>
-        <w:rPr>
-          <w:rStyle w:val="VerbatimChar"/>
-        </w:rPr>
-        <w:t xml:space="preserve">BEGIN</w:t>
-      </w:r>
-      <w:r>
-        <w:t xml:space="preserve"> </w:t>
-      </w:r>
-      <w:r>
-        <w:t xml:space="preserve">starts uncommitted isolated changes;</w:t>
-      </w:r>
-      <w:r>
-        <w:t xml:space="preserve"> </w:t>
-      </w:r>
-      <w:r>
-        <w:rPr>
-          <w:rStyle w:val="VerbatimChar"/>
-        </w:rPr>
-        <w:t xml:space="preserve">ROLLBACK</w:t>
-      </w:r>
-      <w:r>
-        <w:t xml:space="preserve"> </w:t>
-      </w:r>
-      <w:r>
-        <w:t xml:space="preserve">before ledger publication discards those staged changes without emitting blocks.</w:t>
-      </w:r>
-      <w:r>
-        <w:t xml:space="preserve"> </w:t>
-      </w:r>
-      <w:r>
-        <w:rPr>
-          <w:rStyle w:val="VerbatimChar"/>
-        </w:rPr>
-        <w:t xml:space="preserve">COMMIT</w:t>
-      </w:r>
-      <w:r>
-        <w:t xml:space="preserve"> </w:t>
-      </w:r>
-      <w:r>
-        <w:t xml:space="preserve">begins publication of separately authenticated blocks reflecting final staged row changes; publication is</w:t>
-      </w:r>
-      <w:r>
-        <w:t xml:space="preserve"> </w:t>
-      </w:r>
-      <w:r>
-        <w:rPr>
-          <w:b/>
-          <w:bCs/>
-        </w:rPr>
-        <w:t xml:space="preserve">not group-atomic</w:t>
-      </w:r>
-      <w:r>
-        <w:t xml:space="preserve">. If a crash leaves only 60 of 100 intended blocks durably published, those 60 are permanent ledger history; remaining blocks may never exist. The materialized official database is updated only by ledger ingestion, not by the provisional transaction directly.</w:t>
-      </w:r>
-      <w:r>
-        <w:t xml:space="preserve"> </w:t>
-      </w:r>
-      <w:r>
-        <w:rPr>
-          <w:b/>
-          <w:bCs/>
-        </w:rPr>
-        <w:t xml:space="preserve">CONFIRMED 2026-10-22:</w:t>
-      </w:r>
-      <w:r>
-        <w:t xml:space="preserve"> </w:t>
-      </w:r>
-      <w:r>
-        <w:t xml:space="preserve">If the origin can determine that a COMMIT stopped after publishing only some intended blocks, it must communicate failure or explicit partial completion accurately, never claim atomic rollback of already durable blocks. Network disconnects may leave the client uncertain; they do not annul independently durable blocks. Resumable publication is optional, not a fundamental ledger requirement. Applications must handle missing/partial outcomes and any stronger business atomicity at a higher layer; compensating operations create new blocks and do not erase history.</w:t>
-      </w:r>
-    </w:p>
-    <w:p>
-      <w:pPr>
-        <w:pStyle w:val="BodyText"/>
-      </w:pPr>
-      <w:r>
-        <w:t xml:space="preserve">Ordinary offline master writes do not wait for cross-master acknowledgment. A higher-assurance application may implement independent locks/reservations and require all masters’ confirmation, recognizing that such applications can block during partitions and still need a true protocol to prevent simultaneous conflicting reservations.</w:t>
-      </w:r>
-    </w:p>
-    <w:p>
-      <w:pPr>
-        <w:pStyle w:val="BodyText"/>
-      </w:pPr>
-      <w:r>
-        <w:rPr>
-          <w:b/>
-          <w:bCs/>
-        </w:rPr>
-        <w:t xml:space="preserve">CONFIRMED SQL outcome policy:</w:t>
-      </w:r>
-      <w:r>
-        <w:t xml:space="preserve"> </w:t>
-      </w:r>
-      <w:r>
-        <w:t xml:space="preserve">Preserve normal PostgreSQL command tags/affected-row counts for supported SQL, including matched-but-unchanged rows where applicable. A failed partial</w:t>
-      </w:r>
-      <w:r>
-        <w:t xml:space="preserve"> </w:t>
-      </w:r>
-      <w:r>
-        <w:rPr>
-          <w:rStyle w:val="VerbatimChar"/>
-        </w:rPr>
-        <w:t xml:space="preserve">COMMIT</w:t>
-      </w:r>
-      <w:r>
-        <w:t xml:space="preserve"> </w:t>
-      </w:r>
-      <w:r>
-        <w:t xml:space="preserve">must not return ordinary full success. When the origin can determine partial publication, report a distinct SQLSTATE</w:t>
-      </w:r>
-      <w:r>
-        <w:t xml:space="preserve"> </w:t>
-      </w:r>
-      <w:r>
-        <w:rPr>
-          <w:rStyle w:val="VerbatimChar"/>
-        </w:rPr>
-        <w:t xml:space="preserve">ZL001</w:t>
-      </w:r>
-      <w:r>
-        <w:t xml:space="preserve">, an explicit partially-published status, and the known durable block count and GUIDs; durable blocks remain ledger history. When the outcome cannot be determined due to connection loss, do not imply rollback;</w:t>
-      </w:r>
-      <w:r>
-        <w:t xml:space="preserve"> </w:t>
-      </w:r>
-      <w:r>
-        <w:rPr>
-          <w:rStyle w:val="VerbatimChar"/>
-        </w:rPr>
-        <w:t xml:space="preserve">08007</w:t>
-      </w:r>
-      <w:r>
-        <w:t xml:space="preserve"> </w:t>
-      </w:r>
-      <w:r>
-        <w:t xml:space="preserve">can be used where the server can report uncertain transaction resolution, otherwise the client must inspect durable ledger history. Previously emitted</w:t>
-      </w:r>
-      <w:r>
-        <w:t xml:space="preserve"> </w:t>
-      </w:r>
-      <w:r>
-        <w:rPr>
-          <w:rStyle w:val="VerbatimChar"/>
-        </w:rPr>
-        <w:t xml:space="preserve">RETURNING</w:t>
-      </w:r>
-      <w:r>
-        <w:t xml:space="preserve"> </w:t>
-      </w:r>
-      <w:r>
-        <w:t xml:space="preserve">values remain locally evaluated provisional information and do not imply publication or immediate SELECT visibility. Application software, not the ledger database, is responsible for business workflows that require immediate read-after-write visibility or all-or-nothing multi-block results.</w:t>
-      </w:r>
-      <w:r>
-        <w:t xml:space="preserve"> </w:t>
-      </w:r>
-      <w:r>
-        <w:rPr>
-          <w:b/>
-          <w:bCs/>
-        </w:rPr>
-        <w:t xml:space="preserve">Remaining OPEN:</w:t>
-      </w:r>
-      <w:r>
-        <w:t xml:space="preserve"> </w:t>
-      </w:r>
-      <w:r>
-        <w:t xml:space="preserve">exact PostgreSQL error field placement and machine-readable result schema, supported expression/CTE/cast subset, retry identity handling, and unsupported SQLSTATE mapping. Explicit NULL-versus-omission semantics are now specified in Section 6.2. The initial system makes no promise that ordinary SQL semantics imply global transaction finality.</w:t>
-      </w:r>
-    </w:p>
-    <w:bookmarkEnd w:id="38"/>
-    <w:bookmarkStart w:id="39" w:name="X8468d05d535218b061d50886984d17c492e6aea"/>
-    <w:p>
-      <w:pPr>
-        <w:pStyle w:val="Heading2"/>
-      </w:pPr>
-      <w:r>
-        <w:t xml:space="preserve">10. Materialization priority, durability, and recovery — CONFIRMED</w:t>
-      </w:r>
-    </w:p>
-    <w:p>
-      <w:pPr>
-        <w:pStyle w:val="FirstParagraph"/>
-      </w:pPr>
-      <w:r>
-        <w:t xml:space="preserve">A received valid block must enter persistent ledger storage before altering the official database. Master-originated blocks follow the same rule. Once received blocks are available, the database</w:t>
-      </w:r>
-      <w:r>
-        <w:t xml:space="preserve"> </w:t>
-      </w:r>
-      <w:r>
-        <w:rPr>
-          <w:b/>
-          <w:bCs/>
-        </w:rPr>
-        <w:t xml:space="preserve">pauses ordinary activity to process the blocks it already knows</w:t>
-      </w:r>
-      <w:r>
-        <w:t xml:space="preserve"> </w:t>
-      </w:r>
-      <w:r>
-        <w:t xml:space="preserve">and keep its local projection caught up; local precedence over throughput is intentional. This never implies certainty that no missing blocks exist on the wider network. A master can operate while other masters are offline, apart from local synchronization needed to apply known blocks.</w:t>
-      </w:r>
-    </w:p>
-    <w:p>
-      <w:pPr>
-        <w:pStyle w:val="BodyText"/>
-      </w:pPr>
-      <w:r>
-        <w:t xml:space="preserve">Crash-safe progress tracking and idempotent replay or reconstruction must ensure a crash between block durability and materialization can be recovered without permanently omitting or double-applying effects.</w:t>
-      </w:r>
-      <w:r>
-        <w:t xml:space="preserve"> </w:t>
-      </w:r>
-      <w:r>
-        <w:rPr>
-          <w:b/>
-          <w:bCs/>
-        </w:rPr>
-        <w:t xml:space="preserve">CONFIRMED 2026-10-22:</w:t>
-      </w:r>
-      <w:r>
-        <w:t xml:space="preserve"> </w:t>
-      </w:r>
-      <w:r>
-        <w:t xml:space="preserve">Late valid historical blocks and later-revealed earlier authority history must cause the projection to be corrected through safe rollback/replay of affected materialization</w:t>
-      </w:r>
-      <w:r>
-        <w:t xml:space="preserve"> </w:t>
-      </w:r>
-      <w:r>
-        <w:rPr>
-          <w:b/>
-          <w:bCs/>
-        </w:rPr>
-        <w:t xml:space="preserve">or a complete rebuild from authenticated ledger history</w:t>
-      </w:r>
-      <w:r>
-        <w:t xml:space="preserve">; no timestamp-age cutoff may permanently suppress those corrections. Master/replica outage, out-of-order delivery, partitions, and late authority changes may all require selective re-projection. The ledger itself is immutable; the projection is replaceable. Acknowledgment of successful ledger append implies local durable storage; a block lost with all copies is unrecoverable.</w:t>
-      </w:r>
-    </w:p>
-    <w:p>
-      <w:pPr>
-        <w:pStyle w:val="BodyText"/>
-      </w:pPr>
-      <w:r>
-        <w:rPr>
-          <w:b/>
-          <w:bCs/>
-        </w:rPr>
-        <w:t xml:space="preserve">CONFIRMED 2026-10-22 — local read barrier versus remote catch-up:</w:t>
-      </w:r>
-      <w:r>
-        <w:t xml:space="preserve"> </w:t>
-      </w:r>
-      <w:r>
-        <w:t xml:space="preserve">An ordinary</w:t>
-      </w:r>
-      <w:r>
-        <w:t xml:space="preserve"> </w:t>
-      </w:r>
-      <w:r>
-        <w:rPr>
-          <w:rStyle w:val="VerbatimChar"/>
-        </w:rPr>
-        <w:t xml:space="preserve">SELECT</w:t>
-      </w:r>
-      <w:r>
-        <w:t xml:space="preserve"> </w:t>
-      </w:r>
-      <w:r>
-        <w:t xml:space="preserve">must</w:t>
-      </w:r>
-      <w:r>
-        <w:t xml:space="preserve"> </w:t>
-      </w:r>
-      <w:r>
-        <w:rPr>
-          <w:b/>
-          <w:bCs/>
-        </w:rPr>
-        <w:t xml:space="preserve">not wait merely because peers may still hold unknown blocks</w:t>
-      </w:r>
-      <w:r>
-        <w:t xml:space="preserve">, because network completeness cannot generally be established. A node may serve a consistent, locally materialized but network-stale state until more blocks become known. Once a node undertakes a local projection modification, selective rollback/replay, or full rebuild to incorporate</w:t>
-      </w:r>
-      <w:r>
-        <w:t xml:space="preserve"> </w:t>
-      </w:r>
-      <w:r>
-        <w:rPr>
-          <w:b/>
-          <w:bCs/>
-        </w:rPr>
-        <w:t xml:space="preserve">blocks it already knows</w:t>
-      </w:r>
-      <w:r>
-        <w:t xml:space="preserve">, ordinary</w:t>
-      </w:r>
-      <w:r>
-        <w:t xml:space="preserve"> </w:t>
-      </w:r>
-      <w:r>
-        <w:rPr>
-          <w:rStyle w:val="VerbatimChar"/>
-        </w:rPr>
-        <w:t xml:space="preserve">SELECT</w:t>
-      </w:r>
-      <w:r>
-        <w:t xml:space="preserve"> </w:t>
-      </w:r>
-      <w:r>
-        <w:t xml:space="preserve">operations requiring that projection must wait until the current local reconciliation produces a consistent result; they must not observe an intermediate or partially rebuilt official state. A complete rebuild</w:t>
-      </w:r>
-      <w:r>
-        <w:t xml:space="preserve"> </w:t>
-      </w:r>
-      <w:r>
-        <w:rPr>
-          <w:b/>
-          <w:bCs/>
-        </w:rPr>
-        <w:t xml:space="preserve">must create a persistent diagnostic/error-log entry</w:t>
-      </w:r>
-      <w:r>
-        <w:t xml:space="preserve"> </w:t>
-      </w:r>
-      <w:r>
-        <w:t xml:space="preserve">explaining why the rebuild was necessary, the affected ledger/database, its outcome, and information sufficient for an operator to investigate. The entry is operational evidence, not an authenticated ledger block. Implementers may choose locking/projection-swap mechanisms, but must not indefinitely block</w:t>
-      </w:r>
-      <w:r>
-        <w:t xml:space="preserve"> </w:t>
-      </w:r>
-      <w:r>
-        <w:rPr>
-          <w:rStyle w:val="VerbatimChar"/>
-        </w:rPr>
-        <w:t xml:space="preserve">SELECT</w:t>
-      </w:r>
-      <w:r>
-        <w:t xml:space="preserve"> </w:t>
-      </w:r>
-      <w:r>
-        <w:t xml:space="preserve">solely to await hypothetical unseen network blocks.</w:t>
-      </w:r>
-      <w:r>
-        <w:t xml:space="preserve"> </w:t>
-      </w:r>
-      <w:r>
-        <w:rPr>
-          <w:b/>
-          <w:bCs/>
-        </w:rPr>
-        <w:t xml:space="preserve">CONFIRMED operational projection reporting:</w:t>
-      </w:r>
-      <w:r>
-        <w:t xml:space="preserve"> </w:t>
-      </w:r>
-      <w:r>
-        <w:t xml:space="preserve">Expose projection states</w:t>
-      </w:r>
-      <w:r>
-        <w:t xml:space="preserve"> </w:t>
-      </w:r>
-      <w:r>
-        <w:rPr>
-          <w:rStyle w:val="VerbatimChar"/>
-        </w:rPr>
-        <w:t xml:space="preserve">ready</w:t>
-      </w:r>
-      <w:r>
-        <w:t xml:space="preserve">,</w:t>
-      </w:r>
-      <w:r>
-        <w:t xml:space="preserve"> </w:t>
-      </w:r>
-      <w:r>
-        <w:rPr>
-          <w:rStyle w:val="VerbatimChar"/>
-        </w:rPr>
-        <w:t xml:space="preserve">reconciling</w:t>
-      </w:r>
-      <w:r>
-        <w:t xml:space="preserve">,</w:t>
-      </w:r>
-      <w:r>
-        <w:t xml:space="preserve"> </w:t>
-      </w:r>
-      <w:r>
-        <w:rPr>
-          <w:rStyle w:val="VerbatimChar"/>
-        </w:rPr>
-        <w:t xml:space="preserve">rebuilding</w:t>
-      </w:r>
-      <w:r>
-        <w:t xml:space="preserve">, and</w:t>
-      </w:r>
-      <w:r>
-        <w:t xml:space="preserve"> </w:t>
-      </w:r>
-      <w:r>
-        <w:rPr>
-          <w:rStyle w:val="VerbatimChar"/>
-        </w:rPr>
-        <w:t xml:space="preserve">failed</w:t>
-      </w:r>
-      <w:r>
-        <w:t xml:space="preserve">. A full rebuild must persistently log ledger GUID, database identity, UTC start/end timestamps, reason, outcome, and error details when unsuccessful. If reconstruction fails, an affected SELECT must return a clear error rather than stale/inconsistent projected data. Under continuous block arrivals, a node must not starve SELECT indefinitely: it may reconcile a finite known batch to a consistent point, admit reads, and then incorporate later blocks. Implementation-specific WAL/cursor/checkpoint details remain free; exposed status must not claim an inconsistent projection is ready. Exact log encoding and error codes belong to operational API documentation. Rollback/replay versus full rebuild is an implementation choice; neither may ignore applicable earlier blocks.</w:t>
-      </w:r>
-    </w:p>
-    <w:bookmarkEnd w:id="39"/>
-    <w:bookmarkStart w:id="40" w:name="X474e9faf4f45ed1c8f9f036e4917fd3955661eb"/>
-    <w:p>
-      <w:pPr>
-        <w:pStyle w:val="Heading2"/>
-      </w:pPr>
-      <w:r>
-        <w:t xml:space="preserve">11. Peer-to-peer propagation and offline exchange — CONFIRMED behavior; management API extension required</w:t>
-      </w:r>
-    </w:p>
-    <w:p>
-      <w:pPr>
-        <w:pStyle w:val="FirstParagraph"/>
-      </w:pPr>
-      <w:r>
-        <w:t xml:space="preserve">Every node may receive, verify, store, serve, relay, and export an intact block, regardless of whether it may originate blocks. Block validity is transport-independent. Permit direct peer connections (TCP/QUIC or suitable supported protocols), decentralized peer discovery with configurable bootstraps, BitTorrent-inspired DHT, peer exchange, LAN service discovery, NAT traversal and relaying, HTTP(S), multipeer downloads, and real-time announcements. Nodes normally advertise new validated blocks to peers with resource/bandwidth controls.</w:t>
-      </w:r>
-      <w:r>
-        <w:t xml:space="preserve"> </w:t>
-      </w:r>
-      <w:r>
-        <w:rPr>
-          <w:b/>
-          <w:bCs/>
-        </w:rPr>
-        <w:t xml:space="preserve">No peer discovery or master quorum is necessary for an ordinary local write</w:t>
-      </w:r>
-      <w:r>
-        <w:t xml:space="preserve">.</w:t>
-      </w:r>
-    </w:p>
-    <w:p>
-      <w:pPr>
-        <w:pStyle w:val="BodyText"/>
-      </w:pPr>
-      <w:r>
-        <w:t xml:space="preserve">Combine rapid announcements with periodic cryptographic</w:t>
-      </w:r>
-      <w:r>
-        <w:t xml:space="preserve"> </w:t>
-      </w:r>
-      <w:r>
-        <w:rPr>
-          <w:b/>
-          <w:bCs/>
-        </w:rPr>
-        <w:t xml:space="preserve">inventory reconciliation</w:t>
-      </w:r>
-      <w:r>
-        <w:t xml:space="preserve">, including Merkle-style summaries or equivalent, and comparisons by block ID/hash that do not depend exclusively on timestamps. Export and import must include individual blocks, timestamp ranges, a full ledger, and incremental missing-block batches; large whole-ledger archives can be imported as offline batch jobs, from arbitrary media. The ledger does not require a database to exist; a returning master can catch up through a read-only replica.</w:t>
-      </w:r>
-    </w:p>
-    <w:p>
-      <w:pPr>
-        <w:pStyle w:val="BodyText"/>
-      </w:pPr>
-      <w:r>
-        <w:rPr>
-          <w:b/>
-          <w:bCs/>
-        </w:rPr>
-        <w:t xml:space="preserve">CONFIRMED 2026-10-22 — management API:</w:t>
-      </w:r>
-      <w:r>
-        <w:t xml:space="preserve"> </w:t>
-      </w:r>
-      <w:r>
-        <w:t xml:space="preserve">Preserve compatible existing database SQL/client communications, and provide a documented</w:t>
-      </w:r>
-      <w:r>
-        <w:t xml:space="preserve"> </w:t>
-      </w:r>
-      <w:r>
-        <w:rPr>
-          <w:rStyle w:val="VerbatimChar"/>
-          <w:b/>
-          <w:bCs/>
-        </w:rPr>
-        <w:t xml:space="preserve">ledgerctl</w:t>
-      </w:r>
-      <w:r>
-        <w:rPr>
-          <w:b/>
-          <w:bCs/>
-        </w:rPr>
-        <w:t xml:space="preserve"> </w:t>
-      </w:r>
-      <w:r>
-        <w:rPr>
-          <w:b/>
-          <w:bCs/>
-        </w:rPr>
-        <w:t xml:space="preserve">command-line interface producing machine-readable JSON results</w:t>
-      </w:r>
-      <w:r>
-        <w:t xml:space="preserve"> </w:t>
-      </w:r>
-      <w:r>
-        <w:t xml:space="preserve">alongside normal PostgreSQL SQL connectivity. The interface must permit new-ledger initialization, joining/pinning by ledger GUID and genesis fingerprint, raw signed-block publication/import, exact raw-block retrieval, export of individual or selected/all blocks, peer configuration, and inspection of retained/pending/quarantined/applied/rebuild/synchronization status. Implementations may additionally offer SQL administration functions or other APIs, but must provide the standard test-facing</w:t>
-      </w:r>
-      <w:r>
-        <w:t xml:space="preserve"> </w:t>
-      </w:r>
-      <w:r>
-        <w:rPr>
-          <w:rStyle w:val="VerbatimChar"/>
-        </w:rPr>
-        <w:t xml:space="preserve">ledgerctl</w:t>
-      </w:r>
-      <w:r>
-        <w:t xml:space="preserve"> </w:t>
-      </w:r>
-      <w:r>
-        <w:t xml:space="preserve">surface. Before blind verification, the</w:t>
-      </w:r>
-      <w:r>
-        <w:t xml:space="preserve"> </w:t>
-      </w:r>
-      <w:r>
-        <w:rPr>
-          <w:b/>
-          <w:bCs/>
-        </w:rPr>
-        <w:t xml:space="preserve">exact subcommand names, option names, byte inputs/outputs, JSON schemas, errors, and launch/configuration contract</w:t>
-      </w:r>
-      <w:r>
-        <w:t xml:space="preserve"> </w:t>
-      </w:r>
-      <w:r>
-        <w:t xml:space="preserve">must be frozen in a separate management API specification, not inferred by the verifier. Detailed peer discovery, gossip, retries, routing, transport libraries/protocols and scheduling remain engineering freedoms, provided locally configured peers demonstrably exchange all relevant blocks during offline/local-network testing.</w:t>
-      </w:r>
-    </w:p>
-    <w:p>
-      <w:pPr>
-        <w:pStyle w:val="BodyText"/>
-      </w:pPr>
-      <w:r>
-        <w:rPr>
-          <w:b/>
-          <w:bCs/>
-        </w:rPr>
-        <w:t xml:space="preserve">CONFIRMED 2026-10-22 — block exchange:</w:t>
-      </w:r>
-      <w:r>
-        <w:t xml:space="preserve"> </w:t>
-      </w:r>
-      <w:r>
-        <w:t xml:space="preserve">Single-block export returns the</w:t>
-      </w:r>
-      <w:r>
-        <w:t xml:space="preserve"> </w:t>
-      </w:r>
-      <w:r>
-        <w:rPr>
-          <w:b/>
-          <w:bCs/>
-        </w:rPr>
-        <w:t xml:space="preserve">exact original signed block bytes</w:t>
-      </w:r>
-      <w:r>
-        <w:t xml:space="preserve"> </w:t>
-      </w:r>
-      <w:r>
-        <w:t xml:space="preserve">without reserialization. A multi-block export uses the</w:t>
-      </w:r>
-      <w:r>
-        <w:t xml:space="preserve"> </w:t>
-      </w:r>
-      <w:r>
-        <w:rPr>
-          <w:b/>
-          <w:bCs/>
-        </w:rPr>
-        <w:t xml:space="preserve">CONFIRMED Version 1 binary container</w:t>
-      </w:r>
-      <w:r>
-        <w:t xml:space="preserve">: ASCII magic</w:t>
-      </w:r>
-      <w:r>
-        <w:t xml:space="preserve"> </w:t>
-      </w:r>
-      <w:r>
-        <w:rPr>
-          <w:rStyle w:val="VerbatimChar"/>
-        </w:rPr>
-        <w:t xml:space="preserve">DDLB</w:t>
-      </w:r>
-      <w:r>
-        <w:t xml:space="preserve"> </w:t>
-      </w:r>
-      <w:r>
-        <w:t xml:space="preserve">(4 bytes) || version</w:t>
-      </w:r>
-      <w:r>
-        <w:t xml:space="preserve"> </w:t>
-      </w:r>
-      <w:r>
-        <w:rPr>
-          <w:rStyle w:val="VerbatimChar"/>
-        </w:rPr>
-        <w:t xml:space="preserve">0x0001</w:t>
-      </w:r>
-      <w:r>
-        <w:t xml:space="preserve"> </w:t>
-      </w:r>
-      <w:r>
-        <w:t xml:space="preserve">(uint16 big-endian) || block_count (uint64 big-endian) || exactly</w:t>
-      </w:r>
-      <w:r>
-        <w:t xml:space="preserve"> </w:t>
-      </w:r>
-      <w:r>
-        <w:rPr>
-          <w:rStyle w:val="VerbatimChar"/>
-        </w:rPr>
-        <w:t xml:space="preserve">block_count</w:t>
-      </w:r>
-      <w:r>
-        <w:t xml:space="preserve"> </w:t>
-      </w:r>
-      <w:r>
-        <w:t xml:space="preserve">repetitions of (serialized_block_length uint64 big-endian || exact raw signed block bytes), with no extra footer or trailing data. Every batch preserves each full signed block</w:t>
-      </w:r>
-      <w:r>
-        <w:t xml:space="preserve"> </w:t>
-      </w:r>
-      <w:r>
-        <w:rPr>
-          <w:b/>
-          <w:bCs/>
-        </w:rPr>
-        <w:t xml:space="preserve">byte-for-byte</w:t>
-      </w:r>
-      <w:r>
-        <w:t xml:space="preserve">, including all header fields, raw payload, SHA-512 digest and trailing 64-byte Ed25519 signature. The container is merely unsigned transport framing; it does not modify, re-encode, re-sign, replace, aggregate, or vouch for individual block signatures. Export ordering is deterministic canonical order, using the full-block SHA-512 digest as a tie-breaker for disputed same-identity variants; each block remains independently verifiable. Truncated or overlong framing must fail safely. A partially completed import may retain preceding independently validated/durable blocks; a batch is not an all-or-nothing transaction. Ledger block identity is (</w:t>
-      </w:r>
-      <w:r>
-        <w:rPr>
-          <w:rStyle w:val="VerbatimChar"/>
-        </w:rPr>
-        <w:t xml:space="preserve">ledger_guid</w:t>
-      </w:r>
-      <w:r>
-        <w:t xml:space="preserve">,</w:t>
-      </w:r>
-      <w:r>
-        <w:t xml:space="preserve"> </w:t>
-      </w:r>
-      <w:r>
-        <w:rPr>
-          <w:rStyle w:val="VerbatimChar"/>
-        </w:rPr>
-        <w:t xml:space="preserve">block_guid</w:t>
-      </w:r>
-      <w:r>
-        <w:t xml:space="preserve">); a full-block cryptographic digest distinguishes conflicting variants. Exact identical duplicates are idempotent. Different signed bytes with the same identity are</w:t>
-      </w:r>
-      <w:r>
-        <w:t xml:space="preserve"> </w:t>
-      </w:r>
-      <w:r>
-        <w:rPr>
-          <w:b/>
-          <w:bCs/>
-        </w:rPr>
-        <w:t xml:space="preserve">quarantined for diagnosis</w:t>
-      </w:r>
-      <w:r>
-        <w:t xml:space="preserve">, not resolved by first-arrival order. Unknown future protocol versions may be safely retained separately as opaque,</w:t>
-      </w:r>
-      <w:r>
-        <w:t xml:space="preserve"> </w:t>
-      </w:r>
-      <w:r>
-        <w:rPr>
-          <w:b/>
-          <w:bCs/>
-        </w:rPr>
-        <w:t xml:space="preserve">unapplied</w:t>
-      </w:r>
-      <w:r>
-        <w:t xml:space="preserve"> </w:t>
-      </w:r>
-      <w:r>
-        <w:t xml:space="preserve">records. Blocks awaiting missing prior authorization/schema history are retained pending/requested; malformed or inapplicable inputs never mutate official storage. Such cases receive machine-readable statuses. Resource limits remain configurable as defined in Section 5.</w:t>
-      </w:r>
-    </w:p>
-    <w:p>
-      <w:pPr>
-        <w:pStyle w:val="BodyText"/>
-      </w:pPr>
-      <w:r>
-        <w:rPr>
-          <w:b/>
-          <w:bCs/>
-        </w:rPr>
-        <w:t xml:space="preserve">CONFIRMED management surface:</w:t>
-      </w:r>
-      <w:r>
-        <w:t xml:space="preserve"> </w:t>
-      </w:r>
-      <w:r>
-        <w:t xml:space="preserve">The CLI supports an instance selector and operations equivalent to</w:t>
-      </w:r>
-      <w:r>
-        <w:t xml:space="preserve"> </w:t>
-      </w:r>
-      <w:r>
-        <w:rPr>
-          <w:rStyle w:val="VerbatimChar"/>
-        </w:rPr>
-        <w:t xml:space="preserve">ledgerctl &lt;instance-selection&gt; init</w:t>
-      </w:r>
-      <w:r>
-        <w:t xml:space="preserve">,</w:t>
-      </w:r>
-      <w:r>
-        <w:t xml:space="preserve"> </w:t>
-      </w:r>
-      <w:r>
-        <w:rPr>
-          <w:rStyle w:val="VerbatimChar"/>
-        </w:rPr>
-        <w:t xml:space="preserve">join --ledger-guid &lt;UUID&gt; --genesis-sha512 &lt;HEX&gt;</w:t>
-      </w:r>
-      <w:r>
-        <w:t xml:space="preserve">,</w:t>
-      </w:r>
-      <w:r>
-        <w:t xml:space="preserve"> </w:t>
-      </w:r>
-      <w:r>
-        <w:rPr>
-          <w:rStyle w:val="VerbatimChar"/>
-        </w:rPr>
-        <w:t xml:space="preserve">block import --input &lt;file&gt;</w:t>
-      </w:r>
-      <w:r>
-        <w:t xml:space="preserve">,</w:t>
-      </w:r>
-      <w:r>
-        <w:t xml:space="preserve"> </w:t>
-      </w:r>
-      <w:r>
-        <w:rPr>
-          <w:rStyle w:val="VerbatimChar"/>
-        </w:rPr>
-        <w:t xml:space="preserve">block export --output &lt;file&gt;</w:t>
-      </w:r>
-      <w:r>
-        <w:t xml:space="preserve">,</w:t>
-      </w:r>
-      <w:r>
-        <w:t xml:space="preserve"> </w:t>
-      </w:r>
-      <w:r>
-        <w:rPr>
-          <w:rStyle w:val="VerbatimChar"/>
-        </w:rPr>
-        <w:t xml:space="preserve">block get --id &lt;UUID&gt; --output &lt;file&gt;</w:t>
-      </w:r>
-      <w:r>
-        <w:t xml:space="preserve">,</w:t>
-      </w:r>
-      <w:r>
-        <w:t xml:space="preserve"> </w:t>
-      </w:r>
-      <w:r>
-        <w:rPr>
-          <w:rStyle w:val="VerbatimChar"/>
-        </w:rPr>
-        <w:t xml:space="preserve">block publish --input &lt;file&gt;</w:t>
-      </w:r>
-      <w:r>
-        <w:t xml:space="preserve">,</w:t>
-      </w:r>
-      <w:r>
-        <w:t xml:space="preserve"> </w:t>
-      </w:r>
-      <w:r>
-        <w:rPr>
-          <w:rStyle w:val="VerbatimChar"/>
-        </w:rPr>
-        <w:t xml:space="preserve">peer add --endpoint &lt;address&gt;</w:t>
-      </w:r>
-      <w:r>
-        <w:t xml:space="preserve">,</w:t>
-      </w:r>
-      <w:r>
-        <w:t xml:space="preserve"> </w:t>
-      </w:r>
-      <w:r>
-        <w:rPr>
-          <w:rStyle w:val="VerbatimChar"/>
-        </w:rPr>
-        <w:t xml:space="preserve">peer remove --endpoint &lt;address&gt;</w:t>
-      </w:r>
-      <w:r>
-        <w:t xml:space="preserve">, and</w:t>
-      </w:r>
-      <w:r>
-        <w:t xml:space="preserve"> </w:t>
-      </w:r>
-      <w:r>
-        <w:rPr>
-          <w:rStyle w:val="VerbatimChar"/>
-        </w:rPr>
-        <w:t xml:space="preserve">status</w:t>
-      </w:r>
-      <w:r>
-        <w:t xml:space="preserve"> </w:t>
-      </w:r>
-      <w:r>
-        <w:t xml:space="preserve">using a consistent per-instance selector. The</w:t>
-      </w:r>
-      <w:r>
-        <w:t xml:space="preserve"> </w:t>
-      </w:r>
-      <w:r>
-        <w:rPr>
-          <w:rStyle w:val="VerbatimChar"/>
-        </w:rPr>
-        <w:t xml:space="preserve">&lt;instance-selection&gt;</w:t>
-      </w:r>
-      <w:r>
-        <w:t xml:space="preserve"> </w:t>
-      </w:r>
-      <w:r>
-        <w:t xml:space="preserve">placeholder is engine-specific;</w:t>
-      </w:r>
-      <w:r>
-        <w:t xml:space="preserve"> </w:t>
-      </w:r>
-      <w:r>
-        <w:rPr>
-          <w:rStyle w:val="VerbatimChar"/>
-        </w:rPr>
-        <w:t xml:space="preserve">--pgdata &lt;directory&gt;</w:t>
-      </w:r>
-      <w:r>
-        <w:t xml:space="preserve"> </w:t>
-      </w:r>
-      <w:r>
-        <w:t xml:space="preserve">is an illustrative PostgreSQL adapter spelling rather than a database-independent requirement. Return a single JSON result envelope with fields</w:t>
-      </w:r>
-      <w:r>
-        <w:t xml:space="preserve"> </w:t>
-      </w:r>
-      <w:r>
-        <w:rPr>
-          <w:rStyle w:val="VerbatimChar"/>
-        </w:rPr>
-        <w:t xml:space="preserve">ok</w:t>
-      </w:r>
-      <w:r>
-        <w:t xml:space="preserve"> </w:t>
-      </w:r>
-      <w:r>
-        <w:t xml:space="preserve">(boolean),</w:t>
-      </w:r>
-      <w:r>
-        <w:t xml:space="preserve"> </w:t>
-      </w:r>
-      <w:r>
-        <w:rPr>
-          <w:rStyle w:val="VerbatimChar"/>
-        </w:rPr>
-        <w:t xml:space="preserve">data</w:t>
-      </w:r>
-      <w:r>
-        <w:t xml:space="preserve"> </w:t>
-      </w:r>
-      <w:r>
-        <w:t xml:space="preserve">(object or null), and</w:t>
-      </w:r>
-      <w:r>
-        <w:t xml:space="preserve"> </w:t>
-      </w:r>
-      <w:r>
-        <w:rPr>
-          <w:rStyle w:val="VerbatimChar"/>
-        </w:rPr>
-        <w:t xml:space="preserve">error</w:t>
-      </w:r>
-      <w:r>
-        <w:t xml:space="preserve"> </w:t>
-      </w:r>
-      <w:r>
-        <w:t xml:space="preserve">(object or null); raw signed bytes travel in files, not JSON strings. Stable input/error codes and complete return schemas are to be frozen in</w:t>
-      </w:r>
-      <w:r>
-        <w:t xml:space="preserve"> </w:t>
-      </w:r>
-      <w:r>
-        <w:rPr>
-          <w:rStyle w:val="VerbatimChar"/>
-        </w:rPr>
-        <w:t xml:space="preserve">Distributed_Ledger_Management_API_Specification.md</w:t>
-      </w:r>
-      <w:r>
-        <w:t xml:space="preserve">. Conflicting authenticated same-identity variants remain quarantined with</w:t>
-      </w:r>
-      <w:r>
-        <w:t xml:space="preserve"> </w:t>
-      </w:r>
-      <w:r>
-        <w:rPr>
-          <w:b/>
-          <w:bCs/>
-        </w:rPr>
-        <w:t xml:space="preserve">no arbitrary manual winner</w:t>
-      </w:r>
-      <w:r>
-        <w:t xml:space="preserve"> </w:t>
-      </w:r>
-      <w:r>
-        <w:t xml:space="preserve">in Version 1. Peer communications must be bounded and cryptographic authority must never be inferred merely from peer connection. Configured localhost peers must work in the offline test environment; no mandated public DHT/NAT/TLS library or discovery algorithm. TLS is optional for Version 1 deployment rather than a mandatory dependency on a particular library. Defaults are in Section 5.</w:t>
-      </w:r>
-    </w:p>
-    <w:p>
-      <w:pPr>
-        <w:pStyle w:val="BodyText"/>
-      </w:pPr>
-      <w:r>
-        <w:rPr>
-          <w:b/>
-          <w:bCs/>
-        </w:rPr>
-        <w:t xml:space="preserve">CONFIRMED block/ledger status vocabulary:</w:t>
-      </w:r>
-      <w:r>
-        <w:t xml:space="preserve"> </w:t>
-      </w:r>
-      <w:r>
-        <w:rPr>
-          <w:rStyle w:val="VerbatimChar"/>
-        </w:rPr>
-        <w:t xml:space="preserve">applied</w:t>
-      </w:r>
-      <w:r>
-        <w:t xml:space="preserve"> </w:t>
-      </w:r>
-      <w:r>
-        <w:t xml:space="preserve">means verified and materialized into the current official projection;</w:t>
-      </w:r>
-      <w:r>
-        <w:t xml:space="preserve"> </w:t>
-      </w:r>
-      <w:r>
-        <w:rPr>
-          <w:rStyle w:val="VerbatimChar"/>
-        </w:rPr>
-        <w:t xml:space="preserve">pending</w:t>
-      </w:r>
-      <w:r>
-        <w:t xml:space="preserve"> </w:t>
-      </w:r>
-      <w:r>
-        <w:t xml:space="preserve">means retained with unsatisfied authorization/schema/repair dependencies;</w:t>
-      </w:r>
-      <w:r>
-        <w:t xml:space="preserve"> </w:t>
-      </w:r>
-      <w:r>
-        <w:rPr>
-          <w:rStyle w:val="VerbatimChar"/>
-        </w:rPr>
-        <w:t xml:space="preserve">quarantined</w:t>
-      </w:r>
-      <w:r>
-        <w:t xml:space="preserve"> </w:t>
-      </w:r>
-      <w:r>
-        <w:t xml:space="preserve">means competing authenticated signed bytes for the same (</w:t>
-      </w:r>
-      <w:r>
-        <w:rPr>
-          <w:rStyle w:val="VerbatimChar"/>
-        </w:rPr>
-        <w:t xml:space="preserve">ledger_guid</w:t>
-      </w:r>
-      <w:r>
-        <w:t xml:space="preserve">,</w:t>
-      </w:r>
-      <w:r>
-        <w:t xml:space="preserve"> </w:t>
-      </w:r>
-      <w:r>
-        <w:rPr>
-          <w:rStyle w:val="VerbatimChar"/>
-        </w:rPr>
-        <w:t xml:space="preserve">block_guid</w:t>
-      </w:r>
-      <w:r>
-        <w:t xml:space="preserve">) that cannot affect official state;</w:t>
-      </w:r>
-      <w:r>
-        <w:t xml:space="preserve"> </w:t>
-      </w:r>
-      <w:r>
-        <w:rPr>
-          <w:rStyle w:val="VerbatimChar"/>
-        </w:rPr>
-        <w:t xml:space="preserve">opaque</w:t>
-      </w:r>
-      <w:r>
-        <w:t xml:space="preserve"> </w:t>
-      </w:r>
-      <w:r>
-        <w:t xml:space="preserve">means safely retained, unknown-future-version content not applied under Version 1;</w:t>
-      </w:r>
-      <w:r>
-        <w:t xml:space="preserve"> </w:t>
-      </w:r>
-      <w:r>
-        <w:rPr>
-          <w:rStyle w:val="VerbatimChar"/>
-        </w:rPr>
-        <w:t xml:space="preserve">rejected</w:t>
-      </w:r>
-      <w:r>
-        <w:t xml:space="preserve"> </w:t>
-      </w:r>
-      <w:r>
-        <w:t xml:space="preserve">means framing, identity, signature, or semantic validation failed and no official effect is permitted. Identical bytewise duplicates are idempotent. Exposed counts and errors must use these statuses consistently.</w:t>
-      </w:r>
-    </w:p>
-    <w:p>
-      <w:pPr>
-        <w:pStyle w:val="BodyText"/>
-      </w:pPr>
-      <w:r>
-        <w:rPr>
-          <w:b/>
-          <w:bCs/>
-        </w:rPr>
-        <w:t xml:space="preserve">Flood resistance / inbound validation — CONFIRMED requirement:</w:t>
-      </w:r>
-      <w:r>
-        <w:t xml:space="preserve"> </w:t>
-      </w:r>
-      <w:r>
-        <w:t xml:space="preserve">Every node must inspect every received block for framing, protocol version, well-formedness, hash/signature integrity, ledger identity, and signer authorization before it has any database effect. A hostile actor may flood arbitrary invalid blocks. Reject invalid inputs safely and limit untrusted resource consumption (including decoding, disk, CPU, memory and networking) without treating plausible timestamps alone as grounds for rejecting otherwise valid authorized blocks. An out-of-order block whose missing authorization evidence has not arrived must not be materialized before its authority is established. Exact inventory, caching and DoS budgets remain implementation choices.</w:t>
-      </w:r>
-    </w:p>
-    <w:bookmarkEnd w:id="40"/>
-    <w:bookmarkStart w:id="41" w:name="X2ac6a26e882c6fab6166261775c7b475b27b466"/>
-    <w:p>
-      <w:pPr>
-        <w:pStyle w:val="Heading2"/>
-      </w:pPr>
-      <w:r>
-        <w:t xml:space="preserve">12. Intended guarantees and deliberate non-guarantees</w:t>
-      </w:r>
-    </w:p>
-    <w:p>
-      <w:pPr>
-        <w:pStyle w:val="FirstParagraph"/>
-      </w:pPr>
-      <w:r>
-        <w:rPr>
-          <w:b/>
-          <w:bCs/>
-        </w:rPr>
-        <w:t xml:space="preserve">Intended:</w:t>
-      </w:r>
-      <w:r>
-        <w:t xml:space="preserve"> </w:t>
-      </w:r>
-      <w:r>
-        <w:t xml:space="preserve">Public cryptographic origin/integrity verification, signed historical authorization, deterministic canonical replay on the same accepted history, append-before-apply, one-row-per-block updates, delete-wins identity semantics, eventual convergence for participants that ultimately receive equivalent relevant events, permissionless block redistribution, complete reconstruction from validated genesis and all ledger history, independent progress during network partitions, and crash recovery for durably accepted events.</w:t>
-      </w:r>
-    </w:p>
-    <w:p>
-      <w:pPr>
-        <w:pStyle w:val="BodyText"/>
-      </w:pPr>
-      <w:r>
-        <w:rPr>
-          <w:b/>
-          <w:bCs/>
-        </w:rPr>
         <w:t xml:space="preserve">Not promised:</w:t>
       </w:r>
       <w:r>
@@ -8117,8 +7838,8 @@
         <w:t xml:space="preserve">correcting/rebuilding the derived database projection when an earlier valid block changes canonical materialization; retaining history and never suppressing an applicable block simply because it arrived late.</w:t>
       </w:r>
     </w:p>
-    <w:bookmarkEnd w:id="41"/>
-    <w:bookmarkStart w:id="42" w:name="X220004a72b5d6baf92ed2f0f8221fae96da9078"/>
+    <w:bookmarkEnd w:id="42"/>
+    <w:bookmarkStart w:id="43" w:name="X70f39e7addeedc7a767060c20b6acb9573ef8bb"/>
     <w:p>
       <w:pPr>
         <w:pStyle w:val="Heading2"/>
@@ -8148,7 +7869,7 @@
         </w:numPr>
       </w:pPr>
       <w:r>
-        <w:t xml:space="preserve">A grants B; B grants C; a late invalidation of B’s grant invalidates C’s dependent authority and relevant projected effects.</w:t>
+        <w:t xml:space="preserve">A grants B; B grants C; a late invalidation of B's grant invalidates C's dependent authority and relevant projected effects.</w:t>
       </w:r>
     </w:p>
     <w:p>
@@ -8305,17 +8026,17 @@
         <w:t xml:space="preserve">Unsupported or temporarily uninterpretable blocks produce diagnostics, remain available for dependency recovery, and never silently mutate official storage through a bypass.</w:t>
       </w:r>
     </w:p>
-    <w:bookmarkEnd w:id="42"/>
-    <w:bookmarkStart w:id="46" w:name="Xc9577394c30be94450240181511d799d93e28a9"/>
+    <w:bookmarkEnd w:id="43"/>
+    <w:bookmarkStart w:id="47" w:name="Xafe5a7b3412426a6b88235a68b4a5bc7744eeb1"/>
     <w:p>
       <w:pPr>
         <w:pStyle w:val="Heading2"/>
       </w:pPr>
       <w:r>
-        <w:t xml:space="preserve">14. Owner approvals and remaining design issues — 2026-10-22</w:t>
-      </w:r>
-    </w:p>
-    <w:bookmarkStart w:id="43" w:name="confirmed-in-this-revision"/>
+        <w:t xml:space="preserve">14. Owner decisions, specification boundaries, and change control</w:t>
+      </w:r>
+    </w:p>
+    <w:bookmarkStart w:id="44" w:name="X455cf4e38ecbe109f3cab02e8ddf8b859181cab"/>
     <w:p>
       <w:pPr>
         <w:pStyle w:val="Heading3"/>
@@ -8490,17 +8211,17 @@
         <w:t xml:space="preserve"> </w:t>
       </w:r>
       <w:r>
-        <w:t xml:space="preserve">the SELECT gating rule: do not wait for hypothetical remote blocks, but block ordinary local SELECT operations while the known local projection is actively being modified/reconstructed until it is consistent. A complete rebuild requires a persistent operator-facing diagnostic. Remaining details are identified below.</w:t>
-      </w:r>
-    </w:p>
-    <w:bookmarkEnd w:id="43"/>
-    <w:bookmarkStart w:id="44" w:name="X6f264792f6782779d3b8fe73b120a76cd2ea993"/>
+        <w:t xml:space="preserve">the SELECT gating rule: do not wait for hypothetical remote blocks, but block ordinary local SELECT operations while the known local projection is actively being modified/reconstructed until it is consistent. A complete rebuild requires a persistent operator-facing diagnostic. The specification boundaries and implementation freedoms are identified below.</w:t>
+      </w:r>
+    </w:p>
+    <w:bookmarkEnd w:id="44"/>
+    <w:bookmarkStart w:id="45" w:name="X941128c3df94923d923a45455ca5ac9a91d7546"/>
     <w:p>
       <w:pPr>
         <w:pStyle w:val="Heading3"/>
       </w:pPr>
       <w:r>
-        <w:t xml:space="preserve">14.2 Later owner approval and interoperability work still to freeze</w:t>
+        <w:t xml:space="preserve">14.2 Specified interfaces, implementation freedoms, and genuinely unspecified cases</w:t>
       </w:r>
     </w:p>
     <w:p>
@@ -8563,7 +8284,7 @@
         <w:t xml:space="preserve"> </w:t>
       </w:r>
       <w:r>
-        <w:t xml:space="preserve">partial publication and honest uncertain outcomes, (4) exact/lossless typed value conversions with no arbitrary fallback, (5) stable block statuses and permanent no-manual-winner quarantine for conflicting authenticated same-identity blocks in Version 1, (6) reconstruction status/logging plus bounded SELECT admission, (7) configurable input/memory/time defaults and basic peer-security rules, and (8) neutral externally controllable crash-test boundaries in a separate private benchmark contract. The owner further confirmed</w:t>
+        <w:t xml:space="preserve">partial publication and honest uncertain outcomes, (4) exact/lossless typed value conversions with no arbitrary fallback, (5) stable block statuses and permanent no-manual-winner quarantine for conflicting authenticated same-identity blocks in Version 1, (6) reconstruction status/logging plus bounded SELECT admission, (7) configurable input/memory/time defaults and basic peer-security rules, and (8) neutral externally controllable crash-test boundaries in a separate public fault-interface contract; verifier vectors and expected outcomes remain private. The owner further confirmed</w:t>
       </w:r>
       <w:r>
         <w:t xml:space="preserve"> </w:t>
@@ -8603,155 +8324,97 @@
           <w:b/>
           <w:bCs/>
         </w:rPr>
-        <w:t xml:space="preserve">Remaining exact sub-contracts / clarifications (not approved as additional architectural requirements):</w:t>
-      </w:r>
-    </w:p>
-    <w:p>
-      <w:pPr>
-        <w:pStyle w:val="Compact"/>
-        <w:numPr>
-          <w:ilvl w:val="0"/>
-          <w:numId w:val="1006"/>
-        </w:numPr>
-      </w:pPr>
-      <w:r>
-        <w:rPr>
-          <w:b/>
-          <w:bCs/>
-        </w:rPr>
-        <w:t xml:space="preserve">Management API details:</w:t>
-      </w:r>
-      <w:r>
-        <w:t xml:space="preserve"> </w:t>
-      </w:r>
-      <w:r>
-        <w:t xml:space="preserve">Normative</w:t>
-      </w:r>
-      <w:r>
-        <w:t xml:space="preserve"> </w:t>
-      </w:r>
-      <w:r>
-        <w:rPr>
-          <w:rStyle w:val="VerbatimChar"/>
-        </w:rPr>
-        <w:t xml:space="preserve">ledgerctl</w:t>
-      </w:r>
-      <w:r>
-        <w:t xml:space="preserve"> </w:t>
-      </w:r>
-      <w:r>
-        <w:t xml:space="preserve">JSON response/error schema for every command, optional settings/key management,</w:t>
-      </w:r>
-      <w:r>
-        <w:t xml:space="preserve"> </w:t>
-      </w:r>
-      <w:r>
-        <w:rPr>
-          <w:rStyle w:val="VerbatimChar"/>
-        </w:rPr>
-        <w:t xml:space="preserve">init</w:t>
-      </w:r>
-      <w:r>
-        <w:t xml:space="preserve">/</w:t>
-      </w:r>
-      <w:r>
-        <w:rPr>
-          <w:rStyle w:val="VerbatimChar"/>
-        </w:rPr>
-        <w:t xml:space="preserve">join</w:t>
-      </w:r>
-      <w:r>
-        <w:t xml:space="preserve"> </w:t>
-      </w:r>
-      <w:r>
-        <w:t xml:space="preserve">startup lifecycle, peer-endpoint syntax and identifier/pagination conventions. Keep these in the separately published management-API specification, not in private hidden-verifier conventions.</w:t>
-      </w:r>
-    </w:p>
-    <w:p>
-      <w:pPr>
-        <w:pStyle w:val="Compact"/>
-        <w:numPr>
-          <w:ilvl w:val="0"/>
-          <w:numId w:val="1006"/>
-        </w:numPr>
-      </w:pPr>
-      <w:r>
-        <w:rPr>
-          <w:b/>
-          <w:bCs/>
-        </w:rPr>
-        <w:t xml:space="preserve">PostgreSQL SQL boundary:</w:t>
-      </w:r>
-      <w:r>
-        <w:t xml:space="preserve"> </w:t>
-      </w:r>
-      <w:r>
-        <w:t xml:space="preserve">Exact supported built-in expression, cast, CTE and utility subset; explicit cast conversion matrix, PostgreSQL type mappings/collation/index metadata; emitted error-field schema and SQLSTATE choices outside</w:t>
-      </w:r>
-      <w:r>
-        <w:t xml:space="preserve"> </w:t>
-      </w:r>
-      <w:r>
-        <w:rPr>
-          <w:rStyle w:val="VerbatimChar"/>
-        </w:rPr>
-        <w:t xml:space="preserve">ZL001</w:t>
-      </w:r>
-      <w:r>
-        <w:t xml:space="preserve">/</w:t>
-      </w:r>
-      <w:r>
-        <w:rPr>
-          <w:rStyle w:val="VerbatimChar"/>
-        </w:rPr>
-        <w:t xml:space="preserve">08007</w:t>
-      </w:r>
-      <w:r>
-        <w:t xml:space="preserve">; options for retaining request identity across interrupted partial COMMIT.</w:t>
-      </w:r>
-    </w:p>
-    <w:p>
-      <w:pPr>
-        <w:pStyle w:val="Compact"/>
-        <w:numPr>
-          <w:ilvl w:val="0"/>
-          <w:numId w:val="1006"/>
-        </w:numPr>
-      </w:pPr>
-      <w:r>
-        <w:rPr>
-          <w:b/>
-          <w:bCs/>
-        </w:rPr>
-        <w:t xml:space="preserve">Rebuild/diagnostics:</w:t>
-      </w:r>
-      <w:r>
-        <w:t xml:space="preserve"> </w:t>
-      </w:r>
-      <w:r>
-        <w:t xml:space="preserve">Exact operational JSON keys and failure SQLSTATE; durable operator-log representation; applied-position semantics when history is late/out of order; default progress-query/timeout policies. Internal WAL/cache implementation choices remain free.</w:t>
-      </w:r>
-    </w:p>
-    <w:p>
-      <w:pPr>
-        <w:pStyle w:val="Compact"/>
-        <w:numPr>
-          <w:ilvl w:val="0"/>
-          <w:numId w:val="1006"/>
-        </w:numPr>
-      </w:pPr>
-      <w:r>
-        <w:rPr>
-          <w:b/>
-          <w:bCs/>
-        </w:rPr>
-        <w:t xml:space="preserve">Security/limits:</w:t>
-      </w:r>
-      <w:r>
-        <w:t xml:space="preserve"> </w:t>
-      </w:r>
-      <w:r>
-        <w:t xml:space="preserve">Final config-key syntax, minimum required supported values, locale-independent error text/code identifiers and peer endpoint syntax. Peer discovery and transport algorithms remain implementation freedoms.</w:t>
+        <w:t xml:space="preserve">Owner-approved C1–C12 integration — 2026-10-23; exact-artifact approval recorded separately:</w:t>
+      </w:r>
+      <w:r>
+        <w:t xml:space="preserve"> </w:t>
+      </w:r>
+      <w:r>
+        <w:t xml:space="preserve">PostgreSQL callable management/key selection, offline patch/build delivery and isolated runtime identities, lossless SQL mapping, Option A final effective provisional row changes, ZL003 unresolved-state diagnostics, signed correction ingestion/application and UUIDv4 overflow naming, ZL001/ZL002/rebuild JSONL diagnostics, mechanism-neutral fault/admission interface, independent configuration support minima, narrowly scoped populated-cluster adoption verification and mutation-path closure are specified in the accompanying four v0.4 contracts and three schemas. Installing/selecting a signing key never grants master authority. All automatic logical corrections are ledger-first; a replica may apply signed corrective history but never originate it. User-supplied over-limit SQL identifiers are rejected, while unrepresentable authenticated historical names/values are retained and diagnosed. These choices do not change the Version 1 binary grammar.</w:t>
+      </w:r>
+    </w:p>
+    <w:p>
+      <w:pPr>
+        <w:pStyle w:val="BodyText"/>
+      </w:pPr>
+      <w:r>
+        <w:t xml:space="preserve">Exact-file approval is separate from approval of these decisions. Advanced SQL forms and unencoded metadata not specified by the adapter remain explicitly classified there, not silently assumed supported or added as hidden restrictions. Internal WAL, projection, recovery, staging and peer algorithms remain engineering freedoms within the approved observable contracts; choosing among them requires no new normative decision. The design does not specify the outcome of competing CREATE/INSERT events with distinct block identities targeting the same still-live entity GUID. That case is distinct from byte-identical block duplication, disputed block identities and deleted-GUID non-reuse, whose rules are already specified. No additional winner or merge rule is introduced here.</w:t>
+      </w:r>
+    </w:p>
+    <w:p>
+      <w:pPr>
+        <w:pStyle w:val="BodyText"/>
+      </w:pPr>
+      <w:r>
+        <w:rPr>
+          <w:b/>
+          <w:bCs/>
+        </w:rPr>
+        <w:t xml:space="preserve">Already fixed, not open:</w:t>
+      </w:r>
+      <w:r>
+        <w:t xml:space="preserve"> </w:t>
+      </w:r>
+      <w:r>
+        <w:t xml:space="preserve">All independently signed blocks in a DDLB batch are preserved byte-for-byte, including all 64-byte Ed25519 signatures; exact batch header and record length; Version 1 quarantine/no arbitrary winner; block status vocabulary; rejection of leap seconds/nonfinite FLOAT and implicit lossy conversion; provisional</w:t>
+      </w:r>
+      <w:r>
+        <w:t xml:space="preserve"> </w:t>
+      </w:r>
+      <w:r>
+        <w:rPr>
+          <w:rStyle w:val="VerbatimChar"/>
+        </w:rPr>
+        <w:t xml:space="preserve">RETURNING</w:t>
+      </w:r>
+      <w:r>
+        <w:t xml:space="preserve">/read delay; non-arbitrary corrections by masters only.</w:t>
+      </w:r>
+    </w:p>
+    <w:p>
+      <w:pPr>
+        <w:pStyle w:val="BodyText"/>
+      </w:pPr>
+      <w:r>
+        <w:t xml:space="preserve">The accompanying public</w:t>
+      </w:r>
+      <w:r>
+        <w:t xml:space="preserve"> </w:t>
+      </w:r>
+      <w:r>
+        <w:rPr>
+          <w:rStyle w:val="VerbatimChar"/>
+        </w:rPr>
+        <w:t xml:space="preserve">Fault_Barrier_Contract.draft.md</w:t>
+      </w:r>
+      <w:r>
+        <w:t xml:space="preserve"> </w:t>
+      </w:r>
+      <w:r>
+        <w:t xml:space="preserve">and its JSON schemas specify the</w:t>
+      </w:r>
+      <w:r>
+        <w:t xml:space="preserve"> </w:t>
+      </w:r>
+      <w:r>
+        <w:rPr>
+          <w:b/>
+          <w:bCs/>
+        </w:rPr>
+        <w:t xml:space="preserve">candidate-neutral fault-injection control interface</w:t>
+      </w:r>
+      <w:r>
+        <w:t xml:space="preserve">: positive barrier handshakes before/after ledger durability, during projection and after projection becomes recoverable, plus positive server-side SELECT admission. These approved logical observations prescribe no PostgreSQL internals or persistence mechanism. Test vectors, schedules and expected outcomes remain private verifier material; the callable interface is public.</w:t>
+      </w:r>
+    </w:p>
+    <w:bookmarkEnd w:id="45"/>
+    <w:bookmarkStart w:id="46" w:name="Xc8d17aa09a6e80d0634062bd099c85f6898228f"/>
+    <w:p>
+      <w:pPr>
+        <w:pStyle w:val="Heading3"/>
+      </w:pPr>
+      <w:r>
+        <w:t xml:space="preserve">14.3 Implementation freedom and change control</w:t>
       </w:r>
     </w:p>
     <w:p>
@@ -8759,29 +8422,20 @@
         <w:pStyle w:val="FirstParagraph"/>
       </w:pPr>
       <w:r>
-        <w:rPr>
-          <w:b/>
-          <w:bCs/>
-        </w:rPr>
-        <w:t xml:space="preserve">Already fixed, not open:</w:t>
-      </w:r>
-      <w:r>
-        <w:t xml:space="preserve"> </w:t>
-      </w:r>
-      <w:r>
-        <w:t xml:space="preserve">All independently signed blocks in a DDLB batch are preserved byte-for-byte, including all 64-byte Ed25519 signatures; exact batch header and record length; Version 1 quarantine/no arbitrary winner; block status vocabulary; rejection of leap seconds/nonfinite FLOAT and implicit lossy conversion; provisional</w:t>
-      </w:r>
-      <w:r>
-        <w:t xml:space="preserve"> </w:t>
-      </w:r>
-      <w:r>
-        <w:rPr>
-          <w:rStyle w:val="VerbatimChar"/>
-        </w:rPr>
-        <w:t xml:space="preserve">RETURNING</w:t>
-      </w:r>
-      <w:r>
-        <w:t xml:space="preserve">/read delay; non-arbitrary corrections by masters only.</w:t>
+        <w:t xml:space="preserve">This specification defines externally required ledger behavior. Implementers may choose internal memory/WAL/index layout, SQL interception mechanism, rollback or from-scratch projection rebuild, crash recovery strategy, peer transport/discovery, and administrative-interface implementation</w:t>
+      </w:r>
+      <w:r>
+        <w:t xml:space="preserve"> </w:t>
+      </w:r>
+      <w:r>
+        <w:rPr>
+          <w:b/>
+          <w:bCs/>
+        </w:rPr>
+        <w:t xml:space="preserve">within the accompanying callable contracts</w:t>
+      </w:r>
+      <w:r>
+        <w:t xml:space="preserve">. An implementation cannot satisfy the requirements merely by providing an optional wrapper that leaves a supported direct SQL-to-storage mutation bypass. No particular PostgreSQL internal routine or code change is prescribed in this database-engine-independent design.</w:t>
       </w:r>
     </w:p>
     <w:p>
@@ -8789,61 +8443,6 @@
         <w:pStyle w:val="BodyText"/>
       </w:pPr>
       <w:r>
-        <w:t xml:space="preserve">For private benchmark testing, specify a</w:t>
-      </w:r>
-      <w:r>
-        <w:t xml:space="preserve"> </w:t>
-      </w:r>
-      <w:r>
-        <w:rPr>
-          <w:b/>
-          <w:bCs/>
-        </w:rPr>
-        <w:t xml:space="preserve">candidate-neutral fault-injection control interface</w:t>
-      </w:r>
-      <w:r>
-        <w:t xml:space="preserve"> </w:t>
-      </w:r>
-      <w:r>
-        <w:t xml:space="preserve">with an externally observable barrier handshake before/after ledger durability and during projection; the required logical boundaries are approved but no PostgreSQL internals or implementation mechanism is mandated. This belongs in the separate test contract, not the database-independent public design.</w:t>
-      </w:r>
-    </w:p>
-    <w:bookmarkEnd w:id="44"/>
-    <w:bookmarkStart w:id="45" w:name="X3661b107f4ad8fe8b3b837e7a32736cc8cbf58f"/>
-    <w:p>
-      <w:pPr>
-        <w:pStyle w:val="Heading3"/>
-      </w:pPr>
-      <w:r>
-        <w:t xml:space="preserve">14.3 Implementation freedom and change control</w:t>
-      </w:r>
-    </w:p>
-    <w:p>
-      <w:pPr>
-        <w:pStyle w:val="FirstParagraph"/>
-      </w:pPr>
-      <w:r>
-        <w:t xml:space="preserve">This specification defines externally required ledger behavior. Implementers may choose internal memory/WAL/index layout, SQL interception mechanism, rollback or from-scratch projection rebuild, crash recovery strategy, peer transport/discovery, and administrative-interface implementation</w:t>
-      </w:r>
-      <w:r>
-        <w:t xml:space="preserve"> </w:t>
-      </w:r>
-      <w:r>
-        <w:rPr>
-          <w:b/>
-          <w:bCs/>
-        </w:rPr>
-        <w:t xml:space="preserve">within the separately frozen callable contract</w:t>
-      </w:r>
-      <w:r>
-        <w:t xml:space="preserve">. An implementation cannot satisfy the requirements merely by providing an optional wrapper that leaves a supported direct SQL-to-storage mutation bypass. No particular PostgreSQL internal routine or code change is prescribed in this database-engine-independent design.</w:t>
-      </w:r>
-    </w:p>
-    <w:p>
-      <w:pPr>
-        <w:pStyle w:val="BodyText"/>
-      </w:pPr>
-      <w:r>
         <w:rPr>
           <w:b/>
           <w:bCs/>
@@ -8857,9 +8456,9 @@
         <w:t xml:space="preserve">Incorporate future owner approvals into their primary sections, removing contradicted OPEN statements rather than appending overriding requirements. Do not equate approval of a principle with approval of an otherwise unspecified byte grammar or hidden-verifier convention.</w:t>
       </w:r>
     </w:p>
-    <w:bookmarkEnd w:id="45"/>
     <w:bookmarkEnd w:id="46"/>
     <w:bookmarkEnd w:id="47"/>
+    <w:bookmarkEnd w:id="48"/>
     <w:sectPr/>
   </w:body>
 </w:document>
@@ -9143,36 +8742,6 @@
     <w:abstractNumId w:val="991"/>
   </w:num>
   <w:num w:numId="1005">
-    <w:abstractNumId w:val="99411"/>
-    <w:lvlOverride w:ilvl="0">
-      <w:startOverride w:val="1"/>
-    </w:lvlOverride>
-    <w:lvlOverride w:ilvl="1">
-      <w:startOverride w:val="1"/>
-    </w:lvlOverride>
-    <w:lvlOverride w:ilvl="2">
-      <w:startOverride w:val="1"/>
-    </w:lvlOverride>
-    <w:lvlOverride w:ilvl="3">
-      <w:startOverride w:val="1"/>
-    </w:lvlOverride>
-    <w:lvlOverride w:ilvl="4">
-      <w:startOverride w:val="1"/>
-    </w:lvlOverride>
-    <w:lvlOverride w:ilvl="5">
-      <w:startOverride w:val="1"/>
-    </w:lvlOverride>
-    <w:lvlOverride w:ilvl="6">
-      <w:startOverride w:val="1"/>
-    </w:lvlOverride>
-    <w:lvlOverride w:ilvl="7">
-      <w:startOverride w:val="1"/>
-    </w:lvlOverride>
-    <w:lvlOverride w:ilvl="8">
-      <w:startOverride w:val="1"/>
-    </w:lvlOverride>
-  </w:num>
-  <w:num w:numId="1006">
     <w:abstractNumId w:val="99411"/>
     <w:lvlOverride w:ilvl="0">
       <w:startOverride w:val="1"/>
